--- a/Documentation/project report.docx
+++ b/Documentation/project report.docx
@@ -453,30 +453,30 @@
           <w:sz w:val="36"/>
           <w:szCs w:val="36"/>
         </w:rPr>
-        <w:t>Guided by:</w:t>
-      </w:r>
-    </w:p>
-    <w:p>
-      <w:pPr>
-        <w:spacing w:before="8"/>
-        <w:ind w:left="3362"/>
-        <w:rPr>
-          <w:b/>
-          <w:bCs/>
+        <w:t xml:space="preserve">     </w:t>
+      </w:r>
+      <w:r>
+        <w:rPr>
+          <w:b/>
+          <w:bCs/>
+          <w:color w:val="4F82B9"/>
           <w:sz w:val="36"/>
           <w:szCs w:val="36"/>
         </w:rPr>
-      </w:pPr>
-      <w:r>
+        <w:t>Guided by:</w:t>
+      </w:r>
+    </w:p>
+    <w:p>
+      <w:pPr>
+        <w:spacing w:before="8"/>
+        <w:jc w:val="center"/>
         <w:rPr>
           <w:b/>
           <w:bCs/>
           <w:sz w:val="36"/>
           <w:szCs w:val="36"/>
         </w:rPr>
-        <w:t xml:space="preserve">Prof. Sandeep </w:t>
-      </w:r>
-      <w:proofErr w:type="spellStart"/>
+      </w:pPr>
       <w:r>
         <w:rPr>
           <w:b/>
@@ -484,9 +484,47 @@
           <w:sz w:val="36"/>
           <w:szCs w:val="36"/>
         </w:rPr>
-        <w:t>Walvekar</w:t>
-      </w:r>
-      <w:proofErr w:type="spellEnd"/>
+        <w:t>Mr.</w:t>
+      </w:r>
+      <w:r>
+        <w:rPr>
+          <w:b/>
+          <w:bCs/>
+          <w:sz w:val="36"/>
+          <w:szCs w:val="36"/>
+        </w:rPr>
+        <w:t xml:space="preserve"> </w:t>
+      </w:r>
+      <w:r>
+        <w:rPr>
+          <w:b/>
+          <w:bCs/>
+          <w:sz w:val="36"/>
+          <w:szCs w:val="36"/>
+        </w:rPr>
+        <w:t>Meet Patel</w:t>
+      </w:r>
+    </w:p>
+    <w:p>
+      <w:pPr>
+        <w:spacing w:before="8"/>
+        <w:jc w:val="center"/>
+        <w:rPr>
+          <w:b/>
+          <w:bCs/>
+          <w:sz w:val="36"/>
+          <w:szCs w:val="36"/>
+        </w:rPr>
+      </w:pPr>
+      <w:r>
+        <w:rPr>
+          <w:b/>
+          <w:bCs/>
+          <w:sz w:val="36"/>
+          <w:szCs w:val="36"/>
+        </w:rPr>
+        <w:t>Mr. Gajanan Taur</w:t>
+      </w:r>
     </w:p>
     <w:p>
       <w:pPr>
@@ -639,20 +677,8 @@
                 <w:sz w:val="24"/>
                 <w:szCs w:val="24"/>
               </w:rPr>
-              <w:t xml:space="preserve">Aryan </w:t>
+              <w:t>Aryan Bamane</w:t>
             </w:r>
-            <w:proofErr w:type="spellStart"/>
-            <w:r>
-              <w:rPr>
-                <w:b/>
-                <w:bCs/>
-                <w:color w:val="000000"/>
-                <w:sz w:val="24"/>
-                <w:szCs w:val="24"/>
-              </w:rPr>
-              <w:t>Bamane</w:t>
-            </w:r>
-            <w:proofErr w:type="spellEnd"/>
           </w:p>
         </w:tc>
         <w:tc>
@@ -939,29 +965,7 @@
                 <w:sz w:val="24"/>
                 <w:szCs w:val="24"/>
               </w:rPr>
-              <w:t xml:space="preserve">Souvik </w:t>
-            </w:r>
-            <w:proofErr w:type="spellStart"/>
-            <w:r>
-              <w:rPr>
-                <w:b/>
-                <w:bCs/>
-                <w:color w:val="000000"/>
-                <w:sz w:val="24"/>
-                <w:szCs w:val="24"/>
-              </w:rPr>
-              <w:t>kumar</w:t>
-            </w:r>
-            <w:proofErr w:type="spellEnd"/>
-            <w:r>
-              <w:rPr>
-                <w:b/>
-                <w:bCs/>
-                <w:color w:val="000000"/>
-                <w:sz w:val="24"/>
-                <w:szCs w:val="24"/>
-              </w:rPr>
-              <w:t xml:space="preserve"> </w:t>
+              <w:t xml:space="preserve">Souvik kumar </w:t>
             </w:r>
           </w:p>
         </w:tc>
@@ -1090,7 +1094,6 @@
         <w:jc w:val="center"/>
       </w:pPr>
       <w:r>
-        <w:lastRenderedPageBreak/>
         <w:t>Centre for Development of Advanced Computing (C-DAC), P</w:t>
       </w:r>
     </w:p>
@@ -1254,15 +1257,7 @@
         <w:jc w:val="center"/>
       </w:pPr>
       <w:r>
-        <w:t xml:space="preserve">                                                         Mr. Aryan </w:t>
-      </w:r>
-      <w:proofErr w:type="spellStart"/>
-      <w:r>
-        <w:t>Bamane</w:t>
-      </w:r>
-      <w:proofErr w:type="spellEnd"/>
-      <w:r>
-        <w:t xml:space="preserve"> </w:t>
+        <w:t xml:space="preserve">                                                         Mr. Aryan Bamane </w:t>
       </w:r>
     </w:p>
     <w:p>
@@ -1412,7 +1407,6 @@
           <w:szCs w:val="40"/>
         </w:rPr>
       </w:pPr>
-      <w:proofErr w:type="gramStart"/>
       <w:r>
         <w:rPr>
           <w:b/>
@@ -1420,17 +1414,7 @@
           <w:sz w:val="40"/>
           <w:szCs w:val="40"/>
         </w:rPr>
-        <w:t>Security  Analysis</w:t>
-      </w:r>
-      <w:proofErr w:type="gramEnd"/>
-      <w:r>
-        <w:rPr>
-          <w:b/>
-          <w:bCs/>
-          <w:sz w:val="40"/>
-          <w:szCs w:val="40"/>
-        </w:rPr>
-        <w:t xml:space="preserve"> and Monitoring.</w:t>
+        <w:t>Security  Analysis and Monitoring.</w:t>
       </w:r>
     </w:p>
     <w:p>
@@ -1458,36 +1442,15 @@
         <w:ind w:right="1141"/>
       </w:pPr>
       <w:r>
-        <w:t xml:space="preserve">Under the guidance </w:t>
-      </w:r>
-      <w:proofErr w:type="gramStart"/>
-      <w:r>
-        <w:t xml:space="preserve">of  </w:t>
+        <w:t xml:space="preserve">Under the guidance of  </w:t>
       </w:r>
       <w:r>
         <w:rPr>
           <w:sz w:val="36"/>
           <w:szCs w:val="36"/>
         </w:rPr>
-        <w:t>Prof.</w:t>
-      </w:r>
-      <w:proofErr w:type="gramEnd"/>
-      <w:r>
-        <w:rPr>
-          <w:sz w:val="36"/>
-          <w:szCs w:val="36"/>
-        </w:rPr>
-        <w:t xml:space="preserve"> Sandeep </w:t>
-      </w:r>
-      <w:proofErr w:type="spellStart"/>
-      <w:r>
-        <w:rPr>
-          <w:sz w:val="36"/>
-          <w:szCs w:val="36"/>
-        </w:rPr>
-        <w:t>Walvekar</w:t>
-      </w:r>
-      <w:proofErr w:type="spellEnd"/>
+        <w:t>Prof. Sandeep Walvekar</w:t>
+      </w:r>
     </w:p>
     <w:p>
       <w:pPr>
@@ -1584,17 +1547,8 @@
           <w:sz w:val="24"/>
           <w:szCs w:val="24"/>
         </w:rPr>
-        <w:t xml:space="preserve">Prof. Sandeep </w:t>
-      </w:r>
-      <w:proofErr w:type="spellStart"/>
-      <w:r>
-        <w:rPr>
-          <w:sz w:val="24"/>
-          <w:szCs w:val="24"/>
-        </w:rPr>
-        <w:t>Walvekar</w:t>
-      </w:r>
-      <w:proofErr w:type="spellEnd"/>
+        <w:t>Prof. Sandeep Walvekar</w:t>
+      </w:r>
       <w:r>
         <w:rPr>
           <w:sz w:val="24"/>
@@ -1681,7 +1635,6 @@
           <w:szCs w:val="26"/>
         </w:rPr>
       </w:pPr>
-      <w:proofErr w:type="gramStart"/>
       <w:r>
         <w:rPr>
           <w:b/>
@@ -1691,7 +1644,6 @@
         </w:rPr>
         <w:t>Lab  Mentor</w:t>
       </w:r>
-      <w:proofErr w:type="gramEnd"/>
     </w:p>
     <w:p>
       <w:pPr>
@@ -2017,17 +1969,8 @@
           <w:sz w:val="24"/>
           <w:szCs w:val="24"/>
         </w:rPr>
-        <w:t xml:space="preserve">We all are very glad to mention the name of Prof. Sandeep </w:t>
-      </w:r>
-      <w:proofErr w:type="spellStart"/>
-      <w:r>
-        <w:rPr>
-          <w:sz w:val="24"/>
-          <w:szCs w:val="24"/>
-        </w:rPr>
-        <w:t>Walvekar</w:t>
-      </w:r>
-      <w:proofErr w:type="spellEnd"/>
+        <w:t>We all are very glad to mention the name of Prof. Sandeep Walvekar</w:t>
+      </w:r>
       <w:r>
         <w:rPr>
           <w:i/>
@@ -2078,32 +2021,7 @@
           <w:sz w:val="24"/>
           <w:szCs w:val="24"/>
         </w:rPr>
-        <w:t xml:space="preserve">We are highly grateful to Mr. Vishal Salunke (Cource-coordinator (PG-DITISS), Sunbeam Institute of Information </w:t>
-      </w:r>
-      <w:proofErr w:type="spellStart"/>
-      <w:proofErr w:type="gramStart"/>
-      <w:r>
-        <w:rPr>
-          <w:sz w:val="24"/>
-          <w:szCs w:val="24"/>
-        </w:rPr>
-        <w:t>Technology,Pune</w:t>
-      </w:r>
-      <w:proofErr w:type="spellEnd"/>
-      <w:r>
-        <w:rPr>
-          <w:sz w:val="24"/>
-          <w:szCs w:val="24"/>
-        </w:rPr>
-        <w:t>),for</w:t>
-      </w:r>
-      <w:proofErr w:type="gramEnd"/>
-      <w:r>
-        <w:rPr>
-          <w:sz w:val="24"/>
-          <w:szCs w:val="24"/>
-        </w:rPr>
-        <w:t xml:space="preserve"> his guidance and support whenever necessary while doing this course </w:t>
+        <w:t xml:space="preserve">We are highly grateful to Mr. Vishal Salunke (Cource-coordinator (PG-DITISS), Sunbeam Institute of Information Technology,Pune),for his guidance and support whenever necessary while doing this course </w:t>
       </w:r>
       <w:r>
         <w:rPr>
@@ -2113,9 +2031,65 @@
           <w:sz w:val="24"/>
           <w:szCs w:val="24"/>
         </w:rPr>
-        <w:t xml:space="preserve">Post Graduate Diploma in IT Infrastructure Systems and </w:t>
-      </w:r>
-      <w:proofErr w:type="gramStart"/>
+        <w:t xml:space="preserve">Post Graduate Diploma in IT Infrastructure Systems and Security(PG-DITISS) </w:t>
+      </w:r>
+      <w:r>
+        <w:rPr>
+          <w:sz w:val="24"/>
+          <w:szCs w:val="24"/>
+        </w:rPr>
+        <w:t>through Sunbeam Institute of Information Technology, Pune.</w:t>
+      </w:r>
+    </w:p>
+    <w:p>
+      <w:pPr>
+        <w:pBdr>
+          <w:top w:val="nil"/>
+          <w:left w:val="nil"/>
+          <w:bottom w:val="nil"/>
+          <w:right w:val="nil"/>
+          <w:between w:val="nil"/>
+        </w:pBdr>
+        <w:rPr>
+          <w:color w:val="000000"/>
+          <w:sz w:val="26"/>
+          <w:szCs w:val="26"/>
+        </w:rPr>
+      </w:pPr>
+    </w:p>
+    <w:p>
+      <w:pPr>
+        <w:pBdr>
+          <w:top w:val="nil"/>
+          <w:left w:val="nil"/>
+          <w:bottom w:val="nil"/>
+          <w:right w:val="nil"/>
+          <w:between w:val="nil"/>
+        </w:pBdr>
+        <w:spacing w:before="1"/>
+        <w:rPr>
+          <w:color w:val="000000"/>
+          <w:sz w:val="28"/>
+          <w:szCs w:val="28"/>
+        </w:rPr>
+      </w:pPr>
+    </w:p>
+    <w:p>
+      <w:pPr>
+        <w:spacing w:line="288" w:lineRule="auto"/>
+        <w:ind w:left="1562" w:right="603"/>
+        <w:rPr>
+          <w:sz w:val="24"/>
+          <w:szCs w:val="24"/>
+        </w:rPr>
+      </w:pPr>
+      <w:r>
+        <w:rPr>
+          <w:sz w:val="24"/>
+          <w:szCs w:val="24"/>
+        </w:rPr>
+        <w:t xml:space="preserve">Our most heartfelt thanks goes to </w:t>
+      </w:r>
       <w:r>
         <w:rPr>
           <w:i/>
@@ -2124,115 +2098,7 @@
           <w:sz w:val="24"/>
           <w:szCs w:val="24"/>
         </w:rPr>
-        <w:t>Security(</w:t>
-      </w:r>
-      <w:proofErr w:type="gramEnd"/>
-      <w:r>
-        <w:rPr>
-          <w:i/>
-          <w:iCs/>
-          <w:color w:val="FF0000"/>
-          <w:sz w:val="24"/>
-          <w:szCs w:val="24"/>
-        </w:rPr>
-        <w:t xml:space="preserve">PG-DITISS) </w:t>
-      </w:r>
-      <w:r>
-        <w:rPr>
-          <w:sz w:val="24"/>
-          <w:szCs w:val="24"/>
-        </w:rPr>
-        <w:t>through Sunbeam Institute of Information Technology, Pune.</w:t>
-      </w:r>
-    </w:p>
-    <w:p>
-      <w:pPr>
-        <w:pBdr>
-          <w:top w:val="nil"/>
-          <w:left w:val="nil"/>
-          <w:bottom w:val="nil"/>
-          <w:right w:val="nil"/>
-          <w:between w:val="nil"/>
-        </w:pBdr>
-        <w:rPr>
-          <w:color w:val="000000"/>
-          <w:sz w:val="26"/>
-          <w:szCs w:val="26"/>
-        </w:rPr>
-      </w:pPr>
-    </w:p>
-    <w:p>
-      <w:pPr>
-        <w:pBdr>
-          <w:top w:val="nil"/>
-          <w:left w:val="nil"/>
-          <w:bottom w:val="nil"/>
-          <w:right w:val="nil"/>
-          <w:between w:val="nil"/>
-        </w:pBdr>
-        <w:spacing w:before="1"/>
-        <w:rPr>
-          <w:color w:val="000000"/>
-          <w:sz w:val="28"/>
-          <w:szCs w:val="28"/>
-        </w:rPr>
-      </w:pPr>
-    </w:p>
-    <w:p>
-      <w:pPr>
-        <w:spacing w:line="288" w:lineRule="auto"/>
-        <w:ind w:left="1562" w:right="603"/>
-        <w:rPr>
-          <w:sz w:val="24"/>
-          <w:szCs w:val="24"/>
-        </w:rPr>
-      </w:pPr>
-      <w:r>
-        <w:rPr>
-          <w:sz w:val="24"/>
-          <w:szCs w:val="24"/>
-        </w:rPr>
-        <w:t xml:space="preserve">Our most heartfelt thanks </w:t>
-      </w:r>
-      <w:proofErr w:type="gramStart"/>
-      <w:r>
-        <w:rPr>
-          <w:sz w:val="24"/>
-          <w:szCs w:val="24"/>
-        </w:rPr>
-        <w:t>goes</w:t>
-      </w:r>
-      <w:proofErr w:type="gramEnd"/>
-      <w:r>
-        <w:rPr>
-          <w:sz w:val="24"/>
-          <w:szCs w:val="24"/>
-        </w:rPr>
-        <w:t xml:space="preserve"> to </w:t>
-      </w:r>
-      <w:proofErr w:type="spellStart"/>
-      <w:proofErr w:type="gramStart"/>
-      <w:r>
-        <w:rPr>
-          <w:i/>
-          <w:iCs/>
-          <w:color w:val="FF0000"/>
-          <w:sz w:val="24"/>
-          <w:szCs w:val="24"/>
-        </w:rPr>
-        <w:t>Mr.Gajanan</w:t>
-      </w:r>
-      <w:proofErr w:type="spellEnd"/>
-      <w:proofErr w:type="gramEnd"/>
-      <w:r>
-        <w:rPr>
-          <w:i/>
-          <w:iCs/>
-          <w:color w:val="FF0000"/>
-          <w:sz w:val="24"/>
-          <w:szCs w:val="24"/>
-        </w:rPr>
-        <w:t xml:space="preserve"> Taur </w:t>
+        <w:t xml:space="preserve">Mr.Gajanan Taur </w:t>
       </w:r>
       <w:r>
         <w:rPr>
@@ -2414,8 +2280,6 @@
                 <w:szCs w:val="23"/>
               </w:rPr>
             </w:pPr>
-            <w:proofErr w:type="spellStart"/>
-            <w:proofErr w:type="gramStart"/>
             <w:r>
               <w:rPr>
                 <w:b/>
@@ -2424,32 +2288,8 @@
                 <w:sz w:val="23"/>
                 <w:szCs w:val="23"/>
               </w:rPr>
-              <w:t>Mr.Aryan</w:t>
+              <w:t>Mr.Aryan Bamane</w:t>
             </w:r>
-            <w:proofErr w:type="spellEnd"/>
-            <w:proofErr w:type="gramEnd"/>
-            <w:r>
-              <w:rPr>
-                <w:b/>
-                <w:bCs/>
-                <w:color w:val="000000"/>
-                <w:sz w:val="23"/>
-                <w:szCs w:val="23"/>
-              </w:rPr>
-              <w:t xml:space="preserve"> </w:t>
-            </w:r>
-            <w:proofErr w:type="spellStart"/>
-            <w:r>
-              <w:rPr>
-                <w:b/>
-                <w:bCs/>
-                <w:color w:val="000000"/>
-                <w:sz w:val="23"/>
-                <w:szCs w:val="23"/>
-              </w:rPr>
-              <w:t>Bamane</w:t>
-            </w:r>
-            <w:proofErr w:type="spellEnd"/>
           </w:p>
         </w:tc>
         <w:tc>
@@ -2550,8 +2390,6 @@
                 <w:szCs w:val="23"/>
               </w:rPr>
             </w:pPr>
-            <w:proofErr w:type="spellStart"/>
-            <w:proofErr w:type="gramStart"/>
             <w:r>
               <w:rPr>
                 <w:b/>
@@ -2560,19 +2398,7 @@
                 <w:sz w:val="23"/>
                 <w:szCs w:val="23"/>
               </w:rPr>
-              <w:t>Mr.Chirayu</w:t>
-            </w:r>
-            <w:proofErr w:type="spellEnd"/>
-            <w:proofErr w:type="gramEnd"/>
-            <w:r>
-              <w:rPr>
-                <w:b/>
-                <w:bCs/>
-                <w:color w:val="000000"/>
-                <w:sz w:val="23"/>
-                <w:szCs w:val="23"/>
-              </w:rPr>
-              <w:t xml:space="preserve"> Humar</w:t>
+              <w:t>Mr.Chirayu Humar</w:t>
             </w:r>
           </w:p>
         </w:tc>
@@ -2802,8 +2628,6 @@
                 <w:szCs w:val="23"/>
               </w:rPr>
             </w:pPr>
-            <w:proofErr w:type="spellStart"/>
-            <w:proofErr w:type="gramStart"/>
             <w:r>
               <w:rPr>
                 <w:b/>
@@ -2811,18 +2635,7 @@
                 <w:sz w:val="23"/>
                 <w:szCs w:val="23"/>
               </w:rPr>
-              <w:t>Mr.Souvik</w:t>
-            </w:r>
-            <w:proofErr w:type="spellEnd"/>
-            <w:proofErr w:type="gramEnd"/>
-            <w:r>
-              <w:rPr>
-                <w:b/>
-                <w:bCs/>
-                <w:sz w:val="23"/>
-                <w:szCs w:val="23"/>
-              </w:rPr>
-              <w:t xml:space="preserve"> Kumar</w:t>
+              <w:t>Mr.Souvik Kumar</w:t>
             </w:r>
           </w:p>
         </w:tc>
@@ -4199,7 +4012,6 @@
         </w:rPr>
         <w:t xml:space="preserve"> </w:t>
       </w:r>
-      <w:proofErr w:type="gramStart"/>
       <w:r>
         <w:rPr>
           <w:color w:val="000000"/>
@@ -4240,7 +4052,6 @@
         </w:rPr>
         <w:t>,</w:t>
       </w:r>
-      <w:proofErr w:type="spellStart"/>
       <w:r>
         <w:rPr>
           <w:color w:val="000000"/>
@@ -4255,53 +4066,7 @@
           <w:sz w:val="26"/>
           <w:szCs w:val="26"/>
         </w:rPr>
-        <w:t>qube</w:t>
-      </w:r>
-      <w:proofErr w:type="spellEnd"/>
-      <w:r>
-        <w:rPr>
-          <w:color w:val="000000"/>
-          <w:sz w:val="26"/>
-          <w:szCs w:val="26"/>
-        </w:rPr>
-        <w:t xml:space="preserve"> ,</w:t>
-      </w:r>
-      <w:proofErr w:type="spellStart"/>
-      <w:r>
-        <w:rPr>
-          <w:color w:val="000000"/>
-          <w:sz w:val="26"/>
-          <w:szCs w:val="26"/>
-        </w:rPr>
-        <w:t>trivy</w:t>
-      </w:r>
-      <w:proofErr w:type="spellEnd"/>
-      <w:r>
-        <w:rPr>
-          <w:color w:val="000000"/>
-          <w:sz w:val="26"/>
-          <w:szCs w:val="26"/>
-        </w:rPr>
-        <w:t xml:space="preserve"> ,</w:t>
-      </w:r>
-      <w:proofErr w:type="spellStart"/>
-      <w:r>
-        <w:rPr>
-          <w:color w:val="000000"/>
-          <w:sz w:val="26"/>
-          <w:szCs w:val="26"/>
-        </w:rPr>
-        <w:t>kubernertes</w:t>
-      </w:r>
-      <w:proofErr w:type="spellEnd"/>
-      <w:proofErr w:type="gramEnd"/>
-      <w:r>
-        <w:rPr>
-          <w:color w:val="000000"/>
-          <w:sz w:val="26"/>
-          <w:szCs w:val="26"/>
-        </w:rPr>
-        <w:t xml:space="preserve"> </w:t>
+        <w:t xml:space="preserve">qube ,trivy ,kubernertes </w:t>
       </w:r>
       <w:r>
         <w:rPr>
@@ -4345,23 +4110,13 @@
           <w:szCs w:val="26"/>
         </w:rPr>
       </w:pPr>
-      <w:proofErr w:type="gramStart"/>
-      <w:r>
-        <w:rPr>
-          <w:color w:val="000000"/>
-          <w:sz w:val="26"/>
-          <w:szCs w:val="26"/>
-        </w:rPr>
-        <w:t>First</w:t>
-      </w:r>
-      <w:proofErr w:type="gramEnd"/>
-      <w:r>
-        <w:rPr>
-          <w:color w:val="000000"/>
-          <w:sz w:val="26"/>
-          <w:szCs w:val="26"/>
-        </w:rPr>
-        <w:t xml:space="preserve"> we have created the AWS EC2 instance using Terraform. Installed all the necessary application on the instance and configured them as per need. After the web application source code is pushed to GitHub repository the automation takes over and web application is deployed with agility using Docker container. This is achieved using CI/CD pipeline with Jenkins, which begins with static code analysis where compliance of code is determined with clean and secure coding practices.</w:t>
+      <w:r>
+        <w:rPr>
+          <w:color w:val="000000"/>
+          <w:sz w:val="26"/>
+          <w:szCs w:val="26"/>
+        </w:rPr>
+        <w:t>First we have created the AWS EC2 instance using Terraform. Installed all the necessary application on the instance and configured them as per need. After the web application source code is pushed to GitHub repository the automation takes over and web application is deployed with agility using Docker container. This is achieved using CI/CD pipeline with Jenkins, which begins with static code analysis where compliance of code is determined with clean and secure coding practices.</w:t>
       </w:r>
     </w:p>
     <w:p>
@@ -4405,7 +4160,6 @@
           <w:cols w:space="720"/>
         </w:sectPr>
       </w:pPr>
-      <w:proofErr w:type="spellStart"/>
       <w:r>
         <w:rPr>
           <w:color w:val="000000"/>
@@ -4422,7 +4176,6 @@
         </w:rPr>
         <w:t>ing</w:t>
       </w:r>
-      <w:proofErr w:type="spellEnd"/>
       <w:r>
         <w:rPr>
           <w:color w:val="000000"/>
@@ -4469,108 +4222,24 @@
           <w:sz w:val="26"/>
           <w:szCs w:val="26"/>
         </w:rPr>
-        <w:t xml:space="preserve">g </w:t>
-      </w:r>
-      <w:proofErr w:type="spellStart"/>
-      <w:r>
-        <w:rPr>
-          <w:color w:val="000000"/>
-          <w:sz w:val="26"/>
-          <w:szCs w:val="26"/>
-        </w:rPr>
-        <w:t>Sonarqube</w:t>
-      </w:r>
-      <w:proofErr w:type="spellEnd"/>
-      <w:r>
-        <w:rPr>
-          <w:color w:val="000000"/>
-          <w:sz w:val="26"/>
-          <w:szCs w:val="26"/>
-        </w:rPr>
-        <w:t xml:space="preserve"> </w:t>
-      </w:r>
-      <w:r>
-        <w:rPr>
-          <w:color w:val="000000"/>
-          <w:sz w:val="26"/>
-          <w:szCs w:val="26"/>
-        </w:rPr>
-        <w:t xml:space="preserve">and notified to the </w:t>
-      </w:r>
-      <w:proofErr w:type="gramStart"/>
-      <w:r>
-        <w:rPr>
-          <w:color w:val="000000"/>
-          <w:sz w:val="26"/>
-          <w:szCs w:val="26"/>
-        </w:rPr>
-        <w:t>developer .</w:t>
-      </w:r>
-      <w:proofErr w:type="gramEnd"/>
-      <w:r>
-        <w:rPr>
-          <w:color w:val="000000"/>
-          <w:sz w:val="26"/>
-          <w:szCs w:val="26"/>
-        </w:rPr>
-        <w:t xml:space="preserve"> This scan result is notified to the administrator. When the code is compliant it triggers the next job in Jenkins Pipeline. Which builds the Docker image that contains web </w:t>
-      </w:r>
-      <w:proofErr w:type="spellStart"/>
-      <w:proofErr w:type="gramStart"/>
-      <w:r>
-        <w:rPr>
-          <w:color w:val="000000"/>
-          <w:sz w:val="26"/>
-          <w:szCs w:val="26"/>
-        </w:rPr>
-        <w:t>application.</w:t>
-      </w:r>
-      <w:r>
-        <w:rPr>
-          <w:color w:val="000000"/>
-          <w:sz w:val="26"/>
-          <w:szCs w:val="26"/>
-        </w:rPr>
-        <w:t>The</w:t>
-      </w:r>
-      <w:proofErr w:type="spellEnd"/>
-      <w:proofErr w:type="gramEnd"/>
-      <w:r>
-        <w:rPr>
-          <w:color w:val="000000"/>
-          <w:sz w:val="26"/>
-          <w:szCs w:val="26"/>
-        </w:rPr>
-        <w:t xml:space="preserve"> docker image and container is been scanned by </w:t>
-      </w:r>
-      <w:proofErr w:type="spellStart"/>
-      <w:r>
-        <w:rPr>
-          <w:color w:val="000000"/>
-          <w:sz w:val="26"/>
-          <w:szCs w:val="26"/>
-        </w:rPr>
-        <w:t>trivy</w:t>
-      </w:r>
-      <w:proofErr w:type="spellEnd"/>
-      <w:r>
-        <w:rPr>
-          <w:color w:val="000000"/>
-          <w:sz w:val="26"/>
-          <w:szCs w:val="26"/>
-        </w:rPr>
-        <w:t xml:space="preserve"> if it has any </w:t>
-      </w:r>
-      <w:proofErr w:type="gramStart"/>
-      <w:r>
-        <w:rPr>
-          <w:color w:val="000000"/>
-          <w:sz w:val="26"/>
-          <w:szCs w:val="26"/>
-        </w:rPr>
-        <w:t>vulnerability</w:t>
-      </w:r>
-      <w:proofErr w:type="gramEnd"/>
+        <w:t xml:space="preserve">g Sonarqube </w:t>
+      </w:r>
+      <w:r>
+        <w:rPr>
+          <w:color w:val="000000"/>
+          <w:sz w:val="26"/>
+          <w:szCs w:val="26"/>
+        </w:rPr>
+        <w:t>and notified to the developer . This scan result is notified to the administrator. When the code is compliant it triggers the next job in Jenkins Pipeline. Which builds the Docker image that contains web application.</w:t>
+      </w:r>
+      <w:r>
+        <w:rPr>
+          <w:color w:val="000000"/>
+          <w:sz w:val="26"/>
+          <w:szCs w:val="26"/>
+        </w:rPr>
+        <w:t>The docker image and container is been scanned by trivy if it has any vulnerability</w:t>
+      </w:r>
       <w:r>
         <w:rPr>
           <w:color w:val="000000"/>
@@ -4593,43 +4262,7 @@
           <w:sz w:val="26"/>
           <w:szCs w:val="26"/>
         </w:rPr>
-        <w:t xml:space="preserve">n inside the </w:t>
-      </w:r>
-      <w:proofErr w:type="gramStart"/>
-      <w:r>
-        <w:rPr>
-          <w:color w:val="000000"/>
-          <w:sz w:val="26"/>
-          <w:szCs w:val="26"/>
-        </w:rPr>
-        <w:t>container .</w:t>
-      </w:r>
-      <w:proofErr w:type="gramEnd"/>
-      <w:r>
-        <w:rPr>
-          <w:color w:val="000000"/>
-          <w:sz w:val="26"/>
-          <w:szCs w:val="26"/>
-        </w:rPr>
-        <w:t xml:space="preserve"> </w:t>
-      </w:r>
-      <w:proofErr w:type="gramStart"/>
-      <w:r>
-        <w:rPr>
-          <w:color w:val="000000"/>
-          <w:sz w:val="26"/>
-          <w:szCs w:val="26"/>
-        </w:rPr>
-        <w:t>Finally</w:t>
-      </w:r>
-      <w:proofErr w:type="gramEnd"/>
-      <w:r>
-        <w:rPr>
-          <w:color w:val="000000"/>
-          <w:sz w:val="26"/>
-          <w:szCs w:val="26"/>
-        </w:rPr>
-        <w:t xml:space="preserve"> when the Docker image is deemed ready it is deployed </w:t>
+        <w:t xml:space="preserve">n inside the container . Finally when the Docker image is deemed ready it is deployed </w:t>
       </w:r>
       <w:r>
         <w:rPr>
@@ -4653,25 +4286,7 @@
           <w:sz w:val="26"/>
           <w:szCs w:val="26"/>
         </w:rPr>
-        <w:t xml:space="preserve"> </w:t>
-      </w:r>
-      <w:proofErr w:type="gramStart"/>
-      <w:r>
-        <w:rPr>
-          <w:color w:val="000000"/>
-          <w:sz w:val="26"/>
-          <w:szCs w:val="26"/>
-        </w:rPr>
-        <w:t>which  is</w:t>
-      </w:r>
-      <w:proofErr w:type="gramEnd"/>
-      <w:r>
-        <w:rPr>
-          <w:color w:val="000000"/>
-          <w:sz w:val="26"/>
-          <w:szCs w:val="26"/>
-        </w:rPr>
-        <w:t xml:space="preserve"> then monitored using Prometheus and Grafana.</w:t>
+        <w:t xml:space="preserve"> which  is then monitored using Prometheus and Grafana.</w:t>
       </w:r>
     </w:p>
     <w:p>
@@ -4951,43 +4566,7 @@
           <w:sz w:val="26"/>
           <w:szCs w:val="26"/>
         </w:rPr>
-        <w:t xml:space="preserve">Amazon Web Services (AWS), a subsidiary of Amazon.com, has invested billions of dollars in IT resources distributed across the globe. These resources are shared among all the AWS account holders across the globe. These account themselves are entirely isolated from each other. AWS provides on-demand IT resources to its account holders on a pay-as-you-go pricing model with no upfront cost.  Amazon Web services </w:t>
-      </w:r>
-      <w:proofErr w:type="gramStart"/>
-      <w:r>
-        <w:rPr>
-          <w:color w:val="000000"/>
-          <w:sz w:val="26"/>
-          <w:szCs w:val="26"/>
-        </w:rPr>
-        <w:t>offers</w:t>
-      </w:r>
-      <w:proofErr w:type="gramEnd"/>
-      <w:r>
-        <w:rPr>
-          <w:color w:val="000000"/>
-          <w:sz w:val="26"/>
-          <w:szCs w:val="26"/>
-        </w:rPr>
-        <w:t xml:space="preserve"> flexibility because you can only pay for services you use or you need. Enterprises use AWS to reduce capital expenditure of building their own private IT infrastructure (which can be expensive depending upon the enterprise’s size and nature). AWS has its own Physical fiber network that connects with Availability zones, regions and Edge locations. All the maintenance cost is also </w:t>
-      </w:r>
-      <w:proofErr w:type="gramStart"/>
-      <w:r>
-        <w:rPr>
-          <w:color w:val="000000"/>
-          <w:sz w:val="26"/>
-          <w:szCs w:val="26"/>
-        </w:rPr>
-        <w:t>bared</w:t>
-      </w:r>
-      <w:proofErr w:type="gramEnd"/>
-      <w:r>
-        <w:rPr>
-          <w:color w:val="000000"/>
-          <w:sz w:val="26"/>
-          <w:szCs w:val="26"/>
-        </w:rPr>
-        <w:t xml:space="preserve"> by the AWS that saves a fortune for the enterprises.</w:t>
+        <w:t>Amazon Web Services (AWS), a subsidiary of Amazon.com, has invested billions of dollars in IT resources distributed across the globe. These resources are shared among all the AWS account holders across the globe. These account themselves are entirely isolated from each other. AWS provides on-demand IT resources to its account holders on a pay-as-you-go pricing model with no upfront cost.  Amazon Web services offers flexibility because you can only pay for services you use or you need. Enterprises use AWS to reduce capital expenditure of building their own private IT infrastructure (which can be expensive depending upon the enterprise’s size and nature). AWS has its own Physical fiber network that connects with Availability zones, regions and Edge locations. All the maintenance cost is also bared by the AWS that saves a fortune for the enterprises.</w:t>
       </w:r>
     </w:p>
     <w:p>
@@ -5029,18 +4608,8 @@
           <w:sz w:val="26"/>
           <w:szCs w:val="26"/>
         </w:rPr>
-        <w:t xml:space="preserve">Security of cloud is the responsibility of AWS but Security in the cloud is Customer’s Responsibility. The Performance efficiency in the cloud has four main </w:t>
-      </w:r>
-      <w:proofErr w:type="gramStart"/>
-      <w:r>
-        <w:rPr>
-          <w:color w:val="000000"/>
-          <w:sz w:val="26"/>
-          <w:szCs w:val="26"/>
-        </w:rPr>
-        <w:t>areas:-</w:t>
-      </w:r>
-      <w:proofErr w:type="gramEnd"/>
+        <w:t>Security of cloud is the responsibility of AWS but Security in the cloud is Customer’s Responsibility. The Performance efficiency in the cloud has four main areas:-</w:t>
+      </w:r>
     </w:p>
     <w:p>
       <w:pPr>
@@ -5809,46 +5378,15 @@
       </w:r>
       <w:r>
         <w:tab/>
-        <w:t xml:space="preserve">delivery network). </w:t>
-      </w:r>
-      <w:proofErr w:type="spellStart"/>
-      <w:r>
-        <w:t>Cloudfront</w:t>
-      </w:r>
-      <w:proofErr w:type="spellEnd"/>
-      <w:r>
-        <w:t xml:space="preserve"> can cache frequently used content such as images and </w:t>
-      </w:r>
-      <w:proofErr w:type="gramStart"/>
-      <w:r>
-        <w:t>videos(</w:t>
-      </w:r>
-      <w:proofErr w:type="gramEnd"/>
-      <w:r>
-        <w:t xml:space="preserve">live </w:t>
-      </w:r>
-      <w:proofErr w:type="gramStart"/>
-      <w:r>
-        <w:t xml:space="preserve">streaming  </w:t>
+        <w:t xml:space="preserve">delivery network). Cloudfront can cache frequently used content such as images and videos(live streaming  </w:t>
       </w:r>
       <w:r>
         <w:tab/>
-      </w:r>
-      <w:proofErr w:type="gramEnd"/>
-      <w:r>
         <w:t xml:space="preserve">videos also) at edge locations and distribute it to edge locations across the globe for high-speed delivery and </w:t>
       </w:r>
       <w:r>
         <w:tab/>
-        <w:t xml:space="preserve">low </w:t>
-      </w:r>
-      <w:proofErr w:type="gramStart"/>
-      <w:r>
-        <w:t>latency  for</w:t>
-      </w:r>
-      <w:proofErr w:type="gramEnd"/>
-      <w:r>
-        <w:t xml:space="preserve"> end-users. It also protects from DDOS attacks.</w:t>
+        <w:t>low latency  for end-users. It also protects from DDOS attacks.</w:t>
       </w:r>
     </w:p>
     <w:p>
@@ -5890,31 +5428,7 @@
         </w:rPr>
       </w:pPr>
       <w:r>
-        <w:t xml:space="preserve">The AWS management console is a web-based interface to access AWS. It requires an AWS account and also has a smartphone application for the same purpose. </w:t>
-      </w:r>
-      <w:proofErr w:type="gramStart"/>
-      <w:r>
-        <w:t>So</w:t>
-      </w:r>
-      <w:proofErr w:type="gramEnd"/>
-      <w:r>
-        <w:t xml:space="preserve"> When </w:t>
-      </w:r>
-      <w:proofErr w:type="gramStart"/>
-      <w:r>
-        <w:t>you  sign</w:t>
-      </w:r>
-      <w:proofErr w:type="gramEnd"/>
-      <w:r>
-        <w:t xml:space="preserve"> in for first time, you see the console home </w:t>
-      </w:r>
-      <w:proofErr w:type="gramStart"/>
-      <w:r>
-        <w:t>page  where</w:t>
-      </w:r>
-      <w:proofErr w:type="gramEnd"/>
-      <w:r>
-        <w:t xml:space="preserve"> you see all the services provided by AWS. Cost monitoring is also done through the console.</w:t>
+        <w:t>The AWS management console is a web-based interface to access AWS. It requires an AWS account and also has a smartphone application for the same purpose. So When you  sign in for first time, you see the console home page  where you see all the services provided by AWS. Cost monitoring is also done through the console.</w:t>
       </w:r>
     </w:p>
     <w:p>
@@ -5941,15 +5455,7 @@
         </w:rPr>
       </w:pPr>
       <w:r>
-        <w:t xml:space="preserve">AWS resources can also be accessed through various Software Development Kits (SDKs), which allows the developers to create applications as AWS as its backend. There are SDKs for all the major </w:t>
-      </w:r>
-      <w:proofErr w:type="gramStart"/>
-      <w:r>
-        <w:t>languages(</w:t>
-      </w:r>
-      <w:proofErr w:type="gramEnd"/>
-      <w:r>
-        <w:t xml:space="preserve">e.g., JavaScript, Python, Node.js, .Net, PHP, Ruby, Go, C++). There are mobile SDKs for Android, iOS, React Native, Unity, and Xamarin. AWS can also be accessed by making HTTP calls using the AWS-API. AWS also provides a Command Line Interface (CLI) for remotely accessing the AWS and can implement scripts to automate many processes. This Console is also available as an app for Android and iOS. For mobile apps, you can simply download AWS console app. </w:t>
+        <w:t xml:space="preserve">AWS resources can also be accessed through various Software Development Kits (SDKs), which allows the developers to create applications as AWS as its backend. There are SDKs for all the major languages(e.g., JavaScript, Python, Node.js, .Net, PHP, Ruby, Go, C++). There are mobile SDKs for Android, iOS, React Native, Unity, and Xamarin. AWS can also be accessed by making HTTP calls using the AWS-API. AWS also provides a Command Line Interface (CLI) for remotely accessing the AWS and can implement scripts to automate many processes. This Console is also available as an app for Android and iOS. For mobile apps, you can simply download AWS console app. </w:t>
       </w:r>
     </w:p>
     <w:p>
@@ -6034,15 +5540,7 @@
         <w:t>nfrastructure as a Service (IaaS)</w:t>
       </w:r>
       <w:r>
-        <w:t xml:space="preserve">: It is the basic building block of cloud IT. It generally provides access to data storage space, networking features, and computer </w:t>
-      </w:r>
-      <w:proofErr w:type="gramStart"/>
-      <w:r>
-        <w:t>hardware(</w:t>
-      </w:r>
-      <w:proofErr w:type="gramEnd"/>
-      <w:r>
-        <w:t>virtual or dedicated hardware). It is highly flexible and gives management controls over the IT resources to the developer. For example, VPC, EC2, EBS.</w:t>
+        <w:t>: It is the basic building block of cloud IT. It generally provides access to data storage space, networking features, and computer hardware(virtual or dedicated hardware). It is highly flexible and gives management controls over the IT resources to the developer. For example, VPC, EC2, EBS.</w:t>
       </w:r>
     </w:p>
     <w:p>
@@ -6076,15 +5574,7 @@
         <w:t>Platform as a Service (PaaS):</w:t>
       </w:r>
       <w:r>
-        <w:t xml:space="preserve"> This is a type of service where AWS manages the underlying infrastructure (usually operating system and hardware). This helps the developer to be more efficient as they do not have to worry about undifferentiated heavy lifting required for running the applications such as capacity planning, software maintenance, resource procurement, patching, etc., and focus more on deployment and management of the applications. For example, RDS, EMR, </w:t>
-      </w:r>
-      <w:proofErr w:type="spellStart"/>
-      <w:r>
-        <w:t>ElasticSearch</w:t>
-      </w:r>
-      <w:proofErr w:type="spellEnd"/>
-      <w:r>
-        <w:t>.</w:t>
+        <w:t xml:space="preserve"> This is a type of service where AWS manages the underlying infrastructure (usually operating system and hardware). This helps the developer to be more efficient as they do not have to worry about undifferentiated heavy lifting required for running the applications such as capacity planning, software maintenance, resource procurement, patching, etc., and focus more on deployment and management of the applications. For example, RDS, EMR, ElasticSearch.</w:t>
       </w:r>
     </w:p>
     <w:p>
@@ -6118,32 +5608,11 @@
           <w:b/>
           <w:bCs/>
         </w:rPr>
-        <w:t xml:space="preserve">oftware as a </w:t>
-      </w:r>
-      <w:proofErr w:type="gramStart"/>
-      <w:r>
-        <w:rPr>
-          <w:b/>
-          <w:bCs/>
-        </w:rPr>
-        <w:t>Service(</w:t>
-      </w:r>
-      <w:proofErr w:type="gramEnd"/>
-      <w:r>
-        <w:rPr>
-          <w:b/>
-          <w:bCs/>
-        </w:rPr>
-        <w:t>SaaS)</w:t>
-      </w:r>
-      <w:r>
-        <w:t xml:space="preserve">: It is a complete product that usually runs on a browser. It primarily refers to end-user applications. It is run and managed by the service provider. The end-user only has to worry about the application of the software suitable to its needs. For example, Saleforce.com, Web-based email, Office </w:t>
-      </w:r>
-      <w:proofErr w:type="gramStart"/>
-      <w:r>
-        <w:t>365 .</w:t>
-      </w:r>
-      <w:proofErr w:type="gramEnd"/>
+        <w:t>oftware as a Service(SaaS)</w:t>
+      </w:r>
+      <w:r>
+        <w:t>: It is a complete product that usually runs on a browser. It primarily refers to end-user applications. It is run and managed by the service provider. The end-user only has to worry about the application of the software suitable to its needs. For example, Saleforce.com, Web-based email, Office 365 .</w:t>
+      </w:r>
     </w:p>
     <w:p>
       <w:pPr>
@@ -6283,13 +5752,8 @@
         <w:ind w:left="480"/>
       </w:pPr>
       <w:r>
-        <w:t xml:space="preserve">Git relies on the basis of distributed development of software where more than one developer may have access to the source code of a specific application and can modify changes to it that may be seen by other </w:t>
-      </w:r>
-      <w:proofErr w:type="gramStart"/>
-      <w:r>
-        <w:t>developers..</w:t>
-      </w:r>
-      <w:proofErr w:type="gramEnd"/>
+        <w:t>Git relies on the basis of distributed development of software where more than one developer may have access to the source code of a specific application and can modify changes to it that may be seen by other developers..</w:t>
+      </w:r>
     </w:p>
     <w:p>
       <w:pPr>
@@ -6384,15 +5848,7 @@
         <w:ind w:left="480"/>
       </w:pPr>
       <w:r>
-        <w:t xml:space="preserve">All versions are stored on a central server, and individual </w:t>
-      </w:r>
-      <w:proofErr w:type="gramStart"/>
-      <w:r>
-        <w:t>developers</w:t>
-      </w:r>
-      <w:proofErr w:type="gramEnd"/>
-      <w:r>
-        <w:t xml:space="preserve"> checkout and upload changes back to this server.</w:t>
+        <w:t>All versions are stored on a central server, and individual developers checkout and upload changes back to this server.</w:t>
       </w:r>
     </w:p>
     <w:p>
@@ -7073,7 +6529,6 @@
         </w:rPr>
         <w:t xml:space="preserve">To operate Jenkins, pipelines are created. A pipeline is a series of steps the Jenkins server will take to perform the required tasks of the CI/CD process. These are stored in a plain text </w:t>
       </w:r>
-      <w:proofErr w:type="spellStart"/>
       <w:r>
         <w:rPr>
           <w:i/>
@@ -7082,9 +6537,16 @@
           <w:sz w:val="26"/>
           <w:szCs w:val="26"/>
         </w:rPr>
-        <w:t>Jenkinsfile</w:t>
-      </w:r>
-      <w:proofErr w:type="spellEnd"/>
+        <w:t xml:space="preserve">Jenkinsfile. </w:t>
+      </w:r>
+      <w:r>
+        <w:rPr>
+          <w:color w:val="000000"/>
+          <w:sz w:val="26"/>
+          <w:szCs w:val="26"/>
+        </w:rPr>
+        <w:t xml:space="preserve">The </w:t>
+      </w:r>
       <w:r>
         <w:rPr>
           <w:i/>
@@ -7093,37 +6555,7 @@
           <w:sz w:val="26"/>
           <w:szCs w:val="26"/>
         </w:rPr>
-        <w:t xml:space="preserve">. </w:t>
-      </w:r>
-      <w:r>
-        <w:rPr>
-          <w:color w:val="000000"/>
-          <w:sz w:val="26"/>
-          <w:szCs w:val="26"/>
-        </w:rPr>
-        <w:t xml:space="preserve">The </w:t>
-      </w:r>
-      <w:proofErr w:type="spellStart"/>
-      <w:r>
-        <w:rPr>
-          <w:i/>
-          <w:iCs/>
-          <w:color w:val="000000"/>
-          <w:sz w:val="26"/>
-          <w:szCs w:val="26"/>
-        </w:rPr>
-        <w:t>Jenkinsfile</w:t>
-      </w:r>
-      <w:proofErr w:type="spellEnd"/>
-      <w:r>
-        <w:rPr>
-          <w:i/>
-          <w:iCs/>
-          <w:color w:val="000000"/>
-          <w:sz w:val="26"/>
-          <w:szCs w:val="26"/>
-        </w:rPr>
-        <w:t xml:space="preserve"> </w:t>
+        <w:t xml:space="preserve">Jenkinsfile </w:t>
       </w:r>
       <w:r>
         <w:rPr>
@@ -7151,7 +6583,6 @@
         </w:rPr>
         <w:t xml:space="preserve">. Steps in the pipeline are declared as commands with parameters and encapsulated in curly brackets. The Jenkins server then reads the </w:t>
       </w:r>
-      <w:proofErr w:type="spellStart"/>
       <w:r>
         <w:rPr>
           <w:i/>
@@ -7160,18 +6591,7 @@
           <w:sz w:val="26"/>
           <w:szCs w:val="26"/>
         </w:rPr>
-        <w:t>Jenkinsfile</w:t>
-      </w:r>
-      <w:proofErr w:type="spellEnd"/>
-      <w:r>
-        <w:rPr>
-          <w:i/>
-          <w:iCs/>
-          <w:color w:val="000000"/>
-          <w:sz w:val="26"/>
-          <w:szCs w:val="26"/>
-        </w:rPr>
-        <w:t xml:space="preserve"> </w:t>
+        <w:t xml:space="preserve">Jenkinsfile </w:t>
       </w:r>
       <w:r>
         <w:rPr>
@@ -7213,7 +6633,6 @@
         </w:rPr>
         <w:t xml:space="preserve">A </w:t>
       </w:r>
-      <w:proofErr w:type="spellStart"/>
       <w:r>
         <w:rPr>
           <w:i/>
@@ -7222,18 +6641,7 @@
           <w:sz w:val="26"/>
           <w:szCs w:val="26"/>
         </w:rPr>
-        <w:t>Jenkinsfile</w:t>
-      </w:r>
-      <w:proofErr w:type="spellEnd"/>
-      <w:r>
-        <w:rPr>
-          <w:i/>
-          <w:iCs/>
-          <w:color w:val="000000"/>
-          <w:sz w:val="26"/>
-          <w:szCs w:val="26"/>
-        </w:rPr>
-        <w:t xml:space="preserve"> </w:t>
+        <w:t xml:space="preserve">Jenkinsfile </w:t>
       </w:r>
       <w:r>
         <w:rPr>
@@ -7374,25 +6782,7 @@
           <w:sz w:val="26"/>
           <w:szCs w:val="26"/>
         </w:rPr>
-        <w:t xml:space="preserve">Plugins help to integrate other developer tools into the Jenkins environment, add new user interface elements to the Jenkins Web UI, help with administration of Jenkins, and enhance Jenkins for build and source code management. One of the more common uses of plugins is to provide integration points for CI/CD sources and destinations. These include software version control systems (SVCs) such as Git and Atlassian </w:t>
-      </w:r>
-      <w:proofErr w:type="spellStart"/>
-      <w:r>
-        <w:rPr>
-          <w:color w:val="000000"/>
-          <w:sz w:val="26"/>
-          <w:szCs w:val="26"/>
-        </w:rPr>
-        <w:t>BitBucket</w:t>
-      </w:r>
-      <w:proofErr w:type="spellEnd"/>
-      <w:r>
-        <w:rPr>
-          <w:color w:val="000000"/>
-          <w:sz w:val="26"/>
-          <w:szCs w:val="26"/>
-        </w:rPr>
-        <w:t xml:space="preserve">, container runtime systems -- especially Docker, virtual machine </w:t>
+        <w:t xml:space="preserve">Plugins help to integrate other developer tools into the Jenkins environment, add new user interface elements to the Jenkins Web UI, help with administration of Jenkins, and enhance Jenkins for build and source code management. One of the more common uses of plugins is to provide integration points for CI/CD sources and destinations. These include software version control systems (SVCs) such as Git and Atlassian BitBucket, container runtime systems -- especially Docker, virtual machine </w:t>
       </w:r>
       <w:hyperlink r:id="rId26">
         <w:r>
@@ -7873,7 +7263,6 @@
         </w:rPr>
         <w:t xml:space="preserve">Jenkins is, of course, not perfect. While it is easy to install (with simple to follow directions), production Jenkins can be difficult to implement. Developing production pipelines using </w:t>
       </w:r>
-      <w:proofErr w:type="spellStart"/>
       <w:r>
         <w:rPr>
           <w:i/>
@@ -7882,18 +7271,7 @@
           <w:sz w:val="26"/>
           <w:szCs w:val="26"/>
         </w:rPr>
-        <w:t>Jenkinsfiles</w:t>
-      </w:r>
-      <w:proofErr w:type="spellEnd"/>
-      <w:r>
-        <w:rPr>
-          <w:i/>
-          <w:iCs/>
-          <w:color w:val="000000"/>
-          <w:sz w:val="26"/>
-          <w:szCs w:val="26"/>
-        </w:rPr>
-        <w:t xml:space="preserve"> </w:t>
+        <w:t xml:space="preserve">Jenkinsfiles </w:t>
       </w:r>
       <w:r>
         <w:rPr>
@@ -8074,25 +7452,7 @@
           <w:sz w:val="26"/>
           <w:szCs w:val="26"/>
         </w:rPr>
-        <w:t xml:space="preserve">Docker provides the ability to package and run an application in a loosely isolated environment called a container. The isolation and security </w:t>
-      </w:r>
-      <w:proofErr w:type="gramStart"/>
-      <w:r>
-        <w:rPr>
-          <w:color w:val="000000"/>
-          <w:sz w:val="26"/>
-          <w:szCs w:val="26"/>
-        </w:rPr>
-        <w:t>allows</w:t>
-      </w:r>
-      <w:proofErr w:type="gramEnd"/>
-      <w:r>
-        <w:rPr>
-          <w:color w:val="000000"/>
-          <w:sz w:val="26"/>
-          <w:szCs w:val="26"/>
-        </w:rPr>
-        <w:t xml:space="preserve"> you to run many containers simultaneously on a given host. Containers are lightweight and contain everything needed to run the application, so you do not need to rely on what is currently installed on the host. You can easily share containers while you work, and be sure that everyone you share with gets the same container that works in the same way.</w:t>
+        <w:t>Docker provides the ability to package and run an application in a loosely isolated environment called a container. The isolation and security allows you to run many containers simultaneously on a given host. Containers are lightweight and contain everything needed to run the application, so you do not need to rely on what is currently installed on the host. You can easily share containers while you work, and be sure that everyone you share with gets the same container that works in the same way.</w:t>
       </w:r>
     </w:p>
     <w:p>
@@ -9006,25 +8366,7 @@
           <w:sz w:val="26"/>
           <w:szCs w:val="26"/>
         </w:rPr>
-        <w:t>The Docker daemon (</w:t>
-      </w:r>
-      <w:proofErr w:type="spellStart"/>
-      <w:r>
-        <w:rPr>
-          <w:color w:val="000000"/>
-          <w:sz w:val="26"/>
-          <w:szCs w:val="26"/>
-        </w:rPr>
-        <w:t>dockerd</w:t>
-      </w:r>
-      <w:proofErr w:type="spellEnd"/>
-      <w:r>
-        <w:rPr>
-          <w:color w:val="000000"/>
-          <w:sz w:val="26"/>
-          <w:szCs w:val="26"/>
-        </w:rPr>
-        <w:t>) listens for Docker API requests and manages Docker objects such as images, containers, networks, and volumes. A daemon can also communicate with other daemons to manage Docker services.</w:t>
+        <w:t>The Docker daemon (dockerd) listens for Docker API requests and manages Docker objects such as images, containers, networks, and volumes. A daemon can also communicate with other daemons to manage Docker services.</w:t>
       </w:r>
     </w:p>
     <w:p>
@@ -9118,25 +8460,7 @@
           <w:sz w:val="26"/>
           <w:szCs w:val="26"/>
         </w:rPr>
-        <w:t xml:space="preserve">to </w:t>
-      </w:r>
-      <w:proofErr w:type="spellStart"/>
-      <w:r>
-        <w:rPr>
-          <w:color w:val="000000"/>
-          <w:sz w:val="26"/>
-          <w:szCs w:val="26"/>
-        </w:rPr>
-        <w:t>dockerd</w:t>
-      </w:r>
-      <w:proofErr w:type="spellEnd"/>
-      <w:r>
-        <w:rPr>
-          <w:color w:val="000000"/>
-          <w:sz w:val="26"/>
-          <w:szCs w:val="26"/>
-        </w:rPr>
-        <w:t>, which carries them out. The docker command uses the Docker API. The Docker client can communicate with more than one daemon.</w:t>
+        <w:t>to dockerd, which carries them out. The docker command uses the Docker API. The Docker client can communicate with more than one daemon.</w:t>
       </w:r>
     </w:p>
     <w:p>
@@ -9205,25 +8529,7 @@
           <w:sz w:val="26"/>
           <w:szCs w:val="26"/>
         </w:rPr>
-        <w:t>Docker Desktop is an easy-to-install application for your Mac or Windows environment that enables you to build and share containerized applications and microservices. Docker Desktop includes the Docker daemon (</w:t>
-      </w:r>
-      <w:proofErr w:type="spellStart"/>
-      <w:r>
-        <w:rPr>
-          <w:color w:val="000000"/>
-          <w:sz w:val="26"/>
-          <w:szCs w:val="26"/>
-        </w:rPr>
-        <w:t>dockerd</w:t>
-      </w:r>
-      <w:proofErr w:type="spellEnd"/>
-      <w:r>
-        <w:rPr>
-          <w:color w:val="000000"/>
-          <w:sz w:val="26"/>
-          <w:szCs w:val="26"/>
-        </w:rPr>
-        <w:t xml:space="preserve">), the Docker client (docker), Docker Compose, Docker Content Trust, Kubernetes, and Credential Helper. For more information, see </w:t>
+        <w:t xml:space="preserve">Docker Desktop is an easy-to-install application for your Mac or Windows environment that enables you to build and share containerized applications and microservices. Docker Desktop includes the Docker daemon (dockerd), the Docker client (docker), Docker Compose, Docker Content Trust, Kubernetes, and Credential Helper. For more information, see </w:t>
       </w:r>
       <w:hyperlink r:id="rId35">
         <w:r>
@@ -9591,7 +8897,6 @@
         </w:rPr>
         <w:t xml:space="preserve">You might create your own images or you might only use those created by others and published in a registry. To build your own image, you create a </w:t>
       </w:r>
-      <w:proofErr w:type="spellStart"/>
       <w:r>
         <w:rPr>
           <w:i/>
@@ -9600,62 +8905,15 @@
           <w:sz w:val="26"/>
           <w:szCs w:val="26"/>
         </w:rPr>
-        <w:t>Dockerfile</w:t>
-      </w:r>
-      <w:proofErr w:type="spellEnd"/>
-      <w:r>
-        <w:rPr>
-          <w:i/>
-          <w:iCs/>
-          <w:color w:val="000000"/>
-          <w:sz w:val="26"/>
-          <w:szCs w:val="26"/>
-        </w:rPr>
-        <w:t xml:space="preserve"> </w:t>
-      </w:r>
-      <w:r>
-        <w:rPr>
-          <w:color w:val="000000"/>
-          <w:sz w:val="26"/>
-          <w:szCs w:val="26"/>
-        </w:rPr>
-        <w:t xml:space="preserve">with a simple syntax for defining the steps needed to create the image and run it. Each instruction in a </w:t>
-      </w:r>
-      <w:proofErr w:type="spellStart"/>
-      <w:r>
-        <w:rPr>
-          <w:color w:val="000000"/>
-          <w:sz w:val="26"/>
-          <w:szCs w:val="26"/>
-        </w:rPr>
-        <w:t>Dockerfile</w:t>
-      </w:r>
-      <w:proofErr w:type="spellEnd"/>
-      <w:r>
-        <w:rPr>
-          <w:color w:val="000000"/>
-          <w:sz w:val="26"/>
-          <w:szCs w:val="26"/>
-        </w:rPr>
-        <w:t xml:space="preserve"> creates a layer in the image. When you change the </w:t>
-      </w:r>
-      <w:proofErr w:type="spellStart"/>
-      <w:r>
-        <w:rPr>
-          <w:color w:val="000000"/>
-          <w:sz w:val="26"/>
-          <w:szCs w:val="26"/>
-        </w:rPr>
-        <w:t>Dockerfile</w:t>
-      </w:r>
-      <w:proofErr w:type="spellEnd"/>
-      <w:r>
-        <w:rPr>
-          <w:color w:val="000000"/>
-          <w:sz w:val="26"/>
-          <w:szCs w:val="26"/>
-        </w:rPr>
-        <w:t xml:space="preserve"> and rebuild the</w:t>
+        <w:t xml:space="preserve">Dockerfile </w:t>
+      </w:r>
+      <w:r>
+        <w:rPr>
+          <w:color w:val="000000"/>
+          <w:sz w:val="26"/>
+          <w:szCs w:val="26"/>
+        </w:rPr>
+        <w:t>with a simple syntax for defining the steps needed to create the image and run it. Each instruction in a Dockerfile creates a layer in the image. When you change the Dockerfile and rebuild the</w:t>
       </w:r>
     </w:p>
     <w:p>
@@ -10130,25 +9388,7 @@
           <w:sz w:val="26"/>
           <w:szCs w:val="26"/>
         </w:rPr>
-        <w:t xml:space="preserve">: Prometheus employs a "pull" model for data collection, where it scrapes metrics from instrumented targets at regular intervals. Targets can be servers, containers, or any system emitting metrics in Prometheus's supported formats, such as the Prometheus exposition format or </w:t>
-      </w:r>
-      <w:proofErr w:type="spellStart"/>
-      <w:r>
-        <w:rPr>
-          <w:color w:val="000000"/>
-          <w:sz w:val="26"/>
-          <w:szCs w:val="26"/>
-        </w:rPr>
-        <w:t>OpenMetrics</w:t>
-      </w:r>
-      <w:proofErr w:type="spellEnd"/>
-      <w:r>
-        <w:rPr>
-          <w:color w:val="000000"/>
-          <w:sz w:val="26"/>
-          <w:szCs w:val="26"/>
-        </w:rPr>
-        <w:t>.</w:t>
+        <w:t>: Prometheus employs a "pull" model for data collection, where it scrapes metrics from instrumented targets at regular intervals. Targets can be servers, containers, or any system emitting metrics in Prometheus's supported formats, such as the Prometheus exposition format or OpenMetrics.</w:t>
       </w:r>
     </w:p>
     <w:p>
@@ -10252,25 +9492,7 @@
           <w:sz w:val="26"/>
           <w:szCs w:val="26"/>
         </w:rPr>
-        <w:t xml:space="preserve"> Prometheus comes with a powerful query language called </w:t>
-      </w:r>
-      <w:proofErr w:type="spellStart"/>
-      <w:r>
-        <w:rPr>
-          <w:color w:val="000000"/>
-          <w:sz w:val="26"/>
-          <w:szCs w:val="26"/>
-        </w:rPr>
-        <w:t>PromQL</w:t>
-      </w:r>
-      <w:proofErr w:type="spellEnd"/>
-      <w:r>
-        <w:rPr>
-          <w:color w:val="000000"/>
-          <w:sz w:val="26"/>
-          <w:szCs w:val="26"/>
-        </w:rPr>
-        <w:t>, which allows users to perform complex queries and aggregations on the collected data. This is essential for creating custom alerts and dashboards.</w:t>
+        <w:t xml:space="preserve"> Prometheus comes with a powerful query language called PromQL, which allows users to perform complex queries and aggregations on the collected data. This is essential for creating custom alerts and dashboards.</w:t>
       </w:r>
     </w:p>
     <w:p>
@@ -10695,59 +9917,37 @@
           <w:sz w:val="26"/>
           <w:szCs w:val="26"/>
         </w:rPr>
-        <w:t>Creating Instance on AWS using Terraform</w:t>
-      </w:r>
-    </w:p>
-    <w:p>
-      <w:pPr>
-        <w:pBdr>
-          <w:top w:val="nil"/>
-          <w:left w:val="nil"/>
-          <w:bottom w:val="nil"/>
-          <w:right w:val="nil"/>
-          <w:between w:val="nil"/>
-        </w:pBdr>
-        <w:tabs>
-          <w:tab w:val="left" w:pos="4403"/>
-        </w:tabs>
-        <w:spacing w:before="89" w:line="552" w:lineRule="auto"/>
-        <w:ind w:left="480" w:right="2998" w:firstLine="3562"/>
-        <w:rPr>
-          <w:b/>
-          <w:bCs/>
-          <w:color w:val="000000"/>
-          <w:sz w:val="26"/>
-          <w:szCs w:val="26"/>
-        </w:rPr>
-      </w:pPr>
-      <w:r>
-        <w:rPr>
-          <w:noProof/>
-        </w:rPr>
         <w:drawing>
-          <wp:anchor distT="0" distB="0" distL="0" distR="0" simplePos="0" relativeHeight="251660288" behindDoc="0" locked="0" layoutInCell="1" hidden="0" allowOverlap="1" wp14:anchorId="6EAAC0F0" wp14:editId="27B89A65">
+          <wp:anchor distT="0" distB="0" distL="114300" distR="114300" simplePos="0" relativeHeight="251675648" behindDoc="0" locked="0" layoutInCell="1" allowOverlap="1" wp14:anchorId="394BE55D" wp14:editId="3FC48664">
             <wp:simplePos x="0" y="0"/>
-            <wp:positionH relativeFrom="column">
-              <wp:posOffset>608330</wp:posOffset>
+            <wp:positionH relativeFrom="margin">
+              <wp:align>center</wp:align>
             </wp:positionH>
             <wp:positionV relativeFrom="paragraph">
-              <wp:posOffset>635</wp:posOffset>
+              <wp:posOffset>632559</wp:posOffset>
             </wp:positionV>
-            <wp:extent cx="5349875" cy="3364865"/>
-            <wp:effectExtent l="0" t="0" r="0" b="0"/>
-            <wp:wrapSquare wrapText="bothSides" distT="0" distB="0" distL="0" distR="0"/>
-            <wp:docPr id="72" name="image9.jpg"/>
-            <wp:cNvGraphicFramePr/>
+            <wp:extent cx="3659472" cy="3557653"/>
+            <wp:effectExtent l="0" t="0" r="0" b="5080"/>
+            <wp:wrapTopAndBottom/>
+            <wp:docPr id="1413207031" name="Picture 1"/>
+            <wp:cNvGraphicFramePr>
+              <a:graphicFrameLocks xmlns:a="http://schemas.openxmlformats.org/drawingml/2006/main" noChangeAspect="1"/>
+            </wp:cNvGraphicFramePr>
             <a:graphic xmlns:a="http://schemas.openxmlformats.org/drawingml/2006/main">
               <a:graphicData uri="http://schemas.openxmlformats.org/drawingml/2006/picture">
                 <pic:pic xmlns:pic="http://schemas.openxmlformats.org/drawingml/2006/picture">
                   <pic:nvPicPr>
-                    <pic:cNvPr id="0" name="image9.jpg"/>
-                    <pic:cNvPicPr preferRelativeResize="0"/>
+                    <pic:cNvPr id="1413207031" name=""/>
+                    <pic:cNvPicPr/>
                   </pic:nvPicPr>
                   <pic:blipFill>
-                    <a:blip r:embed="rId39"/>
-                    <a:srcRect/>
+                    <a:blip r:embed="rId39">
+                      <a:extLst>
+                        <a:ext uri="{28A0092B-C50C-407E-A947-70E740481C1C}">
+                          <a14:useLocalDpi xmlns:a14="http://schemas.microsoft.com/office/drawing/2010/main" val="0"/>
+                        </a:ext>
+                      </a:extLst>
+                    </a:blip>
                     <a:stretch>
                       <a:fillRect/>
                     </a:stretch>
@@ -10755,19 +9955,80 @@
                   <pic:spPr>
                     <a:xfrm>
                       <a:off x="0" y="0"/>
-                      <a:ext cx="5349875" cy="3364865"/>
+                      <a:ext cx="3659472" cy="3557653"/>
                     </a:xfrm>
                     <a:prstGeom prst="rect">
                       <a:avLst/>
                     </a:prstGeom>
-                    <a:ln/>
                   </pic:spPr>
                 </pic:pic>
               </a:graphicData>
             </a:graphic>
+            <wp14:sizeRelH relativeFrom="page">
+              <wp14:pctWidth>0</wp14:pctWidth>
+            </wp14:sizeRelH>
+            <wp14:sizeRelV relativeFrom="page">
+              <wp14:pctHeight>0</wp14:pctHeight>
+            </wp14:sizeRelV>
           </wp:anchor>
         </w:drawing>
       </w:r>
+      <w:r>
+        <w:rPr>
+          <w:b/>
+          <w:bCs/>
+          <w:color w:val="000000"/>
+          <w:sz w:val="26"/>
+          <w:szCs w:val="26"/>
+        </w:rPr>
+        <w:t>Creating Instance on AWS using Terraform</w:t>
+      </w:r>
+    </w:p>
+    <w:p>
+      <w:pPr>
+        <w:pBdr>
+          <w:top w:val="nil"/>
+          <w:left w:val="nil"/>
+          <w:bottom w:val="nil"/>
+          <w:right w:val="nil"/>
+          <w:between w:val="nil"/>
+        </w:pBdr>
+        <w:tabs>
+          <w:tab w:val="left" w:pos="4403"/>
+        </w:tabs>
+        <w:spacing w:before="89" w:line="552" w:lineRule="auto"/>
+        <w:ind w:left="480" w:right="2998"/>
+        <w:rPr>
+          <w:b/>
+          <w:bCs/>
+          <w:color w:val="000000"/>
+          <w:sz w:val="26"/>
+          <w:szCs w:val="26"/>
+        </w:rPr>
+      </w:pPr>
+    </w:p>
+    <w:p>
+      <w:pPr>
+        <w:pBdr>
+          <w:top w:val="nil"/>
+          <w:left w:val="nil"/>
+          <w:bottom w:val="nil"/>
+          <w:right w:val="nil"/>
+          <w:between w:val="nil"/>
+        </w:pBdr>
+        <w:tabs>
+          <w:tab w:val="left" w:pos="4403"/>
+        </w:tabs>
+        <w:spacing w:before="89" w:line="552" w:lineRule="auto"/>
+        <w:ind w:left="480" w:right="2998" w:firstLine="3562"/>
+        <w:rPr>
+          <w:b/>
+          <w:bCs/>
+          <w:color w:val="000000"/>
+          <w:sz w:val="26"/>
+          <w:szCs w:val="26"/>
+        </w:rPr>
+      </w:pPr>
     </w:p>
     <w:p>
       <w:pPr>
@@ -10893,30 +10154,28 @@
           <w:sz w:val="26"/>
           <w:szCs w:val="26"/>
         </w:rPr>
-        <w:t xml:space="preserve">     Source Code Management using </w:t>
-      </w:r>
-      <w:proofErr w:type="spellStart"/>
-      <w:r>
-        <w:rPr>
-          <w:b/>
-          <w:bCs/>
-          <w:color w:val="000000"/>
-          <w:sz w:val="26"/>
-          <w:szCs w:val="26"/>
-        </w:rPr>
-        <w:t>Github</w:t>
-      </w:r>
-      <w:proofErr w:type="spellEnd"/>
-      <w:r>
-        <w:rPr>
-          <w:b/>
-          <w:bCs/>
-          <w:color w:val="000000"/>
-          <w:sz w:val="26"/>
-          <w:szCs w:val="26"/>
-        </w:rPr>
-        <w:t xml:space="preserve"> for Web Application</w:t>
-      </w:r>
+        <w:lastRenderedPageBreak/>
+        <w:t xml:space="preserve">     Source Code Management using Github for Web Application</w:t>
+      </w:r>
+    </w:p>
+    <w:p>
+      <w:pPr>
+        <w:pBdr>
+          <w:top w:val="nil"/>
+          <w:left w:val="nil"/>
+          <w:bottom w:val="nil"/>
+          <w:right w:val="nil"/>
+          <w:between w:val="nil"/>
+        </w:pBdr>
+        <w:spacing w:before="7"/>
+        <w:rPr>
+          <w:b/>
+          <w:bCs/>
+          <w:color w:val="000000"/>
+          <w:sz w:val="14"/>
+          <w:szCs w:val="14"/>
+        </w:rPr>
+      </w:pPr>
     </w:p>
     <w:p>
       <w:pPr>
@@ -10946,31 +10205,23 @@
         <w:rPr>
           <w:noProof/>
         </w:rPr>
-        <w:lastRenderedPageBreak/>
         <w:drawing>
-          <wp:anchor distT="0" distB="0" distL="0" distR="0" simplePos="0" relativeHeight="251662336" behindDoc="0" locked="0" layoutInCell="1" hidden="0" allowOverlap="1" wp14:anchorId="471DB23B" wp14:editId="594B6F5A">
-            <wp:simplePos x="0" y="0"/>
-            <wp:positionH relativeFrom="column">
-              <wp:posOffset>308610</wp:posOffset>
-            </wp:positionH>
-            <wp:positionV relativeFrom="paragraph">
-              <wp:posOffset>635</wp:posOffset>
-            </wp:positionV>
-            <wp:extent cx="6313805" cy="3693160"/>
-            <wp:effectExtent l="0" t="0" r="0" b="0"/>
-            <wp:wrapSquare wrapText="bothSides" distT="0" distB="0" distL="0" distR="0"/>
-            <wp:docPr id="79" name="image20.jpg"/>
-            <wp:cNvGraphicFramePr/>
+          <wp:inline distT="0" distB="0" distL="0" distR="0" wp14:anchorId="698C5701" wp14:editId="44E7F211">
+            <wp:extent cx="6566535" cy="3693795"/>
+            <wp:effectExtent l="0" t="0" r="5715" b="1905"/>
+            <wp:docPr id="128555943" name="Picture 1"/>
+            <wp:cNvGraphicFramePr>
+              <a:graphicFrameLocks xmlns:a="http://schemas.openxmlformats.org/drawingml/2006/main" noChangeAspect="1"/>
+            </wp:cNvGraphicFramePr>
             <a:graphic xmlns:a="http://schemas.openxmlformats.org/drawingml/2006/main">
               <a:graphicData uri="http://schemas.openxmlformats.org/drawingml/2006/picture">
                 <pic:pic xmlns:pic="http://schemas.openxmlformats.org/drawingml/2006/picture">
                   <pic:nvPicPr>
-                    <pic:cNvPr id="0" name="image20.jpg"/>
-                    <pic:cNvPicPr preferRelativeResize="0"/>
+                    <pic:cNvPr id="128555943" name=""/>
+                    <pic:cNvPicPr/>
                   </pic:nvPicPr>
                   <pic:blipFill>
                     <a:blip r:embed="rId42"/>
-                    <a:srcRect/>
                     <a:stretch>
                       <a:fillRect/>
                     </a:stretch>
@@ -10978,17 +10229,16 @@
                   <pic:spPr>
                     <a:xfrm>
                       <a:off x="0" y="0"/>
-                      <a:ext cx="6313805" cy="3693160"/>
+                      <a:ext cx="6566535" cy="3693795"/>
                     </a:xfrm>
                     <a:prstGeom prst="rect">
                       <a:avLst/>
                     </a:prstGeom>
-                    <a:ln/>
                   </pic:spPr>
                 </pic:pic>
               </a:graphicData>
             </a:graphic>
-          </wp:anchor>
+          </wp:inline>
         </w:drawing>
       </w:r>
     </w:p>
@@ -11022,25 +10272,108 @@
           <w:szCs w:val="26"/>
         </w:rPr>
       </w:pPr>
-      <w:r>
-        <w:rPr>
-          <w:b/>
-          <w:bCs/>
-          <w:sz w:val="26"/>
-          <w:szCs w:val="26"/>
-        </w:rPr>
-        <w:t>After Creating AWS instance, Logging in to the EC2instance through terminal</w:t>
-      </w:r>
-    </w:p>
-    <w:p>
-      <w:pPr>
-        <w:spacing w:before="89"/>
-        <w:ind w:left="480" w:right="191"/>
-        <w:rPr>
-          <w:b/>
-          <w:bCs/>
-          <w:sz w:val="26"/>
-          <w:szCs w:val="26"/>
+    </w:p>
+    <w:p>
+      <w:pPr>
+        <w:pBdr>
+          <w:top w:val="nil"/>
+          <w:left w:val="nil"/>
+          <w:bottom w:val="nil"/>
+          <w:right w:val="nil"/>
+          <w:between w:val="nil"/>
+        </w:pBdr>
+        <w:rPr>
+          <w:b/>
+          <w:bCs/>
+          <w:color w:val="000000"/>
+          <w:sz w:val="20"/>
+          <w:szCs w:val="20"/>
+        </w:rPr>
+      </w:pPr>
+    </w:p>
+    <w:p>
+      <w:pPr>
+        <w:pBdr>
+          <w:top w:val="nil"/>
+          <w:left w:val="nil"/>
+          <w:bottom w:val="nil"/>
+          <w:right w:val="nil"/>
+          <w:between w:val="nil"/>
+        </w:pBdr>
+        <w:spacing w:before="6"/>
+        <w:rPr>
+          <w:b/>
+          <w:bCs/>
+          <w:color w:val="000000"/>
+          <w:sz w:val="28"/>
+          <w:szCs w:val="28"/>
+        </w:rPr>
+      </w:pPr>
+      <w:r>
+        <w:rPr>
+          <w:b/>
+          <w:bCs/>
+          <w:color w:val="000000"/>
+          <w:sz w:val="28"/>
+          <w:szCs w:val="28"/>
+        </w:rPr>
+        <w:tab/>
+        <w:t>Configuring Web Application in the instances</w:t>
+      </w:r>
+    </w:p>
+    <w:p>
+      <w:pPr>
+        <w:pBdr>
+          <w:top w:val="nil"/>
+          <w:left w:val="nil"/>
+          <w:bottom w:val="nil"/>
+          <w:right w:val="nil"/>
+          <w:between w:val="nil"/>
+        </w:pBdr>
+        <w:spacing w:before="6"/>
+        <w:rPr>
+          <w:b/>
+          <w:bCs/>
+          <w:color w:val="000000"/>
+          <w:sz w:val="28"/>
+          <w:szCs w:val="28"/>
+        </w:rPr>
+      </w:pPr>
+    </w:p>
+    <w:p>
+      <w:pPr>
+        <w:pBdr>
+          <w:top w:val="nil"/>
+          <w:left w:val="nil"/>
+          <w:bottom w:val="nil"/>
+          <w:right w:val="nil"/>
+          <w:between w:val="nil"/>
+        </w:pBdr>
+        <w:spacing w:before="6"/>
+        <w:rPr>
+          <w:b/>
+          <w:bCs/>
+          <w:color w:val="000000"/>
+          <w:sz w:val="28"/>
+          <w:szCs w:val="28"/>
+        </w:rPr>
+      </w:pPr>
+    </w:p>
+    <w:p>
+      <w:pPr>
+        <w:pBdr>
+          <w:top w:val="nil"/>
+          <w:left w:val="nil"/>
+          <w:bottom w:val="nil"/>
+          <w:right w:val="nil"/>
+          <w:between w:val="nil"/>
+        </w:pBdr>
+        <w:rPr>
+          <w:b/>
+          <w:bCs/>
+          <w:color w:val="000000"/>
+          <w:sz w:val="20"/>
+          <w:szCs w:val="20"/>
         </w:rPr>
       </w:pPr>
       <w:r>
@@ -11048,29 +10381,22 @@
           <w:noProof/>
         </w:rPr>
         <w:drawing>
-          <wp:anchor distT="0" distB="0" distL="0" distR="0" simplePos="0" relativeHeight="251663360" behindDoc="0" locked="0" layoutInCell="1" hidden="0" allowOverlap="1" wp14:anchorId="3DFBBB71" wp14:editId="7D52BF87">
-            <wp:simplePos x="0" y="0"/>
-            <wp:positionH relativeFrom="column">
-              <wp:posOffset>395605</wp:posOffset>
-            </wp:positionH>
-            <wp:positionV relativeFrom="paragraph">
-              <wp:posOffset>55880</wp:posOffset>
-            </wp:positionV>
-            <wp:extent cx="6140450" cy="3453765"/>
-            <wp:effectExtent l="0" t="0" r="0" b="0"/>
-            <wp:wrapSquare wrapText="bothSides" distT="0" distB="0" distL="0" distR="0"/>
-            <wp:docPr id="73" name="image8.jpg"/>
-            <wp:cNvGraphicFramePr/>
+          <wp:inline distT="0" distB="0" distL="0" distR="0" wp14:anchorId="58B613C0" wp14:editId="45F3C645">
+            <wp:extent cx="6566535" cy="3693795"/>
+            <wp:effectExtent l="0" t="0" r="5715" b="1905"/>
+            <wp:docPr id="385362476" name="Picture 1"/>
+            <wp:cNvGraphicFramePr>
+              <a:graphicFrameLocks xmlns:a="http://schemas.openxmlformats.org/drawingml/2006/main" noChangeAspect="1"/>
+            </wp:cNvGraphicFramePr>
             <a:graphic xmlns:a="http://schemas.openxmlformats.org/drawingml/2006/main">
               <a:graphicData uri="http://schemas.openxmlformats.org/drawingml/2006/picture">
                 <pic:pic xmlns:pic="http://schemas.openxmlformats.org/drawingml/2006/picture">
                   <pic:nvPicPr>
-                    <pic:cNvPr id="0" name="image8.jpg"/>
-                    <pic:cNvPicPr preferRelativeResize="0"/>
+                    <pic:cNvPr id="385362476" name=""/>
+                    <pic:cNvPicPr/>
                   </pic:nvPicPr>
                   <pic:blipFill>
                     <a:blip r:embed="rId43"/>
-                    <a:srcRect/>
                     <a:stretch>
                       <a:fillRect/>
                     </a:stretch>
@@ -11078,17 +10404,16 @@
                   <pic:spPr>
                     <a:xfrm>
                       <a:off x="0" y="0"/>
-                      <a:ext cx="6140450" cy="3453765"/>
+                      <a:ext cx="6566535" cy="3693795"/>
                     </a:xfrm>
                     <a:prstGeom prst="rect">
                       <a:avLst/>
                     </a:prstGeom>
-                    <a:ln/>
                   </pic:spPr>
                 </pic:pic>
               </a:graphicData>
             </a:graphic>
-          </wp:anchor>
+          </wp:inline>
         </w:drawing>
       </w:r>
     </w:p>
@@ -11119,7 +10444,30 @@
           <w:right w:val="nil"/>
           <w:between w:val="nil"/>
         </w:pBdr>
-        <w:spacing w:before="6"/>
+        <w:rPr>
+          <w:b/>
+          <w:bCs/>
+          <w:color w:val="000000"/>
+          <w:sz w:val="20"/>
+          <w:szCs w:val="20"/>
+        </w:rPr>
+        <w:sectPr>
+          <w:headerReference w:type="default" r:id="rId44"/>
+          <w:pgSz w:w="11920" w:h="16860"/>
+          <w:pgMar w:top="1139" w:right="980" w:bottom="280" w:left="599" w:header="752" w:footer="0" w:gutter="0"/>
+          <w:cols w:space="720"/>
+        </w:sectPr>
+      </w:pPr>
+    </w:p>
+    <w:p>
+      <w:pPr>
+        <w:pBdr>
+          <w:top w:val="nil"/>
+          <w:left w:val="nil"/>
+          <w:bottom w:val="nil"/>
+          <w:right w:val="nil"/>
+          <w:between w:val="nil"/>
+        </w:pBdr>
         <w:rPr>
           <w:b/>
           <w:bCs/>
@@ -11130,878 +10478,32 @@
       </w:pPr>
       <w:r>
         <w:rPr>
-          <w:b/>
-          <w:bCs/>
-          <w:color w:val="000000"/>
-          <w:sz w:val="28"/>
-          <w:szCs w:val="28"/>
-        </w:rPr>
-        <w:tab/>
-        <w:t>Configuring Web Application in the instances</w:t>
-      </w:r>
-    </w:p>
-    <w:p>
-      <w:pPr>
-        <w:pBdr>
-          <w:top w:val="nil"/>
-          <w:left w:val="nil"/>
-          <w:bottom w:val="nil"/>
-          <w:right w:val="nil"/>
-          <w:between w:val="nil"/>
-        </w:pBdr>
-        <w:spacing w:before="6"/>
-        <w:rPr>
-          <w:b/>
-          <w:bCs/>
-          <w:color w:val="000000"/>
-          <w:sz w:val="28"/>
-          <w:szCs w:val="28"/>
-        </w:rPr>
-      </w:pPr>
-    </w:p>
-    <w:p>
-      <w:pPr>
-        <w:pBdr>
-          <w:top w:val="nil"/>
-          <w:left w:val="nil"/>
-          <w:bottom w:val="nil"/>
-          <w:right w:val="nil"/>
-          <w:between w:val="nil"/>
-        </w:pBdr>
-        <w:spacing w:before="6"/>
-        <w:rPr>
-          <w:b/>
-          <w:bCs/>
-          <w:color w:val="000000"/>
-          <w:sz w:val="28"/>
-          <w:szCs w:val="28"/>
-        </w:rPr>
-      </w:pPr>
-    </w:p>
-    <w:p>
-      <w:pPr>
-        <w:pBdr>
-          <w:top w:val="nil"/>
-          <w:left w:val="nil"/>
-          <w:bottom w:val="nil"/>
-          <w:right w:val="nil"/>
-          <w:between w:val="nil"/>
-        </w:pBdr>
-        <w:rPr>
-          <w:b/>
-          <w:bCs/>
-          <w:color w:val="000000"/>
-          <w:sz w:val="20"/>
-          <w:szCs w:val="20"/>
-        </w:rPr>
-      </w:pPr>
-      <w:r>
-        <w:rPr>
           <w:noProof/>
         </w:rPr>
+        <w:lastRenderedPageBreak/>
         <w:drawing>
-          <wp:anchor distT="0" distB="0" distL="0" distR="0" simplePos="0" relativeHeight="251664384" behindDoc="0" locked="0" layoutInCell="1" hidden="0" allowOverlap="1" wp14:anchorId="6A8AAA4E" wp14:editId="64B473BC">
+          <wp:anchor distT="0" distB="0" distL="0" distR="0" simplePos="0" relativeHeight="251668480" behindDoc="0" locked="0" layoutInCell="1" hidden="0" allowOverlap="1" wp14:anchorId="62B1CF03" wp14:editId="33CA1ABA">
             <wp:simplePos x="0" y="0"/>
-            <wp:positionH relativeFrom="column">
-              <wp:posOffset>381000</wp:posOffset>
+            <wp:positionH relativeFrom="margin">
+              <wp:align>right</wp:align>
             </wp:positionH>
             <wp:positionV relativeFrom="paragraph">
-              <wp:posOffset>53339</wp:posOffset>
+              <wp:posOffset>0</wp:posOffset>
             </wp:positionV>
-            <wp:extent cx="6182995" cy="3693160"/>
-            <wp:effectExtent l="0" t="0" r="0" b="0"/>
+            <wp:extent cx="6566535" cy="3693160"/>
+            <wp:effectExtent l="0" t="0" r="5715" b="2540"/>
             <wp:wrapSquare wrapText="bothSides" distT="0" distB="0" distL="0" distR="0"/>
-            <wp:docPr id="70" name="image2.jpg"/>
+            <wp:docPr id="76" name="image15.jpg"/>
             <wp:cNvGraphicFramePr/>
             <a:graphic xmlns:a="http://schemas.openxmlformats.org/drawingml/2006/main">
               <a:graphicData uri="http://schemas.openxmlformats.org/drawingml/2006/picture">
                 <pic:pic xmlns:pic="http://schemas.openxmlformats.org/drawingml/2006/picture">
                   <pic:nvPicPr>
-                    <pic:cNvPr id="0" name="image2.jpg"/>
+                    <pic:cNvPr id="0" name="image15.jpg"/>
                     <pic:cNvPicPr preferRelativeResize="0"/>
                   </pic:nvPicPr>
                   <pic:blipFill>
-                    <a:blip r:embed="rId44"/>
-                    <a:srcRect/>
-                    <a:stretch>
-                      <a:fillRect/>
-                    </a:stretch>
-                  </pic:blipFill>
-                  <pic:spPr>
-                    <a:xfrm>
-                      <a:off x="0" y="0"/>
-                      <a:ext cx="6182995" cy="3693160"/>
-                    </a:xfrm>
-                    <a:prstGeom prst="rect">
-                      <a:avLst/>
-                    </a:prstGeom>
-                    <a:ln/>
-                  </pic:spPr>
-                </pic:pic>
-              </a:graphicData>
-            </a:graphic>
-          </wp:anchor>
-        </w:drawing>
-      </w:r>
-    </w:p>
-    <w:p>
-      <w:pPr>
-        <w:pBdr>
-          <w:top w:val="nil"/>
-          <w:left w:val="nil"/>
-          <w:bottom w:val="nil"/>
-          <w:right w:val="nil"/>
-          <w:between w:val="nil"/>
-        </w:pBdr>
-        <w:rPr>
-          <w:b/>
-          <w:bCs/>
-          <w:color w:val="000000"/>
-          <w:sz w:val="20"/>
-          <w:szCs w:val="20"/>
-        </w:rPr>
-      </w:pPr>
-    </w:p>
-    <w:p>
-      <w:pPr>
-        <w:pBdr>
-          <w:top w:val="nil"/>
-          <w:left w:val="nil"/>
-          <w:bottom w:val="nil"/>
-          <w:right w:val="nil"/>
-          <w:between w:val="nil"/>
-        </w:pBdr>
-        <w:rPr>
-          <w:b/>
-          <w:bCs/>
-          <w:color w:val="000000"/>
-          <w:sz w:val="20"/>
-          <w:szCs w:val="20"/>
-        </w:rPr>
-        <w:sectPr>
-          <w:headerReference w:type="default" r:id="rId45"/>
-          <w:pgSz w:w="11920" w:h="16860"/>
-          <w:pgMar w:top="1139" w:right="980" w:bottom="280" w:left="599" w:header="752" w:footer="0" w:gutter="0"/>
-          <w:cols w:space="720"/>
-        </w:sectPr>
-      </w:pPr>
-    </w:p>
-    <w:p>
-      <w:pPr>
-        <w:pBdr>
-          <w:top w:val="nil"/>
-          <w:left w:val="nil"/>
-          <w:bottom w:val="nil"/>
-          <w:right w:val="nil"/>
-          <w:between w:val="nil"/>
-        </w:pBdr>
-        <w:rPr>
-          <w:b/>
-          <w:bCs/>
-          <w:color w:val="000000"/>
-          <w:sz w:val="20"/>
-          <w:szCs w:val="20"/>
-        </w:rPr>
-      </w:pPr>
-    </w:p>
-    <w:p>
-      <w:pPr>
-        <w:pBdr>
-          <w:top w:val="nil"/>
-          <w:left w:val="nil"/>
-          <w:bottom w:val="nil"/>
-          <w:right w:val="nil"/>
-          <w:between w:val="nil"/>
-        </w:pBdr>
-        <w:spacing w:before="6"/>
-        <w:rPr>
-          <w:b/>
-          <w:bCs/>
-          <w:color w:val="000000"/>
-          <w:sz w:val="23"/>
-          <w:szCs w:val="23"/>
-        </w:rPr>
-      </w:pPr>
-    </w:p>
-    <w:p>
-      <w:pPr>
-        <w:spacing w:before="89"/>
-        <w:ind w:left="480"/>
-        <w:rPr>
-          <w:b/>
-          <w:bCs/>
-          <w:sz w:val="26"/>
-          <w:szCs w:val="26"/>
-        </w:rPr>
-      </w:pPr>
-      <w:r>
-        <w:rPr>
-          <w:b/>
-          <w:bCs/>
-          <w:sz w:val="26"/>
-          <w:szCs w:val="26"/>
-        </w:rPr>
-        <w:t>Snort Configuration and setting Snort Rules</w:t>
-      </w:r>
-    </w:p>
-    <w:p>
-      <w:pPr>
-        <w:spacing w:before="89"/>
-        <w:ind w:left="480"/>
-        <w:rPr>
-          <w:b/>
-          <w:bCs/>
-          <w:sz w:val="26"/>
-          <w:szCs w:val="26"/>
-        </w:rPr>
-      </w:pPr>
-      <w:r>
-        <w:rPr>
-          <w:noProof/>
-        </w:rPr>
-        <w:drawing>
-          <wp:anchor distT="0" distB="0" distL="0" distR="0" simplePos="0" relativeHeight="251665408" behindDoc="0" locked="0" layoutInCell="1" hidden="0" allowOverlap="1" wp14:anchorId="79C8E7BB" wp14:editId="2B6EFB7A">
-            <wp:simplePos x="0" y="0"/>
-            <wp:positionH relativeFrom="column">
-              <wp:posOffset>247650</wp:posOffset>
-            </wp:positionH>
-            <wp:positionV relativeFrom="paragraph">
-              <wp:posOffset>135255</wp:posOffset>
-            </wp:positionV>
-            <wp:extent cx="6261735" cy="3521710"/>
-            <wp:effectExtent l="0" t="0" r="0" b="0"/>
-            <wp:wrapSquare wrapText="bothSides" distT="0" distB="0" distL="0" distR="0"/>
-            <wp:docPr id="69" name="image3.jpg"/>
-            <wp:cNvGraphicFramePr/>
-            <a:graphic xmlns:a="http://schemas.openxmlformats.org/drawingml/2006/main">
-              <a:graphicData uri="http://schemas.openxmlformats.org/drawingml/2006/picture">
-                <pic:pic xmlns:pic="http://schemas.openxmlformats.org/drawingml/2006/picture">
-                  <pic:nvPicPr>
-                    <pic:cNvPr id="0" name="image3.jpg"/>
-                    <pic:cNvPicPr preferRelativeResize="0"/>
-                  </pic:nvPicPr>
-                  <pic:blipFill>
-                    <a:blip r:embed="rId46"/>
-                    <a:srcRect/>
-                    <a:stretch>
-                      <a:fillRect/>
-                    </a:stretch>
-                  </pic:blipFill>
-                  <pic:spPr>
-                    <a:xfrm>
-                      <a:off x="0" y="0"/>
-                      <a:ext cx="6261735" cy="3521710"/>
-                    </a:xfrm>
-                    <a:prstGeom prst="rect">
-                      <a:avLst/>
-                    </a:prstGeom>
-                    <a:ln/>
-                  </pic:spPr>
-                </pic:pic>
-              </a:graphicData>
-            </a:graphic>
-          </wp:anchor>
-        </w:drawing>
-      </w:r>
-    </w:p>
-    <w:p>
-      <w:pPr>
-        <w:pBdr>
-          <w:top w:val="nil"/>
-          <w:left w:val="nil"/>
-          <w:bottom w:val="nil"/>
-          <w:right w:val="nil"/>
-          <w:between w:val="nil"/>
-        </w:pBdr>
-        <w:rPr>
-          <w:b/>
-          <w:bCs/>
-          <w:color w:val="000000"/>
-          <w:sz w:val="20"/>
-          <w:szCs w:val="20"/>
-        </w:rPr>
-      </w:pPr>
-    </w:p>
-    <w:p>
-      <w:pPr>
-        <w:pBdr>
-          <w:top w:val="nil"/>
-          <w:left w:val="nil"/>
-          <w:bottom w:val="nil"/>
-          <w:right w:val="nil"/>
-          <w:between w:val="nil"/>
-        </w:pBdr>
-        <w:rPr>
-          <w:b/>
-          <w:bCs/>
-          <w:color w:val="000000"/>
-          <w:sz w:val="29"/>
-          <w:szCs w:val="29"/>
-        </w:rPr>
-      </w:pPr>
-    </w:p>
-    <w:p>
-      <w:pPr>
-        <w:pBdr>
-          <w:top w:val="nil"/>
-          <w:left w:val="nil"/>
-          <w:bottom w:val="nil"/>
-          <w:right w:val="nil"/>
-          <w:between w:val="nil"/>
-        </w:pBdr>
-        <w:rPr>
-          <w:b/>
-          <w:bCs/>
-          <w:color w:val="000000"/>
-          <w:sz w:val="28"/>
-          <w:szCs w:val="28"/>
-        </w:rPr>
-      </w:pPr>
-      <w:r>
-        <w:rPr>
-          <w:b/>
-          <w:bCs/>
-          <w:color w:val="000000"/>
-          <w:sz w:val="28"/>
-          <w:szCs w:val="28"/>
-        </w:rPr>
-        <w:tab/>
-      </w:r>
-    </w:p>
-    <w:p>
-      <w:pPr>
-        <w:pBdr>
-          <w:top w:val="nil"/>
-          <w:left w:val="nil"/>
-          <w:bottom w:val="nil"/>
-          <w:right w:val="nil"/>
-          <w:between w:val="nil"/>
-        </w:pBdr>
-        <w:rPr>
-          <w:b/>
-          <w:bCs/>
-          <w:color w:val="000000"/>
-          <w:sz w:val="28"/>
-          <w:szCs w:val="28"/>
-        </w:rPr>
-      </w:pPr>
-    </w:p>
-    <w:p>
-      <w:pPr>
-        <w:pBdr>
-          <w:top w:val="nil"/>
-          <w:left w:val="nil"/>
-          <w:bottom w:val="nil"/>
-          <w:right w:val="nil"/>
-          <w:between w:val="nil"/>
-        </w:pBdr>
-        <w:rPr>
-          <w:b/>
-          <w:bCs/>
-          <w:color w:val="000000"/>
-          <w:sz w:val="28"/>
-          <w:szCs w:val="28"/>
-        </w:rPr>
-      </w:pPr>
-    </w:p>
-    <w:p>
-      <w:pPr>
-        <w:pBdr>
-          <w:top w:val="nil"/>
-          <w:left w:val="nil"/>
-          <w:bottom w:val="nil"/>
-          <w:right w:val="nil"/>
-          <w:between w:val="nil"/>
-        </w:pBdr>
-        <w:rPr>
-          <w:b/>
-          <w:bCs/>
-          <w:color w:val="000000"/>
-          <w:sz w:val="28"/>
-          <w:szCs w:val="28"/>
-        </w:rPr>
-      </w:pPr>
-    </w:p>
-    <w:p>
-      <w:pPr>
-        <w:pBdr>
-          <w:top w:val="nil"/>
-          <w:left w:val="nil"/>
-          <w:bottom w:val="nil"/>
-          <w:right w:val="nil"/>
-          <w:between w:val="nil"/>
-        </w:pBdr>
-        <w:rPr>
-          <w:b/>
-          <w:bCs/>
-          <w:color w:val="000000"/>
-          <w:sz w:val="28"/>
-          <w:szCs w:val="28"/>
-        </w:rPr>
-      </w:pPr>
-    </w:p>
-    <w:p>
-      <w:pPr>
-        <w:pBdr>
-          <w:top w:val="nil"/>
-          <w:left w:val="nil"/>
-          <w:bottom w:val="nil"/>
-          <w:right w:val="nil"/>
-          <w:between w:val="nil"/>
-        </w:pBdr>
-        <w:rPr>
-          <w:b/>
-          <w:bCs/>
-          <w:color w:val="000000"/>
-          <w:sz w:val="28"/>
-          <w:szCs w:val="28"/>
-        </w:rPr>
-      </w:pPr>
-    </w:p>
-    <w:p>
-      <w:pPr>
-        <w:pBdr>
-          <w:top w:val="nil"/>
-          <w:left w:val="nil"/>
-          <w:bottom w:val="nil"/>
-          <w:right w:val="nil"/>
-          <w:between w:val="nil"/>
-        </w:pBdr>
-        <w:rPr>
-          <w:b/>
-          <w:bCs/>
-          <w:color w:val="000000"/>
-          <w:sz w:val="28"/>
-          <w:szCs w:val="28"/>
-        </w:rPr>
-      </w:pPr>
-    </w:p>
-    <w:p>
-      <w:pPr>
-        <w:pBdr>
-          <w:top w:val="nil"/>
-          <w:left w:val="nil"/>
-          <w:bottom w:val="nil"/>
-          <w:right w:val="nil"/>
-          <w:between w:val="nil"/>
-        </w:pBdr>
-        <w:rPr>
-          <w:b/>
-          <w:bCs/>
-          <w:color w:val="000000"/>
-          <w:sz w:val="28"/>
-          <w:szCs w:val="28"/>
-        </w:rPr>
-      </w:pPr>
-    </w:p>
-    <w:p>
-      <w:pPr>
-        <w:pBdr>
-          <w:top w:val="nil"/>
-          <w:left w:val="nil"/>
-          <w:bottom w:val="nil"/>
-          <w:right w:val="nil"/>
-          <w:between w:val="nil"/>
-        </w:pBdr>
-        <w:rPr>
-          <w:b/>
-          <w:bCs/>
-          <w:color w:val="000000"/>
-          <w:sz w:val="28"/>
-          <w:szCs w:val="28"/>
-        </w:rPr>
-      </w:pPr>
-    </w:p>
-    <w:p>
-      <w:pPr>
-        <w:pBdr>
-          <w:top w:val="nil"/>
-          <w:left w:val="nil"/>
-          <w:bottom w:val="nil"/>
-          <w:right w:val="nil"/>
-          <w:between w:val="nil"/>
-        </w:pBdr>
-        <w:rPr>
-          <w:b/>
-          <w:bCs/>
-          <w:color w:val="000000"/>
-          <w:sz w:val="28"/>
-          <w:szCs w:val="28"/>
-        </w:rPr>
-      </w:pPr>
-    </w:p>
-    <w:p>
-      <w:pPr>
-        <w:pBdr>
-          <w:top w:val="nil"/>
-          <w:left w:val="nil"/>
-          <w:bottom w:val="nil"/>
-          <w:right w:val="nil"/>
-          <w:between w:val="nil"/>
-        </w:pBdr>
-        <w:rPr>
-          <w:b/>
-          <w:bCs/>
-          <w:color w:val="000000"/>
-          <w:sz w:val="28"/>
-          <w:szCs w:val="28"/>
-        </w:rPr>
-      </w:pPr>
-    </w:p>
-    <w:p>
-      <w:pPr>
-        <w:pBdr>
-          <w:top w:val="nil"/>
-          <w:left w:val="nil"/>
-          <w:bottom w:val="nil"/>
-          <w:right w:val="nil"/>
-          <w:between w:val="nil"/>
-        </w:pBdr>
-        <w:rPr>
-          <w:b/>
-          <w:bCs/>
-          <w:color w:val="000000"/>
-          <w:sz w:val="28"/>
-          <w:szCs w:val="28"/>
-        </w:rPr>
-      </w:pPr>
-    </w:p>
-    <w:p>
-      <w:pPr>
-        <w:pBdr>
-          <w:top w:val="nil"/>
-          <w:left w:val="nil"/>
-          <w:bottom w:val="nil"/>
-          <w:right w:val="nil"/>
-          <w:between w:val="nil"/>
-        </w:pBdr>
-        <w:rPr>
-          <w:b/>
-          <w:bCs/>
-          <w:color w:val="000000"/>
-          <w:sz w:val="28"/>
-          <w:szCs w:val="28"/>
-        </w:rPr>
-      </w:pPr>
-    </w:p>
-    <w:p>
-      <w:pPr>
-        <w:pBdr>
-          <w:top w:val="nil"/>
-          <w:left w:val="nil"/>
-          <w:bottom w:val="nil"/>
-          <w:right w:val="nil"/>
-          <w:between w:val="nil"/>
-        </w:pBdr>
-        <w:rPr>
-          <w:b/>
-          <w:bCs/>
-          <w:color w:val="000000"/>
-          <w:sz w:val="28"/>
-          <w:szCs w:val="28"/>
-        </w:rPr>
-      </w:pPr>
-    </w:p>
-    <w:p>
-      <w:pPr>
-        <w:pBdr>
-          <w:top w:val="nil"/>
-          <w:left w:val="nil"/>
-          <w:bottom w:val="nil"/>
-          <w:right w:val="nil"/>
-          <w:between w:val="nil"/>
-        </w:pBdr>
-        <w:rPr>
-          <w:b/>
-          <w:bCs/>
-          <w:color w:val="000000"/>
-          <w:sz w:val="28"/>
-          <w:szCs w:val="28"/>
-        </w:rPr>
-      </w:pPr>
-    </w:p>
-    <w:p>
-      <w:pPr>
-        <w:pBdr>
-          <w:top w:val="nil"/>
-          <w:left w:val="nil"/>
-          <w:bottom w:val="nil"/>
-          <w:right w:val="nil"/>
-          <w:between w:val="nil"/>
-        </w:pBdr>
-        <w:rPr>
-          <w:b/>
-          <w:bCs/>
-          <w:color w:val="000000"/>
-          <w:sz w:val="28"/>
-          <w:szCs w:val="28"/>
-        </w:rPr>
-      </w:pPr>
-    </w:p>
-    <w:p>
-      <w:pPr>
-        <w:pBdr>
-          <w:top w:val="nil"/>
-          <w:left w:val="nil"/>
-          <w:bottom w:val="nil"/>
-          <w:right w:val="nil"/>
-          <w:between w:val="nil"/>
-        </w:pBdr>
-        <w:rPr>
-          <w:b/>
-          <w:bCs/>
-          <w:color w:val="000000"/>
-          <w:sz w:val="28"/>
-          <w:szCs w:val="28"/>
-        </w:rPr>
-      </w:pPr>
-    </w:p>
-    <w:p>
-      <w:pPr>
-        <w:pBdr>
-          <w:top w:val="nil"/>
-          <w:left w:val="nil"/>
-          <w:bottom w:val="nil"/>
-          <w:right w:val="nil"/>
-          <w:between w:val="nil"/>
-        </w:pBdr>
-        <w:rPr>
-          <w:b/>
-          <w:bCs/>
-          <w:color w:val="000000"/>
-          <w:sz w:val="28"/>
-          <w:szCs w:val="28"/>
-        </w:rPr>
-      </w:pPr>
-    </w:p>
-    <w:p>
-      <w:pPr>
-        <w:pBdr>
-          <w:top w:val="nil"/>
-          <w:left w:val="nil"/>
-          <w:bottom w:val="nil"/>
-          <w:right w:val="nil"/>
-          <w:between w:val="nil"/>
-        </w:pBdr>
-        <w:rPr>
-          <w:b/>
-          <w:bCs/>
-          <w:color w:val="000000"/>
-          <w:sz w:val="28"/>
-          <w:szCs w:val="28"/>
-        </w:rPr>
-      </w:pPr>
-    </w:p>
-    <w:p>
-      <w:pPr>
-        <w:pBdr>
-          <w:top w:val="nil"/>
-          <w:left w:val="nil"/>
-          <w:bottom w:val="nil"/>
-          <w:right w:val="nil"/>
-          <w:between w:val="nil"/>
-        </w:pBdr>
-        <w:rPr>
-          <w:b/>
-          <w:bCs/>
-          <w:color w:val="000000"/>
-          <w:sz w:val="28"/>
-          <w:szCs w:val="28"/>
-        </w:rPr>
-      </w:pPr>
-    </w:p>
-    <w:p>
-      <w:pPr>
-        <w:pBdr>
-          <w:top w:val="nil"/>
-          <w:left w:val="nil"/>
-          <w:bottom w:val="nil"/>
-          <w:right w:val="nil"/>
-          <w:between w:val="nil"/>
-        </w:pBdr>
-        <w:rPr>
-          <w:b/>
-          <w:bCs/>
-          <w:color w:val="000000"/>
-          <w:sz w:val="28"/>
-          <w:szCs w:val="28"/>
-        </w:rPr>
-      </w:pPr>
-    </w:p>
-    <w:p>
-      <w:pPr>
-        <w:pBdr>
-          <w:top w:val="nil"/>
-          <w:left w:val="nil"/>
-          <w:bottom w:val="nil"/>
-          <w:right w:val="nil"/>
-          <w:between w:val="nil"/>
-        </w:pBdr>
-        <w:rPr>
-          <w:b/>
-          <w:bCs/>
-          <w:color w:val="000000"/>
-          <w:sz w:val="28"/>
-          <w:szCs w:val="28"/>
-        </w:rPr>
-      </w:pPr>
-    </w:p>
-    <w:p>
-      <w:pPr>
-        <w:pBdr>
-          <w:top w:val="nil"/>
-          <w:left w:val="nil"/>
-          <w:bottom w:val="nil"/>
-          <w:right w:val="nil"/>
-          <w:between w:val="nil"/>
-        </w:pBdr>
-        <w:rPr>
-          <w:b/>
-          <w:bCs/>
-          <w:color w:val="000000"/>
-          <w:sz w:val="28"/>
-          <w:szCs w:val="28"/>
-        </w:rPr>
-      </w:pPr>
-    </w:p>
-    <w:p>
-      <w:pPr>
-        <w:pBdr>
-          <w:top w:val="nil"/>
-          <w:left w:val="nil"/>
-          <w:bottom w:val="nil"/>
-          <w:right w:val="nil"/>
-          <w:between w:val="nil"/>
-        </w:pBdr>
-        <w:rPr>
-          <w:b/>
-          <w:bCs/>
-          <w:color w:val="000000"/>
-          <w:sz w:val="28"/>
-          <w:szCs w:val="28"/>
-        </w:rPr>
-      </w:pPr>
-    </w:p>
-    <w:p>
-      <w:pPr>
-        <w:pBdr>
-          <w:top w:val="nil"/>
-          <w:left w:val="nil"/>
-          <w:bottom w:val="nil"/>
-          <w:right w:val="nil"/>
-          <w:between w:val="nil"/>
-        </w:pBdr>
-        <w:rPr>
-          <w:b/>
-          <w:bCs/>
-          <w:color w:val="000000"/>
-          <w:sz w:val="28"/>
-          <w:szCs w:val="28"/>
-        </w:rPr>
-      </w:pPr>
-      <w:r>
-        <w:rPr>
-          <w:b/>
-          <w:bCs/>
-          <w:color w:val="000000"/>
-          <w:sz w:val="28"/>
-          <w:szCs w:val="28"/>
-        </w:rPr>
-        <w:lastRenderedPageBreak/>
-        <w:tab/>
-      </w:r>
-    </w:p>
-    <w:p>
-      <w:pPr>
-        <w:pBdr>
-          <w:top w:val="nil"/>
-          <w:left w:val="nil"/>
-          <w:bottom w:val="nil"/>
-          <w:right w:val="nil"/>
-          <w:between w:val="nil"/>
-        </w:pBdr>
-        <w:rPr>
-          <w:b/>
-          <w:bCs/>
-          <w:color w:val="000000"/>
-          <w:sz w:val="28"/>
-          <w:szCs w:val="28"/>
-        </w:rPr>
-      </w:pPr>
-      <w:r>
-        <w:rPr>
-          <w:b/>
-          <w:bCs/>
-          <w:color w:val="000000"/>
-          <w:sz w:val="28"/>
-          <w:szCs w:val="28"/>
-        </w:rPr>
-        <w:tab/>
-        <w:t>Configuring Prometheus and Setting Rules for monitoring</w:t>
-      </w:r>
-    </w:p>
-    <w:p>
-      <w:pPr>
-        <w:pBdr>
-          <w:top w:val="nil"/>
-          <w:left w:val="nil"/>
-          <w:bottom w:val="nil"/>
-          <w:right w:val="nil"/>
-          <w:between w:val="nil"/>
-        </w:pBdr>
-        <w:rPr>
-          <w:b/>
-          <w:bCs/>
-          <w:color w:val="000000"/>
-          <w:sz w:val="28"/>
-          <w:szCs w:val="28"/>
-        </w:rPr>
-      </w:pPr>
-    </w:p>
-    <w:p>
-      <w:pPr>
-        <w:pBdr>
-          <w:top w:val="nil"/>
-          <w:left w:val="nil"/>
-          <w:bottom w:val="nil"/>
-          <w:right w:val="nil"/>
-          <w:between w:val="nil"/>
-        </w:pBdr>
-        <w:rPr>
-          <w:b/>
-          <w:bCs/>
-          <w:color w:val="000000"/>
-          <w:sz w:val="28"/>
-          <w:szCs w:val="28"/>
-        </w:rPr>
-      </w:pPr>
-      <w:r>
-        <w:rPr>
-          <w:noProof/>
-        </w:rPr>
-        <w:drawing>
-          <wp:anchor distT="0" distB="0" distL="0" distR="0" simplePos="0" relativeHeight="251666432" behindDoc="0" locked="0" layoutInCell="1" hidden="0" allowOverlap="1" wp14:anchorId="5BB24B9D" wp14:editId="620BAD22">
-            <wp:simplePos x="0" y="0"/>
-            <wp:positionH relativeFrom="column">
-              <wp:posOffset>135255</wp:posOffset>
-            </wp:positionH>
-            <wp:positionV relativeFrom="paragraph">
-              <wp:posOffset>95250</wp:posOffset>
-            </wp:positionV>
-            <wp:extent cx="6566535" cy="3693160"/>
-            <wp:effectExtent l="0" t="0" r="0" b="0"/>
-            <wp:wrapSquare wrapText="bothSides" distT="0" distB="0" distL="0" distR="0"/>
-            <wp:docPr id="81" name="image22.jpg"/>
-            <wp:cNvGraphicFramePr/>
-            <a:graphic xmlns:a="http://schemas.openxmlformats.org/drawingml/2006/main">
-              <a:graphicData uri="http://schemas.openxmlformats.org/drawingml/2006/picture">
-                <pic:pic xmlns:pic="http://schemas.openxmlformats.org/drawingml/2006/picture">
-                  <pic:nvPicPr>
-                    <pic:cNvPr id="0" name="image22.jpg"/>
-                    <pic:cNvPicPr preferRelativeResize="0"/>
-                  </pic:nvPicPr>
-                  <pic:blipFill>
-                    <a:blip r:embed="rId47"/>
+                    <a:blip r:embed="rId45"/>
                     <a:srcRect/>
                     <a:stretch>
                       <a:fillRect/>
@@ -12023,16 +10525,7 @@
           </wp:anchor>
         </w:drawing>
       </w:r>
-    </w:p>
-    <w:p>
-      <w:pPr>
-        <w:pBdr>
-          <w:top w:val="nil"/>
-          <w:left w:val="nil"/>
-          <w:bottom w:val="nil"/>
-          <w:right w:val="nil"/>
-          <w:between w:val="nil"/>
-        </w:pBdr>
+      <w:r>
         <w:rPr>
           <w:b/>
           <w:bCs/>
@@ -12040,17 +10533,386 @@
           <w:sz w:val="28"/>
           <w:szCs w:val="28"/>
         </w:rPr>
-      </w:pPr>
-    </w:p>
-    <w:p>
-      <w:pPr>
-        <w:pBdr>
-          <w:top w:val="nil"/>
-          <w:left w:val="nil"/>
-          <w:bottom w:val="nil"/>
-          <w:right w:val="nil"/>
-          <w:between w:val="nil"/>
-        </w:pBdr>
+        <w:tab/>
+        <w:t xml:space="preserve">                                                                                                           </w:t>
+      </w:r>
+    </w:p>
+    <w:p>
+      <w:pPr>
+        <w:pBdr>
+          <w:top w:val="nil"/>
+          <w:left w:val="nil"/>
+          <w:bottom w:val="nil"/>
+          <w:right w:val="nil"/>
+          <w:between w:val="nil"/>
+        </w:pBdr>
+        <w:spacing w:before="10"/>
+        <w:rPr>
+          <w:b/>
+          <w:bCs/>
+          <w:color w:val="000000"/>
+          <w:sz w:val="28"/>
+          <w:szCs w:val="28"/>
+        </w:rPr>
+      </w:pPr>
+    </w:p>
+    <w:p>
+      <w:pPr>
+        <w:pBdr>
+          <w:top w:val="nil"/>
+          <w:left w:val="nil"/>
+          <w:bottom w:val="nil"/>
+          <w:right w:val="nil"/>
+          <w:between w:val="nil"/>
+        </w:pBdr>
+        <w:spacing w:before="10"/>
+        <w:rPr>
+          <w:b/>
+          <w:bCs/>
+          <w:color w:val="000000"/>
+          <w:sz w:val="28"/>
+          <w:szCs w:val="28"/>
+        </w:rPr>
+      </w:pPr>
+    </w:p>
+    <w:p>
+      <w:pPr>
+        <w:pBdr>
+          <w:top w:val="nil"/>
+          <w:left w:val="nil"/>
+          <w:bottom w:val="nil"/>
+          <w:right w:val="nil"/>
+          <w:between w:val="nil"/>
+        </w:pBdr>
+        <w:spacing w:before="10"/>
+        <w:rPr>
+          <w:b/>
+          <w:bCs/>
+          <w:color w:val="000000"/>
+          <w:sz w:val="28"/>
+          <w:szCs w:val="28"/>
+        </w:rPr>
+      </w:pPr>
+    </w:p>
+    <w:p>
+      <w:pPr>
+        <w:pBdr>
+          <w:top w:val="nil"/>
+          <w:left w:val="nil"/>
+          <w:bottom w:val="nil"/>
+          <w:right w:val="nil"/>
+          <w:between w:val="nil"/>
+        </w:pBdr>
+        <w:spacing w:before="10"/>
+        <w:rPr>
+          <w:b/>
+          <w:bCs/>
+          <w:color w:val="000000"/>
+          <w:sz w:val="28"/>
+          <w:szCs w:val="28"/>
+        </w:rPr>
+      </w:pPr>
+    </w:p>
+    <w:p>
+      <w:pPr>
+        <w:pBdr>
+          <w:top w:val="nil"/>
+          <w:left w:val="nil"/>
+          <w:bottom w:val="nil"/>
+          <w:right w:val="nil"/>
+          <w:between w:val="nil"/>
+        </w:pBdr>
+        <w:spacing w:before="10"/>
+        <w:rPr>
+          <w:b/>
+          <w:bCs/>
+          <w:color w:val="000000"/>
+          <w:sz w:val="28"/>
+          <w:szCs w:val="28"/>
+        </w:rPr>
+      </w:pPr>
+    </w:p>
+    <w:p>
+      <w:pPr>
+        <w:pBdr>
+          <w:top w:val="nil"/>
+          <w:left w:val="nil"/>
+          <w:bottom w:val="nil"/>
+          <w:right w:val="nil"/>
+          <w:between w:val="nil"/>
+        </w:pBdr>
+        <w:spacing w:before="10"/>
+        <w:rPr>
+          <w:b/>
+          <w:bCs/>
+          <w:color w:val="000000"/>
+          <w:sz w:val="28"/>
+          <w:szCs w:val="28"/>
+        </w:rPr>
+      </w:pPr>
+    </w:p>
+    <w:p>
+      <w:pPr>
+        <w:pBdr>
+          <w:top w:val="nil"/>
+          <w:left w:val="nil"/>
+          <w:bottom w:val="nil"/>
+          <w:right w:val="nil"/>
+          <w:between w:val="nil"/>
+        </w:pBdr>
+        <w:spacing w:before="10"/>
+        <w:rPr>
+          <w:b/>
+          <w:bCs/>
+          <w:color w:val="000000"/>
+          <w:sz w:val="28"/>
+          <w:szCs w:val="28"/>
+        </w:rPr>
+      </w:pPr>
+    </w:p>
+    <w:p>
+      <w:pPr>
+        <w:pBdr>
+          <w:top w:val="nil"/>
+          <w:left w:val="nil"/>
+          <w:bottom w:val="nil"/>
+          <w:right w:val="nil"/>
+          <w:between w:val="nil"/>
+        </w:pBdr>
+        <w:spacing w:before="10"/>
+        <w:rPr>
+          <w:b/>
+          <w:bCs/>
+          <w:color w:val="000000"/>
+          <w:sz w:val="28"/>
+          <w:szCs w:val="28"/>
+        </w:rPr>
+      </w:pPr>
+    </w:p>
+    <w:p>
+      <w:pPr>
+        <w:pBdr>
+          <w:top w:val="nil"/>
+          <w:left w:val="nil"/>
+          <w:bottom w:val="nil"/>
+          <w:right w:val="nil"/>
+          <w:between w:val="nil"/>
+        </w:pBdr>
+        <w:spacing w:before="10"/>
+        <w:rPr>
+          <w:b/>
+          <w:bCs/>
+          <w:color w:val="000000"/>
+          <w:sz w:val="28"/>
+          <w:szCs w:val="28"/>
+        </w:rPr>
+      </w:pPr>
+    </w:p>
+    <w:p>
+      <w:pPr>
+        <w:pBdr>
+          <w:top w:val="nil"/>
+          <w:left w:val="nil"/>
+          <w:bottom w:val="nil"/>
+          <w:right w:val="nil"/>
+          <w:between w:val="nil"/>
+        </w:pBdr>
+        <w:spacing w:before="10"/>
+        <w:rPr>
+          <w:b/>
+          <w:bCs/>
+          <w:color w:val="000000"/>
+          <w:sz w:val="28"/>
+          <w:szCs w:val="28"/>
+        </w:rPr>
+      </w:pPr>
+    </w:p>
+    <w:p>
+      <w:pPr>
+        <w:pBdr>
+          <w:top w:val="nil"/>
+          <w:left w:val="nil"/>
+          <w:bottom w:val="nil"/>
+          <w:right w:val="nil"/>
+          <w:between w:val="nil"/>
+        </w:pBdr>
+        <w:spacing w:before="10"/>
+        <w:rPr>
+          <w:b/>
+          <w:bCs/>
+          <w:color w:val="000000"/>
+          <w:sz w:val="28"/>
+          <w:szCs w:val="28"/>
+        </w:rPr>
+      </w:pPr>
+    </w:p>
+    <w:p>
+      <w:pPr>
+        <w:pBdr>
+          <w:top w:val="nil"/>
+          <w:left w:val="nil"/>
+          <w:bottom w:val="nil"/>
+          <w:right w:val="nil"/>
+          <w:between w:val="nil"/>
+        </w:pBdr>
+        <w:spacing w:before="10"/>
+        <w:rPr>
+          <w:b/>
+          <w:bCs/>
+          <w:color w:val="000000"/>
+          <w:sz w:val="28"/>
+          <w:szCs w:val="28"/>
+        </w:rPr>
+      </w:pPr>
+    </w:p>
+    <w:p>
+      <w:pPr>
+        <w:pBdr>
+          <w:top w:val="nil"/>
+          <w:left w:val="nil"/>
+          <w:bottom w:val="nil"/>
+          <w:right w:val="nil"/>
+          <w:between w:val="nil"/>
+        </w:pBdr>
+        <w:spacing w:before="10"/>
+        <w:rPr>
+          <w:b/>
+          <w:bCs/>
+          <w:color w:val="000000"/>
+          <w:sz w:val="28"/>
+          <w:szCs w:val="28"/>
+        </w:rPr>
+      </w:pPr>
+    </w:p>
+    <w:p>
+      <w:pPr>
+        <w:pBdr>
+          <w:top w:val="nil"/>
+          <w:left w:val="nil"/>
+          <w:bottom w:val="nil"/>
+          <w:right w:val="nil"/>
+          <w:between w:val="nil"/>
+        </w:pBdr>
+        <w:spacing w:before="10"/>
+        <w:rPr>
+          <w:b/>
+          <w:bCs/>
+          <w:color w:val="000000"/>
+          <w:sz w:val="28"/>
+          <w:szCs w:val="28"/>
+        </w:rPr>
+      </w:pPr>
+    </w:p>
+    <w:p>
+      <w:pPr>
+        <w:pBdr>
+          <w:top w:val="nil"/>
+          <w:left w:val="nil"/>
+          <w:bottom w:val="nil"/>
+          <w:right w:val="nil"/>
+          <w:between w:val="nil"/>
+        </w:pBdr>
+        <w:spacing w:before="10"/>
+        <w:rPr>
+          <w:b/>
+          <w:bCs/>
+          <w:color w:val="000000"/>
+          <w:sz w:val="28"/>
+          <w:szCs w:val="28"/>
+        </w:rPr>
+      </w:pPr>
+    </w:p>
+    <w:p>
+      <w:pPr>
+        <w:pBdr>
+          <w:top w:val="nil"/>
+          <w:left w:val="nil"/>
+          <w:bottom w:val="nil"/>
+          <w:right w:val="nil"/>
+          <w:between w:val="nil"/>
+        </w:pBdr>
+        <w:spacing w:before="10"/>
+        <w:rPr>
+          <w:b/>
+          <w:bCs/>
+          <w:color w:val="000000"/>
+          <w:sz w:val="28"/>
+          <w:szCs w:val="28"/>
+        </w:rPr>
+      </w:pPr>
+    </w:p>
+    <w:p>
+      <w:pPr>
+        <w:pBdr>
+          <w:top w:val="nil"/>
+          <w:left w:val="nil"/>
+          <w:bottom w:val="nil"/>
+          <w:right w:val="nil"/>
+          <w:between w:val="nil"/>
+        </w:pBdr>
+        <w:spacing w:before="10"/>
+        <w:rPr>
+          <w:b/>
+          <w:bCs/>
+          <w:color w:val="000000"/>
+          <w:sz w:val="28"/>
+          <w:szCs w:val="28"/>
+        </w:rPr>
+      </w:pPr>
+    </w:p>
+    <w:p>
+      <w:pPr>
+        <w:pBdr>
+          <w:top w:val="nil"/>
+          <w:left w:val="nil"/>
+          <w:bottom w:val="nil"/>
+          <w:right w:val="nil"/>
+          <w:between w:val="nil"/>
+        </w:pBdr>
+        <w:spacing w:before="10"/>
+        <w:rPr>
+          <w:b/>
+          <w:bCs/>
+          <w:color w:val="000000"/>
+          <w:sz w:val="28"/>
+          <w:szCs w:val="28"/>
+        </w:rPr>
+        <w:sectPr>
+          <w:headerReference w:type="default" r:id="rId46"/>
+          <w:pgSz w:w="11920" w:h="16860"/>
+          <w:pgMar w:top="1139" w:right="980" w:bottom="280" w:left="599" w:header="752" w:footer="0" w:gutter="0"/>
+          <w:cols w:space="720"/>
+        </w:sectPr>
+      </w:pPr>
+    </w:p>
+    <w:p>
+      <w:pPr>
+        <w:pBdr>
+          <w:top w:val="nil"/>
+          <w:left w:val="nil"/>
+          <w:bottom w:val="nil"/>
+          <w:right w:val="nil"/>
+          <w:between w:val="nil"/>
+        </w:pBdr>
+        <w:rPr>
+          <w:b/>
+          <w:bCs/>
+          <w:color w:val="000000"/>
+          <w:sz w:val="20"/>
+          <w:szCs w:val="20"/>
+        </w:rPr>
+      </w:pPr>
+    </w:p>
+    <w:p>
+      <w:pPr>
+        <w:pBdr>
+          <w:top w:val="nil"/>
+          <w:left w:val="nil"/>
+          <w:bottom w:val="nil"/>
+          <w:right w:val="nil"/>
+          <w:between w:val="nil"/>
+        </w:pBdr>
+        <w:spacing w:before="7"/>
         <w:rPr>
           <w:b/>
           <w:bCs/>
@@ -12062,6 +10924,7 @@
     </w:p>
     <w:p>
       <w:pPr>
+        <w:spacing w:before="88"/>
         <w:ind w:left="480"/>
         <w:rPr>
           <w:b/>
@@ -12070,110 +10933,60 @@
           <w:szCs w:val="26"/>
         </w:rPr>
       </w:pPr>
-    </w:p>
-    <w:p>
-      <w:pPr>
-        <w:pBdr>
-          <w:top w:val="nil"/>
-          <w:left w:val="nil"/>
-          <w:bottom w:val="nil"/>
-          <w:right w:val="nil"/>
-          <w:between w:val="nil"/>
-        </w:pBdr>
-        <w:rPr>
-          <w:b/>
-          <w:bCs/>
-          <w:color w:val="000000"/>
-          <w:sz w:val="20"/>
-          <w:szCs w:val="20"/>
-        </w:rPr>
-      </w:pPr>
-    </w:p>
-    <w:p>
-      <w:pPr>
-        <w:pBdr>
-          <w:top w:val="nil"/>
-          <w:left w:val="nil"/>
-          <w:bottom w:val="nil"/>
-          <w:right w:val="nil"/>
-          <w:between w:val="nil"/>
-        </w:pBdr>
-        <w:spacing w:before="10"/>
-        <w:rPr>
-          <w:b/>
-          <w:bCs/>
-          <w:color w:val="000000"/>
-          <w:sz w:val="28"/>
-          <w:szCs w:val="28"/>
-        </w:rPr>
-      </w:pPr>
-      <w:r>
-        <w:rPr>
-          <w:b/>
-          <w:bCs/>
-          <w:color w:val="000000"/>
-          <w:sz w:val="28"/>
-          <w:szCs w:val="28"/>
-        </w:rPr>
-        <w:tab/>
-      </w:r>
-    </w:p>
-    <w:p>
-      <w:pPr>
-        <w:pBdr>
-          <w:top w:val="nil"/>
-          <w:left w:val="nil"/>
-          <w:bottom w:val="nil"/>
-          <w:right w:val="nil"/>
-          <w:between w:val="nil"/>
-        </w:pBdr>
-        <w:spacing w:before="10"/>
-        <w:rPr>
-          <w:b/>
-          <w:bCs/>
-          <w:color w:val="000000"/>
-          <w:sz w:val="28"/>
-          <w:szCs w:val="28"/>
-        </w:rPr>
-      </w:pPr>
-      <w:r>
-        <w:rPr>
-          <w:b/>
-          <w:bCs/>
-          <w:color w:val="000000"/>
-          <w:sz w:val="28"/>
-          <w:szCs w:val="28"/>
-        </w:rPr>
-        <w:tab/>
-      </w:r>
+      <w:r>
+        <w:rPr>
+          <w:b/>
+          <w:bCs/>
+          <w:sz w:val="26"/>
+          <w:szCs w:val="26"/>
+        </w:rPr>
+        <w:t>Creating docker image , service and deploying using Jenkins</w:t>
+      </w:r>
+    </w:p>
+    <w:p>
+      <w:pPr>
+        <w:spacing w:before="88"/>
+        <w:ind w:left="480"/>
+        <w:rPr>
+          <w:b/>
+          <w:bCs/>
+          <w:sz w:val="26"/>
+          <w:szCs w:val="26"/>
+        </w:rPr>
+      </w:pPr>
+    </w:p>
+    <w:p>
+      <w:pPr>
+        <w:spacing w:before="88"/>
+        <w:ind w:left="480"/>
+        <w:rPr>
+          <w:b/>
+          <w:bCs/>
+          <w:sz w:val="26"/>
+          <w:szCs w:val="26"/>
+        </w:rPr>
+      </w:pPr>
       <w:r>
         <w:rPr>
           <w:noProof/>
         </w:rPr>
         <w:drawing>
-          <wp:anchor distT="0" distB="0" distL="0" distR="0" simplePos="0" relativeHeight="251667456" behindDoc="0" locked="0" layoutInCell="1" hidden="0" allowOverlap="1" wp14:anchorId="74FDEF27" wp14:editId="4CCCAA65">
-            <wp:simplePos x="0" y="0"/>
-            <wp:positionH relativeFrom="column">
-              <wp:posOffset>142875</wp:posOffset>
-            </wp:positionH>
-            <wp:positionV relativeFrom="paragraph">
-              <wp:posOffset>47625</wp:posOffset>
-            </wp:positionV>
-            <wp:extent cx="6566535" cy="3693160"/>
-            <wp:effectExtent l="0" t="0" r="0" b="0"/>
-            <wp:wrapSquare wrapText="bothSides" distT="0" distB="0" distL="0" distR="0"/>
-            <wp:docPr id="65" name="image1.jpg"/>
-            <wp:cNvGraphicFramePr/>
+          <wp:inline distT="0" distB="0" distL="0" distR="0" wp14:anchorId="0192DA62" wp14:editId="1F88EE41">
+            <wp:extent cx="6566535" cy="3693795"/>
+            <wp:effectExtent l="0" t="0" r="5715" b="1905"/>
+            <wp:docPr id="2109757735" name="Picture 1"/>
+            <wp:cNvGraphicFramePr>
+              <a:graphicFrameLocks xmlns:a="http://schemas.openxmlformats.org/drawingml/2006/main" noChangeAspect="1"/>
+            </wp:cNvGraphicFramePr>
             <a:graphic xmlns:a="http://schemas.openxmlformats.org/drawingml/2006/main">
               <a:graphicData uri="http://schemas.openxmlformats.org/drawingml/2006/picture">
                 <pic:pic xmlns:pic="http://schemas.openxmlformats.org/drawingml/2006/picture">
                   <pic:nvPicPr>
-                    <pic:cNvPr id="0" name="image1.jpg"/>
-                    <pic:cNvPicPr preferRelativeResize="0"/>
+                    <pic:cNvPr id="2109757735" name=""/>
+                    <pic:cNvPicPr/>
                   </pic:nvPicPr>
                   <pic:blipFill>
-                    <a:blip r:embed="rId48"/>
-                    <a:srcRect/>
+                    <a:blip r:embed="rId47"/>
                     <a:stretch>
                       <a:fillRect/>
                     </a:stretch>
@@ -12181,17 +10994,16 @@
                   <pic:spPr>
                     <a:xfrm>
                       <a:off x="0" y="0"/>
-                      <a:ext cx="6566535" cy="3693160"/>
+                      <a:ext cx="6566535" cy="3693795"/>
                     </a:xfrm>
                     <a:prstGeom prst="rect">
                       <a:avLst/>
                     </a:prstGeom>
-                    <a:ln/>
                   </pic:spPr>
                 </pic:pic>
               </a:graphicData>
             </a:graphic>
-          </wp:anchor>
+          </wp:inline>
         </w:drawing>
       </w:r>
     </w:p>
@@ -12204,7 +11016,42 @@
           <w:right w:val="nil"/>
           <w:between w:val="nil"/>
         </w:pBdr>
-        <w:spacing w:before="10"/>
+        <w:rPr>
+          <w:b/>
+          <w:bCs/>
+          <w:color w:val="000000"/>
+          <w:sz w:val="20"/>
+          <w:szCs w:val="20"/>
+        </w:rPr>
+      </w:pPr>
+    </w:p>
+    <w:p>
+      <w:pPr>
+        <w:pBdr>
+          <w:top w:val="nil"/>
+          <w:left w:val="nil"/>
+          <w:bottom w:val="nil"/>
+          <w:right w:val="nil"/>
+          <w:between w:val="nil"/>
+        </w:pBdr>
+        <w:rPr>
+          <w:b/>
+          <w:bCs/>
+          <w:color w:val="000000"/>
+          <w:sz w:val="29"/>
+          <w:szCs w:val="29"/>
+        </w:rPr>
+      </w:pPr>
+    </w:p>
+    <w:p>
+      <w:pPr>
+        <w:pBdr>
+          <w:top w:val="nil"/>
+          <w:left w:val="nil"/>
+          <w:bottom w:val="nil"/>
+          <w:right w:val="nil"/>
+          <w:between w:val="nil"/>
+        </w:pBdr>
         <w:rPr>
           <w:b/>
           <w:bCs/>
@@ -12213,7 +11060,16 @@
           <w:szCs w:val="28"/>
         </w:rPr>
       </w:pPr>
-      <w:r>
+    </w:p>
+    <w:p>
+      <w:pPr>
+        <w:pBdr>
+          <w:top w:val="nil"/>
+          <w:left w:val="nil"/>
+          <w:bottom w:val="nil"/>
+          <w:right w:val="nil"/>
+          <w:between w:val="nil"/>
+        </w:pBdr>
         <w:rPr>
           <w:b/>
           <w:bCs/>
@@ -12221,19 +11077,17 @@
           <w:sz w:val="28"/>
           <w:szCs w:val="28"/>
         </w:rPr>
-        <w:tab/>
-      </w:r>
-    </w:p>
-    <w:p>
-      <w:pPr>
-        <w:pBdr>
-          <w:top w:val="nil"/>
-          <w:left w:val="nil"/>
-          <w:bottom w:val="nil"/>
-          <w:right w:val="nil"/>
-          <w:between w:val="nil"/>
-        </w:pBdr>
-        <w:spacing w:before="10"/>
+      </w:pPr>
+    </w:p>
+    <w:p>
+      <w:pPr>
+        <w:pBdr>
+          <w:top w:val="nil"/>
+          <w:left w:val="nil"/>
+          <w:bottom w:val="nil"/>
+          <w:right w:val="nil"/>
+          <w:between w:val="nil"/>
+        </w:pBdr>
         <w:rPr>
           <w:b/>
           <w:bCs/>
@@ -12242,7 +11096,16 @@
           <w:szCs w:val="28"/>
         </w:rPr>
       </w:pPr>
-      <w:r>
+    </w:p>
+    <w:p>
+      <w:pPr>
+        <w:pBdr>
+          <w:top w:val="nil"/>
+          <w:left w:val="nil"/>
+          <w:bottom w:val="nil"/>
+          <w:right w:val="nil"/>
+          <w:between w:val="nil"/>
+        </w:pBdr>
         <w:rPr>
           <w:b/>
           <w:bCs/>
@@ -12250,57 +11113,106 @@
           <w:sz w:val="28"/>
           <w:szCs w:val="28"/>
         </w:rPr>
+      </w:pPr>
+    </w:p>
+    <w:p>
+      <w:pPr>
+        <w:spacing w:before="233"/>
+        <w:ind w:left="379"/>
+        <w:jc w:val="center"/>
+        <w:rPr>
+          <w:b/>
+          <w:bCs/>
+          <w:sz w:val="26"/>
+          <w:szCs w:val="26"/>
+        </w:rPr>
+      </w:pPr>
+    </w:p>
+    <w:p>
+      <w:pPr>
+        <w:spacing w:before="233"/>
+        <w:ind w:left="379"/>
+        <w:jc w:val="center"/>
+        <w:rPr>
+          <w:b/>
+          <w:bCs/>
+          <w:sz w:val="26"/>
+          <w:szCs w:val="26"/>
+        </w:rPr>
+      </w:pPr>
+    </w:p>
+    <w:p>
+      <w:pPr>
+        <w:spacing w:before="233"/>
+        <w:jc w:val="center"/>
+        <w:rPr>
+          <w:b/>
+          <w:bCs/>
+          <w:sz w:val="26"/>
+          <w:szCs w:val="26"/>
+        </w:rPr>
+      </w:pPr>
+      <w:r>
+        <w:rPr>
+          <w:b/>
+          <w:bCs/>
+          <w:sz w:val="26"/>
+          <w:szCs w:val="26"/>
+        </w:rPr>
+        <w:t>Deployment completed Successfully</w:t>
+      </w:r>
+    </w:p>
+    <w:p>
+      <w:pPr>
+        <w:spacing w:before="233"/>
+        <w:jc w:val="center"/>
+        <w:rPr>
+          <w:b/>
+          <w:bCs/>
+          <w:sz w:val="26"/>
+          <w:szCs w:val="26"/>
+        </w:rPr>
+      </w:pPr>
+    </w:p>
+    <w:p>
+      <w:pPr>
+        <w:spacing w:before="233"/>
+        <w:jc w:val="center"/>
+        <w:rPr>
+          <w:b/>
+          <w:bCs/>
+          <w:sz w:val="26"/>
+          <w:szCs w:val="26"/>
+        </w:rPr>
+        <w:sectPr>
+          <w:headerReference w:type="default" r:id="rId48"/>
+          <w:pgSz w:w="11920" w:h="16860"/>
+          <w:pgMar w:top="1139" w:right="980" w:bottom="280" w:left="599" w:header="752" w:footer="0" w:gutter="0"/>
+          <w:cols w:space="720"/>
+        </w:sectPr>
+      </w:pPr>
+      <w:r>
+        <w:rPr>
+          <w:noProof/>
+        </w:rPr>
         <w:lastRenderedPageBreak/>
-        <w:tab/>
-        <w:t>Prometheus Dashboard</w:t>
-      </w:r>
-    </w:p>
-    <w:p>
-      <w:pPr>
-        <w:pBdr>
-          <w:top w:val="nil"/>
-          <w:left w:val="nil"/>
-          <w:bottom w:val="nil"/>
-          <w:right w:val="nil"/>
-          <w:between w:val="nil"/>
-        </w:pBdr>
-        <w:spacing w:before="10"/>
-        <w:rPr>
-          <w:b/>
-          <w:bCs/>
-          <w:color w:val="000000"/>
-          <w:sz w:val="28"/>
-          <w:szCs w:val="28"/>
-        </w:rPr>
-      </w:pPr>
-      <w:r>
-        <w:rPr>
-          <w:noProof/>
-        </w:rPr>
         <w:drawing>
-          <wp:anchor distT="0" distB="0" distL="0" distR="0" simplePos="0" relativeHeight="251668480" behindDoc="0" locked="0" layoutInCell="1" hidden="0" allowOverlap="1" wp14:anchorId="62B1CF03" wp14:editId="5A5F9CA0">
-            <wp:simplePos x="0" y="0"/>
-            <wp:positionH relativeFrom="column">
-              <wp:posOffset>206375</wp:posOffset>
-            </wp:positionH>
-            <wp:positionV relativeFrom="paragraph">
-              <wp:posOffset>207645</wp:posOffset>
-            </wp:positionV>
-            <wp:extent cx="6566535" cy="3693160"/>
-            <wp:effectExtent l="0" t="0" r="0" b="0"/>
-            <wp:wrapSquare wrapText="bothSides" distT="0" distB="0" distL="0" distR="0"/>
-            <wp:docPr id="76" name="image15.jpg"/>
-            <wp:cNvGraphicFramePr/>
+          <wp:inline distT="0" distB="0" distL="0" distR="0" wp14:anchorId="0F1DE338" wp14:editId="02C4575B">
+            <wp:extent cx="6566535" cy="3693795"/>
+            <wp:effectExtent l="0" t="0" r="5715" b="1905"/>
+            <wp:docPr id="1077629067" name="Picture 1"/>
+            <wp:cNvGraphicFramePr>
+              <a:graphicFrameLocks xmlns:a="http://schemas.openxmlformats.org/drawingml/2006/main" noChangeAspect="1"/>
+            </wp:cNvGraphicFramePr>
             <a:graphic xmlns:a="http://schemas.openxmlformats.org/drawingml/2006/main">
               <a:graphicData uri="http://schemas.openxmlformats.org/drawingml/2006/picture">
                 <pic:pic xmlns:pic="http://schemas.openxmlformats.org/drawingml/2006/picture">
                   <pic:nvPicPr>
-                    <pic:cNvPr id="0" name="image15.jpg"/>
-                    <pic:cNvPicPr preferRelativeResize="0"/>
+                    <pic:cNvPr id="1077629067" name=""/>
+                    <pic:cNvPicPr/>
                   </pic:nvPicPr>
                   <pic:blipFill>
                     <a:blip r:embed="rId49"/>
-                    <a:srcRect/>
                     <a:stretch>
                       <a:fillRect/>
                     </a:stretch>
@@ -12308,17 +11220,16 @@
                   <pic:spPr>
                     <a:xfrm>
                       <a:off x="0" y="0"/>
-                      <a:ext cx="6566535" cy="3693160"/>
+                      <a:ext cx="6566535" cy="3693795"/>
                     </a:xfrm>
                     <a:prstGeom prst="rect">
                       <a:avLst/>
                     </a:prstGeom>
-                    <a:ln/>
                   </pic:spPr>
                 </pic:pic>
               </a:graphicData>
             </a:graphic>
-          </wp:anchor>
+          </wp:inline>
         </w:drawing>
       </w:r>
     </w:p>
@@ -12331,385 +11242,107 @@
           <w:right w:val="nil"/>
           <w:between w:val="nil"/>
         </w:pBdr>
-        <w:spacing w:before="10"/>
-        <w:rPr>
-          <w:b/>
-          <w:bCs/>
-          <w:color w:val="000000"/>
-          <w:sz w:val="28"/>
-          <w:szCs w:val="28"/>
-        </w:rPr>
-      </w:pPr>
-    </w:p>
-    <w:p>
-      <w:pPr>
-        <w:pBdr>
-          <w:top w:val="nil"/>
-          <w:left w:val="nil"/>
-          <w:bottom w:val="nil"/>
-          <w:right w:val="nil"/>
-          <w:between w:val="nil"/>
-        </w:pBdr>
-        <w:spacing w:before="10"/>
-        <w:rPr>
-          <w:b/>
-          <w:bCs/>
-          <w:color w:val="000000"/>
-          <w:sz w:val="28"/>
-          <w:szCs w:val="28"/>
-        </w:rPr>
-      </w:pPr>
-      <w:r>
-        <w:rPr>
-          <w:b/>
-          <w:bCs/>
-          <w:color w:val="000000"/>
-          <w:sz w:val="28"/>
-          <w:szCs w:val="28"/>
-        </w:rPr>
-        <w:tab/>
-        <w:t xml:space="preserve">                                                                                                           </w:t>
-      </w:r>
-    </w:p>
-    <w:p>
-      <w:pPr>
-        <w:pBdr>
-          <w:top w:val="nil"/>
-          <w:left w:val="nil"/>
-          <w:bottom w:val="nil"/>
-          <w:right w:val="nil"/>
-          <w:between w:val="nil"/>
-        </w:pBdr>
-        <w:spacing w:before="10"/>
-        <w:rPr>
-          <w:b/>
-          <w:bCs/>
-          <w:color w:val="000000"/>
-          <w:sz w:val="28"/>
-          <w:szCs w:val="28"/>
-        </w:rPr>
-      </w:pPr>
-    </w:p>
-    <w:p>
-      <w:pPr>
-        <w:pBdr>
-          <w:top w:val="nil"/>
-          <w:left w:val="nil"/>
-          <w:bottom w:val="nil"/>
-          <w:right w:val="nil"/>
-          <w:between w:val="nil"/>
-        </w:pBdr>
-        <w:spacing w:before="10"/>
-        <w:rPr>
-          <w:b/>
-          <w:bCs/>
-          <w:color w:val="000000"/>
-          <w:sz w:val="28"/>
-          <w:szCs w:val="28"/>
-        </w:rPr>
-      </w:pPr>
-    </w:p>
-    <w:p>
-      <w:pPr>
-        <w:pBdr>
-          <w:top w:val="nil"/>
-          <w:left w:val="nil"/>
-          <w:bottom w:val="nil"/>
-          <w:right w:val="nil"/>
-          <w:between w:val="nil"/>
-        </w:pBdr>
-        <w:spacing w:before="10"/>
-        <w:rPr>
-          <w:b/>
-          <w:bCs/>
-          <w:color w:val="000000"/>
-          <w:sz w:val="28"/>
-          <w:szCs w:val="28"/>
-        </w:rPr>
-      </w:pPr>
-    </w:p>
-    <w:p>
-      <w:pPr>
-        <w:pBdr>
-          <w:top w:val="nil"/>
-          <w:left w:val="nil"/>
-          <w:bottom w:val="nil"/>
-          <w:right w:val="nil"/>
-          <w:between w:val="nil"/>
-        </w:pBdr>
-        <w:spacing w:before="10"/>
-        <w:rPr>
-          <w:b/>
-          <w:bCs/>
-          <w:color w:val="000000"/>
-          <w:sz w:val="28"/>
-          <w:szCs w:val="28"/>
-        </w:rPr>
-      </w:pPr>
-    </w:p>
-    <w:p>
-      <w:pPr>
-        <w:pBdr>
-          <w:top w:val="nil"/>
-          <w:left w:val="nil"/>
-          <w:bottom w:val="nil"/>
-          <w:right w:val="nil"/>
-          <w:between w:val="nil"/>
-        </w:pBdr>
-        <w:spacing w:before="10"/>
-        <w:rPr>
-          <w:b/>
-          <w:bCs/>
-          <w:color w:val="000000"/>
-          <w:sz w:val="28"/>
-          <w:szCs w:val="28"/>
-        </w:rPr>
-      </w:pPr>
-    </w:p>
-    <w:p>
-      <w:pPr>
-        <w:pBdr>
-          <w:top w:val="nil"/>
-          <w:left w:val="nil"/>
-          <w:bottom w:val="nil"/>
-          <w:right w:val="nil"/>
-          <w:between w:val="nil"/>
-        </w:pBdr>
-        <w:spacing w:before="10"/>
-        <w:rPr>
-          <w:b/>
-          <w:bCs/>
-          <w:color w:val="000000"/>
-          <w:sz w:val="28"/>
-          <w:szCs w:val="28"/>
-        </w:rPr>
-      </w:pPr>
-    </w:p>
-    <w:p>
-      <w:pPr>
-        <w:pBdr>
-          <w:top w:val="nil"/>
-          <w:left w:val="nil"/>
-          <w:bottom w:val="nil"/>
-          <w:right w:val="nil"/>
-          <w:between w:val="nil"/>
-        </w:pBdr>
-        <w:spacing w:before="10"/>
-        <w:rPr>
-          <w:b/>
-          <w:bCs/>
-          <w:color w:val="000000"/>
-          <w:sz w:val="28"/>
-          <w:szCs w:val="28"/>
-        </w:rPr>
-      </w:pPr>
-    </w:p>
-    <w:p>
-      <w:pPr>
-        <w:pBdr>
-          <w:top w:val="nil"/>
-          <w:left w:val="nil"/>
-          <w:bottom w:val="nil"/>
-          <w:right w:val="nil"/>
-          <w:between w:val="nil"/>
-        </w:pBdr>
-        <w:spacing w:before="10"/>
-        <w:rPr>
-          <w:b/>
-          <w:bCs/>
-          <w:color w:val="000000"/>
-          <w:sz w:val="28"/>
-          <w:szCs w:val="28"/>
-        </w:rPr>
-      </w:pPr>
-    </w:p>
-    <w:p>
-      <w:pPr>
-        <w:pBdr>
-          <w:top w:val="nil"/>
-          <w:left w:val="nil"/>
-          <w:bottom w:val="nil"/>
-          <w:right w:val="nil"/>
-          <w:between w:val="nil"/>
-        </w:pBdr>
-        <w:spacing w:before="10"/>
-        <w:rPr>
-          <w:b/>
-          <w:bCs/>
-          <w:color w:val="000000"/>
-          <w:sz w:val="28"/>
-          <w:szCs w:val="28"/>
-        </w:rPr>
-      </w:pPr>
-    </w:p>
-    <w:p>
-      <w:pPr>
-        <w:pBdr>
-          <w:top w:val="nil"/>
-          <w:left w:val="nil"/>
-          <w:bottom w:val="nil"/>
-          <w:right w:val="nil"/>
-          <w:between w:val="nil"/>
-        </w:pBdr>
-        <w:spacing w:before="10"/>
-        <w:rPr>
-          <w:b/>
-          <w:bCs/>
-          <w:color w:val="000000"/>
-          <w:sz w:val="28"/>
-          <w:szCs w:val="28"/>
-        </w:rPr>
-      </w:pPr>
-    </w:p>
-    <w:p>
-      <w:pPr>
-        <w:pBdr>
-          <w:top w:val="nil"/>
-          <w:left w:val="nil"/>
-          <w:bottom w:val="nil"/>
-          <w:right w:val="nil"/>
-          <w:between w:val="nil"/>
-        </w:pBdr>
-        <w:spacing w:before="10"/>
-        <w:rPr>
-          <w:b/>
-          <w:bCs/>
-          <w:color w:val="000000"/>
-          <w:sz w:val="28"/>
-          <w:szCs w:val="28"/>
-        </w:rPr>
-      </w:pPr>
-    </w:p>
-    <w:p>
-      <w:pPr>
-        <w:pBdr>
-          <w:top w:val="nil"/>
-          <w:left w:val="nil"/>
-          <w:bottom w:val="nil"/>
-          <w:right w:val="nil"/>
-          <w:between w:val="nil"/>
-        </w:pBdr>
-        <w:spacing w:before="10"/>
-        <w:rPr>
-          <w:b/>
-          <w:bCs/>
-          <w:color w:val="000000"/>
-          <w:sz w:val="28"/>
-          <w:szCs w:val="28"/>
-        </w:rPr>
-      </w:pPr>
-    </w:p>
-    <w:p>
-      <w:pPr>
-        <w:pBdr>
-          <w:top w:val="nil"/>
-          <w:left w:val="nil"/>
-          <w:bottom w:val="nil"/>
-          <w:right w:val="nil"/>
-          <w:between w:val="nil"/>
-        </w:pBdr>
-        <w:spacing w:before="10"/>
-        <w:rPr>
-          <w:b/>
-          <w:bCs/>
-          <w:color w:val="000000"/>
-          <w:sz w:val="28"/>
-          <w:szCs w:val="28"/>
-        </w:rPr>
-      </w:pPr>
-    </w:p>
-    <w:p>
-      <w:pPr>
-        <w:pBdr>
-          <w:top w:val="nil"/>
-          <w:left w:val="nil"/>
-          <w:bottom w:val="nil"/>
-          <w:right w:val="nil"/>
-          <w:between w:val="nil"/>
-        </w:pBdr>
-        <w:spacing w:before="10"/>
-        <w:rPr>
-          <w:b/>
-          <w:bCs/>
-          <w:color w:val="000000"/>
-          <w:sz w:val="28"/>
-          <w:szCs w:val="28"/>
-        </w:rPr>
-      </w:pPr>
-    </w:p>
-    <w:p>
-      <w:pPr>
-        <w:pBdr>
-          <w:top w:val="nil"/>
-          <w:left w:val="nil"/>
-          <w:bottom w:val="nil"/>
-          <w:right w:val="nil"/>
-          <w:between w:val="nil"/>
-        </w:pBdr>
-        <w:spacing w:before="10"/>
-        <w:rPr>
-          <w:b/>
-          <w:bCs/>
-          <w:color w:val="000000"/>
-          <w:sz w:val="28"/>
-          <w:szCs w:val="28"/>
-        </w:rPr>
-      </w:pPr>
-    </w:p>
-    <w:p>
-      <w:pPr>
-        <w:pBdr>
-          <w:top w:val="nil"/>
-          <w:left w:val="nil"/>
-          <w:bottom w:val="nil"/>
-          <w:right w:val="nil"/>
-          <w:between w:val="nil"/>
-        </w:pBdr>
-        <w:spacing w:before="10"/>
-        <w:rPr>
-          <w:b/>
-          <w:bCs/>
-          <w:color w:val="000000"/>
-          <w:sz w:val="28"/>
-          <w:szCs w:val="28"/>
-        </w:rPr>
-      </w:pPr>
-    </w:p>
-    <w:p>
-      <w:pPr>
-        <w:pBdr>
-          <w:top w:val="nil"/>
-          <w:left w:val="nil"/>
-          <w:bottom w:val="nil"/>
-          <w:right w:val="nil"/>
-          <w:between w:val="nil"/>
-        </w:pBdr>
-        <w:spacing w:before="10"/>
-        <w:rPr>
-          <w:b/>
-          <w:bCs/>
-          <w:color w:val="000000"/>
-          <w:sz w:val="28"/>
-          <w:szCs w:val="28"/>
-        </w:rPr>
-      </w:pPr>
-    </w:p>
-    <w:p>
-      <w:pPr>
-        <w:pBdr>
-          <w:top w:val="nil"/>
-          <w:left w:val="nil"/>
-          <w:bottom w:val="nil"/>
-          <w:right w:val="nil"/>
-          <w:between w:val="nil"/>
-        </w:pBdr>
-        <w:spacing w:before="10"/>
-        <w:rPr>
-          <w:b/>
-          <w:bCs/>
-          <w:color w:val="000000"/>
-          <w:sz w:val="28"/>
-          <w:szCs w:val="28"/>
+        <w:spacing w:before="3"/>
+        <w:rPr>
+          <w:b/>
+          <w:bCs/>
+          <w:color w:val="000000"/>
+          <w:sz w:val="18"/>
+          <w:szCs w:val="18"/>
+        </w:rPr>
+      </w:pPr>
+    </w:p>
+    <w:p>
+      <w:pPr>
+        <w:pBdr>
+          <w:top w:val="nil"/>
+          <w:left w:val="nil"/>
+          <w:bottom w:val="nil"/>
+          <w:right w:val="nil"/>
+          <w:between w:val="nil"/>
+        </w:pBdr>
+        <w:tabs>
+          <w:tab w:val="left" w:pos="5128"/>
+        </w:tabs>
+        <w:spacing w:before="89"/>
+        <w:rPr>
+          <w:b/>
+          <w:bCs/>
+          <w:color w:val="000000"/>
+          <w:sz w:val="26"/>
+          <w:szCs w:val="26"/>
+        </w:rPr>
+      </w:pPr>
+      <w:r>
+        <w:rPr>
+          <w:b/>
+          <w:bCs/>
+          <w:color w:val="000000"/>
+          <w:sz w:val="26"/>
+          <w:szCs w:val="26"/>
+        </w:rPr>
+        <w:t xml:space="preserve">                                                                11. Future Scope</w:t>
+      </w:r>
+    </w:p>
+    <w:p>
+      <w:pPr>
+        <w:pBdr>
+          <w:top w:val="nil"/>
+          <w:left w:val="nil"/>
+          <w:bottom w:val="nil"/>
+          <w:right w:val="nil"/>
+          <w:between w:val="nil"/>
+        </w:pBdr>
+        <w:spacing w:before="8"/>
+        <w:rPr>
+          <w:b/>
+          <w:bCs/>
+          <w:color w:val="000000"/>
+          <w:sz w:val="25"/>
+          <w:szCs w:val="25"/>
+        </w:rPr>
+      </w:pPr>
+    </w:p>
+    <w:p>
+      <w:pPr>
+        <w:pBdr>
+          <w:top w:val="nil"/>
+          <w:left w:val="nil"/>
+          <w:bottom w:val="nil"/>
+          <w:right w:val="nil"/>
+          <w:between w:val="nil"/>
+        </w:pBdr>
+        <w:spacing w:before="1"/>
+        <w:ind w:left="480" w:right="134" w:firstLine="720"/>
+        <w:rPr>
+          <w:color w:val="000000"/>
+          <w:sz w:val="26"/>
+          <w:szCs w:val="26"/>
+        </w:rPr>
+      </w:pPr>
+      <w:r>
+        <w:rPr>
+          <w:color w:val="000000"/>
+          <w:sz w:val="26"/>
+          <w:szCs w:val="26"/>
+        </w:rPr>
+        <w:t>DevOps has been a buzzword for a few years now. We simply can’t imagine Future without proper implementation of the DevOps model. Security objectives should be integrated into the software development lifecycle from an early stage, which involves more than just building pipelines. It’s important for people to have the right mindset, understand the shared responsibility model and establish processes that support the methodology and continuous improvement. Organizations must focus on what technology they should be using going forward, and ensure that they are up to date with what the market has to offer.</w:t>
+      </w:r>
+    </w:p>
+    <w:p>
+      <w:pPr>
+        <w:pBdr>
+          <w:top w:val="nil"/>
+          <w:left w:val="nil"/>
+          <w:bottom w:val="nil"/>
+          <w:right w:val="nil"/>
+          <w:between w:val="nil"/>
+        </w:pBdr>
+        <w:ind w:left="480" w:right="780" w:firstLine="720"/>
+        <w:rPr>
+          <w:color w:val="000000"/>
+          <w:sz w:val="26"/>
+          <w:szCs w:val="26"/>
         </w:rPr>
         <w:sectPr>
           <w:headerReference w:type="default" r:id="rId50"/>
@@ -12720,1611 +11353,898 @@
       </w:pPr>
       <w:r>
         <w:rPr>
+          <w:color w:val="000000"/>
+          <w:sz w:val="26"/>
+          <w:szCs w:val="26"/>
+        </w:rPr>
+        <w:t>Further we can implement dynamic code analysis, patch vulnerabilities found in Docker images scan and deploy containerized web application on any cloud platform.</w:t>
+      </w:r>
+    </w:p>
+    <w:p>
+      <w:pPr>
+        <w:pBdr>
+          <w:top w:val="nil"/>
+          <w:left w:val="nil"/>
+          <w:bottom w:val="nil"/>
+          <w:right w:val="nil"/>
+          <w:between w:val="nil"/>
+        </w:pBdr>
+        <w:spacing w:before="3"/>
+        <w:rPr>
+          <w:color w:val="000000"/>
+          <w:sz w:val="18"/>
+          <w:szCs w:val="18"/>
+        </w:rPr>
+      </w:pPr>
+    </w:p>
+    <w:p>
+      <w:pPr>
+        <w:pBdr>
+          <w:top w:val="nil"/>
+          <w:left w:val="nil"/>
+          <w:bottom w:val="nil"/>
+          <w:right w:val="nil"/>
+          <w:between w:val="nil"/>
+        </w:pBdr>
+        <w:tabs>
+          <w:tab w:val="left" w:pos="5248"/>
+        </w:tabs>
+        <w:spacing w:before="89"/>
+        <w:rPr>
+          <w:b/>
+          <w:bCs/>
+          <w:color w:val="000000"/>
+          <w:sz w:val="26"/>
+          <w:szCs w:val="26"/>
+        </w:rPr>
+      </w:pPr>
+      <w:r>
+        <w:rPr>
+          <w:b/>
+          <w:bCs/>
+          <w:color w:val="000000"/>
+          <w:sz w:val="26"/>
+          <w:szCs w:val="26"/>
+        </w:rPr>
+        <w:t xml:space="preserve">                                                                  12. Conclusion</w:t>
+      </w:r>
+    </w:p>
+    <w:p>
+      <w:pPr>
+        <w:pBdr>
+          <w:top w:val="nil"/>
+          <w:left w:val="nil"/>
+          <w:bottom w:val="nil"/>
+          <w:right w:val="nil"/>
+          <w:between w:val="nil"/>
+        </w:pBdr>
+        <w:spacing w:before="6"/>
+        <w:rPr>
+          <w:b/>
+          <w:bCs/>
+          <w:color w:val="000000"/>
+          <w:sz w:val="25"/>
+          <w:szCs w:val="25"/>
+        </w:rPr>
+      </w:pPr>
+    </w:p>
+    <w:p>
+      <w:pPr>
+        <w:pBdr>
+          <w:top w:val="nil"/>
+          <w:left w:val="nil"/>
+          <w:bottom w:val="nil"/>
+          <w:right w:val="nil"/>
+          <w:between w:val="nil"/>
+        </w:pBdr>
+        <w:ind w:left="480" w:right="129" w:firstLine="665"/>
+        <w:rPr>
+          <w:color w:val="000000"/>
+          <w:sz w:val="26"/>
+          <w:szCs w:val="26"/>
+        </w:rPr>
+      </w:pPr>
+      <w:r>
+        <w:rPr>
+          <w:color w:val="000000"/>
+          <w:sz w:val="26"/>
+          <w:szCs w:val="26"/>
+        </w:rPr>
+        <w:t>DevOps empowers an organization to take a proactive approach to automation. It encourages software developers to integrate automation into their day-to-day efforts. At the same time, operations teams can work with software developers to help an organization identify and resolve any vulnerabilities before they get out of hand.</w:t>
+      </w:r>
+    </w:p>
+    <w:p>
+      <w:pPr>
+        <w:pBdr>
+          <w:top w:val="nil"/>
+          <w:left w:val="nil"/>
+          <w:bottom w:val="nil"/>
+          <w:right w:val="nil"/>
+          <w:between w:val="nil"/>
+        </w:pBdr>
+        <w:spacing w:before="2"/>
+        <w:ind w:left="480" w:right="218" w:firstLine="720"/>
+        <w:rPr>
+          <w:color w:val="000000"/>
+          <w:sz w:val="26"/>
+          <w:szCs w:val="26"/>
+        </w:rPr>
+      </w:pPr>
+      <w:r>
+        <w:rPr>
+          <w:color w:val="000000"/>
+          <w:sz w:val="26"/>
+          <w:szCs w:val="26"/>
+        </w:rPr>
+        <w:t>Expect the demand for DevOps to increase in organizations of all sizes and across all industries. As more organizations search for ways to automate deployment early in the software development process, the demand for tools to support DevOps will increase accordingly.</w:t>
+      </w:r>
+    </w:p>
+    <w:p>
+      <w:pPr>
+        <w:pBdr>
+          <w:top w:val="nil"/>
+          <w:left w:val="nil"/>
+          <w:bottom w:val="nil"/>
+          <w:right w:val="nil"/>
+          <w:between w:val="nil"/>
+        </w:pBdr>
+        <w:spacing w:before="2"/>
+        <w:ind w:left="480" w:right="504" w:firstLine="720"/>
+        <w:rPr>
+          <w:color w:val="000000"/>
+          <w:sz w:val="26"/>
+          <w:szCs w:val="26"/>
+        </w:rPr>
+      </w:pPr>
+      <w:r>
+        <w:rPr>
+          <w:color w:val="000000"/>
+          <w:sz w:val="26"/>
+          <w:szCs w:val="26"/>
+        </w:rPr>
+        <w:t>An organization that implements DevOps tools today could reap the benefits of that investment for a lifetime. By providing software developers and operations teams with user-friendly and effective DevOps tools, an organization fosters a culture of collaboration, communication, transparency and openness. As a result, this organization creates an environment where developers and operations teams drive ongoing improvement.</w:t>
+      </w:r>
+    </w:p>
+    <w:p>
+      <w:pPr>
+        <w:pBdr>
+          <w:top w:val="nil"/>
+          <w:left w:val="nil"/>
+          <w:bottom w:val="nil"/>
+          <w:right w:val="nil"/>
+          <w:between w:val="nil"/>
+        </w:pBdr>
+        <w:spacing w:before="2"/>
+        <w:ind w:left="480" w:right="504" w:firstLine="720"/>
+        <w:rPr>
+          <w:color w:val="000000"/>
+          <w:sz w:val="26"/>
+          <w:szCs w:val="26"/>
+        </w:rPr>
+      </w:pPr>
+    </w:p>
+    <w:p>
+      <w:pPr>
+        <w:pBdr>
+          <w:top w:val="nil"/>
+          <w:left w:val="nil"/>
+          <w:bottom w:val="nil"/>
+          <w:right w:val="nil"/>
+          <w:between w:val="nil"/>
+        </w:pBdr>
+        <w:spacing w:before="2"/>
+        <w:ind w:left="480" w:right="504" w:firstLine="720"/>
+        <w:rPr>
+          <w:color w:val="000000"/>
+          <w:sz w:val="26"/>
+          <w:szCs w:val="26"/>
+        </w:rPr>
+      </w:pPr>
+    </w:p>
+    <w:p>
+      <w:pPr>
+        <w:pBdr>
+          <w:top w:val="nil"/>
+          <w:left w:val="nil"/>
+          <w:bottom w:val="nil"/>
+          <w:right w:val="nil"/>
+          <w:between w:val="nil"/>
+        </w:pBdr>
+        <w:spacing w:before="2"/>
+        <w:ind w:left="480" w:right="504" w:firstLine="720"/>
+        <w:rPr>
+          <w:color w:val="000000"/>
+          <w:sz w:val="26"/>
+          <w:szCs w:val="26"/>
+        </w:rPr>
+      </w:pPr>
+    </w:p>
+    <w:p>
+      <w:pPr>
+        <w:pBdr>
+          <w:top w:val="nil"/>
+          <w:left w:val="nil"/>
+          <w:bottom w:val="nil"/>
+          <w:right w:val="nil"/>
+          <w:between w:val="nil"/>
+        </w:pBdr>
+        <w:spacing w:before="2"/>
+        <w:ind w:left="480" w:right="504" w:firstLine="720"/>
+        <w:rPr>
+          <w:color w:val="000000"/>
+          <w:sz w:val="26"/>
+          <w:szCs w:val="26"/>
+        </w:rPr>
+      </w:pPr>
+    </w:p>
+    <w:p>
+      <w:pPr>
+        <w:pBdr>
+          <w:top w:val="nil"/>
+          <w:left w:val="nil"/>
+          <w:bottom w:val="nil"/>
+          <w:right w:val="nil"/>
+          <w:between w:val="nil"/>
+        </w:pBdr>
+        <w:spacing w:before="2"/>
+        <w:ind w:left="480" w:right="504" w:firstLine="720"/>
+        <w:rPr>
+          <w:color w:val="000000"/>
+          <w:sz w:val="26"/>
+          <w:szCs w:val="26"/>
+        </w:rPr>
+      </w:pPr>
+    </w:p>
+    <w:p>
+      <w:pPr>
+        <w:pBdr>
+          <w:top w:val="nil"/>
+          <w:left w:val="nil"/>
+          <w:bottom w:val="nil"/>
+          <w:right w:val="nil"/>
+          <w:between w:val="nil"/>
+        </w:pBdr>
+        <w:spacing w:before="2"/>
+        <w:ind w:left="480" w:right="504" w:firstLine="720"/>
+        <w:rPr>
+          <w:color w:val="000000"/>
+          <w:sz w:val="26"/>
+          <w:szCs w:val="26"/>
+        </w:rPr>
+      </w:pPr>
+    </w:p>
+    <w:p>
+      <w:pPr>
+        <w:pBdr>
+          <w:top w:val="nil"/>
+          <w:left w:val="nil"/>
+          <w:bottom w:val="nil"/>
+          <w:right w:val="nil"/>
+          <w:between w:val="nil"/>
+        </w:pBdr>
+        <w:spacing w:before="2"/>
+        <w:ind w:left="480" w:right="504" w:firstLine="720"/>
+        <w:rPr>
+          <w:color w:val="000000"/>
+          <w:sz w:val="26"/>
+          <w:szCs w:val="26"/>
+        </w:rPr>
+      </w:pPr>
+    </w:p>
+    <w:p>
+      <w:pPr>
+        <w:pBdr>
+          <w:top w:val="nil"/>
+          <w:left w:val="nil"/>
+          <w:bottom w:val="nil"/>
+          <w:right w:val="nil"/>
+          <w:between w:val="nil"/>
+        </w:pBdr>
+        <w:spacing w:before="2"/>
+        <w:ind w:left="480" w:right="504" w:firstLine="720"/>
+        <w:rPr>
+          <w:color w:val="000000"/>
+          <w:sz w:val="26"/>
+          <w:szCs w:val="26"/>
+        </w:rPr>
+      </w:pPr>
+    </w:p>
+    <w:p>
+      <w:pPr>
+        <w:pBdr>
+          <w:top w:val="nil"/>
+          <w:left w:val="nil"/>
+          <w:bottom w:val="nil"/>
+          <w:right w:val="nil"/>
+          <w:between w:val="nil"/>
+        </w:pBdr>
+        <w:spacing w:before="2"/>
+        <w:ind w:left="480" w:right="504" w:firstLine="720"/>
+        <w:rPr>
+          <w:color w:val="000000"/>
+          <w:sz w:val="26"/>
+          <w:szCs w:val="26"/>
+        </w:rPr>
+      </w:pPr>
+    </w:p>
+    <w:p>
+      <w:pPr>
+        <w:pBdr>
+          <w:top w:val="nil"/>
+          <w:left w:val="nil"/>
+          <w:bottom w:val="nil"/>
+          <w:right w:val="nil"/>
+          <w:between w:val="nil"/>
+        </w:pBdr>
+        <w:spacing w:before="2"/>
+        <w:ind w:left="480" w:right="504" w:firstLine="720"/>
+        <w:rPr>
+          <w:color w:val="000000"/>
+          <w:sz w:val="26"/>
+          <w:szCs w:val="26"/>
+        </w:rPr>
+      </w:pPr>
+    </w:p>
+    <w:p>
+      <w:pPr>
+        <w:pBdr>
+          <w:top w:val="nil"/>
+          <w:left w:val="nil"/>
+          <w:bottom w:val="nil"/>
+          <w:right w:val="nil"/>
+          <w:between w:val="nil"/>
+        </w:pBdr>
+        <w:spacing w:before="2"/>
+        <w:ind w:left="480" w:right="504" w:firstLine="720"/>
+        <w:rPr>
+          <w:color w:val="000000"/>
+          <w:sz w:val="26"/>
+          <w:szCs w:val="26"/>
+        </w:rPr>
+      </w:pPr>
+    </w:p>
+    <w:p>
+      <w:pPr>
+        <w:pBdr>
+          <w:top w:val="nil"/>
+          <w:left w:val="nil"/>
+          <w:bottom w:val="nil"/>
+          <w:right w:val="nil"/>
+          <w:between w:val="nil"/>
+        </w:pBdr>
+        <w:spacing w:before="2"/>
+        <w:ind w:left="480" w:right="504" w:firstLine="720"/>
+        <w:rPr>
+          <w:color w:val="000000"/>
+          <w:sz w:val="26"/>
+          <w:szCs w:val="26"/>
+        </w:rPr>
+      </w:pPr>
+    </w:p>
+    <w:p>
+      <w:pPr>
+        <w:pBdr>
+          <w:top w:val="nil"/>
+          <w:left w:val="nil"/>
+          <w:bottom w:val="nil"/>
+          <w:right w:val="nil"/>
+          <w:between w:val="nil"/>
+        </w:pBdr>
+        <w:spacing w:before="2"/>
+        <w:ind w:left="480" w:right="504" w:firstLine="720"/>
+        <w:rPr>
+          <w:color w:val="000000"/>
+          <w:sz w:val="26"/>
+          <w:szCs w:val="26"/>
+        </w:rPr>
+      </w:pPr>
+    </w:p>
+    <w:p>
+      <w:pPr>
+        <w:pBdr>
+          <w:top w:val="nil"/>
+          <w:left w:val="nil"/>
+          <w:bottom w:val="nil"/>
+          <w:right w:val="nil"/>
+          <w:between w:val="nil"/>
+        </w:pBdr>
+        <w:spacing w:before="2"/>
+        <w:ind w:left="480" w:right="504" w:firstLine="720"/>
+        <w:rPr>
+          <w:color w:val="000000"/>
+          <w:sz w:val="26"/>
+          <w:szCs w:val="26"/>
+        </w:rPr>
+      </w:pPr>
+    </w:p>
+    <w:p>
+      <w:pPr>
+        <w:pBdr>
+          <w:top w:val="nil"/>
+          <w:left w:val="nil"/>
+          <w:bottom w:val="nil"/>
+          <w:right w:val="nil"/>
+          <w:between w:val="nil"/>
+        </w:pBdr>
+        <w:spacing w:before="2"/>
+        <w:ind w:left="480" w:right="504" w:firstLine="720"/>
+        <w:rPr>
+          <w:color w:val="000000"/>
+          <w:sz w:val="26"/>
+          <w:szCs w:val="26"/>
+        </w:rPr>
+      </w:pPr>
+    </w:p>
+    <w:p>
+      <w:pPr>
+        <w:pBdr>
+          <w:top w:val="nil"/>
+          <w:left w:val="nil"/>
+          <w:bottom w:val="nil"/>
+          <w:right w:val="nil"/>
+          <w:between w:val="nil"/>
+        </w:pBdr>
+        <w:spacing w:before="2"/>
+        <w:ind w:left="480" w:right="504" w:firstLine="720"/>
+        <w:rPr>
+          <w:color w:val="000000"/>
+          <w:sz w:val="26"/>
+          <w:szCs w:val="26"/>
+        </w:rPr>
+      </w:pPr>
+    </w:p>
+    <w:p>
+      <w:pPr>
+        <w:pBdr>
+          <w:top w:val="nil"/>
+          <w:left w:val="nil"/>
+          <w:bottom w:val="nil"/>
+          <w:right w:val="nil"/>
+          <w:between w:val="nil"/>
+        </w:pBdr>
+        <w:spacing w:before="2"/>
+        <w:ind w:left="480" w:right="504" w:firstLine="720"/>
+        <w:rPr>
+          <w:color w:val="000000"/>
+          <w:sz w:val="26"/>
+          <w:szCs w:val="26"/>
+        </w:rPr>
+      </w:pPr>
+    </w:p>
+    <w:p>
+      <w:pPr>
+        <w:pBdr>
+          <w:top w:val="nil"/>
+          <w:left w:val="nil"/>
+          <w:bottom w:val="nil"/>
+          <w:right w:val="nil"/>
+          <w:between w:val="nil"/>
+        </w:pBdr>
+        <w:spacing w:before="2"/>
+        <w:ind w:left="480" w:right="504" w:firstLine="720"/>
+        <w:rPr>
+          <w:color w:val="000000"/>
+          <w:sz w:val="26"/>
+          <w:szCs w:val="26"/>
+        </w:rPr>
+      </w:pPr>
+    </w:p>
+    <w:p>
+      <w:pPr>
+        <w:pBdr>
+          <w:top w:val="nil"/>
+          <w:left w:val="nil"/>
+          <w:bottom w:val="nil"/>
+          <w:right w:val="nil"/>
+          <w:between w:val="nil"/>
+        </w:pBdr>
+        <w:spacing w:before="2"/>
+        <w:ind w:left="480" w:right="504" w:firstLine="720"/>
+        <w:rPr>
+          <w:color w:val="000000"/>
+          <w:sz w:val="26"/>
+          <w:szCs w:val="26"/>
+        </w:rPr>
+      </w:pPr>
+    </w:p>
+    <w:p>
+      <w:pPr>
+        <w:pBdr>
+          <w:top w:val="nil"/>
+          <w:left w:val="nil"/>
+          <w:bottom w:val="nil"/>
+          <w:right w:val="nil"/>
+          <w:between w:val="nil"/>
+        </w:pBdr>
+        <w:spacing w:before="2"/>
+        <w:ind w:left="480" w:right="504" w:firstLine="720"/>
+        <w:rPr>
+          <w:color w:val="000000"/>
+          <w:sz w:val="26"/>
+          <w:szCs w:val="26"/>
+        </w:rPr>
+      </w:pPr>
+    </w:p>
+    <w:p>
+      <w:pPr>
+        <w:pBdr>
+          <w:top w:val="nil"/>
+          <w:left w:val="nil"/>
+          <w:bottom w:val="nil"/>
+          <w:right w:val="nil"/>
+          <w:between w:val="nil"/>
+        </w:pBdr>
+        <w:spacing w:before="2"/>
+        <w:ind w:left="480" w:right="504" w:firstLine="720"/>
+        <w:rPr>
+          <w:color w:val="000000"/>
+          <w:sz w:val="26"/>
+          <w:szCs w:val="26"/>
+        </w:rPr>
+      </w:pPr>
+    </w:p>
+    <w:p>
+      <w:pPr>
+        <w:pBdr>
+          <w:top w:val="nil"/>
+          <w:left w:val="nil"/>
+          <w:bottom w:val="nil"/>
+          <w:right w:val="nil"/>
+          <w:between w:val="nil"/>
+        </w:pBdr>
+        <w:spacing w:before="2"/>
+        <w:ind w:left="480" w:right="504" w:firstLine="720"/>
+        <w:rPr>
+          <w:color w:val="000000"/>
+          <w:sz w:val="26"/>
+          <w:szCs w:val="26"/>
+        </w:rPr>
+      </w:pPr>
+    </w:p>
+    <w:p>
+      <w:pPr>
+        <w:pBdr>
+          <w:top w:val="nil"/>
+          <w:left w:val="nil"/>
+          <w:bottom w:val="nil"/>
+          <w:right w:val="nil"/>
+          <w:between w:val="nil"/>
+        </w:pBdr>
+        <w:spacing w:before="2"/>
+        <w:ind w:left="480" w:right="504" w:firstLine="720"/>
+        <w:rPr>
+          <w:color w:val="000000"/>
+          <w:sz w:val="26"/>
+          <w:szCs w:val="26"/>
+        </w:rPr>
+      </w:pPr>
+    </w:p>
+    <w:p>
+      <w:pPr>
+        <w:pBdr>
+          <w:top w:val="nil"/>
+          <w:left w:val="nil"/>
+          <w:bottom w:val="nil"/>
+          <w:right w:val="nil"/>
+          <w:between w:val="nil"/>
+        </w:pBdr>
+        <w:spacing w:before="2"/>
+        <w:ind w:left="480" w:right="504" w:firstLine="720"/>
+        <w:rPr>
+          <w:color w:val="000000"/>
+          <w:sz w:val="26"/>
+          <w:szCs w:val="26"/>
+        </w:rPr>
+      </w:pPr>
+    </w:p>
+    <w:p>
+      <w:pPr>
+        <w:pBdr>
+          <w:top w:val="nil"/>
+          <w:left w:val="nil"/>
+          <w:bottom w:val="nil"/>
+          <w:right w:val="nil"/>
+          <w:between w:val="nil"/>
+        </w:pBdr>
+        <w:spacing w:before="2"/>
+        <w:ind w:left="480" w:right="504" w:firstLine="720"/>
+        <w:rPr>
+          <w:color w:val="000000"/>
+          <w:sz w:val="26"/>
+          <w:szCs w:val="26"/>
+        </w:rPr>
+      </w:pPr>
+    </w:p>
+    <w:p>
+      <w:pPr>
+        <w:pBdr>
+          <w:top w:val="nil"/>
+          <w:left w:val="nil"/>
+          <w:bottom w:val="nil"/>
+          <w:right w:val="nil"/>
+          <w:between w:val="nil"/>
+        </w:pBdr>
+        <w:spacing w:before="2"/>
+        <w:ind w:left="480" w:right="504" w:firstLine="720"/>
+        <w:rPr>
+          <w:color w:val="000000"/>
+          <w:sz w:val="26"/>
+          <w:szCs w:val="26"/>
+        </w:rPr>
+      </w:pPr>
+    </w:p>
+    <w:p>
+      <w:pPr>
+        <w:pBdr>
+          <w:top w:val="nil"/>
+          <w:left w:val="nil"/>
+          <w:bottom w:val="nil"/>
+          <w:right w:val="nil"/>
+          <w:between w:val="nil"/>
+        </w:pBdr>
+        <w:spacing w:before="2"/>
+        <w:ind w:left="480" w:right="504" w:firstLine="720"/>
+        <w:rPr>
+          <w:color w:val="000000"/>
+          <w:sz w:val="26"/>
+          <w:szCs w:val="26"/>
+        </w:rPr>
+      </w:pPr>
+    </w:p>
+    <w:p>
+      <w:pPr>
+        <w:pBdr>
+          <w:top w:val="nil"/>
+          <w:left w:val="nil"/>
+          <w:bottom w:val="nil"/>
+          <w:right w:val="nil"/>
+          <w:between w:val="nil"/>
+        </w:pBdr>
+        <w:spacing w:before="2"/>
+        <w:ind w:left="480" w:right="504" w:firstLine="720"/>
+        <w:rPr>
+          <w:color w:val="000000"/>
+          <w:sz w:val="26"/>
+          <w:szCs w:val="26"/>
+        </w:rPr>
+      </w:pPr>
+    </w:p>
+    <w:p>
+      <w:pPr>
+        <w:pBdr>
+          <w:top w:val="nil"/>
+          <w:left w:val="nil"/>
+          <w:bottom w:val="nil"/>
+          <w:right w:val="nil"/>
+          <w:between w:val="nil"/>
+        </w:pBdr>
+        <w:spacing w:before="2"/>
+        <w:ind w:left="480" w:right="504" w:firstLine="720"/>
+        <w:rPr>
+          <w:color w:val="000000"/>
+          <w:sz w:val="26"/>
+          <w:szCs w:val="26"/>
+        </w:rPr>
+      </w:pPr>
+    </w:p>
+    <w:p>
+      <w:pPr>
+        <w:pBdr>
+          <w:top w:val="nil"/>
+          <w:left w:val="nil"/>
+          <w:bottom w:val="nil"/>
+          <w:right w:val="nil"/>
+          <w:between w:val="nil"/>
+        </w:pBdr>
+        <w:spacing w:before="2"/>
+        <w:ind w:left="480" w:right="504" w:firstLine="720"/>
+        <w:rPr>
+          <w:color w:val="000000"/>
+          <w:sz w:val="26"/>
+          <w:szCs w:val="26"/>
+        </w:rPr>
+      </w:pPr>
+    </w:p>
+    <w:p>
+      <w:pPr>
+        <w:pBdr>
+          <w:top w:val="nil"/>
+          <w:left w:val="nil"/>
+          <w:bottom w:val="nil"/>
+          <w:right w:val="nil"/>
+          <w:between w:val="nil"/>
+        </w:pBdr>
+        <w:spacing w:before="2"/>
+        <w:ind w:left="480" w:right="504" w:firstLine="720"/>
+        <w:rPr>
+          <w:color w:val="000000"/>
+          <w:sz w:val="26"/>
+          <w:szCs w:val="26"/>
+        </w:rPr>
+      </w:pPr>
+    </w:p>
+    <w:p>
+      <w:pPr>
+        <w:pBdr>
+          <w:top w:val="nil"/>
+          <w:left w:val="nil"/>
+          <w:bottom w:val="nil"/>
+          <w:right w:val="nil"/>
+          <w:between w:val="nil"/>
+        </w:pBdr>
+        <w:spacing w:before="2"/>
+        <w:ind w:left="480" w:right="504" w:firstLine="720"/>
+        <w:rPr>
+          <w:color w:val="000000"/>
+          <w:sz w:val="26"/>
+          <w:szCs w:val="26"/>
+        </w:rPr>
+      </w:pPr>
+    </w:p>
+    <w:p>
+      <w:pPr>
+        <w:pBdr>
+          <w:top w:val="nil"/>
+          <w:left w:val="nil"/>
+          <w:bottom w:val="nil"/>
+          <w:right w:val="nil"/>
+          <w:between w:val="nil"/>
+        </w:pBdr>
+        <w:spacing w:before="2"/>
+        <w:ind w:left="480" w:right="504" w:firstLine="720"/>
+        <w:rPr>
+          <w:color w:val="000000"/>
+          <w:sz w:val="26"/>
+          <w:szCs w:val="26"/>
+        </w:rPr>
+      </w:pPr>
+    </w:p>
+    <w:p>
+      <w:pPr>
+        <w:pBdr>
+          <w:top w:val="nil"/>
+          <w:left w:val="nil"/>
+          <w:bottom w:val="nil"/>
+          <w:right w:val="nil"/>
+          <w:between w:val="nil"/>
+        </w:pBdr>
+        <w:spacing w:before="2"/>
+        <w:ind w:left="480" w:right="504" w:firstLine="720"/>
+        <w:rPr>
+          <w:color w:val="000000"/>
+          <w:sz w:val="26"/>
+          <w:szCs w:val="26"/>
+        </w:rPr>
+      </w:pPr>
+    </w:p>
+    <w:p>
+      <w:pPr>
+        <w:pBdr>
+          <w:top w:val="nil"/>
+          <w:left w:val="nil"/>
+          <w:bottom w:val="nil"/>
+          <w:right w:val="nil"/>
+          <w:between w:val="nil"/>
+        </w:pBdr>
+        <w:spacing w:before="2"/>
+        <w:ind w:left="480" w:right="504" w:firstLine="720"/>
+        <w:jc w:val="center"/>
+        <w:rPr>
+          <w:b/>
+          <w:bCs/>
+          <w:color w:val="000000"/>
+          <w:sz w:val="30"/>
+          <w:szCs w:val="30"/>
+        </w:rPr>
+      </w:pPr>
+      <w:r>
+        <w:rPr>
+          <w:b/>
+          <w:bCs/>
+          <w:color w:val="000000"/>
+          <w:sz w:val="30"/>
+          <w:szCs w:val="30"/>
+        </w:rPr>
+        <w:lastRenderedPageBreak/>
+        <w:t>13. Flow Chart</w:t>
+      </w:r>
+    </w:p>
+    <w:p>
+      <w:pPr>
+        <w:pBdr>
+          <w:top w:val="nil"/>
+          <w:left w:val="nil"/>
+          <w:bottom w:val="nil"/>
+          <w:right w:val="nil"/>
+          <w:between w:val="nil"/>
+        </w:pBdr>
+        <w:spacing w:before="2"/>
+        <w:ind w:left="480" w:right="504" w:firstLine="720"/>
+        <w:rPr>
+          <w:b/>
+          <w:bCs/>
+          <w:color w:val="000000"/>
+          <w:sz w:val="30"/>
+          <w:szCs w:val="30"/>
+        </w:rPr>
+      </w:pPr>
+    </w:p>
+    <w:p>
+      <w:pPr>
+        <w:pBdr>
+          <w:top w:val="nil"/>
+          <w:left w:val="nil"/>
+          <w:bottom w:val="nil"/>
+          <w:right w:val="nil"/>
+          <w:between w:val="nil"/>
+        </w:pBdr>
+        <w:spacing w:before="2"/>
+        <w:ind w:left="480" w:right="504" w:firstLine="720"/>
+        <w:rPr>
+          <w:b/>
+          <w:bCs/>
+          <w:color w:val="000000"/>
+          <w:sz w:val="30"/>
+          <w:szCs w:val="30"/>
+        </w:rPr>
+        <w:sectPr>
+          <w:headerReference w:type="default" r:id="rId51"/>
+          <w:pgSz w:w="11920" w:h="16860"/>
+          <w:pgMar w:top="1139" w:right="980" w:bottom="280" w:left="599" w:header="752" w:footer="0" w:gutter="0"/>
+          <w:cols w:space="720"/>
+        </w:sectPr>
+      </w:pPr>
+      <w:r>
+        <w:rPr>
           <w:noProof/>
         </w:rPr>
-        <w:lastRenderedPageBreak/>
         <w:drawing>
-          <wp:anchor distT="0" distB="0" distL="0" distR="0" simplePos="0" relativeHeight="251669504" behindDoc="0" locked="0" layoutInCell="1" hidden="0" allowOverlap="1" wp14:anchorId="21088D9A" wp14:editId="602D20DD">
-            <wp:simplePos x="0" y="0"/>
-            <wp:positionH relativeFrom="column">
-              <wp:posOffset>167005</wp:posOffset>
-            </wp:positionH>
-            <wp:positionV relativeFrom="paragraph">
-              <wp:posOffset>294005</wp:posOffset>
-            </wp:positionV>
-            <wp:extent cx="6566535" cy="3693160"/>
-            <wp:effectExtent l="0" t="0" r="0" b="0"/>
-            <wp:wrapSquare wrapText="bothSides" distT="0" distB="0" distL="0" distR="0"/>
-            <wp:docPr id="75" name="image19.jpg"/>
-            <wp:cNvGraphicFramePr/>
+          <wp:inline distT="0" distB="0" distL="0" distR="0" wp14:anchorId="47DE5482" wp14:editId="096FB38C">
+            <wp:extent cx="5798439" cy="2779505"/>
+            <wp:effectExtent l="0" t="0" r="0" b="1905"/>
+            <wp:docPr id="1317339677" name="Picture 1"/>
+            <wp:cNvGraphicFramePr>
+              <a:graphicFrameLocks xmlns:a="http://schemas.openxmlformats.org/drawingml/2006/main" noChangeAspect="1"/>
+            </wp:cNvGraphicFramePr>
             <a:graphic xmlns:a="http://schemas.openxmlformats.org/drawingml/2006/main">
               <a:graphicData uri="http://schemas.openxmlformats.org/drawingml/2006/picture">
                 <pic:pic xmlns:pic="http://schemas.openxmlformats.org/drawingml/2006/picture">
                   <pic:nvPicPr>
-                    <pic:cNvPr id="0" name="image19.jpg"/>
-                    <pic:cNvPicPr preferRelativeResize="0"/>
+                    <pic:cNvPr id="0" name="Picture 1"/>
+                    <pic:cNvPicPr>
+                      <a:picLocks noChangeAspect="1" noChangeArrowheads="1"/>
+                    </pic:cNvPicPr>
                   </pic:nvPicPr>
                   <pic:blipFill>
-                    <a:blip r:embed="rId51"/>
+                    <a:blip r:embed="rId52" cstate="print">
+                      <a:extLst>
+                        <a:ext uri="{28A0092B-C50C-407E-A947-70E740481C1C}">
+                          <a14:useLocalDpi xmlns:a14="http://schemas.microsoft.com/office/drawing/2010/main" val="0"/>
+                        </a:ext>
+                      </a:extLst>
+                    </a:blip>
                     <a:srcRect/>
                     <a:stretch>
                       <a:fillRect/>
                     </a:stretch>
                   </pic:blipFill>
-                  <pic:spPr>
+                  <pic:spPr bwMode="auto">
                     <a:xfrm>
                       <a:off x="0" y="0"/>
-                      <a:ext cx="6566535" cy="3693160"/>
+                      <a:ext cx="5799255" cy="2779896"/>
                     </a:xfrm>
                     <a:prstGeom prst="rect">
                       <a:avLst/>
                     </a:prstGeom>
-                    <a:ln/>
+                    <a:noFill/>
+                    <a:ln>
+                      <a:noFill/>
+                    </a:ln>
                   </pic:spPr>
                 </pic:pic>
               </a:graphicData>
             </a:graphic>
-          </wp:anchor>
-        </w:drawing>
-      </w:r>
-    </w:p>
-    <w:p>
-      <w:pPr>
-        <w:pBdr>
-          <w:top w:val="nil"/>
-          <w:left w:val="nil"/>
-          <w:bottom w:val="nil"/>
-          <w:right w:val="nil"/>
-          <w:between w:val="nil"/>
-        </w:pBdr>
-        <w:rPr>
-          <w:b/>
-          <w:bCs/>
-          <w:color w:val="000000"/>
-          <w:sz w:val="20"/>
-          <w:szCs w:val="20"/>
-        </w:rPr>
-      </w:pPr>
-    </w:p>
-    <w:p>
-      <w:pPr>
-        <w:pBdr>
-          <w:top w:val="nil"/>
-          <w:left w:val="nil"/>
-          <w:bottom w:val="nil"/>
-          <w:right w:val="nil"/>
-          <w:between w:val="nil"/>
-        </w:pBdr>
-        <w:spacing w:before="7"/>
-        <w:rPr>
-          <w:b/>
-          <w:bCs/>
-          <w:color w:val="000000"/>
-          <w:sz w:val="24"/>
-          <w:szCs w:val="24"/>
-        </w:rPr>
-      </w:pPr>
-    </w:p>
-    <w:p>
-      <w:pPr>
-        <w:spacing w:before="88"/>
-        <w:ind w:left="480"/>
-        <w:rPr>
-          <w:b/>
-          <w:bCs/>
-          <w:sz w:val="26"/>
-          <w:szCs w:val="26"/>
-        </w:rPr>
-      </w:pPr>
-      <w:r>
-        <w:rPr>
-          <w:b/>
-          <w:bCs/>
-          <w:sz w:val="26"/>
-          <w:szCs w:val="26"/>
-        </w:rPr>
-        <w:t xml:space="preserve">Creating docker </w:t>
-      </w:r>
-      <w:proofErr w:type="gramStart"/>
-      <w:r>
-        <w:rPr>
-          <w:b/>
-          <w:bCs/>
-          <w:sz w:val="26"/>
-          <w:szCs w:val="26"/>
-        </w:rPr>
-        <w:t>image ,</w:t>
-      </w:r>
-      <w:proofErr w:type="gramEnd"/>
-      <w:r>
-        <w:rPr>
-          <w:b/>
-          <w:bCs/>
-          <w:sz w:val="26"/>
-          <w:szCs w:val="26"/>
-        </w:rPr>
-        <w:t xml:space="preserve"> service and deploying using Jenkins</w:t>
-      </w:r>
-    </w:p>
-    <w:p>
-      <w:pPr>
-        <w:spacing w:before="88"/>
-        <w:ind w:left="480"/>
-        <w:rPr>
-          <w:b/>
-          <w:bCs/>
-          <w:sz w:val="26"/>
-          <w:szCs w:val="26"/>
-        </w:rPr>
-      </w:pPr>
-      <w:r>
-        <w:rPr>
-          <w:noProof/>
-        </w:rPr>
-        <w:drawing>
-          <wp:anchor distT="0" distB="0" distL="0" distR="0" simplePos="0" relativeHeight="251670528" behindDoc="0" locked="0" layoutInCell="1" hidden="0" allowOverlap="1" wp14:anchorId="3E52A8E9" wp14:editId="0426B855">
-            <wp:simplePos x="0" y="0"/>
-            <wp:positionH relativeFrom="column">
-              <wp:posOffset>366395</wp:posOffset>
-            </wp:positionH>
-            <wp:positionV relativeFrom="paragraph">
-              <wp:posOffset>160655</wp:posOffset>
-            </wp:positionV>
-            <wp:extent cx="6261735" cy="3521710"/>
-            <wp:effectExtent l="0" t="0" r="0" b="0"/>
-            <wp:wrapSquare wrapText="bothSides" distT="0" distB="0" distL="0" distR="0"/>
-            <wp:docPr id="77" name="image16.jpg"/>
-            <wp:cNvGraphicFramePr/>
-            <a:graphic xmlns:a="http://schemas.openxmlformats.org/drawingml/2006/main">
-              <a:graphicData uri="http://schemas.openxmlformats.org/drawingml/2006/picture">
-                <pic:pic xmlns:pic="http://schemas.openxmlformats.org/drawingml/2006/picture">
-                  <pic:nvPicPr>
-                    <pic:cNvPr id="0" name="image16.jpg"/>
-                    <pic:cNvPicPr preferRelativeResize="0"/>
-                  </pic:nvPicPr>
-                  <pic:blipFill>
-                    <a:blip r:embed="rId52"/>
-                    <a:srcRect/>
-                    <a:stretch>
-                      <a:fillRect/>
-                    </a:stretch>
-                  </pic:blipFill>
-                  <pic:spPr>
-                    <a:xfrm>
-                      <a:off x="0" y="0"/>
-                      <a:ext cx="6261735" cy="3521710"/>
-                    </a:xfrm>
-                    <a:prstGeom prst="rect">
-                      <a:avLst/>
-                    </a:prstGeom>
-                    <a:ln/>
-                  </pic:spPr>
-                </pic:pic>
-              </a:graphicData>
-            </a:graphic>
-          </wp:anchor>
-        </w:drawing>
-      </w:r>
-    </w:p>
-    <w:p>
-      <w:pPr>
-        <w:spacing w:before="88"/>
-        <w:ind w:left="480"/>
-        <w:rPr>
-          <w:b/>
-          <w:bCs/>
-          <w:sz w:val="26"/>
-          <w:szCs w:val="26"/>
-        </w:rPr>
-      </w:pPr>
-    </w:p>
-    <w:p>
-      <w:pPr>
-        <w:pBdr>
-          <w:top w:val="nil"/>
-          <w:left w:val="nil"/>
-          <w:bottom w:val="nil"/>
-          <w:right w:val="nil"/>
-          <w:between w:val="nil"/>
-        </w:pBdr>
-        <w:rPr>
-          <w:b/>
-          <w:bCs/>
-          <w:color w:val="000000"/>
-          <w:sz w:val="20"/>
-          <w:szCs w:val="20"/>
-        </w:rPr>
-      </w:pPr>
-    </w:p>
-    <w:p>
-      <w:pPr>
-        <w:pBdr>
-          <w:top w:val="nil"/>
-          <w:left w:val="nil"/>
-          <w:bottom w:val="nil"/>
-          <w:right w:val="nil"/>
-          <w:between w:val="nil"/>
-        </w:pBdr>
-        <w:rPr>
-          <w:b/>
-          <w:bCs/>
-          <w:color w:val="000000"/>
-          <w:sz w:val="29"/>
-          <w:szCs w:val="29"/>
-        </w:rPr>
-      </w:pPr>
-    </w:p>
-    <w:p>
-      <w:pPr>
-        <w:pBdr>
-          <w:top w:val="nil"/>
-          <w:left w:val="nil"/>
-          <w:bottom w:val="nil"/>
-          <w:right w:val="nil"/>
-          <w:between w:val="nil"/>
-        </w:pBdr>
-        <w:rPr>
-          <w:b/>
-          <w:bCs/>
-          <w:color w:val="000000"/>
-          <w:sz w:val="28"/>
-          <w:szCs w:val="28"/>
-        </w:rPr>
-      </w:pPr>
-    </w:p>
-    <w:p>
-      <w:pPr>
-        <w:pBdr>
-          <w:top w:val="nil"/>
-          <w:left w:val="nil"/>
-          <w:bottom w:val="nil"/>
-          <w:right w:val="nil"/>
-          <w:between w:val="nil"/>
-        </w:pBdr>
-        <w:rPr>
-          <w:b/>
-          <w:bCs/>
-          <w:color w:val="000000"/>
-          <w:sz w:val="28"/>
-          <w:szCs w:val="28"/>
-        </w:rPr>
-      </w:pPr>
-      <w:r>
-        <w:rPr>
-          <w:noProof/>
-        </w:rPr>
-        <w:drawing>
-          <wp:anchor distT="0" distB="0" distL="0" distR="0" simplePos="0" relativeHeight="251671552" behindDoc="0" locked="0" layoutInCell="1" hidden="0" allowOverlap="1" wp14:anchorId="5C7A4582" wp14:editId="59C961A5">
-            <wp:simplePos x="0" y="0"/>
-            <wp:positionH relativeFrom="column">
-              <wp:posOffset>123825</wp:posOffset>
-            </wp:positionH>
-            <wp:positionV relativeFrom="paragraph">
-              <wp:posOffset>142605</wp:posOffset>
-            </wp:positionV>
-            <wp:extent cx="6566535" cy="3693160"/>
-            <wp:effectExtent l="0" t="0" r="0" b="0"/>
-            <wp:wrapSquare wrapText="bothSides" distT="0" distB="0" distL="0" distR="0"/>
-            <wp:docPr id="67" name="image6.jpg"/>
-            <wp:cNvGraphicFramePr/>
-            <a:graphic xmlns:a="http://schemas.openxmlformats.org/drawingml/2006/main">
-              <a:graphicData uri="http://schemas.openxmlformats.org/drawingml/2006/picture">
-                <pic:pic xmlns:pic="http://schemas.openxmlformats.org/drawingml/2006/picture">
-                  <pic:nvPicPr>
-                    <pic:cNvPr id="0" name="image6.jpg"/>
-                    <pic:cNvPicPr preferRelativeResize="0"/>
-                  </pic:nvPicPr>
-                  <pic:blipFill>
-                    <a:blip r:embed="rId53"/>
-                    <a:srcRect/>
-                    <a:stretch>
-                      <a:fillRect/>
-                    </a:stretch>
-                  </pic:blipFill>
-                  <pic:spPr>
-                    <a:xfrm>
-                      <a:off x="0" y="0"/>
-                      <a:ext cx="6566535" cy="3693160"/>
-                    </a:xfrm>
-                    <a:prstGeom prst="rect">
-                      <a:avLst/>
-                    </a:prstGeom>
-                    <a:ln/>
-                  </pic:spPr>
-                </pic:pic>
-              </a:graphicData>
-            </a:graphic>
-          </wp:anchor>
-        </w:drawing>
-      </w:r>
-    </w:p>
-    <w:p>
-      <w:pPr>
-        <w:pBdr>
-          <w:top w:val="nil"/>
-          <w:left w:val="nil"/>
-          <w:bottom w:val="nil"/>
-          <w:right w:val="nil"/>
-          <w:between w:val="nil"/>
-        </w:pBdr>
-        <w:rPr>
-          <w:b/>
-          <w:bCs/>
-          <w:color w:val="000000"/>
-          <w:sz w:val="28"/>
-          <w:szCs w:val="28"/>
-        </w:rPr>
-      </w:pPr>
-    </w:p>
-    <w:p>
-      <w:pPr>
-        <w:pBdr>
-          <w:top w:val="nil"/>
-          <w:left w:val="nil"/>
-          <w:bottom w:val="nil"/>
-          <w:right w:val="nil"/>
-          <w:between w:val="nil"/>
-        </w:pBdr>
-        <w:rPr>
-          <w:b/>
-          <w:bCs/>
-          <w:color w:val="000000"/>
-          <w:sz w:val="28"/>
-          <w:szCs w:val="28"/>
-        </w:rPr>
-      </w:pPr>
-    </w:p>
-    <w:p>
-      <w:pPr>
-        <w:spacing w:before="233"/>
-        <w:ind w:left="379"/>
-        <w:jc w:val="center"/>
-        <w:rPr>
-          <w:b/>
-          <w:bCs/>
-          <w:sz w:val="26"/>
-          <w:szCs w:val="26"/>
-        </w:rPr>
-      </w:pPr>
-    </w:p>
-    <w:p>
-      <w:pPr>
-        <w:spacing w:before="233"/>
-        <w:ind w:left="379"/>
-        <w:jc w:val="center"/>
-        <w:rPr>
-          <w:b/>
-          <w:bCs/>
-          <w:sz w:val="26"/>
-          <w:szCs w:val="26"/>
-        </w:rPr>
-      </w:pPr>
-    </w:p>
-    <w:p>
-      <w:pPr>
-        <w:spacing w:before="233"/>
-        <w:jc w:val="center"/>
-        <w:rPr>
-          <w:b/>
-          <w:bCs/>
-          <w:sz w:val="26"/>
-          <w:szCs w:val="26"/>
-        </w:rPr>
-        <w:sectPr>
-          <w:headerReference w:type="default" r:id="rId54"/>
-          <w:pgSz w:w="11920" w:h="16860"/>
-          <w:pgMar w:top="1139" w:right="980" w:bottom="280" w:left="599" w:header="752" w:footer="0" w:gutter="0"/>
-          <w:cols w:space="720"/>
-        </w:sectPr>
-      </w:pPr>
-      <w:r>
-        <w:rPr>
-          <w:b/>
-          <w:bCs/>
-          <w:sz w:val="26"/>
-          <w:szCs w:val="26"/>
-        </w:rPr>
-        <w:lastRenderedPageBreak/>
-        <w:t>Deployment completed Successfully</w:t>
-      </w:r>
-      <w:r>
-        <w:rPr>
-          <w:noProof/>
-        </w:rPr>
-        <w:drawing>
-          <wp:anchor distT="0" distB="0" distL="0" distR="0" simplePos="0" relativeHeight="251672576" behindDoc="0" locked="0" layoutInCell="1" hidden="0" allowOverlap="1" wp14:anchorId="1DB3D37B" wp14:editId="16C4D5AD">
-            <wp:simplePos x="0" y="0"/>
-            <wp:positionH relativeFrom="column">
-              <wp:posOffset>120015</wp:posOffset>
-            </wp:positionH>
-            <wp:positionV relativeFrom="paragraph">
-              <wp:posOffset>349250</wp:posOffset>
-            </wp:positionV>
-            <wp:extent cx="6325870" cy="3557905"/>
-            <wp:effectExtent l="0" t="0" r="0" b="0"/>
-            <wp:wrapSquare wrapText="bothSides" distT="0" distB="0" distL="0" distR="0"/>
-            <wp:docPr id="66" name="image7.jpg"/>
-            <wp:cNvGraphicFramePr/>
-            <a:graphic xmlns:a="http://schemas.openxmlformats.org/drawingml/2006/main">
-              <a:graphicData uri="http://schemas.openxmlformats.org/drawingml/2006/picture">
-                <pic:pic xmlns:pic="http://schemas.openxmlformats.org/drawingml/2006/picture">
-                  <pic:nvPicPr>
-                    <pic:cNvPr id="0" name="image7.jpg"/>
-                    <pic:cNvPicPr preferRelativeResize="0"/>
-                  </pic:nvPicPr>
-                  <pic:blipFill>
-                    <a:blip r:embed="rId55"/>
-                    <a:srcRect/>
-                    <a:stretch>
-                      <a:fillRect/>
-                    </a:stretch>
-                  </pic:blipFill>
-                  <pic:spPr>
-                    <a:xfrm>
-                      <a:off x="0" y="0"/>
-                      <a:ext cx="6325870" cy="3557905"/>
-                    </a:xfrm>
-                    <a:prstGeom prst="rect">
-                      <a:avLst/>
-                    </a:prstGeom>
-                    <a:ln/>
-                  </pic:spPr>
-                </pic:pic>
-              </a:graphicData>
-            </a:graphic>
-          </wp:anchor>
-        </w:drawing>
-      </w:r>
-    </w:p>
-    <w:p>
-      <w:pPr>
-        <w:pBdr>
-          <w:top w:val="nil"/>
-          <w:left w:val="nil"/>
-          <w:bottom w:val="nil"/>
-          <w:right w:val="nil"/>
-          <w:between w:val="nil"/>
-        </w:pBdr>
-        <w:spacing w:before="3"/>
-        <w:rPr>
-          <w:b/>
-          <w:bCs/>
-          <w:color w:val="000000"/>
-          <w:sz w:val="18"/>
-          <w:szCs w:val="18"/>
-        </w:rPr>
-      </w:pPr>
-    </w:p>
-    <w:p>
-      <w:pPr>
-        <w:spacing w:before="89"/>
-        <w:ind w:left="480"/>
-        <w:rPr>
-          <w:b/>
-          <w:bCs/>
-          <w:sz w:val="26"/>
-          <w:szCs w:val="26"/>
-        </w:rPr>
-      </w:pPr>
-      <w:r>
-        <w:rPr>
-          <w:b/>
-          <w:bCs/>
-          <w:sz w:val="26"/>
-          <w:szCs w:val="26"/>
-        </w:rPr>
-        <w:t xml:space="preserve">Web Application Deployed Securely and Running on Docker </w:t>
-      </w:r>
-      <w:proofErr w:type="spellStart"/>
-      <w:r>
-        <w:rPr>
-          <w:b/>
-          <w:bCs/>
-          <w:sz w:val="26"/>
-          <w:szCs w:val="26"/>
-        </w:rPr>
-        <w:t>Conatiner</w:t>
-      </w:r>
-      <w:proofErr w:type="spellEnd"/>
-    </w:p>
-    <w:p>
-      <w:pPr>
-        <w:pBdr>
-          <w:top w:val="nil"/>
-          <w:left w:val="nil"/>
-          <w:bottom w:val="nil"/>
-          <w:right w:val="nil"/>
-          <w:between w:val="nil"/>
-        </w:pBdr>
-        <w:rPr>
-          <w:b/>
-          <w:bCs/>
-          <w:color w:val="000000"/>
-          <w:sz w:val="20"/>
-          <w:szCs w:val="20"/>
-        </w:rPr>
-      </w:pPr>
-    </w:p>
-    <w:p>
-      <w:pPr>
-        <w:pBdr>
-          <w:top w:val="nil"/>
-          <w:left w:val="nil"/>
-          <w:bottom w:val="nil"/>
-          <w:right w:val="nil"/>
-          <w:between w:val="nil"/>
-        </w:pBdr>
-        <w:spacing w:before="1"/>
-        <w:rPr>
-          <w:b/>
-          <w:bCs/>
-          <w:color w:val="000000"/>
-          <w:sz w:val="29"/>
-          <w:szCs w:val="29"/>
-        </w:rPr>
-        <w:sectPr>
-          <w:headerReference w:type="default" r:id="rId56"/>
-          <w:pgSz w:w="11920" w:h="16860"/>
-          <w:pgMar w:top="1139" w:right="980" w:bottom="280" w:left="599" w:header="752" w:footer="0" w:gutter="0"/>
-          <w:cols w:space="720"/>
-        </w:sectPr>
-      </w:pPr>
-      <w:r>
-        <w:rPr>
-          <w:noProof/>
-        </w:rPr>
-        <w:drawing>
-          <wp:anchor distT="0" distB="0" distL="0" distR="0" simplePos="0" relativeHeight="251673600" behindDoc="0" locked="0" layoutInCell="1" hidden="0" allowOverlap="1" wp14:anchorId="184605F9" wp14:editId="515FD6CE">
-            <wp:simplePos x="0" y="0"/>
-            <wp:positionH relativeFrom="column">
-              <wp:posOffset>264795</wp:posOffset>
-            </wp:positionH>
-            <wp:positionV relativeFrom="paragraph">
-              <wp:posOffset>174625</wp:posOffset>
-            </wp:positionV>
-            <wp:extent cx="6273800" cy="3693160"/>
-            <wp:effectExtent l="0" t="0" r="0" b="0"/>
-            <wp:wrapSquare wrapText="bothSides" distT="0" distB="0" distL="0" distR="0"/>
-            <wp:docPr id="78" name="image17.jpg"/>
-            <wp:cNvGraphicFramePr/>
-            <a:graphic xmlns:a="http://schemas.openxmlformats.org/drawingml/2006/main">
-              <a:graphicData uri="http://schemas.openxmlformats.org/drawingml/2006/picture">
-                <pic:pic xmlns:pic="http://schemas.openxmlformats.org/drawingml/2006/picture">
-                  <pic:nvPicPr>
-                    <pic:cNvPr id="0" name="image17.jpg"/>
-                    <pic:cNvPicPr preferRelativeResize="0"/>
-                  </pic:nvPicPr>
-                  <pic:blipFill>
-                    <a:blip r:embed="rId57"/>
-                    <a:srcRect/>
-                    <a:stretch>
-                      <a:fillRect/>
-                    </a:stretch>
-                  </pic:blipFill>
-                  <pic:spPr>
-                    <a:xfrm>
-                      <a:off x="0" y="0"/>
-                      <a:ext cx="6273800" cy="3693160"/>
-                    </a:xfrm>
-                    <a:prstGeom prst="rect">
-                      <a:avLst/>
-                    </a:prstGeom>
-                    <a:ln/>
-                  </pic:spPr>
-                </pic:pic>
-              </a:graphicData>
-            </a:graphic>
-          </wp:anchor>
-        </w:drawing>
-      </w:r>
-    </w:p>
-    <w:p>
-      <w:pPr>
-        <w:pBdr>
-          <w:top w:val="nil"/>
-          <w:left w:val="nil"/>
-          <w:bottom w:val="nil"/>
-          <w:right w:val="nil"/>
-          <w:between w:val="nil"/>
-        </w:pBdr>
-        <w:spacing w:before="3"/>
-        <w:rPr>
-          <w:b/>
-          <w:bCs/>
-          <w:color w:val="000000"/>
-          <w:sz w:val="18"/>
-          <w:szCs w:val="18"/>
-        </w:rPr>
-      </w:pPr>
-    </w:p>
-    <w:p>
-      <w:pPr>
-        <w:pBdr>
-          <w:top w:val="nil"/>
-          <w:left w:val="nil"/>
-          <w:bottom w:val="nil"/>
-          <w:right w:val="nil"/>
-          <w:between w:val="nil"/>
-        </w:pBdr>
-        <w:tabs>
-          <w:tab w:val="left" w:pos="5128"/>
-        </w:tabs>
-        <w:spacing w:before="89"/>
-        <w:rPr>
-          <w:b/>
-          <w:bCs/>
-          <w:color w:val="000000"/>
-          <w:sz w:val="26"/>
-          <w:szCs w:val="26"/>
-        </w:rPr>
-      </w:pPr>
-      <w:r>
-        <w:rPr>
-          <w:b/>
-          <w:bCs/>
-          <w:color w:val="000000"/>
-          <w:sz w:val="26"/>
-          <w:szCs w:val="26"/>
-        </w:rPr>
-        <w:t xml:space="preserve">                                                                11. Future Scope</w:t>
-      </w:r>
-    </w:p>
-    <w:p>
-      <w:pPr>
-        <w:pBdr>
-          <w:top w:val="nil"/>
-          <w:left w:val="nil"/>
-          <w:bottom w:val="nil"/>
-          <w:right w:val="nil"/>
-          <w:between w:val="nil"/>
-        </w:pBdr>
-        <w:spacing w:before="8"/>
-        <w:rPr>
-          <w:b/>
-          <w:bCs/>
-          <w:color w:val="000000"/>
-          <w:sz w:val="25"/>
-          <w:szCs w:val="25"/>
-        </w:rPr>
-      </w:pPr>
-    </w:p>
-    <w:p>
-      <w:pPr>
-        <w:pBdr>
-          <w:top w:val="nil"/>
-          <w:left w:val="nil"/>
-          <w:bottom w:val="nil"/>
-          <w:right w:val="nil"/>
-          <w:between w:val="nil"/>
-        </w:pBdr>
-        <w:spacing w:before="1"/>
-        <w:ind w:left="480" w:right="134" w:firstLine="720"/>
-        <w:rPr>
-          <w:color w:val="000000"/>
-          <w:sz w:val="26"/>
-          <w:szCs w:val="26"/>
-        </w:rPr>
-      </w:pPr>
-      <w:r>
-        <w:rPr>
-          <w:color w:val="000000"/>
-          <w:sz w:val="26"/>
-          <w:szCs w:val="26"/>
-        </w:rPr>
-        <w:t>DevOps has been a buzzword for a few years now. We simply can’t imagine Future without proper implementation of the DevOps model. Security objectives should be integrated into the software development lifecycle from an early stage, which involves more than just building pipelines. It’s important for people to have the right mindset, understand the shared responsibility model and establish processes that support the methodology and continuous improvement. Organizations must focus on what technology they should be using going forward, and ensure that they are up to date with what the market has to offer.</w:t>
-      </w:r>
-    </w:p>
-    <w:p>
-      <w:pPr>
-        <w:pBdr>
-          <w:top w:val="nil"/>
-          <w:left w:val="nil"/>
-          <w:bottom w:val="nil"/>
-          <w:right w:val="nil"/>
-          <w:between w:val="nil"/>
-        </w:pBdr>
-        <w:ind w:left="480" w:right="780" w:firstLine="720"/>
-        <w:rPr>
-          <w:color w:val="000000"/>
-          <w:sz w:val="26"/>
-          <w:szCs w:val="26"/>
-        </w:rPr>
-        <w:sectPr>
-          <w:headerReference w:type="default" r:id="rId58"/>
-          <w:pgSz w:w="11920" w:h="16860"/>
-          <w:pgMar w:top="1139" w:right="980" w:bottom="280" w:left="599" w:header="752" w:footer="0" w:gutter="0"/>
-          <w:cols w:space="720"/>
-        </w:sectPr>
-      </w:pPr>
-      <w:r>
-        <w:rPr>
-          <w:color w:val="000000"/>
-          <w:sz w:val="26"/>
-          <w:szCs w:val="26"/>
-        </w:rPr>
-        <w:t>Further we can implement dynamic code analysis, patch vulnerabilities found in Docker images scan and deploy containerized web application on any cloud platform.</w:t>
-      </w:r>
-    </w:p>
-    <w:p>
-      <w:pPr>
-        <w:pBdr>
-          <w:top w:val="nil"/>
-          <w:left w:val="nil"/>
-          <w:bottom w:val="nil"/>
-          <w:right w:val="nil"/>
-          <w:between w:val="nil"/>
-        </w:pBdr>
-        <w:spacing w:before="3"/>
-        <w:rPr>
-          <w:color w:val="000000"/>
-          <w:sz w:val="18"/>
-          <w:szCs w:val="18"/>
-        </w:rPr>
-      </w:pPr>
-    </w:p>
-    <w:p>
-      <w:pPr>
-        <w:pBdr>
-          <w:top w:val="nil"/>
-          <w:left w:val="nil"/>
-          <w:bottom w:val="nil"/>
-          <w:right w:val="nil"/>
-          <w:between w:val="nil"/>
-        </w:pBdr>
-        <w:tabs>
-          <w:tab w:val="left" w:pos="5248"/>
-        </w:tabs>
-        <w:spacing w:before="89"/>
-        <w:rPr>
-          <w:b/>
-          <w:bCs/>
-          <w:color w:val="000000"/>
-          <w:sz w:val="26"/>
-          <w:szCs w:val="26"/>
-        </w:rPr>
-      </w:pPr>
-      <w:r>
-        <w:rPr>
-          <w:b/>
-          <w:bCs/>
-          <w:color w:val="000000"/>
-          <w:sz w:val="26"/>
-          <w:szCs w:val="26"/>
-        </w:rPr>
-        <w:t xml:space="preserve">                                                                  12. Conclusion</w:t>
-      </w:r>
-    </w:p>
-    <w:p>
-      <w:pPr>
-        <w:pBdr>
-          <w:top w:val="nil"/>
-          <w:left w:val="nil"/>
-          <w:bottom w:val="nil"/>
-          <w:right w:val="nil"/>
-          <w:between w:val="nil"/>
-        </w:pBdr>
-        <w:spacing w:before="6"/>
-        <w:rPr>
-          <w:b/>
-          <w:bCs/>
-          <w:color w:val="000000"/>
-          <w:sz w:val="25"/>
-          <w:szCs w:val="25"/>
-        </w:rPr>
-      </w:pPr>
-    </w:p>
-    <w:p>
-      <w:pPr>
-        <w:pBdr>
-          <w:top w:val="nil"/>
-          <w:left w:val="nil"/>
-          <w:bottom w:val="nil"/>
-          <w:right w:val="nil"/>
-          <w:between w:val="nil"/>
-        </w:pBdr>
-        <w:ind w:left="480" w:right="129" w:firstLine="665"/>
-        <w:rPr>
-          <w:color w:val="000000"/>
-          <w:sz w:val="26"/>
-          <w:szCs w:val="26"/>
-        </w:rPr>
-      </w:pPr>
-      <w:r>
-        <w:rPr>
-          <w:color w:val="000000"/>
-          <w:sz w:val="26"/>
-          <w:szCs w:val="26"/>
-        </w:rPr>
-        <w:t>DevOps empowers an organization to take a proactive approach to automation. It encourages software developers to integrate automation into their day-to-day efforts. At the same time, operations teams can work with software developers to help an organization identify and resolve any vulnerabilities before they get out of hand.</w:t>
-      </w:r>
-    </w:p>
-    <w:p>
-      <w:pPr>
-        <w:pBdr>
-          <w:top w:val="nil"/>
-          <w:left w:val="nil"/>
-          <w:bottom w:val="nil"/>
-          <w:right w:val="nil"/>
-          <w:between w:val="nil"/>
-        </w:pBdr>
-        <w:spacing w:before="2"/>
-        <w:ind w:left="480" w:right="218" w:firstLine="720"/>
-        <w:rPr>
-          <w:color w:val="000000"/>
-          <w:sz w:val="26"/>
-          <w:szCs w:val="26"/>
-        </w:rPr>
-      </w:pPr>
-      <w:r>
-        <w:rPr>
-          <w:color w:val="000000"/>
-          <w:sz w:val="26"/>
-          <w:szCs w:val="26"/>
-        </w:rPr>
-        <w:t>Expect the demand for DevOps to increase in organizations of all sizes and across all industries. As more organizations search for ways to automate deployment early in the software development process, the demand for tools to support DevOps will increase accordingly.</w:t>
-      </w:r>
-    </w:p>
-    <w:p>
-      <w:pPr>
-        <w:pBdr>
-          <w:top w:val="nil"/>
-          <w:left w:val="nil"/>
-          <w:bottom w:val="nil"/>
-          <w:right w:val="nil"/>
-          <w:between w:val="nil"/>
-        </w:pBdr>
-        <w:spacing w:before="2"/>
-        <w:ind w:left="480" w:right="504" w:firstLine="720"/>
-        <w:rPr>
-          <w:color w:val="000000"/>
-          <w:sz w:val="26"/>
-          <w:szCs w:val="26"/>
-        </w:rPr>
-      </w:pPr>
-      <w:r>
-        <w:rPr>
-          <w:color w:val="000000"/>
-          <w:sz w:val="26"/>
-          <w:szCs w:val="26"/>
-        </w:rPr>
-        <w:t>An organization that implements DevOps tools today could reap the benefits of that investment for a lifetime. By providing software developers and operations teams with user-friendly and effective DevOps tools, an organization fosters a culture of collaboration, communication, transparency and openness. As a result, this organization creates an environment where developers and operations teams drive ongoing improvement.</w:t>
-      </w:r>
-    </w:p>
-    <w:p>
-      <w:pPr>
-        <w:pBdr>
-          <w:top w:val="nil"/>
-          <w:left w:val="nil"/>
-          <w:bottom w:val="nil"/>
-          <w:right w:val="nil"/>
-          <w:between w:val="nil"/>
-        </w:pBdr>
-        <w:spacing w:before="2"/>
-        <w:ind w:left="480" w:right="504" w:firstLine="720"/>
-        <w:rPr>
-          <w:color w:val="000000"/>
-          <w:sz w:val="26"/>
-          <w:szCs w:val="26"/>
-        </w:rPr>
-      </w:pPr>
-    </w:p>
-    <w:p>
-      <w:pPr>
-        <w:pBdr>
-          <w:top w:val="nil"/>
-          <w:left w:val="nil"/>
-          <w:bottom w:val="nil"/>
-          <w:right w:val="nil"/>
-          <w:between w:val="nil"/>
-        </w:pBdr>
-        <w:spacing w:before="2"/>
-        <w:ind w:left="480" w:right="504" w:firstLine="720"/>
-        <w:rPr>
-          <w:color w:val="000000"/>
-          <w:sz w:val="26"/>
-          <w:szCs w:val="26"/>
-        </w:rPr>
-      </w:pPr>
-    </w:p>
-    <w:p>
-      <w:pPr>
-        <w:pBdr>
-          <w:top w:val="nil"/>
-          <w:left w:val="nil"/>
-          <w:bottom w:val="nil"/>
-          <w:right w:val="nil"/>
-          <w:between w:val="nil"/>
-        </w:pBdr>
-        <w:spacing w:before="2"/>
-        <w:ind w:left="480" w:right="504" w:firstLine="720"/>
-        <w:rPr>
-          <w:color w:val="000000"/>
-          <w:sz w:val="26"/>
-          <w:szCs w:val="26"/>
-        </w:rPr>
-      </w:pPr>
-    </w:p>
-    <w:p>
-      <w:pPr>
-        <w:pBdr>
-          <w:top w:val="nil"/>
-          <w:left w:val="nil"/>
-          <w:bottom w:val="nil"/>
-          <w:right w:val="nil"/>
-          <w:between w:val="nil"/>
-        </w:pBdr>
-        <w:spacing w:before="2"/>
-        <w:ind w:left="480" w:right="504" w:firstLine="720"/>
-        <w:rPr>
-          <w:color w:val="000000"/>
-          <w:sz w:val="26"/>
-          <w:szCs w:val="26"/>
-        </w:rPr>
-      </w:pPr>
-    </w:p>
-    <w:p>
-      <w:pPr>
-        <w:pBdr>
-          <w:top w:val="nil"/>
-          <w:left w:val="nil"/>
-          <w:bottom w:val="nil"/>
-          <w:right w:val="nil"/>
-          <w:between w:val="nil"/>
-        </w:pBdr>
-        <w:spacing w:before="2"/>
-        <w:ind w:left="480" w:right="504" w:firstLine="720"/>
-        <w:rPr>
-          <w:color w:val="000000"/>
-          <w:sz w:val="26"/>
-          <w:szCs w:val="26"/>
-        </w:rPr>
-      </w:pPr>
-    </w:p>
-    <w:p>
-      <w:pPr>
-        <w:pBdr>
-          <w:top w:val="nil"/>
-          <w:left w:val="nil"/>
-          <w:bottom w:val="nil"/>
-          <w:right w:val="nil"/>
-          <w:between w:val="nil"/>
-        </w:pBdr>
-        <w:spacing w:before="2"/>
-        <w:ind w:left="480" w:right="504" w:firstLine="720"/>
-        <w:rPr>
-          <w:color w:val="000000"/>
-          <w:sz w:val="26"/>
-          <w:szCs w:val="26"/>
-        </w:rPr>
-      </w:pPr>
-    </w:p>
-    <w:p>
-      <w:pPr>
-        <w:pBdr>
-          <w:top w:val="nil"/>
-          <w:left w:val="nil"/>
-          <w:bottom w:val="nil"/>
-          <w:right w:val="nil"/>
-          <w:between w:val="nil"/>
-        </w:pBdr>
-        <w:spacing w:before="2"/>
-        <w:ind w:left="480" w:right="504" w:firstLine="720"/>
-        <w:rPr>
-          <w:color w:val="000000"/>
-          <w:sz w:val="26"/>
-          <w:szCs w:val="26"/>
-        </w:rPr>
-      </w:pPr>
-    </w:p>
-    <w:p>
-      <w:pPr>
-        <w:pBdr>
-          <w:top w:val="nil"/>
-          <w:left w:val="nil"/>
-          <w:bottom w:val="nil"/>
-          <w:right w:val="nil"/>
-          <w:between w:val="nil"/>
-        </w:pBdr>
-        <w:spacing w:before="2"/>
-        <w:ind w:left="480" w:right="504" w:firstLine="720"/>
-        <w:rPr>
-          <w:color w:val="000000"/>
-          <w:sz w:val="26"/>
-          <w:szCs w:val="26"/>
-        </w:rPr>
-      </w:pPr>
-    </w:p>
-    <w:p>
-      <w:pPr>
-        <w:pBdr>
-          <w:top w:val="nil"/>
-          <w:left w:val="nil"/>
-          <w:bottom w:val="nil"/>
-          <w:right w:val="nil"/>
-          <w:between w:val="nil"/>
-        </w:pBdr>
-        <w:spacing w:before="2"/>
-        <w:ind w:left="480" w:right="504" w:firstLine="720"/>
-        <w:rPr>
-          <w:color w:val="000000"/>
-          <w:sz w:val="26"/>
-          <w:szCs w:val="26"/>
-        </w:rPr>
-      </w:pPr>
-    </w:p>
-    <w:p>
-      <w:pPr>
-        <w:pBdr>
-          <w:top w:val="nil"/>
-          <w:left w:val="nil"/>
-          <w:bottom w:val="nil"/>
-          <w:right w:val="nil"/>
-          <w:between w:val="nil"/>
-        </w:pBdr>
-        <w:spacing w:before="2"/>
-        <w:ind w:left="480" w:right="504" w:firstLine="720"/>
-        <w:rPr>
-          <w:color w:val="000000"/>
-          <w:sz w:val="26"/>
-          <w:szCs w:val="26"/>
-        </w:rPr>
-      </w:pPr>
-    </w:p>
-    <w:p>
-      <w:pPr>
-        <w:pBdr>
-          <w:top w:val="nil"/>
-          <w:left w:val="nil"/>
-          <w:bottom w:val="nil"/>
-          <w:right w:val="nil"/>
-          <w:between w:val="nil"/>
-        </w:pBdr>
-        <w:spacing w:before="2"/>
-        <w:ind w:left="480" w:right="504" w:firstLine="720"/>
-        <w:rPr>
-          <w:color w:val="000000"/>
-          <w:sz w:val="26"/>
-          <w:szCs w:val="26"/>
-        </w:rPr>
-      </w:pPr>
-    </w:p>
-    <w:p>
-      <w:pPr>
-        <w:pBdr>
-          <w:top w:val="nil"/>
-          <w:left w:val="nil"/>
-          <w:bottom w:val="nil"/>
-          <w:right w:val="nil"/>
-          <w:between w:val="nil"/>
-        </w:pBdr>
-        <w:spacing w:before="2"/>
-        <w:ind w:left="480" w:right="504" w:firstLine="720"/>
-        <w:rPr>
-          <w:color w:val="000000"/>
-          <w:sz w:val="26"/>
-          <w:szCs w:val="26"/>
-        </w:rPr>
-      </w:pPr>
-    </w:p>
-    <w:p>
-      <w:pPr>
-        <w:pBdr>
-          <w:top w:val="nil"/>
-          <w:left w:val="nil"/>
-          <w:bottom w:val="nil"/>
-          <w:right w:val="nil"/>
-          <w:between w:val="nil"/>
-        </w:pBdr>
-        <w:spacing w:before="2"/>
-        <w:ind w:left="480" w:right="504" w:firstLine="720"/>
-        <w:rPr>
-          <w:color w:val="000000"/>
-          <w:sz w:val="26"/>
-          <w:szCs w:val="26"/>
-        </w:rPr>
-      </w:pPr>
-    </w:p>
-    <w:p>
-      <w:pPr>
-        <w:pBdr>
-          <w:top w:val="nil"/>
-          <w:left w:val="nil"/>
-          <w:bottom w:val="nil"/>
-          <w:right w:val="nil"/>
-          <w:between w:val="nil"/>
-        </w:pBdr>
-        <w:spacing w:before="2"/>
-        <w:ind w:left="480" w:right="504" w:firstLine="720"/>
-        <w:rPr>
-          <w:color w:val="000000"/>
-          <w:sz w:val="26"/>
-          <w:szCs w:val="26"/>
-        </w:rPr>
-      </w:pPr>
-    </w:p>
-    <w:p>
-      <w:pPr>
-        <w:pBdr>
-          <w:top w:val="nil"/>
-          <w:left w:val="nil"/>
-          <w:bottom w:val="nil"/>
-          <w:right w:val="nil"/>
-          <w:between w:val="nil"/>
-        </w:pBdr>
-        <w:spacing w:before="2"/>
-        <w:ind w:left="480" w:right="504" w:firstLine="720"/>
-        <w:rPr>
-          <w:color w:val="000000"/>
-          <w:sz w:val="26"/>
-          <w:szCs w:val="26"/>
-        </w:rPr>
-      </w:pPr>
-    </w:p>
-    <w:p>
-      <w:pPr>
-        <w:pBdr>
-          <w:top w:val="nil"/>
-          <w:left w:val="nil"/>
-          <w:bottom w:val="nil"/>
-          <w:right w:val="nil"/>
-          <w:between w:val="nil"/>
-        </w:pBdr>
-        <w:spacing w:before="2"/>
-        <w:ind w:left="480" w:right="504" w:firstLine="720"/>
-        <w:rPr>
-          <w:color w:val="000000"/>
-          <w:sz w:val="26"/>
-          <w:szCs w:val="26"/>
-        </w:rPr>
-      </w:pPr>
-    </w:p>
-    <w:p>
-      <w:pPr>
-        <w:pBdr>
-          <w:top w:val="nil"/>
-          <w:left w:val="nil"/>
-          <w:bottom w:val="nil"/>
-          <w:right w:val="nil"/>
-          <w:between w:val="nil"/>
-        </w:pBdr>
-        <w:spacing w:before="2"/>
-        <w:ind w:left="480" w:right="504" w:firstLine="720"/>
-        <w:rPr>
-          <w:color w:val="000000"/>
-          <w:sz w:val="26"/>
-          <w:szCs w:val="26"/>
-        </w:rPr>
-      </w:pPr>
-    </w:p>
-    <w:p>
-      <w:pPr>
-        <w:pBdr>
-          <w:top w:val="nil"/>
-          <w:left w:val="nil"/>
-          <w:bottom w:val="nil"/>
-          <w:right w:val="nil"/>
-          <w:between w:val="nil"/>
-        </w:pBdr>
-        <w:spacing w:before="2"/>
-        <w:ind w:left="480" w:right="504" w:firstLine="720"/>
-        <w:rPr>
-          <w:color w:val="000000"/>
-          <w:sz w:val="26"/>
-          <w:szCs w:val="26"/>
-        </w:rPr>
-      </w:pPr>
-    </w:p>
-    <w:p>
-      <w:pPr>
-        <w:pBdr>
-          <w:top w:val="nil"/>
-          <w:left w:val="nil"/>
-          <w:bottom w:val="nil"/>
-          <w:right w:val="nil"/>
-          <w:between w:val="nil"/>
-        </w:pBdr>
-        <w:spacing w:before="2"/>
-        <w:ind w:left="480" w:right="504" w:firstLine="720"/>
-        <w:rPr>
-          <w:color w:val="000000"/>
-          <w:sz w:val="26"/>
-          <w:szCs w:val="26"/>
-        </w:rPr>
-      </w:pPr>
-    </w:p>
-    <w:p>
-      <w:pPr>
-        <w:pBdr>
-          <w:top w:val="nil"/>
-          <w:left w:val="nil"/>
-          <w:bottom w:val="nil"/>
-          <w:right w:val="nil"/>
-          <w:between w:val="nil"/>
-        </w:pBdr>
-        <w:spacing w:before="2"/>
-        <w:ind w:left="480" w:right="504" w:firstLine="720"/>
-        <w:rPr>
-          <w:color w:val="000000"/>
-          <w:sz w:val="26"/>
-          <w:szCs w:val="26"/>
-        </w:rPr>
-      </w:pPr>
-    </w:p>
-    <w:p>
-      <w:pPr>
-        <w:pBdr>
-          <w:top w:val="nil"/>
-          <w:left w:val="nil"/>
-          <w:bottom w:val="nil"/>
-          <w:right w:val="nil"/>
-          <w:between w:val="nil"/>
-        </w:pBdr>
-        <w:spacing w:before="2"/>
-        <w:ind w:left="480" w:right="504" w:firstLine="720"/>
-        <w:rPr>
-          <w:color w:val="000000"/>
-          <w:sz w:val="26"/>
-          <w:szCs w:val="26"/>
-        </w:rPr>
-      </w:pPr>
-    </w:p>
-    <w:p>
-      <w:pPr>
-        <w:pBdr>
-          <w:top w:val="nil"/>
-          <w:left w:val="nil"/>
-          <w:bottom w:val="nil"/>
-          <w:right w:val="nil"/>
-          <w:between w:val="nil"/>
-        </w:pBdr>
-        <w:spacing w:before="2"/>
-        <w:ind w:left="480" w:right="504" w:firstLine="720"/>
-        <w:rPr>
-          <w:color w:val="000000"/>
-          <w:sz w:val="26"/>
-          <w:szCs w:val="26"/>
-        </w:rPr>
-      </w:pPr>
-    </w:p>
-    <w:p>
-      <w:pPr>
-        <w:pBdr>
-          <w:top w:val="nil"/>
-          <w:left w:val="nil"/>
-          <w:bottom w:val="nil"/>
-          <w:right w:val="nil"/>
-          <w:between w:val="nil"/>
-        </w:pBdr>
-        <w:spacing w:before="2"/>
-        <w:ind w:left="480" w:right="504" w:firstLine="720"/>
-        <w:rPr>
-          <w:color w:val="000000"/>
-          <w:sz w:val="26"/>
-          <w:szCs w:val="26"/>
-        </w:rPr>
-      </w:pPr>
-    </w:p>
-    <w:p>
-      <w:pPr>
-        <w:pBdr>
-          <w:top w:val="nil"/>
-          <w:left w:val="nil"/>
-          <w:bottom w:val="nil"/>
-          <w:right w:val="nil"/>
-          <w:between w:val="nil"/>
-        </w:pBdr>
-        <w:spacing w:before="2"/>
-        <w:ind w:left="480" w:right="504" w:firstLine="720"/>
-        <w:rPr>
-          <w:color w:val="000000"/>
-          <w:sz w:val="26"/>
-          <w:szCs w:val="26"/>
-        </w:rPr>
-      </w:pPr>
-    </w:p>
-    <w:p>
-      <w:pPr>
-        <w:pBdr>
-          <w:top w:val="nil"/>
-          <w:left w:val="nil"/>
-          <w:bottom w:val="nil"/>
-          <w:right w:val="nil"/>
-          <w:between w:val="nil"/>
-        </w:pBdr>
-        <w:spacing w:before="2"/>
-        <w:ind w:left="480" w:right="504" w:firstLine="720"/>
-        <w:rPr>
-          <w:color w:val="000000"/>
-          <w:sz w:val="26"/>
-          <w:szCs w:val="26"/>
-        </w:rPr>
-      </w:pPr>
-    </w:p>
-    <w:p>
-      <w:pPr>
-        <w:pBdr>
-          <w:top w:val="nil"/>
-          <w:left w:val="nil"/>
-          <w:bottom w:val="nil"/>
-          <w:right w:val="nil"/>
-          <w:between w:val="nil"/>
-        </w:pBdr>
-        <w:spacing w:before="2"/>
-        <w:ind w:left="480" w:right="504" w:firstLine="720"/>
-        <w:rPr>
-          <w:color w:val="000000"/>
-          <w:sz w:val="26"/>
-          <w:szCs w:val="26"/>
-        </w:rPr>
-      </w:pPr>
-    </w:p>
-    <w:p>
-      <w:pPr>
-        <w:pBdr>
-          <w:top w:val="nil"/>
-          <w:left w:val="nil"/>
-          <w:bottom w:val="nil"/>
-          <w:right w:val="nil"/>
-          <w:between w:val="nil"/>
-        </w:pBdr>
-        <w:spacing w:before="2"/>
-        <w:ind w:left="480" w:right="504" w:firstLine="720"/>
-        <w:rPr>
-          <w:color w:val="000000"/>
-          <w:sz w:val="26"/>
-          <w:szCs w:val="26"/>
-        </w:rPr>
-      </w:pPr>
-    </w:p>
-    <w:p>
-      <w:pPr>
-        <w:pBdr>
-          <w:top w:val="nil"/>
-          <w:left w:val="nil"/>
-          <w:bottom w:val="nil"/>
-          <w:right w:val="nil"/>
-          <w:between w:val="nil"/>
-        </w:pBdr>
-        <w:spacing w:before="2"/>
-        <w:ind w:left="480" w:right="504" w:firstLine="720"/>
-        <w:rPr>
-          <w:color w:val="000000"/>
-          <w:sz w:val="26"/>
-          <w:szCs w:val="26"/>
-        </w:rPr>
-      </w:pPr>
-    </w:p>
-    <w:p>
-      <w:pPr>
-        <w:pBdr>
-          <w:top w:val="nil"/>
-          <w:left w:val="nil"/>
-          <w:bottom w:val="nil"/>
-          <w:right w:val="nil"/>
-          <w:between w:val="nil"/>
-        </w:pBdr>
-        <w:spacing w:before="2"/>
-        <w:ind w:left="480" w:right="504" w:firstLine="720"/>
-        <w:rPr>
-          <w:color w:val="000000"/>
-          <w:sz w:val="26"/>
-          <w:szCs w:val="26"/>
-        </w:rPr>
-      </w:pPr>
-    </w:p>
-    <w:p>
-      <w:pPr>
-        <w:pBdr>
-          <w:top w:val="nil"/>
-          <w:left w:val="nil"/>
-          <w:bottom w:val="nil"/>
-          <w:right w:val="nil"/>
-          <w:between w:val="nil"/>
-        </w:pBdr>
-        <w:spacing w:before="2"/>
-        <w:ind w:left="480" w:right="504" w:firstLine="720"/>
-        <w:rPr>
-          <w:color w:val="000000"/>
-          <w:sz w:val="26"/>
-          <w:szCs w:val="26"/>
-        </w:rPr>
-      </w:pPr>
-    </w:p>
-    <w:p>
-      <w:pPr>
-        <w:pBdr>
-          <w:top w:val="nil"/>
-          <w:left w:val="nil"/>
-          <w:bottom w:val="nil"/>
-          <w:right w:val="nil"/>
-          <w:between w:val="nil"/>
-        </w:pBdr>
-        <w:spacing w:before="2"/>
-        <w:ind w:left="480" w:right="504" w:firstLine="720"/>
-        <w:rPr>
-          <w:color w:val="000000"/>
-          <w:sz w:val="26"/>
-          <w:szCs w:val="26"/>
-        </w:rPr>
-      </w:pPr>
-    </w:p>
-    <w:p>
-      <w:pPr>
-        <w:pBdr>
-          <w:top w:val="nil"/>
-          <w:left w:val="nil"/>
-          <w:bottom w:val="nil"/>
-          <w:right w:val="nil"/>
-          <w:between w:val="nil"/>
-        </w:pBdr>
-        <w:spacing w:before="2"/>
-        <w:ind w:left="480" w:right="504" w:firstLine="720"/>
-        <w:rPr>
-          <w:color w:val="000000"/>
-          <w:sz w:val="26"/>
-          <w:szCs w:val="26"/>
-        </w:rPr>
-      </w:pPr>
-    </w:p>
-    <w:p>
-      <w:pPr>
-        <w:pBdr>
-          <w:top w:val="nil"/>
-          <w:left w:val="nil"/>
-          <w:bottom w:val="nil"/>
-          <w:right w:val="nil"/>
-          <w:between w:val="nil"/>
-        </w:pBdr>
-        <w:spacing w:before="2"/>
-        <w:ind w:left="480" w:right="504" w:firstLine="720"/>
-        <w:rPr>
-          <w:color w:val="000000"/>
-          <w:sz w:val="26"/>
-          <w:szCs w:val="26"/>
-        </w:rPr>
-      </w:pPr>
-    </w:p>
-    <w:p>
-      <w:pPr>
-        <w:pBdr>
-          <w:top w:val="nil"/>
-          <w:left w:val="nil"/>
-          <w:bottom w:val="nil"/>
-          <w:right w:val="nil"/>
-          <w:between w:val="nil"/>
-        </w:pBdr>
-        <w:spacing w:before="2"/>
-        <w:ind w:left="480" w:right="504" w:firstLine="720"/>
-        <w:rPr>
-          <w:color w:val="000000"/>
-          <w:sz w:val="26"/>
-          <w:szCs w:val="26"/>
-        </w:rPr>
-      </w:pPr>
-    </w:p>
-    <w:p>
-      <w:pPr>
-        <w:pBdr>
-          <w:top w:val="nil"/>
-          <w:left w:val="nil"/>
-          <w:bottom w:val="nil"/>
-          <w:right w:val="nil"/>
-          <w:between w:val="nil"/>
-        </w:pBdr>
-        <w:spacing w:before="2"/>
-        <w:ind w:left="480" w:right="504" w:firstLine="720"/>
-        <w:jc w:val="center"/>
-        <w:rPr>
-          <w:b/>
-          <w:bCs/>
-          <w:color w:val="000000"/>
-          <w:sz w:val="30"/>
-          <w:szCs w:val="30"/>
-        </w:rPr>
-      </w:pPr>
-      <w:r>
-        <w:rPr>
-          <w:b/>
-          <w:bCs/>
-          <w:color w:val="000000"/>
-          <w:sz w:val="30"/>
-          <w:szCs w:val="30"/>
-        </w:rPr>
-        <w:lastRenderedPageBreak/>
-        <w:t>13. Flow Chart</w:t>
-      </w:r>
-    </w:p>
-    <w:p>
-      <w:pPr>
-        <w:pBdr>
-          <w:top w:val="nil"/>
-          <w:left w:val="nil"/>
-          <w:bottom w:val="nil"/>
-          <w:right w:val="nil"/>
-          <w:between w:val="nil"/>
-        </w:pBdr>
-        <w:spacing w:before="2"/>
-        <w:ind w:left="480" w:right="504" w:firstLine="720"/>
-        <w:rPr>
-          <w:b/>
-          <w:bCs/>
-          <w:color w:val="000000"/>
-          <w:sz w:val="30"/>
-          <w:szCs w:val="30"/>
-        </w:rPr>
-      </w:pPr>
-    </w:p>
-    <w:p>
-      <w:pPr>
-        <w:pBdr>
-          <w:top w:val="nil"/>
-          <w:left w:val="nil"/>
-          <w:bottom w:val="nil"/>
-          <w:right w:val="nil"/>
-          <w:between w:val="nil"/>
-        </w:pBdr>
-        <w:spacing w:before="2"/>
-        <w:ind w:left="480" w:right="504" w:firstLine="720"/>
-        <w:rPr>
-          <w:b/>
-          <w:bCs/>
-          <w:color w:val="000000"/>
-          <w:sz w:val="30"/>
-          <w:szCs w:val="30"/>
-        </w:rPr>
-        <w:sectPr>
-          <w:headerReference w:type="default" r:id="rId59"/>
-          <w:pgSz w:w="11920" w:h="16860"/>
-          <w:pgMar w:top="1139" w:right="980" w:bottom="280" w:left="599" w:header="752" w:footer="0" w:gutter="0"/>
-          <w:cols w:space="720"/>
-        </w:sectPr>
-      </w:pPr>
-      <w:r>
-        <w:rPr>
-          <w:noProof/>
-        </w:rPr>
-        <w:drawing>
-          <wp:anchor distT="0" distB="0" distL="0" distR="0" simplePos="0" relativeHeight="251674624" behindDoc="0" locked="0" layoutInCell="1" hidden="0" allowOverlap="1" wp14:anchorId="64C08343" wp14:editId="487886CB">
-            <wp:simplePos x="0" y="0"/>
-            <wp:positionH relativeFrom="column">
-              <wp:posOffset>447040</wp:posOffset>
-            </wp:positionH>
-            <wp:positionV relativeFrom="paragraph">
-              <wp:posOffset>230505</wp:posOffset>
-            </wp:positionV>
-            <wp:extent cx="5941695" cy="4238625"/>
-            <wp:effectExtent l="0" t="0" r="0" b="0"/>
-            <wp:wrapSquare wrapText="bothSides" distT="0" distB="0" distL="0" distR="0"/>
-            <wp:docPr id="68" name="image5.png"/>
-            <wp:cNvGraphicFramePr/>
-            <a:graphic xmlns:a="http://schemas.openxmlformats.org/drawingml/2006/main">
-              <a:graphicData uri="http://schemas.openxmlformats.org/drawingml/2006/picture">
-                <pic:pic xmlns:pic="http://schemas.openxmlformats.org/drawingml/2006/picture">
-                  <pic:nvPicPr>
-                    <pic:cNvPr id="0" name="image5.png"/>
-                    <pic:cNvPicPr preferRelativeResize="0"/>
-                  </pic:nvPicPr>
-                  <pic:blipFill>
-                    <a:blip r:embed="rId60"/>
-                    <a:srcRect/>
-                    <a:stretch>
-                      <a:fillRect/>
-                    </a:stretch>
-                  </pic:blipFill>
-                  <pic:spPr>
-                    <a:xfrm>
-                      <a:off x="0" y="0"/>
-                      <a:ext cx="5941695" cy="4238625"/>
-                    </a:xfrm>
-                    <a:prstGeom prst="rect">
-                      <a:avLst/>
-                    </a:prstGeom>
-                    <a:ln/>
-                  </pic:spPr>
-                </pic:pic>
-              </a:graphicData>
-            </a:graphic>
-          </wp:anchor>
+          </wp:inline>
         </w:drawing>
       </w:r>
     </w:p>
@@ -14431,7 +12351,7 @@
           <w:szCs w:val="26"/>
         </w:rPr>
       </w:pPr>
-      <w:hyperlink r:id="rId61">
+      <w:hyperlink r:id="rId53">
         <w:r>
           <w:rPr>
             <w:color w:val="0000FF"/>
@@ -14800,7 +12720,7 @@
       </w:pPr>
     </w:p>
     <w:sectPr>
-      <w:headerReference w:type="default" r:id="rId62"/>
+      <w:headerReference w:type="default" r:id="rId54"/>
       <w:pgSz w:w="11920" w:h="16860"/>
       <w:pgMar w:top="1139" w:right="980" w:bottom="280" w:left="599" w:header="752" w:footer="0" w:gutter="0"/>
       <w:cols w:space="720"/>
@@ -16085,7 +14005,7 @@
       <mc:AlternateContent>
         <mc:Choice Requires="wps">
           <w:drawing>
-            <wp:anchor distT="0" distB="0" distL="0" distR="0" simplePos="0" relativeHeight="251677696" behindDoc="1" locked="0" layoutInCell="1" hidden="0" allowOverlap="1" wp14:anchorId="37E21CBE" wp14:editId="78756E3A">
+            <wp:anchor distT="0" distB="0" distL="0" distR="0" simplePos="0" relativeHeight="251678720" behindDoc="1" locked="0" layoutInCell="1" hidden="0" allowOverlap="1" wp14:anchorId="4C1292AB" wp14:editId="7F917DAA">
               <wp:simplePos x="0" y="0"/>
               <wp:positionH relativeFrom="page">
                 <wp:posOffset>325438</wp:posOffset>
@@ -16096,7 +14016,7 @@
               <wp:extent cx="664210" cy="183515"/>
               <wp:effectExtent l="0" t="0" r="0" b="0"/>
               <wp:wrapNone/>
-              <wp:docPr id="57" name="Rectangle 57"/>
+              <wp:docPr id="59" name="Rectangle 59"/>
               <wp:cNvGraphicFramePr/>
               <a:graphic xmlns:a="http://schemas.openxmlformats.org/drawingml/2006/main">
                 <a:graphicData uri="http://schemas.microsoft.com/office/word/2010/wordprocessingShape">
@@ -16148,7 +14068,7 @@
         </mc:Choice>
         <mc:Fallback>
           <w:pict>
-            <v:rect w14:anchorId="37E21CBE" id="Rectangle 57" o:spid="_x0000_s1044" style="position:absolute;margin-left:25.65pt;margin-top:36.2pt;width:52.3pt;height:14.45pt;z-index:-251638784;visibility:visible;mso-wrap-style:square;mso-wrap-distance-left:0;mso-wrap-distance-top:0;mso-wrap-distance-right:0;mso-wrap-distance-bottom:0;mso-position-horizontal:absolute;mso-position-horizontal-relative:page;mso-position-vertical:absolute;mso-position-vertical-relative:page;v-text-anchor:top" o:gfxdata="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" stroked="f">
+            <v:rect w14:anchorId="4C1292AB" id="Rectangle 59" o:spid="_x0000_s1044" style="position:absolute;margin-left:25.65pt;margin-top:36.2pt;width:52.3pt;height:14.45pt;z-index:-251637760;visibility:visible;mso-wrap-style:square;mso-wrap-distance-left:0;mso-wrap-distance-top:0;mso-wrap-distance-right:0;mso-wrap-distance-bottom:0;mso-position-horizontal:absolute;mso-position-horizontal-relative:page;mso-position-vertical:absolute;mso-position-vertical-relative:page;v-text-anchor:top" o:gfxdata="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" stroked="f">
               <v:fill opacity="0"/>
               <v:textbox inset="0,0,0,0">
                 <w:txbxContent>
@@ -16327,127 +14247,6 @@
       <mc:AlternateContent>
         <mc:Choice Requires="wps">
           <w:drawing>
-            <wp:anchor distT="0" distB="0" distL="0" distR="0" simplePos="0" relativeHeight="251678720" behindDoc="1" locked="0" layoutInCell="1" hidden="0" allowOverlap="1" wp14:anchorId="4C1292AB" wp14:editId="7F917DAA">
-              <wp:simplePos x="0" y="0"/>
-              <wp:positionH relativeFrom="page">
-                <wp:posOffset>325438</wp:posOffset>
-              </wp:positionH>
-              <wp:positionV relativeFrom="page">
-                <wp:posOffset>460057</wp:posOffset>
-              </wp:positionV>
-              <wp:extent cx="664210" cy="183515"/>
-              <wp:effectExtent l="0" t="0" r="0" b="0"/>
-              <wp:wrapNone/>
-              <wp:docPr id="59" name="Rectangle 59"/>
-              <wp:cNvGraphicFramePr/>
-              <a:graphic xmlns:a="http://schemas.openxmlformats.org/drawingml/2006/main">
-                <a:graphicData uri="http://schemas.microsoft.com/office/word/2010/wordprocessingShape">
-                  <wps:wsp>
-                    <wps:cNvSpPr/>
-                    <wps:spPr>
-                      <a:xfrm>
-                        <a:off x="5018658" y="3693005"/>
-                        <a:ext cx="654685" cy="173990"/>
-                      </a:xfrm>
-                      <a:prstGeom prst="rect">
-                        <a:avLst/>
-                      </a:prstGeom>
-                      <a:solidFill>
-                        <a:srgbClr val="FFFFFF">
-                          <a:alpha val="0"/>
-                        </a:srgbClr>
-                      </a:solidFill>
-                      <a:ln>
-                        <a:noFill/>
-                      </a:ln>
-                    </wps:spPr>
-                    <wps:txbx>
-                      <w:txbxContent>
-                        <w:p>
-                          <w:pPr>
-                            <w:spacing w:before="12"/>
-                            <w:ind w:left="20" w:firstLine="20"/>
-                            <w:textDirection w:val="btLr"/>
-                          </w:pPr>
-                          <w:r>
-                            <w:rPr>
-                              <w:color w:val="000000"/>
-                              <w:sz w:val="21"/>
-                            </w:rPr>
-                            <w:t>PG-DITISS</w:t>
-                          </w:r>
-                        </w:p>
-                      </w:txbxContent>
-                    </wps:txbx>
-                    <wps:bodyPr spcFirstLastPara="1" wrap="square" lIns="0" tIns="0" rIns="0" bIns="0" anchor="t" anchorCtr="0">
-                      <a:noAutofit/>
-                    </wps:bodyPr>
-                  </wps:wsp>
-                </a:graphicData>
-              </a:graphic>
-            </wp:anchor>
-          </w:drawing>
-        </mc:Choice>
-        <mc:Fallback>
-          <w:pict>
-            <v:rect w14:anchorId="4C1292AB" id="Rectangle 59" o:spid="_x0000_s1045" style="position:absolute;margin-left:25.65pt;margin-top:36.2pt;width:52.3pt;height:14.45pt;z-index:-251637760;visibility:visible;mso-wrap-style:square;mso-wrap-distance-left:0;mso-wrap-distance-top:0;mso-wrap-distance-right:0;mso-wrap-distance-bottom:0;mso-position-horizontal:absolute;mso-position-horizontal-relative:page;mso-position-vertical:absolute;mso-position-vertical-relative:page;v-text-anchor:top" o:gfxdata="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" stroked="f">
-              <v:fill opacity="0"/>
-              <v:textbox inset="0,0,0,0">
-                <w:txbxContent>
-                  <w:p>
-                    <w:pPr>
-                      <w:spacing w:before="12"/>
-                      <w:ind w:left="20" w:firstLine="20"/>
-                      <w:textDirection w:val="btLr"/>
-                    </w:pPr>
-                    <w:r>
-                      <w:rPr>
-                        <w:color w:val="000000"/>
-                        <w:sz w:val="21"/>
-                      </w:rPr>
-                      <w:t>PG-DITISS</w:t>
-                    </w:r>
-                  </w:p>
-                </w:txbxContent>
-              </v:textbox>
-              <w10:wrap anchorx="page" anchory="page"/>
-            </v:rect>
-          </w:pict>
-        </mc:Fallback>
-      </mc:AlternateContent>
-    </w:r>
-  </w:p>
-</w:hdr>
-</file>
-
-<file path=word/header21.xml><?xml version="1.0" encoding="utf-8"?>
-<w:hdr xmlns:wpc="http://schemas.microsoft.com/office/word/2010/wordprocessingCanvas" xmlns:cx="http://schemas.microsoft.com/office/drawing/2014/chartex" xmlns:cx1="http://schemas.microsoft.com/office/drawing/2015/9/8/chartex" xmlns:cx2="http://schemas.microsoft.com/office/drawing/2015/10/21/chartex" xmlns:cx3="http://schemas.microsoft.com/office/drawing/2016/5/9/chartex" xmlns:cx4="http://schemas.microsoft.com/office/drawing/2016/5/10/chartex" xmlns:cx5="http://schemas.microsoft.com/office/drawing/2016/5/11/chartex" xmlns:cx6="http://schemas.microsoft.com/office/drawing/2016/5/12/chartex" xmlns:cx7="http://schemas.microsoft.com/office/drawing/2016/5/13/chartex" xmlns:cx8="http://schemas.microsoft.com/office/drawing/2016/5/14/chartex" xmlns:mc="http://schemas.openxmlformats.org/markup-compatibility/2006" xmlns:aink="http://schemas.microsoft.com/office/drawing/2016/ink" xmlns:am3d="http://schemas.microsoft.com/office/drawing/2017/model3d" xmlns:o="urn:schemas-microsoft-com:office:office" xmlns:oel="http://schemas.microsoft.com/office/2019/extlst" xmlns:r="http://schemas.openxmlformats.org/officeDocument/2006/relationships" xmlns:m="http://schemas.openxmlformats.org/officeDocument/2006/math" xmlns:v="urn:schemas-microsoft-com:vml" xmlns:wp14="http://schemas.microsoft.com/office/word/2010/wordprocessingDrawing" xmlns:wp="http://schemas.openxmlformats.org/drawingml/2006/wordprocessingDrawing" xmlns:w10="urn:schemas-microsoft-com:office:word" xmlns:w="http://schemas.openxmlformats.org/wordprocessingml/2006/main" xmlns:w14="http://schemas.microsoft.com/office/word/2010/wordml" xmlns:w15="http://schemas.microsoft.com/office/word/2012/wordml" xmlns:w16cex="http://schemas.microsoft.com/office/word/2018/wordml/cex" xmlns:w16cid="http://schemas.microsoft.com/office/word/2016/wordml/cid" xmlns:w16="http://schemas.microsoft.com/office/word/2018/wordml" xmlns:w16du="http://schemas.microsoft.com/office/word/2023/wordml/word16du" xmlns:w16sdtdh="http://schemas.microsoft.com/office/word/2020/wordml/sdtdatahash" xmlns:w16sdtfl="http://schemas.microsoft.com/office/word/2024/wordml/sdtformatlock" xmlns:w16se="http://schemas.microsoft.com/office/word/2015/wordml/symex" xmlns:wpg="http://schemas.microsoft.com/office/word/2010/wordprocessingGroup" xmlns:wpi="http://schemas.microsoft.com/office/word/2010/wordprocessingInk" xmlns:wne="http://schemas.microsoft.com/office/word/2006/wordml" xmlns:wps="http://schemas.microsoft.com/office/word/2010/wordprocessingShape" mc:Ignorable="w14 w15 w16se w16cid w16 w16cex w16sdtdh w16sdtfl w16du wp14">
-  <w:p>
-    <w:pPr>
-      <w:pBdr>
-        <w:top w:val="nil"/>
-        <w:left w:val="nil"/>
-        <w:bottom w:val="nil"/>
-        <w:right w:val="nil"/>
-        <w:between w:val="nil"/>
-      </w:pBdr>
-      <w:spacing w:line="14" w:lineRule="auto"/>
-      <w:rPr>
-        <w:color w:val="000000"/>
-        <w:sz w:val="20"/>
-        <w:szCs w:val="20"/>
-      </w:rPr>
-    </w:pPr>
-    <w:r>
-      <w:rPr>
-        <w:noProof/>
-        <w:color w:val="000000"/>
-        <w:sz w:val="26"/>
-        <w:szCs w:val="26"/>
-      </w:rPr>
-      <mc:AlternateContent>
-        <mc:Choice Requires="wps">
-          <w:drawing>
             <wp:anchor distT="0" distB="0" distL="0" distR="0" simplePos="0" relativeHeight="251679744" behindDoc="1" locked="0" layoutInCell="1" hidden="0" allowOverlap="1" wp14:anchorId="0B8ED0E8" wp14:editId="00F1085C">
               <wp:simplePos x="0" y="0"/>
               <wp:positionH relativeFrom="page">
@@ -16511,7 +14310,7 @@
         </mc:Choice>
         <mc:Fallback>
           <w:pict>
-            <v:rect w14:anchorId="0B8ED0E8" id="Rectangle 60" o:spid="_x0000_s1046" style="position:absolute;margin-left:25.65pt;margin-top:36.2pt;width:52.3pt;height:14.45pt;z-index:-251636736;visibility:visible;mso-wrap-style:square;mso-wrap-distance-left:0;mso-wrap-distance-top:0;mso-wrap-distance-right:0;mso-wrap-distance-bottom:0;mso-position-horizontal:absolute;mso-position-horizontal-relative:page;mso-position-vertical:absolute;mso-position-vertical-relative:page;v-text-anchor:top" o:gfxdata="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" stroked="f">
+            <v:rect w14:anchorId="0B8ED0E8" id="Rectangle 60" o:spid="_x0000_s1045" style="position:absolute;margin-left:25.65pt;margin-top:36.2pt;width:52.3pt;height:14.45pt;z-index:-251636736;visibility:visible;mso-wrap-style:square;mso-wrap-distance-left:0;mso-wrap-distance-top:0;mso-wrap-distance-right:0;mso-wrap-distance-bottom:0;mso-position-horizontal:absolute;mso-position-horizontal-relative:page;mso-position-vertical:absolute;mso-position-vertical-relative:page;v-text-anchor:top" o:gfxdata="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" stroked="f">
               <v:fill opacity="0"/>
               <v:textbox inset="0,0,0,0">
                 <w:txbxContent>
@@ -16541,7 +14340,7 @@
 </w:hdr>
 </file>
 
-<file path=word/header22.xml><?xml version="1.0" encoding="utf-8"?>
+<file path=word/header21.xml><?xml version="1.0" encoding="utf-8"?>
 <w:hdr xmlns:wpc="http://schemas.microsoft.com/office/word/2010/wordprocessingCanvas" xmlns:cx="http://schemas.microsoft.com/office/drawing/2014/chartex" xmlns:cx1="http://schemas.microsoft.com/office/drawing/2015/9/8/chartex" xmlns:cx2="http://schemas.microsoft.com/office/drawing/2015/10/21/chartex" xmlns:cx3="http://schemas.microsoft.com/office/drawing/2016/5/9/chartex" xmlns:cx4="http://schemas.microsoft.com/office/drawing/2016/5/10/chartex" xmlns:cx5="http://schemas.microsoft.com/office/drawing/2016/5/11/chartex" xmlns:cx6="http://schemas.microsoft.com/office/drawing/2016/5/12/chartex" xmlns:cx7="http://schemas.microsoft.com/office/drawing/2016/5/13/chartex" xmlns:cx8="http://schemas.microsoft.com/office/drawing/2016/5/14/chartex" xmlns:mc="http://schemas.openxmlformats.org/markup-compatibility/2006" xmlns:aink="http://schemas.microsoft.com/office/drawing/2016/ink" xmlns:am3d="http://schemas.microsoft.com/office/drawing/2017/model3d" xmlns:o="urn:schemas-microsoft-com:office:office" xmlns:oel="http://schemas.microsoft.com/office/2019/extlst" xmlns:r="http://schemas.openxmlformats.org/officeDocument/2006/relationships" xmlns:m="http://schemas.openxmlformats.org/officeDocument/2006/math" xmlns:v="urn:schemas-microsoft-com:vml" xmlns:wp14="http://schemas.microsoft.com/office/word/2010/wordprocessingDrawing" xmlns:wp="http://schemas.openxmlformats.org/drawingml/2006/wordprocessingDrawing" xmlns:w10="urn:schemas-microsoft-com:office:word" xmlns:w="http://schemas.openxmlformats.org/wordprocessingml/2006/main" xmlns:w14="http://schemas.microsoft.com/office/word/2010/wordml" xmlns:w15="http://schemas.microsoft.com/office/word/2012/wordml" xmlns:w16cex="http://schemas.microsoft.com/office/word/2018/wordml/cex" xmlns:w16cid="http://schemas.microsoft.com/office/word/2016/wordml/cid" xmlns:w16="http://schemas.microsoft.com/office/word/2018/wordml" xmlns:w16du="http://schemas.microsoft.com/office/word/2023/wordml/word16du" xmlns:w16sdtdh="http://schemas.microsoft.com/office/word/2020/wordml/sdtdatahash" xmlns:w16sdtfl="http://schemas.microsoft.com/office/word/2024/wordml/sdtformatlock" xmlns:w16se="http://schemas.microsoft.com/office/word/2015/wordml/symex" xmlns:wpg="http://schemas.microsoft.com/office/word/2010/wordprocessingGroup" xmlns:wpi="http://schemas.microsoft.com/office/word/2010/wordprocessingInk" xmlns:wne="http://schemas.microsoft.com/office/word/2006/wordml" xmlns:wps="http://schemas.microsoft.com/office/word/2010/wordprocessingShape" mc:Ignorable="w14 w15 w16se w16cid w16 w16cex w16sdtdh w16sdtfl w16du wp14">
   <w:p>
     <w:pPr>
@@ -16632,7 +14431,7 @@
         </mc:Choice>
         <mc:Fallback>
           <w:pict>
-            <v:rect w14:anchorId="39DA6E1D" id="Rectangle 42" o:spid="_x0000_s1047" style="position:absolute;margin-left:25.65pt;margin-top:36.2pt;width:52.3pt;height:14.45pt;z-index:-251635712;visibility:visible;mso-wrap-style:square;mso-wrap-distance-left:0;mso-wrap-distance-top:0;mso-wrap-distance-right:0;mso-wrap-distance-bottom:0;mso-position-horizontal:absolute;mso-position-horizontal-relative:page;mso-position-vertical:absolute;mso-position-vertical-relative:page;v-text-anchor:top" o:gfxdata="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" stroked="f">
+            <v:rect w14:anchorId="39DA6E1D" id="Rectangle 42" o:spid="_x0000_s1046" style="position:absolute;margin-left:25.65pt;margin-top:36.2pt;width:52.3pt;height:14.45pt;z-index:-251635712;visibility:visible;mso-wrap-style:square;mso-wrap-distance-left:0;mso-wrap-distance-top:0;mso-wrap-distance-right:0;mso-wrap-distance-bottom:0;mso-position-horizontal:absolute;mso-position-horizontal-relative:page;mso-position-vertical:absolute;mso-position-vertical-relative:page;v-text-anchor:top" o:gfxdata="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" stroked="f">
               <v:fill opacity="0"/>
               <v:textbox inset="0,0,0,0">
                 <w:txbxContent>

--- a/Documentation/project report.docx
+++ b/Documentation/project report.docx
@@ -61,7 +61,16 @@
           <w:sz w:val="40"/>
           <w:szCs w:val="40"/>
         </w:rPr>
-        <w:t xml:space="preserve">Automated Web Application Deployment </w:t>
+        <w:t>DevSecOps Pipeline for AWS Infrastructure</w:t>
+      </w:r>
+      <w:r>
+        <w:rPr>
+          <w:b/>
+          <w:bCs/>
+          <w:sz w:val="40"/>
+          <w:szCs w:val="40"/>
+        </w:rPr>
+        <w:t xml:space="preserve"> </w:t>
       </w:r>
     </w:p>
     <w:p>
@@ -75,33 +84,6 @@
           <w:szCs w:val="40"/>
         </w:rPr>
       </w:pPr>
-      <w:r>
-        <w:rPr>
-          <w:b/>
-          <w:bCs/>
-          <w:sz w:val="40"/>
-          <w:szCs w:val="40"/>
-        </w:rPr>
-        <w:t>Security</w:t>
-      </w:r>
-      <w:r>
-        <w:rPr>
-          <w:b/>
-          <w:bCs/>
-          <w:sz w:val="40"/>
-          <w:szCs w:val="40"/>
-        </w:rPr>
-        <w:t xml:space="preserve"> </w:t>
-      </w:r>
-      <w:r>
-        <w:rPr>
-          <w:b/>
-          <w:bCs/>
-          <w:sz w:val="40"/>
-          <w:szCs w:val="40"/>
-        </w:rPr>
-        <w:t>Analysis and Monitoring.</w:t>
-      </w:r>
     </w:p>
     <w:p>
       <w:pPr>
@@ -453,56 +435,28 @@
           <w:sz w:val="36"/>
           <w:szCs w:val="36"/>
         </w:rPr>
-        <w:t xml:space="preserve">     </w:t>
-      </w:r>
-      <w:r>
-        <w:rPr>
-          <w:b/>
-          <w:bCs/>
-          <w:color w:val="4F82B9"/>
+        <w:t xml:space="preserve">     Guided by:</w:t>
+      </w:r>
+    </w:p>
+    <w:p>
+      <w:pPr>
+        <w:spacing w:before="8"/>
+        <w:jc w:val="center"/>
+        <w:rPr>
+          <w:b/>
+          <w:bCs/>
           <w:sz w:val="36"/>
           <w:szCs w:val="36"/>
         </w:rPr>
-        <w:t>Guided by:</w:t>
-      </w:r>
-    </w:p>
-    <w:p>
-      <w:pPr>
-        <w:spacing w:before="8"/>
-        <w:jc w:val="center"/>
+      </w:pPr>
+      <w:r>
         <w:rPr>
           <w:b/>
           <w:bCs/>
           <w:sz w:val="36"/>
           <w:szCs w:val="36"/>
         </w:rPr>
-      </w:pPr>
-      <w:r>
-        <w:rPr>
-          <w:b/>
-          <w:bCs/>
-          <w:sz w:val="36"/>
-          <w:szCs w:val="36"/>
-        </w:rPr>
-        <w:t>Mr.</w:t>
-      </w:r>
-      <w:r>
-        <w:rPr>
-          <w:b/>
-          <w:bCs/>
-          <w:sz w:val="36"/>
-          <w:szCs w:val="36"/>
-        </w:rPr>
-        <w:t xml:space="preserve"> </w:t>
-      </w:r>
-      <w:r>
-        <w:rPr>
-          <w:b/>
-          <w:bCs/>
-          <w:sz w:val="36"/>
-          <w:szCs w:val="36"/>
-        </w:rPr>
-        <w:t>Meet Patel</w:t>
+        <w:t>Mr. Meet Patel</w:t>
       </w:r>
     </w:p>
     <w:p>
@@ -965,7 +919,37 @@
                 <w:sz w:val="24"/>
                 <w:szCs w:val="24"/>
               </w:rPr>
-              <w:t xml:space="preserve">Souvik kumar </w:t>
+              <w:t xml:space="preserve">Souvik </w:t>
+            </w:r>
+            <w:r>
+              <w:rPr>
+                <w:b/>
+                <w:bCs/>
+                <w:color w:val="000000"/>
+                <w:sz w:val="24"/>
+                <w:szCs w:val="24"/>
+              </w:rPr>
+              <w:t>K</w:t>
+            </w:r>
+            <w:r>
+              <w:rPr>
+                <w:b/>
+                <w:bCs/>
+                <w:color w:val="000000"/>
+                <w:sz w:val="24"/>
+                <w:szCs w:val="24"/>
+              </w:rPr>
+              <w:t xml:space="preserve">umar </w:t>
+            </w:r>
+            <w:r>
+              <w:rPr>
+                <w:b/>
+                <w:bCs/>
+                <w:color w:val="000000"/>
+                <w:sz w:val="24"/>
+                <w:szCs w:val="24"/>
+              </w:rPr>
+              <w:t>Pramanik</w:t>
             </w:r>
           </w:p>
         </w:tc>
@@ -1290,7 +1274,19 @@
         <w:jc w:val="center"/>
       </w:pPr>
       <w:r>
-        <w:t xml:space="preserve">                                                         Mr. Souvik Kumar</w:t>
+        <w:t xml:space="preserve">                                                   Mr.</w:t>
+      </w:r>
+      <w:r>
+        <w:t xml:space="preserve"> </w:t>
+      </w:r>
+      <w:r>
+        <w:t>Souvik Kumar</w:t>
+      </w:r>
+      <w:r>
+        <w:t xml:space="preserve"> </w:t>
+      </w:r>
+      <w:r>
+        <w:t>Pramanik</w:t>
       </w:r>
     </w:p>
     <w:p>
@@ -1393,7 +1389,16 @@
           <w:sz w:val="40"/>
           <w:szCs w:val="40"/>
         </w:rPr>
-        <w:t xml:space="preserve">Automated Web Application Deployment </w:t>
+        <w:t>DevSecOps Pipeline for AWS Infrastructure</w:t>
+      </w:r>
+      <w:r>
+        <w:rPr>
+          <w:b/>
+          <w:bCs/>
+          <w:sz w:val="40"/>
+          <w:szCs w:val="40"/>
+        </w:rPr>
+        <w:t xml:space="preserve">    </w:t>
       </w:r>
     </w:p>
     <w:p>
@@ -1407,15 +1412,6 @@
           <w:szCs w:val="40"/>
         </w:rPr>
       </w:pPr>
-      <w:r>
-        <w:rPr>
-          <w:b/>
-          <w:bCs/>
-          <w:sz w:val="40"/>
-          <w:szCs w:val="40"/>
-        </w:rPr>
-        <w:t>Security  Analysis and Monitoring.</w:t>
-      </w:r>
     </w:p>
     <w:p>
       <w:pPr>
@@ -1432,59 +1428,6 @@
           <w:color w:val="000000"/>
           <w:sz w:val="44"/>
           <w:szCs w:val="44"/>
-        </w:rPr>
-      </w:pPr>
-    </w:p>
-    <w:p>
-      <w:pPr>
-        <w:pStyle w:val="Heading1"/>
-        <w:spacing w:before="312"/>
-        <w:ind w:right="1141"/>
-      </w:pPr>
-      <w:r>
-        <w:t xml:space="preserve">Under the guidance of  </w:t>
-      </w:r>
-      <w:r>
-        <w:rPr>
-          <w:sz w:val="36"/>
-          <w:szCs w:val="36"/>
-        </w:rPr>
-        <w:t>Prof. Sandeep Walvekar</w:t>
-      </w:r>
-    </w:p>
-    <w:p>
-      <w:pPr>
-        <w:pBdr>
-          <w:top w:val="nil"/>
-          <w:left w:val="nil"/>
-          <w:bottom w:val="nil"/>
-          <w:right w:val="nil"/>
-          <w:between w:val="nil"/>
-        </w:pBdr>
-        <w:rPr>
-          <w:b/>
-          <w:bCs/>
-          <w:color w:val="000000"/>
-          <w:sz w:val="34"/>
-          <w:szCs w:val="34"/>
-        </w:rPr>
-      </w:pPr>
-    </w:p>
-    <w:p>
-      <w:pPr>
-        <w:pBdr>
-          <w:top w:val="nil"/>
-          <w:left w:val="nil"/>
-          <w:bottom w:val="nil"/>
-          <w:right w:val="nil"/>
-          <w:between w:val="nil"/>
-        </w:pBdr>
-        <w:rPr>
-          <w:b/>
-          <w:bCs/>
-          <w:color w:val="000000"/>
-          <w:sz w:val="34"/>
-          <w:szCs w:val="34"/>
         </w:rPr>
       </w:pPr>
     </w:p>
@@ -1547,13 +1490,33 @@
           <w:sz w:val="24"/>
           <w:szCs w:val="24"/>
         </w:rPr>
-        <w:t>Prof. Sandeep Walvekar</w:t>
-      </w:r>
-      <w:r>
+        <w:t>Mr. Gajanan Taur</w:t>
+      </w:r>
+    </w:p>
+    <w:p>
+      <w:pPr>
+        <w:tabs>
+          <w:tab w:val="left" w:pos="8048"/>
+        </w:tabs>
+        <w:spacing w:line="272" w:lineRule="auto"/>
+        <w:ind w:left="840"/>
         <w:rPr>
           <w:sz w:val="24"/>
           <w:szCs w:val="24"/>
         </w:rPr>
+      </w:pPr>
+      <w:r>
+        <w:rPr>
+          <w:sz w:val="24"/>
+          <w:szCs w:val="24"/>
+        </w:rPr>
+        <w:t>Mr. Meet Patel</w:t>
+      </w:r>
+      <w:r>
+        <w:rPr>
+          <w:sz w:val="24"/>
+          <w:szCs w:val="24"/>
+        </w:rPr>
         <w:tab/>
         <w:t>Mr. Vishal Salunke</w:t>
       </w:r>
@@ -1583,272 +1546,11 @@
           <w:right w:val="nil"/>
           <w:between w:val="nil"/>
         </w:pBdr>
-        <w:rPr>
-          <w:color w:val="000000"/>
-          <w:sz w:val="26"/>
-          <w:szCs w:val="26"/>
-        </w:rPr>
-      </w:pPr>
-    </w:p>
-    <w:p>
-      <w:pPr>
-        <w:pBdr>
-          <w:top w:val="nil"/>
-          <w:left w:val="nil"/>
-          <w:bottom w:val="nil"/>
-          <w:right w:val="nil"/>
-          <w:between w:val="nil"/>
-        </w:pBdr>
-        <w:rPr>
-          <w:color w:val="000000"/>
-          <w:sz w:val="26"/>
-          <w:szCs w:val="26"/>
-        </w:rPr>
-      </w:pPr>
-    </w:p>
-    <w:p>
-      <w:pPr>
-        <w:pBdr>
-          <w:top w:val="nil"/>
-          <w:left w:val="nil"/>
-          <w:bottom w:val="nil"/>
-          <w:right w:val="nil"/>
-          <w:between w:val="nil"/>
-        </w:pBdr>
         <w:spacing w:before="7"/>
         <w:rPr>
           <w:color w:val="000000"/>
           <w:sz w:val="27"/>
           <w:szCs w:val="27"/>
-        </w:rPr>
-      </w:pPr>
-    </w:p>
-    <w:p>
-      <w:pPr>
-        <w:spacing w:before="1"/>
-        <w:ind w:left="4040" w:right="3651"/>
-        <w:jc w:val="center"/>
-        <w:rPr>
-          <w:b/>
-          <w:bCs/>
-          <w:sz w:val="26"/>
-          <w:szCs w:val="26"/>
-        </w:rPr>
-      </w:pPr>
-      <w:r>
-        <w:rPr>
-          <w:b/>
-          <w:bCs/>
-          <w:sz w:val="26"/>
-          <w:szCs w:val="26"/>
-        </w:rPr>
-        <w:t>Lab  Mentor</w:t>
-      </w:r>
-    </w:p>
-    <w:p>
-      <w:pPr>
-        <w:pBdr>
-          <w:top w:val="nil"/>
-          <w:left w:val="nil"/>
-          <w:bottom w:val="nil"/>
-          <w:right w:val="nil"/>
-          <w:between w:val="nil"/>
-        </w:pBdr>
-        <w:spacing w:before="1"/>
-        <w:rPr>
-          <w:b/>
-          <w:bCs/>
-          <w:color w:val="000000"/>
-          <w:sz w:val="26"/>
-          <w:szCs w:val="26"/>
-        </w:rPr>
-      </w:pPr>
-    </w:p>
-    <w:p>
-      <w:pPr>
-        <w:spacing w:before="1"/>
-        <w:ind w:left="4040" w:right="3589"/>
-        <w:jc w:val="center"/>
-        <w:rPr>
-          <w:b/>
-          <w:bCs/>
-          <w:sz w:val="26"/>
-          <w:szCs w:val="26"/>
-        </w:rPr>
-        <w:sectPr>
-          <w:headerReference w:type="default" r:id="rId10"/>
-          <w:pgSz w:w="11920" w:h="16860"/>
-          <w:pgMar w:top="1139" w:right="980" w:bottom="280" w:left="599" w:header="752" w:footer="0" w:gutter="0"/>
-          <w:cols w:space="720"/>
-        </w:sectPr>
-      </w:pPr>
-      <w:r>
-        <w:rPr>
-          <w:b/>
-          <w:bCs/>
-          <w:sz w:val="26"/>
-          <w:szCs w:val="26"/>
-        </w:rPr>
-        <w:t>Mr. Gajanan Taur</w:t>
-      </w:r>
-    </w:p>
-    <w:p>
-      <w:pPr>
-        <w:pStyle w:val="Heading3"/>
-        <w:spacing w:line="246" w:lineRule="auto"/>
-        <w:ind w:left="0" w:right="3437" w:firstLine="0"/>
-        <w:jc w:val="center"/>
-        <w:sectPr>
-          <w:headerReference w:type="default" r:id="rId11"/>
-          <w:pgSz w:w="11920" w:h="16860"/>
-          <w:pgMar w:top="1140" w:right="980" w:bottom="280" w:left="600" w:header="753" w:footer="0" w:gutter="0"/>
-          <w:pgNumType w:start="1"/>
-          <w:cols w:space="720"/>
-        </w:sectPr>
-      </w:pPr>
-    </w:p>
-    <w:p>
-      <w:pPr>
-        <w:pBdr>
-          <w:top w:val="nil"/>
-          <w:left w:val="nil"/>
-          <w:bottom w:val="nil"/>
-          <w:right w:val="nil"/>
-          <w:between w:val="nil"/>
-        </w:pBdr>
-        <w:spacing w:before="10"/>
-        <w:rPr>
-          <w:b/>
-          <w:bCs/>
-          <w:color w:val="000000"/>
-          <w:sz w:val="2"/>
-          <w:szCs w:val="2"/>
-        </w:rPr>
-      </w:pPr>
-    </w:p>
-    <w:p>
-      <w:pPr>
-        <w:pBdr>
-          <w:top w:val="nil"/>
-          <w:left w:val="nil"/>
-          <w:bottom w:val="nil"/>
-          <w:right w:val="nil"/>
-          <w:between w:val="nil"/>
-        </w:pBdr>
-        <w:ind w:left="3628"/>
-        <w:rPr>
-          <w:color w:val="000000"/>
-          <w:sz w:val="20"/>
-          <w:szCs w:val="20"/>
-        </w:rPr>
-      </w:pPr>
-    </w:p>
-    <w:p>
-      <w:pPr>
-        <w:pBdr>
-          <w:top w:val="nil"/>
-          <w:left w:val="nil"/>
-          <w:bottom w:val="nil"/>
-          <w:right w:val="nil"/>
-          <w:between w:val="nil"/>
-        </w:pBdr>
-        <w:rPr>
-          <w:b/>
-          <w:bCs/>
-          <w:color w:val="000000"/>
-          <w:sz w:val="20"/>
-          <w:szCs w:val="20"/>
-        </w:rPr>
-      </w:pPr>
-    </w:p>
-    <w:p>
-      <w:pPr>
-        <w:pBdr>
-          <w:top w:val="nil"/>
-          <w:left w:val="nil"/>
-          <w:bottom w:val="nil"/>
-          <w:right w:val="nil"/>
-          <w:between w:val="nil"/>
-        </w:pBdr>
-        <w:rPr>
-          <w:b/>
-          <w:bCs/>
-          <w:color w:val="000000"/>
-          <w:sz w:val="20"/>
-          <w:szCs w:val="20"/>
-        </w:rPr>
-      </w:pPr>
-    </w:p>
-    <w:p>
-      <w:pPr>
-        <w:pBdr>
-          <w:top w:val="nil"/>
-          <w:left w:val="nil"/>
-          <w:bottom w:val="nil"/>
-          <w:right w:val="nil"/>
-          <w:between w:val="nil"/>
-        </w:pBdr>
-        <w:spacing w:before="6"/>
-        <w:rPr>
-          <w:b/>
-          <w:bCs/>
-          <w:color w:val="000000"/>
-          <w:sz w:val="19"/>
-          <w:szCs w:val="19"/>
-        </w:rPr>
-      </w:pPr>
-    </w:p>
-    <w:p>
-      <w:pPr>
-        <w:pBdr>
-          <w:top w:val="nil"/>
-          <w:left w:val="nil"/>
-          <w:bottom w:val="nil"/>
-          <w:right w:val="nil"/>
-          <w:between w:val="nil"/>
-        </w:pBdr>
-        <w:spacing w:before="7"/>
-        <w:rPr>
-          <w:color w:val="000000"/>
-          <w:sz w:val="39"/>
-          <w:szCs w:val="39"/>
-        </w:rPr>
-      </w:pPr>
-    </w:p>
-    <w:p>
-      <w:pPr>
-        <w:pBdr>
-          <w:top w:val="nil"/>
-          <w:left w:val="nil"/>
-          <w:bottom w:val="nil"/>
-          <w:right w:val="nil"/>
-          <w:between w:val="nil"/>
-        </w:pBdr>
-        <w:rPr>
-          <w:b/>
-          <w:bCs/>
-          <w:color w:val="000000"/>
-          <w:sz w:val="30"/>
-          <w:szCs w:val="30"/>
-        </w:rPr>
-      </w:pPr>
-    </w:p>
-    <w:p>
-      <w:pPr>
-        <w:pBdr>
-          <w:top w:val="nil"/>
-          <w:left w:val="nil"/>
-          <w:bottom w:val="nil"/>
-          <w:right w:val="nil"/>
-          <w:between w:val="nil"/>
-        </w:pBdr>
-        <w:spacing w:before="7"/>
-        <w:rPr>
-          <w:b/>
-          <w:bCs/>
-          <w:color w:val="000000"/>
-          <w:sz w:val="25"/>
-          <w:szCs w:val="25"/>
         </w:rPr>
       </w:pPr>
     </w:p>
@@ -1858,6 +1560,84 @@
         <w:ind w:left="1443" w:right="1298"/>
         <w:jc w:val="center"/>
         <w:rPr>
+          <w:b/>
+          <w:bCs/>
+          <w:sz w:val="26"/>
+          <w:szCs w:val="26"/>
+        </w:rPr>
+      </w:pPr>
+    </w:p>
+    <w:p>
+      <w:pPr>
+        <w:spacing w:before="77"/>
+        <w:ind w:left="1443" w:right="1298"/>
+        <w:jc w:val="center"/>
+        <w:rPr>
+          <w:b/>
+          <w:bCs/>
+          <w:sz w:val="26"/>
+          <w:szCs w:val="26"/>
+        </w:rPr>
+      </w:pPr>
+    </w:p>
+    <w:p>
+      <w:pPr>
+        <w:spacing w:before="77"/>
+        <w:ind w:left="1443" w:right="1298"/>
+        <w:jc w:val="center"/>
+        <w:rPr>
+          <w:b/>
+          <w:bCs/>
+          <w:sz w:val="26"/>
+          <w:szCs w:val="26"/>
+        </w:rPr>
+      </w:pPr>
+    </w:p>
+    <w:p>
+      <w:pPr>
+        <w:spacing w:before="77"/>
+        <w:ind w:left="1443" w:right="1298"/>
+        <w:jc w:val="center"/>
+        <w:rPr>
+          <w:b/>
+          <w:bCs/>
+          <w:sz w:val="26"/>
+          <w:szCs w:val="26"/>
+        </w:rPr>
+      </w:pPr>
+    </w:p>
+    <w:p>
+      <w:pPr>
+        <w:spacing w:before="77"/>
+        <w:ind w:left="1443" w:right="1298"/>
+        <w:jc w:val="center"/>
+        <w:rPr>
+          <w:b/>
+          <w:bCs/>
+          <w:sz w:val="26"/>
+          <w:szCs w:val="26"/>
+        </w:rPr>
+      </w:pPr>
+    </w:p>
+    <w:p>
+      <w:pPr>
+        <w:spacing w:before="77"/>
+        <w:ind w:left="1443" w:right="1298"/>
+        <w:jc w:val="center"/>
+        <w:rPr>
+          <w:b/>
+          <w:bCs/>
+          <w:sz w:val="26"/>
+          <w:szCs w:val="26"/>
+        </w:rPr>
+      </w:pPr>
+    </w:p>
+    <w:p>
+      <w:pPr>
+        <w:spacing w:before="77"/>
+        <w:ind w:left="1443" w:right="1298"/>
+        <w:jc w:val="center"/>
+        <w:rPr>
           <w:sz w:val="51"/>
           <w:szCs w:val="51"/>
         </w:rPr>
@@ -1867,6 +1647,7 @@
           <w:sz w:val="51"/>
           <w:szCs w:val="51"/>
         </w:rPr>
+        <w:lastRenderedPageBreak/>
         <w:t>ACKNOWLEDGEMENT</w:t>
       </w:r>
     </w:p>
@@ -2637,6 +2418,15 @@
               </w:rPr>
               <w:t>Mr.Souvik Kumar</w:t>
             </w:r>
+            <w:r>
+              <w:rPr>
+                <w:b/>
+                <w:bCs/>
+                <w:sz w:val="23"/>
+                <w:szCs w:val="23"/>
+              </w:rPr>
+              <w:t xml:space="preserve"> Pramanik</w:t>
+            </w:r>
           </w:p>
         </w:tc>
         <w:tc>
@@ -3829,7 +3619,7 @@
           <w:szCs w:val="26"/>
         </w:rPr>
         <w:sectPr>
-          <w:headerReference w:type="default" r:id="rId12"/>
+          <w:headerReference w:type="default" r:id="rId10"/>
           <w:pgSz w:w="11920" w:h="16860"/>
           <w:pgMar w:top="1139" w:right="980" w:bottom="280" w:left="599" w:header="752" w:footer="0" w:gutter="0"/>
           <w:cols w:space="720"/>
@@ -4154,7 +3944,7 @@
           <w:szCs w:val="26"/>
         </w:rPr>
         <w:sectPr>
-          <w:headerReference w:type="default" r:id="rId13"/>
+          <w:headerReference w:type="default" r:id="rId11"/>
           <w:pgSz w:w="11920" w:h="16860"/>
           <w:pgMar w:top="1139" w:right="980" w:bottom="280" w:left="599" w:header="752" w:footer="0" w:gutter="0"/>
           <w:cols w:space="720"/>
@@ -4490,7 +4280,7 @@
           <w:szCs w:val="27"/>
         </w:rPr>
         <w:sectPr>
-          <w:headerReference w:type="default" r:id="rId14"/>
+          <w:headerReference w:type="default" r:id="rId12"/>
           <w:pgSz w:w="11920" w:h="16860"/>
           <w:pgMar w:top="1139" w:right="980" w:bottom="280" w:left="599" w:header="752" w:footer="0" w:gutter="0"/>
           <w:cols w:space="720"/>
@@ -6040,7 +5830,7 @@
         <w:spacing w:before="89"/>
         <w:ind w:left="480"/>
         <w:sectPr>
-          <w:headerReference w:type="default" r:id="rId15"/>
+          <w:headerReference w:type="default" r:id="rId13"/>
           <w:pgSz w:w="11920" w:h="16860"/>
           <w:pgMar w:top="1139" w:right="980" w:bottom="280" w:left="599" w:header="752" w:footer="0" w:gutter="0"/>
           <w:cols w:space="720"/>
@@ -6167,7 +5957,7 @@
         </w:rPr>
         <w:t xml:space="preserve">Pipelines automate testing and reporting on isolated changes in a larger code base in real time and facilitates the integration of disparate branches of the code into a main branch. They also rapidly detect defects in a code base, build the software, </w:t>
       </w:r>
-      <w:hyperlink r:id="rId16">
+      <w:hyperlink r:id="rId14">
         <w:r>
           <w:rPr>
             <w:color w:val="000000"/>
@@ -6185,7 +5975,7 @@
         </w:rPr>
         <w:t xml:space="preserve">of their builds, prepare the code base for deployment (delivery), and ultimately deploy code to containers and virtual machines, as well as bare metal and cloud servers. There are several commercial versions of Jenkins. This definition only describes the upstream </w:t>
       </w:r>
-      <w:hyperlink r:id="rId17">
+      <w:hyperlink r:id="rId15">
         <w:r>
           <w:rPr>
             <w:color w:val="000000"/>
@@ -6213,7 +6003,7 @@
           <w:szCs w:val="26"/>
         </w:rPr>
       </w:pPr>
-      <w:hyperlink r:id="rId18">
+      <w:hyperlink r:id="rId16">
         <w:r>
           <w:rPr>
             <w:color w:val="000000"/>
@@ -6302,7 +6092,7 @@
         </w:rPr>
         <w:t xml:space="preserve">Over time, </w:t>
       </w:r>
-      <w:hyperlink r:id="rId19">
+      <w:hyperlink r:id="rId17">
         <w:r>
           <w:rPr>
             <w:color w:val="000000"/>
@@ -6433,7 +6223,7 @@
         </w:rPr>
         <w:t xml:space="preserve">Jenkins runs as a server on a variety of platforms including Windows, MacOS, Unix variants and especially, </w:t>
       </w:r>
-      <w:hyperlink r:id="rId20">
+      <w:hyperlink r:id="rId18">
         <w:r>
           <w:rPr>
             <w:color w:val="000000"/>
@@ -6451,7 +6241,7 @@
         </w:rPr>
         <w:t xml:space="preserve">. It requires a Java 8 VM and above and can be run on the Oracle JRE or </w:t>
       </w:r>
-      <w:hyperlink r:id="rId21">
+      <w:hyperlink r:id="rId19">
         <w:r>
           <w:rPr>
             <w:color w:val="000000"/>
@@ -6469,7 +6259,7 @@
         </w:rPr>
         <w:t xml:space="preserve">. Usually, Jenkins runs as a Java servlet within a Jetty application server. It can be run on other Java application servers such as Apache Tomcat. More recently, Jenkins has been adapted to run in a </w:t>
       </w:r>
-      <w:hyperlink r:id="rId22">
+      <w:hyperlink r:id="rId20">
         <w:r>
           <w:rPr>
             <w:color w:val="000000"/>
@@ -6565,7 +6355,7 @@
         </w:rPr>
         <w:t xml:space="preserve">uses a curly bracket syntax that looks similar to </w:t>
       </w:r>
-      <w:hyperlink r:id="rId23">
+      <w:hyperlink r:id="rId21">
         <w:r>
           <w:rPr>
             <w:color w:val="000000"/>
@@ -6619,7 +6409,7 @@
           <w:szCs w:val="26"/>
         </w:rPr>
         <w:sectPr>
-          <w:headerReference w:type="default" r:id="rId24"/>
+          <w:headerReference w:type="default" r:id="rId22"/>
           <w:pgSz w:w="11920" w:h="16860"/>
           <w:pgMar w:top="1139" w:right="980" w:bottom="280" w:left="599" w:header="752" w:footer="0" w:gutter="0"/>
           <w:cols w:space="720"/>
@@ -6723,7 +6513,7 @@
         </w:rPr>
         <w:t xml:space="preserve">A </w:t>
       </w:r>
-      <w:hyperlink r:id="rId25">
+      <w:hyperlink r:id="rId23">
         <w:r>
           <w:rPr>
             <w:color w:val="000000"/>
@@ -6784,7 +6574,7 @@
         </w:rPr>
         <w:t xml:space="preserve">Plugins help to integrate other developer tools into the Jenkins environment, add new user interface elements to the Jenkins Web UI, help with administration of Jenkins, and enhance Jenkins for build and source code management. One of the more common uses of plugins is to provide integration points for CI/CD sources and destinations. These include software version control systems (SVCs) such as Git and Atlassian BitBucket, container runtime systems -- especially Docker, virtual machine </w:t>
       </w:r>
-      <w:hyperlink r:id="rId26">
+      <w:hyperlink r:id="rId24">
         <w:r>
           <w:rPr>
             <w:color w:val="000000"/>
@@ -6914,7 +6704,7 @@
         </w:rPr>
         <w:t xml:space="preserve">Jenkins security revolves around securing the server and the user. Server security is achieved in the same way any other server is secured. Access to where it resides, such as a </w:t>
       </w:r>
-      <w:hyperlink r:id="rId27">
+      <w:hyperlink r:id="rId25">
         <w:r>
           <w:rPr>
             <w:color w:val="000000"/>
@@ -6974,7 +6764,7 @@
         </w:rPr>
         <w:t xml:space="preserve">In addition, access to the server via the Jenkins UI is similarly limited to the fewest number of users using standard techniques such as </w:t>
       </w:r>
-      <w:hyperlink r:id="rId28">
+      <w:hyperlink r:id="rId26">
         <w:r>
           <w:rPr>
             <w:color w:val="000000"/>
@@ -7027,7 +6817,7 @@
           <w:szCs w:val="26"/>
         </w:rPr>
         <w:sectPr>
-          <w:headerReference w:type="default" r:id="rId29"/>
+          <w:headerReference w:type="default" r:id="rId27"/>
           <w:pgSz w:w="11920" w:h="16860"/>
           <w:pgMar w:top="1139" w:right="980" w:bottom="280" w:left="599" w:header="752" w:footer="0" w:gutter="0"/>
           <w:cols w:space="720"/>
@@ -7113,7 +6903,7 @@
         </w:rPr>
         <w:t xml:space="preserve">As is the case with most software, there are pros and cons to Jenkins. One of the advantages of Jenkins is that it can be extended using plugins. This makes Jenkins adaptable to changes in IT environments. Plugins also contribute to the flexibility of Jenkins, as does the rich scripting and </w:t>
       </w:r>
-      <w:hyperlink r:id="rId30">
+      <w:hyperlink r:id="rId28">
         <w:r>
           <w:rPr>
             <w:color w:val="000000"/>
@@ -7249,7 +7039,7 @@
           <w:szCs w:val="26"/>
         </w:rPr>
         <w:sectPr>
-          <w:headerReference w:type="default" r:id="rId31"/>
+          <w:headerReference w:type="default" r:id="rId29"/>
           <w:pgSz w:w="11920" w:h="16860"/>
           <w:pgMar w:top="1139" w:right="980" w:bottom="280" w:left="599" w:header="752" w:footer="0" w:gutter="0"/>
           <w:cols w:space="720"/>
@@ -7839,7 +7629,7 @@
           <w:szCs w:val="26"/>
         </w:rPr>
         <w:sectPr>
-          <w:headerReference w:type="default" r:id="rId32"/>
+          <w:headerReference w:type="default" r:id="rId30"/>
           <w:pgSz w:w="11920" w:h="16860"/>
           <w:pgMar w:top="1139" w:right="980" w:bottom="280" w:left="599" w:header="752" w:footer="0" w:gutter="0"/>
           <w:cols w:space="720"/>
@@ -8244,7 +8034,7 @@
           <w:szCs w:val="23"/>
         </w:rPr>
         <w:sectPr>
-          <w:headerReference w:type="default" r:id="rId33"/>
+          <w:headerReference w:type="default" r:id="rId31"/>
           <w:pgSz w:w="11920" w:h="16860"/>
           <w:pgMar w:top="1139" w:right="980" w:bottom="280" w:left="599" w:header="752" w:footer="0" w:gutter="0"/>
           <w:cols w:space="720"/>
@@ -8276,7 +8066,7 @@
                     <pic:cNvPicPr preferRelativeResize="0"/>
                   </pic:nvPicPr>
                   <pic:blipFill>
-                    <a:blip r:embed="rId34"/>
+                    <a:blip r:embed="rId32"/>
                     <a:srcRect/>
                     <a:stretch>
                       <a:fillRect/>
@@ -8531,7 +8321,7 @@
         </w:rPr>
         <w:t xml:space="preserve">Docker Desktop is an easy-to-install application for your Mac or Windows environment that enables you to build and share containerized applications and microservices. Docker Desktop includes the Docker daemon (dockerd), the Docker client (docker), Docker Compose, Docker Content Trust, Kubernetes, and Credential Helper. For more information, see </w:t>
       </w:r>
-      <w:hyperlink r:id="rId35">
+      <w:hyperlink r:id="rId33">
         <w:r>
           <w:rPr>
             <w:color w:val="000000"/>
@@ -8883,6 +8673,945 @@
           <w:szCs w:val="26"/>
         </w:rPr>
         <w:sectPr>
+          <w:headerReference w:type="default" r:id="rId34"/>
+          <w:pgSz w:w="11920" w:h="16860"/>
+          <w:pgMar w:top="1139" w:right="980" w:bottom="280" w:left="599" w:header="752" w:footer="0" w:gutter="0"/>
+          <w:cols w:space="720"/>
+        </w:sectPr>
+      </w:pPr>
+      <w:r>
+        <w:rPr>
+          <w:color w:val="000000"/>
+          <w:sz w:val="26"/>
+          <w:szCs w:val="26"/>
+        </w:rPr>
+        <w:t xml:space="preserve">You might create your own images or you might only use those created by others and published in a registry. To build your own image, you create a </w:t>
+      </w:r>
+      <w:r>
+        <w:rPr>
+          <w:i/>
+          <w:iCs/>
+          <w:color w:val="000000"/>
+          <w:sz w:val="26"/>
+          <w:szCs w:val="26"/>
+        </w:rPr>
+        <w:t xml:space="preserve">Dockerfile </w:t>
+      </w:r>
+      <w:r>
+        <w:rPr>
+          <w:color w:val="000000"/>
+          <w:sz w:val="26"/>
+          <w:szCs w:val="26"/>
+        </w:rPr>
+        <w:t>with a simple syntax for defining the steps needed to create the image and run it. Each instruction in a Dockerfile creates a layer in the image. When you change the Dockerfile and rebuild the</w:t>
+      </w:r>
+    </w:p>
+    <w:p>
+      <w:pPr>
+        <w:pBdr>
+          <w:top w:val="nil"/>
+          <w:left w:val="nil"/>
+          <w:bottom w:val="nil"/>
+          <w:right w:val="nil"/>
+          <w:between w:val="nil"/>
+        </w:pBdr>
+        <w:spacing w:before="8"/>
+        <w:rPr>
+          <w:color w:val="000000"/>
+          <w:sz w:val="17"/>
+          <w:szCs w:val="17"/>
+        </w:rPr>
+      </w:pPr>
+    </w:p>
+    <w:p>
+      <w:pPr>
+        <w:pBdr>
+          <w:top w:val="nil"/>
+          <w:left w:val="nil"/>
+          <w:bottom w:val="nil"/>
+          <w:right w:val="nil"/>
+          <w:between w:val="nil"/>
+        </w:pBdr>
+        <w:spacing w:before="88"/>
+        <w:ind w:left="480" w:right="316"/>
+        <w:rPr>
+          <w:color w:val="000000"/>
+          <w:sz w:val="26"/>
+          <w:szCs w:val="26"/>
+        </w:rPr>
+      </w:pPr>
+      <w:r>
+        <w:rPr>
+          <w:color w:val="000000"/>
+          <w:sz w:val="26"/>
+          <w:szCs w:val="26"/>
+        </w:rPr>
+        <w:t>image, only those layers which have changed are rebuilt. This is part of what makes images so lightweight, small, and fast, when compared to other virtualization technologies.</w:t>
+      </w:r>
+    </w:p>
+    <w:p>
+      <w:pPr>
+        <w:pBdr>
+          <w:top w:val="nil"/>
+          <w:left w:val="nil"/>
+          <w:bottom w:val="nil"/>
+          <w:right w:val="nil"/>
+          <w:between w:val="nil"/>
+        </w:pBdr>
+        <w:spacing w:before="6"/>
+        <w:rPr>
+          <w:color w:val="000000"/>
+          <w:sz w:val="26"/>
+          <w:szCs w:val="26"/>
+        </w:rPr>
+      </w:pPr>
+    </w:p>
+    <w:p>
+      <w:pPr>
+        <w:pStyle w:val="Heading2"/>
+      </w:pPr>
+      <w:r>
+        <w:t>Containers</w:t>
+      </w:r>
+    </w:p>
+    <w:p>
+      <w:pPr>
+        <w:pBdr>
+          <w:top w:val="nil"/>
+          <w:left w:val="nil"/>
+          <w:bottom w:val="nil"/>
+          <w:right w:val="nil"/>
+          <w:between w:val="nil"/>
+        </w:pBdr>
+        <w:spacing w:before="4"/>
+        <w:rPr>
+          <w:b/>
+          <w:bCs/>
+          <w:color w:val="000000"/>
+          <w:sz w:val="25"/>
+          <w:szCs w:val="25"/>
+        </w:rPr>
+      </w:pPr>
+    </w:p>
+    <w:p>
+      <w:pPr>
+        <w:pBdr>
+          <w:top w:val="nil"/>
+          <w:left w:val="nil"/>
+          <w:bottom w:val="nil"/>
+          <w:right w:val="nil"/>
+          <w:between w:val="nil"/>
+        </w:pBdr>
+        <w:spacing w:before="1"/>
+        <w:ind w:left="480" w:right="238" w:firstLine="720"/>
+        <w:rPr>
+          <w:color w:val="000000"/>
+          <w:sz w:val="26"/>
+          <w:szCs w:val="26"/>
+        </w:rPr>
+      </w:pPr>
+      <w:r>
+        <w:rPr>
+          <w:color w:val="000000"/>
+          <w:sz w:val="26"/>
+          <w:szCs w:val="26"/>
+        </w:rPr>
+        <w:t>A container is a runnable instance of an image. You can create, start, stop, move, or delete a container using the Docker API or CLI. You can connect a container to one or more networks, attach storage to it, or even create a new image based on its current state.</w:t>
+      </w:r>
+    </w:p>
+    <w:p>
+      <w:pPr>
+        <w:pBdr>
+          <w:top w:val="nil"/>
+          <w:left w:val="nil"/>
+          <w:bottom w:val="nil"/>
+          <w:right w:val="nil"/>
+          <w:between w:val="nil"/>
+        </w:pBdr>
+        <w:ind w:left="480" w:right="206"/>
+        <w:jc w:val="both"/>
+        <w:rPr>
+          <w:color w:val="000000"/>
+          <w:sz w:val="26"/>
+          <w:szCs w:val="26"/>
+        </w:rPr>
+      </w:pPr>
+      <w:r>
+        <w:rPr>
+          <w:color w:val="000000"/>
+          <w:sz w:val="26"/>
+          <w:szCs w:val="26"/>
+        </w:rPr>
+        <w:t>By default, a container is relatively well isolated from other containers and its host machine. You can control how isolated a container’s network, storage, or other underlying subsystems are from other containers or from the host machine.</w:t>
+      </w:r>
+    </w:p>
+    <w:p>
+      <w:pPr>
+        <w:pBdr>
+          <w:top w:val="nil"/>
+          <w:left w:val="nil"/>
+          <w:bottom w:val="nil"/>
+          <w:right w:val="nil"/>
+          <w:between w:val="nil"/>
+        </w:pBdr>
+        <w:spacing w:before="1"/>
+        <w:ind w:left="480" w:right="194" w:firstLine="280"/>
+        <w:rPr>
+          <w:color w:val="000000"/>
+          <w:sz w:val="26"/>
+          <w:szCs w:val="26"/>
+        </w:rPr>
+        <w:sectPr>
+          <w:headerReference w:type="default" r:id="rId35"/>
+          <w:pgSz w:w="11920" w:h="16860"/>
+          <w:pgMar w:top="1139" w:right="980" w:bottom="280" w:left="599" w:header="752" w:footer="0" w:gutter="0"/>
+          <w:cols w:space="720"/>
+        </w:sectPr>
+      </w:pPr>
+      <w:r>
+        <w:rPr>
+          <w:color w:val="000000"/>
+          <w:sz w:val="26"/>
+          <w:szCs w:val="26"/>
+        </w:rPr>
+        <w:t>A container is defined by its image as well as any configuration options you provide to it when you create or start it. When a container is removed, any changes to its state that are not stored in persistent storage disappear.</w:t>
+      </w:r>
+    </w:p>
+    <w:p>
+      <w:pPr>
+        <w:pBdr>
+          <w:top w:val="nil"/>
+          <w:left w:val="nil"/>
+          <w:bottom w:val="nil"/>
+          <w:right w:val="nil"/>
+          <w:between w:val="nil"/>
+        </w:pBdr>
+        <w:spacing w:before="1"/>
+        <w:rPr>
+          <w:color w:val="000000"/>
+          <w:sz w:val="18"/>
+          <w:szCs w:val="18"/>
+        </w:rPr>
+      </w:pPr>
+    </w:p>
+    <w:p>
+      <w:pPr>
+        <w:pBdr>
+          <w:top w:val="nil"/>
+          <w:left w:val="nil"/>
+          <w:bottom w:val="nil"/>
+          <w:right w:val="nil"/>
+          <w:between w:val="nil"/>
+        </w:pBdr>
+        <w:ind w:left="480" w:right="264" w:firstLine="720"/>
+        <w:rPr>
+          <w:color w:val="000000"/>
+          <w:sz w:val="26"/>
+          <w:szCs w:val="26"/>
+        </w:rPr>
+      </w:pPr>
+      <w:r>
+        <w:rPr>
+          <w:b/>
+          <w:bCs/>
+          <w:color w:val="000000"/>
+          <w:sz w:val="30"/>
+          <w:szCs w:val="30"/>
+        </w:rPr>
+        <w:tab/>
+      </w:r>
+      <w:r>
+        <w:rPr>
+          <w:b/>
+          <w:bCs/>
+          <w:color w:val="000000"/>
+          <w:sz w:val="30"/>
+          <w:szCs w:val="30"/>
+        </w:rPr>
+        <w:tab/>
+      </w:r>
+      <w:r>
+        <w:rPr>
+          <w:b/>
+          <w:bCs/>
+          <w:color w:val="000000"/>
+          <w:sz w:val="30"/>
+          <w:szCs w:val="30"/>
+        </w:rPr>
+        <w:tab/>
+      </w:r>
+      <w:r>
+        <w:rPr>
+          <w:b/>
+          <w:bCs/>
+          <w:color w:val="000000"/>
+          <w:sz w:val="30"/>
+          <w:szCs w:val="30"/>
+        </w:rPr>
+        <w:tab/>
+      </w:r>
+      <w:r>
+        <w:rPr>
+          <w:b/>
+          <w:bCs/>
+          <w:color w:val="000000"/>
+          <w:sz w:val="30"/>
+          <w:szCs w:val="30"/>
+        </w:rPr>
+        <w:t>8</w:t>
+      </w:r>
+      <w:r>
+        <w:rPr>
+          <w:b/>
+          <w:bCs/>
+          <w:color w:val="000000"/>
+          <w:sz w:val="30"/>
+          <w:szCs w:val="30"/>
+        </w:rPr>
+        <w:t>. Introduction to Prometheus</w:t>
+      </w:r>
+    </w:p>
+    <w:p>
+      <w:pPr>
+        <w:pBdr>
+          <w:top w:val="nil"/>
+          <w:left w:val="nil"/>
+          <w:bottom w:val="nil"/>
+          <w:right w:val="nil"/>
+          <w:between w:val="nil"/>
+        </w:pBdr>
+        <w:ind w:left="480" w:right="264" w:firstLine="720"/>
+        <w:rPr>
+          <w:b/>
+          <w:bCs/>
+          <w:color w:val="000000"/>
+          <w:sz w:val="30"/>
+          <w:szCs w:val="30"/>
+        </w:rPr>
+      </w:pPr>
+    </w:p>
+    <w:p>
+      <w:pPr>
+        <w:pBdr>
+          <w:top w:val="nil"/>
+          <w:left w:val="nil"/>
+          <w:bottom w:val="nil"/>
+          <w:right w:val="nil"/>
+          <w:between w:val="nil"/>
+        </w:pBdr>
+        <w:ind w:left="480" w:right="264" w:firstLine="720"/>
+        <w:rPr>
+          <w:color w:val="000000"/>
+          <w:sz w:val="26"/>
+          <w:szCs w:val="26"/>
+        </w:rPr>
+      </w:pPr>
+      <w:r>
+        <w:rPr>
+          <w:b/>
+          <w:bCs/>
+          <w:color w:val="000000"/>
+          <w:sz w:val="26"/>
+          <w:szCs w:val="26"/>
+        </w:rPr>
+        <w:t>Prometheus</w:t>
+      </w:r>
+      <w:r>
+        <w:rPr>
+          <w:color w:val="000000"/>
+          <w:sz w:val="26"/>
+          <w:szCs w:val="26"/>
+        </w:rPr>
+        <w:t xml:space="preserve"> is an open-source systems monitoring and alerting toolkit originally developed by SoundCloud. It has become a widely adopted solution for monitoring the performance and health of computer systems and applications in various environments. Here's a brief introduction to Prometheus:</w:t>
+      </w:r>
+    </w:p>
+    <w:p>
+      <w:pPr>
+        <w:pBdr>
+          <w:top w:val="nil"/>
+          <w:left w:val="nil"/>
+          <w:bottom w:val="nil"/>
+          <w:right w:val="nil"/>
+          <w:between w:val="nil"/>
+        </w:pBdr>
+        <w:ind w:left="480" w:right="264" w:firstLine="720"/>
+        <w:rPr>
+          <w:color w:val="000000"/>
+          <w:sz w:val="26"/>
+          <w:szCs w:val="26"/>
+        </w:rPr>
+      </w:pPr>
+    </w:p>
+    <w:p>
+      <w:pPr>
+        <w:pBdr>
+          <w:top w:val="nil"/>
+          <w:left w:val="nil"/>
+          <w:bottom w:val="nil"/>
+          <w:right w:val="nil"/>
+          <w:between w:val="nil"/>
+        </w:pBdr>
+        <w:ind w:left="480" w:right="264" w:firstLine="720"/>
+        <w:rPr>
+          <w:color w:val="000000"/>
+          <w:sz w:val="26"/>
+          <w:szCs w:val="26"/>
+        </w:rPr>
+      </w:pPr>
+      <w:r>
+        <w:rPr>
+          <w:b/>
+          <w:bCs/>
+          <w:color w:val="000000"/>
+          <w:sz w:val="26"/>
+          <w:szCs w:val="26"/>
+        </w:rPr>
+        <w:t>Purpose</w:t>
+      </w:r>
+      <w:r>
+        <w:rPr>
+          <w:color w:val="000000"/>
+          <w:sz w:val="26"/>
+          <w:szCs w:val="26"/>
+        </w:rPr>
+        <w:t>: Prometheus is designed for monitoring and observability. It collects and stores metrics (time-series data) about the state and performance of systems and applications. This data helps operators and developers understand how their systems are behaving and identify issues or anomalies.</w:t>
+      </w:r>
+    </w:p>
+    <w:p>
+      <w:pPr>
+        <w:pBdr>
+          <w:top w:val="nil"/>
+          <w:left w:val="nil"/>
+          <w:bottom w:val="nil"/>
+          <w:right w:val="nil"/>
+          <w:between w:val="nil"/>
+        </w:pBdr>
+        <w:ind w:left="480" w:right="264" w:firstLine="720"/>
+        <w:rPr>
+          <w:color w:val="000000"/>
+          <w:sz w:val="26"/>
+          <w:szCs w:val="26"/>
+        </w:rPr>
+      </w:pPr>
+    </w:p>
+    <w:p>
+      <w:pPr>
+        <w:pBdr>
+          <w:top w:val="nil"/>
+          <w:left w:val="nil"/>
+          <w:bottom w:val="nil"/>
+          <w:right w:val="nil"/>
+          <w:between w:val="nil"/>
+        </w:pBdr>
+        <w:ind w:left="480" w:right="264" w:firstLine="720"/>
+        <w:rPr>
+          <w:color w:val="000000"/>
+          <w:sz w:val="26"/>
+          <w:szCs w:val="26"/>
+        </w:rPr>
+      </w:pPr>
+      <w:r>
+        <w:rPr>
+          <w:b/>
+          <w:bCs/>
+          <w:color w:val="000000"/>
+          <w:sz w:val="26"/>
+          <w:szCs w:val="26"/>
+        </w:rPr>
+        <w:t>Data Model</w:t>
+      </w:r>
+      <w:r>
+        <w:rPr>
+          <w:color w:val="000000"/>
+          <w:sz w:val="26"/>
+          <w:szCs w:val="26"/>
+        </w:rPr>
+        <w:t>: Prometheus uses a unique data model based on time-series data. It collects and stores numerical data points over time, associating them with specific labels and metadata. This time-series data allows for powerful querying and visualization.</w:t>
+      </w:r>
+    </w:p>
+    <w:p>
+      <w:pPr>
+        <w:pBdr>
+          <w:top w:val="nil"/>
+          <w:left w:val="nil"/>
+          <w:bottom w:val="nil"/>
+          <w:right w:val="nil"/>
+          <w:between w:val="nil"/>
+        </w:pBdr>
+        <w:ind w:left="480" w:right="264" w:firstLine="720"/>
+        <w:rPr>
+          <w:color w:val="000000"/>
+          <w:sz w:val="26"/>
+          <w:szCs w:val="26"/>
+        </w:rPr>
+      </w:pPr>
+    </w:p>
+    <w:p>
+      <w:pPr>
+        <w:pBdr>
+          <w:top w:val="nil"/>
+          <w:left w:val="nil"/>
+          <w:bottom w:val="nil"/>
+          <w:right w:val="nil"/>
+          <w:between w:val="nil"/>
+        </w:pBdr>
+        <w:ind w:left="480" w:right="264" w:firstLine="720"/>
+        <w:rPr>
+          <w:color w:val="000000"/>
+          <w:sz w:val="26"/>
+          <w:szCs w:val="26"/>
+        </w:rPr>
+      </w:pPr>
+      <w:r>
+        <w:rPr>
+          <w:b/>
+          <w:bCs/>
+          <w:color w:val="000000"/>
+          <w:sz w:val="26"/>
+          <w:szCs w:val="26"/>
+        </w:rPr>
+        <w:t>Data Collection</w:t>
+      </w:r>
+      <w:r>
+        <w:rPr>
+          <w:color w:val="000000"/>
+          <w:sz w:val="26"/>
+          <w:szCs w:val="26"/>
+        </w:rPr>
+        <w:t>: Prometheus employs a "pull" model for data collection, where it scrapes metrics from instrumented targets at regular intervals. Targets can be servers, containers, or any system emitting metrics in Prometheus's supported formats, such as the Prometheus exposition format or OpenMetrics.</w:t>
+      </w:r>
+    </w:p>
+    <w:p>
+      <w:pPr>
+        <w:pBdr>
+          <w:top w:val="nil"/>
+          <w:left w:val="nil"/>
+          <w:bottom w:val="nil"/>
+          <w:right w:val="nil"/>
+          <w:between w:val="nil"/>
+        </w:pBdr>
+        <w:ind w:left="480" w:right="264" w:firstLine="720"/>
+        <w:rPr>
+          <w:color w:val="000000"/>
+          <w:sz w:val="26"/>
+          <w:szCs w:val="26"/>
+        </w:rPr>
+      </w:pPr>
+    </w:p>
+    <w:p>
+      <w:pPr>
+        <w:pBdr>
+          <w:top w:val="nil"/>
+          <w:left w:val="nil"/>
+          <w:bottom w:val="nil"/>
+          <w:right w:val="nil"/>
+          <w:between w:val="nil"/>
+        </w:pBdr>
+        <w:ind w:left="480" w:right="264" w:firstLine="720"/>
+        <w:rPr>
+          <w:color w:val="000000"/>
+          <w:sz w:val="26"/>
+          <w:szCs w:val="26"/>
+        </w:rPr>
+      </w:pPr>
+      <w:r>
+        <w:rPr>
+          <w:b/>
+          <w:bCs/>
+          <w:color w:val="000000"/>
+          <w:sz w:val="26"/>
+          <w:szCs w:val="26"/>
+        </w:rPr>
+        <w:t>Data Storage</w:t>
+      </w:r>
+      <w:r>
+        <w:rPr>
+          <w:color w:val="000000"/>
+          <w:sz w:val="26"/>
+          <w:szCs w:val="26"/>
+        </w:rPr>
+        <w:t>: Prometheus stores the collected time-series data in its own efficient and compressed format. This local storage is optimized for fast querying and allows for historical analysis of metrics.</w:t>
+      </w:r>
+    </w:p>
+    <w:p>
+      <w:pPr>
+        <w:pBdr>
+          <w:top w:val="nil"/>
+          <w:left w:val="nil"/>
+          <w:bottom w:val="nil"/>
+          <w:right w:val="nil"/>
+          <w:between w:val="nil"/>
+        </w:pBdr>
+        <w:ind w:left="480" w:right="264" w:firstLine="720"/>
+        <w:rPr>
+          <w:color w:val="000000"/>
+          <w:sz w:val="26"/>
+          <w:szCs w:val="26"/>
+        </w:rPr>
+      </w:pPr>
+    </w:p>
+    <w:p>
+      <w:pPr>
+        <w:pBdr>
+          <w:top w:val="nil"/>
+          <w:left w:val="nil"/>
+          <w:bottom w:val="nil"/>
+          <w:right w:val="nil"/>
+          <w:between w:val="nil"/>
+        </w:pBdr>
+        <w:ind w:left="480" w:right="264" w:firstLine="720"/>
+        <w:rPr>
+          <w:color w:val="000000"/>
+          <w:sz w:val="26"/>
+          <w:szCs w:val="26"/>
+        </w:rPr>
+      </w:pPr>
+      <w:r>
+        <w:rPr>
+          <w:b/>
+          <w:bCs/>
+          <w:color w:val="000000"/>
+          <w:sz w:val="26"/>
+          <w:szCs w:val="26"/>
+        </w:rPr>
+        <w:t>Query Language:</w:t>
+      </w:r>
+      <w:r>
+        <w:rPr>
+          <w:color w:val="000000"/>
+          <w:sz w:val="26"/>
+          <w:szCs w:val="26"/>
+        </w:rPr>
+        <w:t xml:space="preserve"> Prometheus comes with a powerful query language called PromQL, which allows users to perform complex queries and aggregations on the collected data. This is essential for creating custom alerts and dashboards.</w:t>
+      </w:r>
+    </w:p>
+    <w:p>
+      <w:pPr>
+        <w:pBdr>
+          <w:top w:val="nil"/>
+          <w:left w:val="nil"/>
+          <w:bottom w:val="nil"/>
+          <w:right w:val="nil"/>
+          <w:between w:val="nil"/>
+        </w:pBdr>
+        <w:ind w:left="480" w:right="264" w:firstLine="720"/>
+        <w:rPr>
+          <w:color w:val="000000"/>
+          <w:sz w:val="26"/>
+          <w:szCs w:val="26"/>
+        </w:rPr>
+      </w:pPr>
+    </w:p>
+    <w:p>
+      <w:pPr>
+        <w:pBdr>
+          <w:top w:val="nil"/>
+          <w:left w:val="nil"/>
+          <w:bottom w:val="nil"/>
+          <w:right w:val="nil"/>
+          <w:between w:val="nil"/>
+        </w:pBdr>
+        <w:ind w:left="480" w:right="264" w:firstLine="720"/>
+        <w:rPr>
+          <w:color w:val="000000"/>
+          <w:sz w:val="26"/>
+          <w:szCs w:val="26"/>
+        </w:rPr>
+      </w:pPr>
+      <w:r>
+        <w:rPr>
+          <w:b/>
+          <w:bCs/>
+          <w:color w:val="000000"/>
+          <w:sz w:val="26"/>
+          <w:szCs w:val="26"/>
+        </w:rPr>
+        <w:t>Alerting</w:t>
+      </w:r>
+      <w:r>
+        <w:rPr>
+          <w:color w:val="000000"/>
+          <w:sz w:val="26"/>
+          <w:szCs w:val="26"/>
+        </w:rPr>
+        <w:t>: Prometheus includes an alerting system that can trigger notifications based on user-defined alert rules. When specific conditions are met in the data, alerts are generated and sent to alerting channels like email, Slack, or other integrations.</w:t>
+      </w:r>
+    </w:p>
+    <w:p>
+      <w:pPr>
+        <w:pBdr>
+          <w:top w:val="nil"/>
+          <w:left w:val="nil"/>
+          <w:bottom w:val="nil"/>
+          <w:right w:val="nil"/>
+          <w:between w:val="nil"/>
+        </w:pBdr>
+        <w:ind w:left="480" w:right="264" w:firstLine="720"/>
+        <w:rPr>
+          <w:color w:val="000000"/>
+          <w:sz w:val="26"/>
+          <w:szCs w:val="26"/>
+        </w:rPr>
+      </w:pPr>
+    </w:p>
+    <w:p>
+      <w:pPr>
+        <w:pBdr>
+          <w:top w:val="nil"/>
+          <w:left w:val="nil"/>
+          <w:bottom w:val="nil"/>
+          <w:right w:val="nil"/>
+          <w:between w:val="nil"/>
+        </w:pBdr>
+        <w:ind w:left="480" w:right="264" w:firstLine="720"/>
+        <w:rPr>
+          <w:color w:val="000000"/>
+          <w:sz w:val="26"/>
+          <w:szCs w:val="26"/>
+        </w:rPr>
+      </w:pPr>
+      <w:r>
+        <w:rPr>
+          <w:b/>
+          <w:bCs/>
+          <w:color w:val="000000"/>
+          <w:sz w:val="26"/>
+          <w:szCs w:val="26"/>
+        </w:rPr>
+        <w:t>Visualization</w:t>
+      </w:r>
+      <w:r>
+        <w:rPr>
+          <w:color w:val="000000"/>
+          <w:sz w:val="26"/>
+          <w:szCs w:val="26"/>
+        </w:rPr>
+        <w:t>: While Prometheus itself focuses on data collection and storage, it integrates well with visualization tools like Grafana. Grafana can be used to create interactive dashboards and visual representations of the collected metrics.</w:t>
+      </w:r>
+    </w:p>
+    <w:p>
+      <w:pPr>
+        <w:pBdr>
+          <w:top w:val="nil"/>
+          <w:left w:val="nil"/>
+          <w:bottom w:val="nil"/>
+          <w:right w:val="nil"/>
+          <w:between w:val="nil"/>
+        </w:pBdr>
+        <w:ind w:left="480" w:right="264" w:firstLine="720"/>
+        <w:rPr>
+          <w:color w:val="000000"/>
+          <w:sz w:val="26"/>
+          <w:szCs w:val="26"/>
+        </w:rPr>
+      </w:pPr>
+    </w:p>
+    <w:p>
+      <w:pPr>
+        <w:pBdr>
+          <w:top w:val="nil"/>
+          <w:left w:val="nil"/>
+          <w:bottom w:val="nil"/>
+          <w:right w:val="nil"/>
+          <w:between w:val="nil"/>
+        </w:pBdr>
+        <w:ind w:left="480" w:right="264" w:firstLine="720"/>
+        <w:rPr>
+          <w:color w:val="000000"/>
+          <w:sz w:val="26"/>
+          <w:szCs w:val="26"/>
+        </w:rPr>
+      </w:pPr>
+      <w:r>
+        <w:rPr>
+          <w:b/>
+          <w:bCs/>
+          <w:color w:val="000000"/>
+          <w:sz w:val="26"/>
+          <w:szCs w:val="26"/>
+        </w:rPr>
+        <w:t>Scalability</w:t>
+      </w:r>
+      <w:r>
+        <w:rPr>
+          <w:color w:val="000000"/>
+          <w:sz w:val="26"/>
+          <w:szCs w:val="26"/>
+        </w:rPr>
+        <w:t>: Prometheus is designed to be horizontally scalable, allowing users to set up federated or remote Prometheus servers to collect and aggregate metrics from multiple locations. This makes it suitable for monitoring complex and distributed environments.</w:t>
+      </w:r>
+    </w:p>
+    <w:p>
+      <w:pPr>
+        <w:pBdr>
+          <w:top w:val="nil"/>
+          <w:left w:val="nil"/>
+          <w:bottom w:val="nil"/>
+          <w:right w:val="nil"/>
+          <w:between w:val="nil"/>
+        </w:pBdr>
+        <w:ind w:left="480" w:right="264" w:firstLine="720"/>
+        <w:rPr>
+          <w:color w:val="000000"/>
+          <w:sz w:val="26"/>
+          <w:szCs w:val="26"/>
+        </w:rPr>
+      </w:pPr>
+    </w:p>
+    <w:p>
+      <w:pPr>
+        <w:pBdr>
+          <w:top w:val="nil"/>
+          <w:left w:val="nil"/>
+          <w:bottom w:val="nil"/>
+          <w:right w:val="nil"/>
+          <w:between w:val="nil"/>
+        </w:pBdr>
+        <w:ind w:left="480" w:right="264" w:firstLine="720"/>
+        <w:rPr>
+          <w:color w:val="000000"/>
+          <w:sz w:val="26"/>
+          <w:szCs w:val="26"/>
+        </w:rPr>
+      </w:pPr>
+      <w:r>
+        <w:rPr>
+          <w:b/>
+          <w:bCs/>
+          <w:color w:val="000000"/>
+          <w:sz w:val="26"/>
+          <w:szCs w:val="26"/>
+        </w:rPr>
+        <w:t>Ecosystem</w:t>
+      </w:r>
+      <w:r>
+        <w:rPr>
+          <w:color w:val="000000"/>
+          <w:sz w:val="26"/>
+          <w:szCs w:val="26"/>
+        </w:rPr>
+        <w:t>: Prometheus has a rich ecosystem of exporters and integrations, which makes it versatile for monitoring a wide range of systems and services. It supports instrumenting popular software, databases, cloud services, and more.</w:t>
+      </w:r>
+    </w:p>
+    <w:p>
+      <w:pPr>
+        <w:pBdr>
+          <w:top w:val="nil"/>
+          <w:left w:val="nil"/>
+          <w:bottom w:val="nil"/>
+          <w:right w:val="nil"/>
+          <w:between w:val="nil"/>
+        </w:pBdr>
+        <w:ind w:left="480" w:right="264" w:firstLine="720"/>
+        <w:rPr>
+          <w:color w:val="000000"/>
+          <w:sz w:val="26"/>
+          <w:szCs w:val="26"/>
+        </w:rPr>
+      </w:pPr>
+    </w:p>
+    <w:p>
+      <w:pPr>
+        <w:pBdr>
+          <w:top w:val="nil"/>
+          <w:left w:val="nil"/>
+          <w:bottom w:val="nil"/>
+          <w:right w:val="nil"/>
+          <w:between w:val="nil"/>
+        </w:pBdr>
+        <w:ind w:left="480" w:right="264" w:firstLine="720"/>
+        <w:rPr>
+          <w:color w:val="000000"/>
+          <w:sz w:val="26"/>
+          <w:szCs w:val="26"/>
+        </w:rPr>
+      </w:pPr>
+      <w:r>
+        <w:rPr>
+          <w:b/>
+          <w:bCs/>
+          <w:color w:val="000000"/>
+          <w:sz w:val="26"/>
+          <w:szCs w:val="26"/>
+        </w:rPr>
+        <w:t>Open Source</w:t>
+      </w:r>
+      <w:r>
+        <w:rPr>
+          <w:color w:val="000000"/>
+          <w:sz w:val="26"/>
+          <w:szCs w:val="26"/>
+        </w:rPr>
+        <w:t>: Prometheus is open-source software released under the Apache License 2.0. This open nature has led to a thriving community of contributors and extensive documentation.</w:t>
+      </w:r>
+    </w:p>
+    <w:p>
+      <w:pPr>
+        <w:pBdr>
+          <w:top w:val="nil"/>
+          <w:left w:val="nil"/>
+          <w:bottom w:val="nil"/>
+          <w:right w:val="nil"/>
+          <w:between w:val="nil"/>
+        </w:pBdr>
+        <w:ind w:left="480" w:right="264" w:firstLine="720"/>
+        <w:rPr>
+          <w:color w:val="000000"/>
+          <w:sz w:val="26"/>
+          <w:szCs w:val="26"/>
+        </w:rPr>
+      </w:pPr>
+    </w:p>
+    <w:p>
+      <w:pPr>
+        <w:pBdr>
+          <w:top w:val="nil"/>
+          <w:left w:val="nil"/>
+          <w:bottom w:val="nil"/>
+          <w:right w:val="nil"/>
+          <w:between w:val="nil"/>
+        </w:pBdr>
+        <w:ind w:left="480" w:right="264" w:firstLine="720"/>
+        <w:rPr>
+          <w:color w:val="000000"/>
+          <w:sz w:val="26"/>
+          <w:szCs w:val="26"/>
+        </w:rPr>
+      </w:pPr>
+    </w:p>
+    <w:p>
+      <w:pPr>
+        <w:pBdr>
+          <w:top w:val="nil"/>
+          <w:left w:val="nil"/>
+          <w:bottom w:val="nil"/>
+          <w:right w:val="nil"/>
+          <w:between w:val="nil"/>
+        </w:pBdr>
+        <w:ind w:left="480" w:right="264" w:firstLine="720"/>
+        <w:rPr>
+          <w:color w:val="000000"/>
+          <w:sz w:val="26"/>
+          <w:szCs w:val="26"/>
+        </w:rPr>
+      </w:pPr>
+    </w:p>
+    <w:p>
+      <w:pPr>
+        <w:pBdr>
+          <w:top w:val="nil"/>
+          <w:left w:val="nil"/>
+          <w:bottom w:val="nil"/>
+          <w:right w:val="nil"/>
+          <w:between w:val="nil"/>
+        </w:pBdr>
+        <w:ind w:left="480" w:right="264" w:firstLine="720"/>
+        <w:rPr>
+          <w:color w:val="000000"/>
+          <w:sz w:val="26"/>
+          <w:szCs w:val="26"/>
+        </w:rPr>
+        <w:sectPr>
           <w:headerReference w:type="default" r:id="rId36"/>
           <w:pgSz w:w="11920" w:h="16860"/>
           <w:pgMar w:top="1139" w:right="980" w:bottom="280" w:left="599" w:header="752" w:footer="0" w:gutter="0"/>
@@ -8895,945 +9624,6 @@
           <w:sz w:val="26"/>
           <w:szCs w:val="26"/>
         </w:rPr>
-        <w:t xml:space="preserve">You might create your own images or you might only use those created by others and published in a registry. To build your own image, you create a </w:t>
-      </w:r>
-      <w:r>
-        <w:rPr>
-          <w:i/>
-          <w:iCs/>
-          <w:color w:val="000000"/>
-          <w:sz w:val="26"/>
-          <w:szCs w:val="26"/>
-        </w:rPr>
-        <w:t xml:space="preserve">Dockerfile </w:t>
-      </w:r>
-      <w:r>
-        <w:rPr>
-          <w:color w:val="000000"/>
-          <w:sz w:val="26"/>
-          <w:szCs w:val="26"/>
-        </w:rPr>
-        <w:t>with a simple syntax for defining the steps needed to create the image and run it. Each instruction in a Dockerfile creates a layer in the image. When you change the Dockerfile and rebuild the</w:t>
-      </w:r>
-    </w:p>
-    <w:p>
-      <w:pPr>
-        <w:pBdr>
-          <w:top w:val="nil"/>
-          <w:left w:val="nil"/>
-          <w:bottom w:val="nil"/>
-          <w:right w:val="nil"/>
-          <w:between w:val="nil"/>
-        </w:pBdr>
-        <w:spacing w:before="8"/>
-        <w:rPr>
-          <w:color w:val="000000"/>
-          <w:sz w:val="17"/>
-          <w:szCs w:val="17"/>
-        </w:rPr>
-      </w:pPr>
-    </w:p>
-    <w:p>
-      <w:pPr>
-        <w:pBdr>
-          <w:top w:val="nil"/>
-          <w:left w:val="nil"/>
-          <w:bottom w:val="nil"/>
-          <w:right w:val="nil"/>
-          <w:between w:val="nil"/>
-        </w:pBdr>
-        <w:spacing w:before="88"/>
-        <w:ind w:left="480" w:right="316"/>
-        <w:rPr>
-          <w:color w:val="000000"/>
-          <w:sz w:val="26"/>
-          <w:szCs w:val="26"/>
-        </w:rPr>
-      </w:pPr>
-      <w:r>
-        <w:rPr>
-          <w:color w:val="000000"/>
-          <w:sz w:val="26"/>
-          <w:szCs w:val="26"/>
-        </w:rPr>
-        <w:t>image, only those layers which have changed are rebuilt. This is part of what makes images so lightweight, small, and fast, when compared to other virtualization technologies.</w:t>
-      </w:r>
-    </w:p>
-    <w:p>
-      <w:pPr>
-        <w:pBdr>
-          <w:top w:val="nil"/>
-          <w:left w:val="nil"/>
-          <w:bottom w:val="nil"/>
-          <w:right w:val="nil"/>
-          <w:between w:val="nil"/>
-        </w:pBdr>
-        <w:spacing w:before="6"/>
-        <w:rPr>
-          <w:color w:val="000000"/>
-          <w:sz w:val="26"/>
-          <w:szCs w:val="26"/>
-        </w:rPr>
-      </w:pPr>
-    </w:p>
-    <w:p>
-      <w:pPr>
-        <w:pStyle w:val="Heading2"/>
-      </w:pPr>
-      <w:r>
-        <w:t>Containers</w:t>
-      </w:r>
-    </w:p>
-    <w:p>
-      <w:pPr>
-        <w:pBdr>
-          <w:top w:val="nil"/>
-          <w:left w:val="nil"/>
-          <w:bottom w:val="nil"/>
-          <w:right w:val="nil"/>
-          <w:between w:val="nil"/>
-        </w:pBdr>
-        <w:spacing w:before="4"/>
-        <w:rPr>
-          <w:b/>
-          <w:bCs/>
-          <w:color w:val="000000"/>
-          <w:sz w:val="25"/>
-          <w:szCs w:val="25"/>
-        </w:rPr>
-      </w:pPr>
-    </w:p>
-    <w:p>
-      <w:pPr>
-        <w:pBdr>
-          <w:top w:val="nil"/>
-          <w:left w:val="nil"/>
-          <w:bottom w:val="nil"/>
-          <w:right w:val="nil"/>
-          <w:between w:val="nil"/>
-        </w:pBdr>
-        <w:spacing w:before="1"/>
-        <w:ind w:left="480" w:right="238" w:firstLine="720"/>
-        <w:rPr>
-          <w:color w:val="000000"/>
-          <w:sz w:val="26"/>
-          <w:szCs w:val="26"/>
-        </w:rPr>
-      </w:pPr>
-      <w:r>
-        <w:rPr>
-          <w:color w:val="000000"/>
-          <w:sz w:val="26"/>
-          <w:szCs w:val="26"/>
-        </w:rPr>
-        <w:t>A container is a runnable instance of an image. You can create, start, stop, move, or delete a container using the Docker API or CLI. You can connect a container to one or more networks, attach storage to it, or even create a new image based on its current state.</w:t>
-      </w:r>
-    </w:p>
-    <w:p>
-      <w:pPr>
-        <w:pBdr>
-          <w:top w:val="nil"/>
-          <w:left w:val="nil"/>
-          <w:bottom w:val="nil"/>
-          <w:right w:val="nil"/>
-          <w:between w:val="nil"/>
-        </w:pBdr>
-        <w:ind w:left="480" w:right="206"/>
-        <w:jc w:val="both"/>
-        <w:rPr>
-          <w:color w:val="000000"/>
-          <w:sz w:val="26"/>
-          <w:szCs w:val="26"/>
-        </w:rPr>
-      </w:pPr>
-      <w:r>
-        <w:rPr>
-          <w:color w:val="000000"/>
-          <w:sz w:val="26"/>
-          <w:szCs w:val="26"/>
-        </w:rPr>
-        <w:t>By default, a container is relatively well isolated from other containers and its host machine. You can control how isolated a container’s network, storage, or other underlying subsystems are from other containers or from the host machine.</w:t>
-      </w:r>
-    </w:p>
-    <w:p>
-      <w:pPr>
-        <w:pBdr>
-          <w:top w:val="nil"/>
-          <w:left w:val="nil"/>
-          <w:bottom w:val="nil"/>
-          <w:right w:val="nil"/>
-          <w:between w:val="nil"/>
-        </w:pBdr>
-        <w:spacing w:before="1"/>
-        <w:ind w:left="480" w:right="194" w:firstLine="280"/>
-        <w:rPr>
-          <w:color w:val="000000"/>
-          <w:sz w:val="26"/>
-          <w:szCs w:val="26"/>
-        </w:rPr>
-        <w:sectPr>
-          <w:headerReference w:type="default" r:id="rId37"/>
-          <w:pgSz w:w="11920" w:h="16860"/>
-          <w:pgMar w:top="1139" w:right="980" w:bottom="280" w:left="599" w:header="752" w:footer="0" w:gutter="0"/>
-          <w:cols w:space="720"/>
-        </w:sectPr>
-      </w:pPr>
-      <w:r>
-        <w:rPr>
-          <w:color w:val="000000"/>
-          <w:sz w:val="26"/>
-          <w:szCs w:val="26"/>
-        </w:rPr>
-        <w:t>A container is defined by its image as well as any configuration options you provide to it when you create or start it. When a container is removed, any changes to its state that are not stored in persistent storage disappear.</w:t>
-      </w:r>
-    </w:p>
-    <w:p>
-      <w:pPr>
-        <w:pBdr>
-          <w:top w:val="nil"/>
-          <w:left w:val="nil"/>
-          <w:bottom w:val="nil"/>
-          <w:right w:val="nil"/>
-          <w:between w:val="nil"/>
-        </w:pBdr>
-        <w:spacing w:before="1"/>
-        <w:rPr>
-          <w:color w:val="000000"/>
-          <w:sz w:val="18"/>
-          <w:szCs w:val="18"/>
-        </w:rPr>
-      </w:pPr>
-    </w:p>
-    <w:p>
-      <w:pPr>
-        <w:pBdr>
-          <w:top w:val="nil"/>
-          <w:left w:val="nil"/>
-          <w:bottom w:val="nil"/>
-          <w:right w:val="nil"/>
-          <w:between w:val="nil"/>
-        </w:pBdr>
-        <w:ind w:left="480" w:right="264" w:firstLine="720"/>
-        <w:rPr>
-          <w:color w:val="000000"/>
-          <w:sz w:val="26"/>
-          <w:szCs w:val="26"/>
-        </w:rPr>
-      </w:pPr>
-      <w:r>
-        <w:rPr>
-          <w:b/>
-          <w:bCs/>
-          <w:color w:val="000000"/>
-          <w:sz w:val="30"/>
-          <w:szCs w:val="30"/>
-        </w:rPr>
-        <w:tab/>
-      </w:r>
-      <w:r>
-        <w:rPr>
-          <w:b/>
-          <w:bCs/>
-          <w:color w:val="000000"/>
-          <w:sz w:val="30"/>
-          <w:szCs w:val="30"/>
-        </w:rPr>
-        <w:tab/>
-      </w:r>
-      <w:r>
-        <w:rPr>
-          <w:b/>
-          <w:bCs/>
-          <w:color w:val="000000"/>
-          <w:sz w:val="30"/>
-          <w:szCs w:val="30"/>
-        </w:rPr>
-        <w:tab/>
-      </w:r>
-      <w:r>
-        <w:rPr>
-          <w:b/>
-          <w:bCs/>
-          <w:color w:val="000000"/>
-          <w:sz w:val="30"/>
-          <w:szCs w:val="30"/>
-        </w:rPr>
-        <w:tab/>
-      </w:r>
-      <w:r>
-        <w:rPr>
-          <w:b/>
-          <w:bCs/>
-          <w:color w:val="000000"/>
-          <w:sz w:val="30"/>
-          <w:szCs w:val="30"/>
-        </w:rPr>
-        <w:t>8</w:t>
-      </w:r>
-      <w:r>
-        <w:rPr>
-          <w:b/>
-          <w:bCs/>
-          <w:color w:val="000000"/>
-          <w:sz w:val="30"/>
-          <w:szCs w:val="30"/>
-        </w:rPr>
-        <w:t>. Introduction to Prometheus</w:t>
-      </w:r>
-    </w:p>
-    <w:p>
-      <w:pPr>
-        <w:pBdr>
-          <w:top w:val="nil"/>
-          <w:left w:val="nil"/>
-          <w:bottom w:val="nil"/>
-          <w:right w:val="nil"/>
-          <w:between w:val="nil"/>
-        </w:pBdr>
-        <w:ind w:left="480" w:right="264" w:firstLine="720"/>
-        <w:rPr>
-          <w:b/>
-          <w:bCs/>
-          <w:color w:val="000000"/>
-          <w:sz w:val="30"/>
-          <w:szCs w:val="30"/>
-        </w:rPr>
-      </w:pPr>
-    </w:p>
-    <w:p>
-      <w:pPr>
-        <w:pBdr>
-          <w:top w:val="nil"/>
-          <w:left w:val="nil"/>
-          <w:bottom w:val="nil"/>
-          <w:right w:val="nil"/>
-          <w:between w:val="nil"/>
-        </w:pBdr>
-        <w:ind w:left="480" w:right="264" w:firstLine="720"/>
-        <w:rPr>
-          <w:color w:val="000000"/>
-          <w:sz w:val="26"/>
-          <w:szCs w:val="26"/>
-        </w:rPr>
-      </w:pPr>
-      <w:r>
-        <w:rPr>
-          <w:b/>
-          <w:bCs/>
-          <w:color w:val="000000"/>
-          <w:sz w:val="26"/>
-          <w:szCs w:val="26"/>
-        </w:rPr>
-        <w:t>Prometheus</w:t>
-      </w:r>
-      <w:r>
-        <w:rPr>
-          <w:color w:val="000000"/>
-          <w:sz w:val="26"/>
-          <w:szCs w:val="26"/>
-        </w:rPr>
-        <w:t xml:space="preserve"> is an open-source systems monitoring and alerting toolkit originally developed by SoundCloud. It has become a widely adopted solution for monitoring the performance and health of computer systems and applications in various environments. Here's a brief introduction to Prometheus:</w:t>
-      </w:r>
-    </w:p>
-    <w:p>
-      <w:pPr>
-        <w:pBdr>
-          <w:top w:val="nil"/>
-          <w:left w:val="nil"/>
-          <w:bottom w:val="nil"/>
-          <w:right w:val="nil"/>
-          <w:between w:val="nil"/>
-        </w:pBdr>
-        <w:ind w:left="480" w:right="264" w:firstLine="720"/>
-        <w:rPr>
-          <w:color w:val="000000"/>
-          <w:sz w:val="26"/>
-          <w:szCs w:val="26"/>
-        </w:rPr>
-      </w:pPr>
-    </w:p>
-    <w:p>
-      <w:pPr>
-        <w:pBdr>
-          <w:top w:val="nil"/>
-          <w:left w:val="nil"/>
-          <w:bottom w:val="nil"/>
-          <w:right w:val="nil"/>
-          <w:between w:val="nil"/>
-        </w:pBdr>
-        <w:ind w:left="480" w:right="264" w:firstLine="720"/>
-        <w:rPr>
-          <w:color w:val="000000"/>
-          <w:sz w:val="26"/>
-          <w:szCs w:val="26"/>
-        </w:rPr>
-      </w:pPr>
-      <w:r>
-        <w:rPr>
-          <w:b/>
-          <w:bCs/>
-          <w:color w:val="000000"/>
-          <w:sz w:val="26"/>
-          <w:szCs w:val="26"/>
-        </w:rPr>
-        <w:t>Purpose</w:t>
-      </w:r>
-      <w:r>
-        <w:rPr>
-          <w:color w:val="000000"/>
-          <w:sz w:val="26"/>
-          <w:szCs w:val="26"/>
-        </w:rPr>
-        <w:t>: Prometheus is designed for monitoring and observability. It collects and stores metrics (time-series data) about the state and performance of systems and applications. This data helps operators and developers understand how their systems are behaving and identify issues or anomalies.</w:t>
-      </w:r>
-    </w:p>
-    <w:p>
-      <w:pPr>
-        <w:pBdr>
-          <w:top w:val="nil"/>
-          <w:left w:val="nil"/>
-          <w:bottom w:val="nil"/>
-          <w:right w:val="nil"/>
-          <w:between w:val="nil"/>
-        </w:pBdr>
-        <w:ind w:left="480" w:right="264" w:firstLine="720"/>
-        <w:rPr>
-          <w:color w:val="000000"/>
-          <w:sz w:val="26"/>
-          <w:szCs w:val="26"/>
-        </w:rPr>
-      </w:pPr>
-    </w:p>
-    <w:p>
-      <w:pPr>
-        <w:pBdr>
-          <w:top w:val="nil"/>
-          <w:left w:val="nil"/>
-          <w:bottom w:val="nil"/>
-          <w:right w:val="nil"/>
-          <w:between w:val="nil"/>
-        </w:pBdr>
-        <w:ind w:left="480" w:right="264" w:firstLine="720"/>
-        <w:rPr>
-          <w:color w:val="000000"/>
-          <w:sz w:val="26"/>
-          <w:szCs w:val="26"/>
-        </w:rPr>
-      </w:pPr>
-      <w:r>
-        <w:rPr>
-          <w:b/>
-          <w:bCs/>
-          <w:color w:val="000000"/>
-          <w:sz w:val="26"/>
-          <w:szCs w:val="26"/>
-        </w:rPr>
-        <w:t>Data Model</w:t>
-      </w:r>
-      <w:r>
-        <w:rPr>
-          <w:color w:val="000000"/>
-          <w:sz w:val="26"/>
-          <w:szCs w:val="26"/>
-        </w:rPr>
-        <w:t>: Prometheus uses a unique data model based on time-series data. It collects and stores numerical data points over time, associating them with specific labels and metadata. This time-series data allows for powerful querying and visualization.</w:t>
-      </w:r>
-    </w:p>
-    <w:p>
-      <w:pPr>
-        <w:pBdr>
-          <w:top w:val="nil"/>
-          <w:left w:val="nil"/>
-          <w:bottom w:val="nil"/>
-          <w:right w:val="nil"/>
-          <w:between w:val="nil"/>
-        </w:pBdr>
-        <w:ind w:left="480" w:right="264" w:firstLine="720"/>
-        <w:rPr>
-          <w:color w:val="000000"/>
-          <w:sz w:val="26"/>
-          <w:szCs w:val="26"/>
-        </w:rPr>
-      </w:pPr>
-    </w:p>
-    <w:p>
-      <w:pPr>
-        <w:pBdr>
-          <w:top w:val="nil"/>
-          <w:left w:val="nil"/>
-          <w:bottom w:val="nil"/>
-          <w:right w:val="nil"/>
-          <w:between w:val="nil"/>
-        </w:pBdr>
-        <w:ind w:left="480" w:right="264" w:firstLine="720"/>
-        <w:rPr>
-          <w:color w:val="000000"/>
-          <w:sz w:val="26"/>
-          <w:szCs w:val="26"/>
-        </w:rPr>
-      </w:pPr>
-      <w:r>
-        <w:rPr>
-          <w:b/>
-          <w:bCs/>
-          <w:color w:val="000000"/>
-          <w:sz w:val="26"/>
-          <w:szCs w:val="26"/>
-        </w:rPr>
-        <w:t>Data Collection</w:t>
-      </w:r>
-      <w:r>
-        <w:rPr>
-          <w:color w:val="000000"/>
-          <w:sz w:val="26"/>
-          <w:szCs w:val="26"/>
-        </w:rPr>
-        <w:t>: Prometheus employs a "pull" model for data collection, where it scrapes metrics from instrumented targets at regular intervals. Targets can be servers, containers, or any system emitting metrics in Prometheus's supported formats, such as the Prometheus exposition format or OpenMetrics.</w:t>
-      </w:r>
-    </w:p>
-    <w:p>
-      <w:pPr>
-        <w:pBdr>
-          <w:top w:val="nil"/>
-          <w:left w:val="nil"/>
-          <w:bottom w:val="nil"/>
-          <w:right w:val="nil"/>
-          <w:between w:val="nil"/>
-        </w:pBdr>
-        <w:ind w:left="480" w:right="264" w:firstLine="720"/>
-        <w:rPr>
-          <w:color w:val="000000"/>
-          <w:sz w:val="26"/>
-          <w:szCs w:val="26"/>
-        </w:rPr>
-      </w:pPr>
-    </w:p>
-    <w:p>
-      <w:pPr>
-        <w:pBdr>
-          <w:top w:val="nil"/>
-          <w:left w:val="nil"/>
-          <w:bottom w:val="nil"/>
-          <w:right w:val="nil"/>
-          <w:between w:val="nil"/>
-        </w:pBdr>
-        <w:ind w:left="480" w:right="264" w:firstLine="720"/>
-        <w:rPr>
-          <w:color w:val="000000"/>
-          <w:sz w:val="26"/>
-          <w:szCs w:val="26"/>
-        </w:rPr>
-      </w:pPr>
-      <w:r>
-        <w:rPr>
-          <w:b/>
-          <w:bCs/>
-          <w:color w:val="000000"/>
-          <w:sz w:val="26"/>
-          <w:szCs w:val="26"/>
-        </w:rPr>
-        <w:t>Data Storage</w:t>
-      </w:r>
-      <w:r>
-        <w:rPr>
-          <w:color w:val="000000"/>
-          <w:sz w:val="26"/>
-          <w:szCs w:val="26"/>
-        </w:rPr>
-        <w:t>: Prometheus stores the collected time-series data in its own efficient and compressed format. This local storage is optimized for fast querying and allows for historical analysis of metrics.</w:t>
-      </w:r>
-    </w:p>
-    <w:p>
-      <w:pPr>
-        <w:pBdr>
-          <w:top w:val="nil"/>
-          <w:left w:val="nil"/>
-          <w:bottom w:val="nil"/>
-          <w:right w:val="nil"/>
-          <w:between w:val="nil"/>
-        </w:pBdr>
-        <w:ind w:left="480" w:right="264" w:firstLine="720"/>
-        <w:rPr>
-          <w:color w:val="000000"/>
-          <w:sz w:val="26"/>
-          <w:szCs w:val="26"/>
-        </w:rPr>
-      </w:pPr>
-    </w:p>
-    <w:p>
-      <w:pPr>
-        <w:pBdr>
-          <w:top w:val="nil"/>
-          <w:left w:val="nil"/>
-          <w:bottom w:val="nil"/>
-          <w:right w:val="nil"/>
-          <w:between w:val="nil"/>
-        </w:pBdr>
-        <w:ind w:left="480" w:right="264" w:firstLine="720"/>
-        <w:rPr>
-          <w:color w:val="000000"/>
-          <w:sz w:val="26"/>
-          <w:szCs w:val="26"/>
-        </w:rPr>
-      </w:pPr>
-      <w:r>
-        <w:rPr>
-          <w:b/>
-          <w:bCs/>
-          <w:color w:val="000000"/>
-          <w:sz w:val="26"/>
-          <w:szCs w:val="26"/>
-        </w:rPr>
-        <w:t>Query Language:</w:t>
-      </w:r>
-      <w:r>
-        <w:rPr>
-          <w:color w:val="000000"/>
-          <w:sz w:val="26"/>
-          <w:szCs w:val="26"/>
-        </w:rPr>
-        <w:t xml:space="preserve"> Prometheus comes with a powerful query language called PromQL, which allows users to perform complex queries and aggregations on the collected data. This is essential for creating custom alerts and dashboards.</w:t>
-      </w:r>
-    </w:p>
-    <w:p>
-      <w:pPr>
-        <w:pBdr>
-          <w:top w:val="nil"/>
-          <w:left w:val="nil"/>
-          <w:bottom w:val="nil"/>
-          <w:right w:val="nil"/>
-          <w:between w:val="nil"/>
-        </w:pBdr>
-        <w:ind w:left="480" w:right="264" w:firstLine="720"/>
-        <w:rPr>
-          <w:color w:val="000000"/>
-          <w:sz w:val="26"/>
-          <w:szCs w:val="26"/>
-        </w:rPr>
-      </w:pPr>
-    </w:p>
-    <w:p>
-      <w:pPr>
-        <w:pBdr>
-          <w:top w:val="nil"/>
-          <w:left w:val="nil"/>
-          <w:bottom w:val="nil"/>
-          <w:right w:val="nil"/>
-          <w:between w:val="nil"/>
-        </w:pBdr>
-        <w:ind w:left="480" w:right="264" w:firstLine="720"/>
-        <w:rPr>
-          <w:color w:val="000000"/>
-          <w:sz w:val="26"/>
-          <w:szCs w:val="26"/>
-        </w:rPr>
-      </w:pPr>
-      <w:r>
-        <w:rPr>
-          <w:b/>
-          <w:bCs/>
-          <w:color w:val="000000"/>
-          <w:sz w:val="26"/>
-          <w:szCs w:val="26"/>
-        </w:rPr>
-        <w:t>Alerting</w:t>
-      </w:r>
-      <w:r>
-        <w:rPr>
-          <w:color w:val="000000"/>
-          <w:sz w:val="26"/>
-          <w:szCs w:val="26"/>
-        </w:rPr>
-        <w:t>: Prometheus includes an alerting system that can trigger notifications based on user-defined alert rules. When specific conditions are met in the data, alerts are generated and sent to alerting channels like email, Slack, or other integrations.</w:t>
-      </w:r>
-    </w:p>
-    <w:p>
-      <w:pPr>
-        <w:pBdr>
-          <w:top w:val="nil"/>
-          <w:left w:val="nil"/>
-          <w:bottom w:val="nil"/>
-          <w:right w:val="nil"/>
-          <w:between w:val="nil"/>
-        </w:pBdr>
-        <w:ind w:left="480" w:right="264" w:firstLine="720"/>
-        <w:rPr>
-          <w:color w:val="000000"/>
-          <w:sz w:val="26"/>
-          <w:szCs w:val="26"/>
-        </w:rPr>
-      </w:pPr>
-    </w:p>
-    <w:p>
-      <w:pPr>
-        <w:pBdr>
-          <w:top w:val="nil"/>
-          <w:left w:val="nil"/>
-          <w:bottom w:val="nil"/>
-          <w:right w:val="nil"/>
-          <w:between w:val="nil"/>
-        </w:pBdr>
-        <w:ind w:left="480" w:right="264" w:firstLine="720"/>
-        <w:rPr>
-          <w:color w:val="000000"/>
-          <w:sz w:val="26"/>
-          <w:szCs w:val="26"/>
-        </w:rPr>
-      </w:pPr>
-      <w:r>
-        <w:rPr>
-          <w:b/>
-          <w:bCs/>
-          <w:color w:val="000000"/>
-          <w:sz w:val="26"/>
-          <w:szCs w:val="26"/>
-        </w:rPr>
-        <w:t>Visualization</w:t>
-      </w:r>
-      <w:r>
-        <w:rPr>
-          <w:color w:val="000000"/>
-          <w:sz w:val="26"/>
-          <w:szCs w:val="26"/>
-        </w:rPr>
-        <w:t>: While Prometheus itself focuses on data collection and storage, it integrates well with visualization tools like Grafana. Grafana can be used to create interactive dashboards and visual representations of the collected metrics.</w:t>
-      </w:r>
-    </w:p>
-    <w:p>
-      <w:pPr>
-        <w:pBdr>
-          <w:top w:val="nil"/>
-          <w:left w:val="nil"/>
-          <w:bottom w:val="nil"/>
-          <w:right w:val="nil"/>
-          <w:between w:val="nil"/>
-        </w:pBdr>
-        <w:ind w:left="480" w:right="264" w:firstLine="720"/>
-        <w:rPr>
-          <w:color w:val="000000"/>
-          <w:sz w:val="26"/>
-          <w:szCs w:val="26"/>
-        </w:rPr>
-      </w:pPr>
-    </w:p>
-    <w:p>
-      <w:pPr>
-        <w:pBdr>
-          <w:top w:val="nil"/>
-          <w:left w:val="nil"/>
-          <w:bottom w:val="nil"/>
-          <w:right w:val="nil"/>
-          <w:between w:val="nil"/>
-        </w:pBdr>
-        <w:ind w:left="480" w:right="264" w:firstLine="720"/>
-        <w:rPr>
-          <w:color w:val="000000"/>
-          <w:sz w:val="26"/>
-          <w:szCs w:val="26"/>
-        </w:rPr>
-      </w:pPr>
-      <w:r>
-        <w:rPr>
-          <w:b/>
-          <w:bCs/>
-          <w:color w:val="000000"/>
-          <w:sz w:val="26"/>
-          <w:szCs w:val="26"/>
-        </w:rPr>
-        <w:t>Scalability</w:t>
-      </w:r>
-      <w:r>
-        <w:rPr>
-          <w:color w:val="000000"/>
-          <w:sz w:val="26"/>
-          <w:szCs w:val="26"/>
-        </w:rPr>
-        <w:t>: Prometheus is designed to be horizontally scalable, allowing users to set up federated or remote Prometheus servers to collect and aggregate metrics from multiple locations. This makes it suitable for monitoring complex and distributed environments.</w:t>
-      </w:r>
-    </w:p>
-    <w:p>
-      <w:pPr>
-        <w:pBdr>
-          <w:top w:val="nil"/>
-          <w:left w:val="nil"/>
-          <w:bottom w:val="nil"/>
-          <w:right w:val="nil"/>
-          <w:between w:val="nil"/>
-        </w:pBdr>
-        <w:ind w:left="480" w:right="264" w:firstLine="720"/>
-        <w:rPr>
-          <w:color w:val="000000"/>
-          <w:sz w:val="26"/>
-          <w:szCs w:val="26"/>
-        </w:rPr>
-      </w:pPr>
-    </w:p>
-    <w:p>
-      <w:pPr>
-        <w:pBdr>
-          <w:top w:val="nil"/>
-          <w:left w:val="nil"/>
-          <w:bottom w:val="nil"/>
-          <w:right w:val="nil"/>
-          <w:between w:val="nil"/>
-        </w:pBdr>
-        <w:ind w:left="480" w:right="264" w:firstLine="720"/>
-        <w:rPr>
-          <w:color w:val="000000"/>
-          <w:sz w:val="26"/>
-          <w:szCs w:val="26"/>
-        </w:rPr>
-      </w:pPr>
-      <w:r>
-        <w:rPr>
-          <w:b/>
-          <w:bCs/>
-          <w:color w:val="000000"/>
-          <w:sz w:val="26"/>
-          <w:szCs w:val="26"/>
-        </w:rPr>
-        <w:t>Ecosystem</w:t>
-      </w:r>
-      <w:r>
-        <w:rPr>
-          <w:color w:val="000000"/>
-          <w:sz w:val="26"/>
-          <w:szCs w:val="26"/>
-        </w:rPr>
-        <w:t>: Prometheus has a rich ecosystem of exporters and integrations, which makes it versatile for monitoring a wide range of systems and services. It supports instrumenting popular software, databases, cloud services, and more.</w:t>
-      </w:r>
-    </w:p>
-    <w:p>
-      <w:pPr>
-        <w:pBdr>
-          <w:top w:val="nil"/>
-          <w:left w:val="nil"/>
-          <w:bottom w:val="nil"/>
-          <w:right w:val="nil"/>
-          <w:between w:val="nil"/>
-        </w:pBdr>
-        <w:ind w:left="480" w:right="264" w:firstLine="720"/>
-        <w:rPr>
-          <w:color w:val="000000"/>
-          <w:sz w:val="26"/>
-          <w:szCs w:val="26"/>
-        </w:rPr>
-      </w:pPr>
-    </w:p>
-    <w:p>
-      <w:pPr>
-        <w:pBdr>
-          <w:top w:val="nil"/>
-          <w:left w:val="nil"/>
-          <w:bottom w:val="nil"/>
-          <w:right w:val="nil"/>
-          <w:between w:val="nil"/>
-        </w:pBdr>
-        <w:ind w:left="480" w:right="264" w:firstLine="720"/>
-        <w:rPr>
-          <w:color w:val="000000"/>
-          <w:sz w:val="26"/>
-          <w:szCs w:val="26"/>
-        </w:rPr>
-      </w:pPr>
-      <w:r>
-        <w:rPr>
-          <w:b/>
-          <w:bCs/>
-          <w:color w:val="000000"/>
-          <w:sz w:val="26"/>
-          <w:szCs w:val="26"/>
-        </w:rPr>
-        <w:t>Open Source</w:t>
-      </w:r>
-      <w:r>
-        <w:rPr>
-          <w:color w:val="000000"/>
-          <w:sz w:val="26"/>
-          <w:szCs w:val="26"/>
-        </w:rPr>
-        <w:t>: Prometheus is open-source software released under the Apache License 2.0. This open nature has led to a thriving community of contributors and extensive documentation.</w:t>
-      </w:r>
-    </w:p>
-    <w:p>
-      <w:pPr>
-        <w:pBdr>
-          <w:top w:val="nil"/>
-          <w:left w:val="nil"/>
-          <w:bottom w:val="nil"/>
-          <w:right w:val="nil"/>
-          <w:between w:val="nil"/>
-        </w:pBdr>
-        <w:ind w:left="480" w:right="264" w:firstLine="720"/>
-        <w:rPr>
-          <w:color w:val="000000"/>
-          <w:sz w:val="26"/>
-          <w:szCs w:val="26"/>
-        </w:rPr>
-      </w:pPr>
-    </w:p>
-    <w:p>
-      <w:pPr>
-        <w:pBdr>
-          <w:top w:val="nil"/>
-          <w:left w:val="nil"/>
-          <w:bottom w:val="nil"/>
-          <w:right w:val="nil"/>
-          <w:between w:val="nil"/>
-        </w:pBdr>
-        <w:ind w:left="480" w:right="264" w:firstLine="720"/>
-        <w:rPr>
-          <w:color w:val="000000"/>
-          <w:sz w:val="26"/>
-          <w:szCs w:val="26"/>
-        </w:rPr>
-      </w:pPr>
-    </w:p>
-    <w:p>
-      <w:pPr>
-        <w:pBdr>
-          <w:top w:val="nil"/>
-          <w:left w:val="nil"/>
-          <w:bottom w:val="nil"/>
-          <w:right w:val="nil"/>
-          <w:between w:val="nil"/>
-        </w:pBdr>
-        <w:ind w:left="480" w:right="264" w:firstLine="720"/>
-        <w:rPr>
-          <w:color w:val="000000"/>
-          <w:sz w:val="26"/>
-          <w:szCs w:val="26"/>
-        </w:rPr>
-      </w:pPr>
-    </w:p>
-    <w:p>
-      <w:pPr>
-        <w:pBdr>
-          <w:top w:val="nil"/>
-          <w:left w:val="nil"/>
-          <w:bottom w:val="nil"/>
-          <w:right w:val="nil"/>
-          <w:between w:val="nil"/>
-        </w:pBdr>
-        <w:ind w:left="480" w:right="264" w:firstLine="720"/>
-        <w:rPr>
-          <w:color w:val="000000"/>
-          <w:sz w:val="26"/>
-          <w:szCs w:val="26"/>
-        </w:rPr>
-        <w:sectPr>
-          <w:headerReference w:type="default" r:id="rId38"/>
-          <w:pgSz w:w="11920" w:h="16860"/>
-          <w:pgMar w:top="1139" w:right="980" w:bottom="280" w:left="599" w:header="752" w:footer="0" w:gutter="0"/>
-          <w:cols w:space="720"/>
-        </w:sectPr>
-      </w:pPr>
-      <w:r>
-        <w:rPr>
-          <w:color w:val="000000"/>
-          <w:sz w:val="26"/>
-          <w:szCs w:val="26"/>
-        </w:rPr>
         <w:t>In summary, Prometheus is a powerful, open-source monitoring and alerting system known for its scalability, flexible data model, and rich ecosystem of integrations. It has gained popularity in the DevOps and cloud-native communities for providing insight into the performance and health of systems and applications.</w:t>
       </w:r>
     </w:p>
@@ -9913,6 +9703,7 @@
         <w:rPr>
           <w:b/>
           <w:bCs/>
+          <w:noProof/>
           <w:color w:val="000000"/>
           <w:sz w:val="26"/>
           <w:szCs w:val="26"/>
@@ -9941,7 +9732,7 @@
                     <pic:cNvPicPr/>
                   </pic:nvPicPr>
                   <pic:blipFill>
-                    <a:blip r:embed="rId39">
+                    <a:blip r:embed="rId37">
                       <a:extLst>
                         <a:ext uri="{28A0092B-C50C-407E-A947-70E740481C1C}">
                           <a14:useLocalDpi xmlns:a14="http://schemas.microsoft.com/office/drawing/2010/main" val="0"/>
@@ -10078,7 +9869,7 @@
                     <pic:cNvPicPr preferRelativeResize="0"/>
                   </pic:nvPicPr>
                   <pic:blipFill>
-                    <a:blip r:embed="rId40"/>
+                    <a:blip r:embed="rId38"/>
                     <a:srcRect/>
                     <a:stretch>
                       <a:fillRect/>
@@ -10195,7 +9986,7 @@
           <w:szCs w:val="14"/>
         </w:rPr>
         <w:sectPr>
-          <w:headerReference w:type="default" r:id="rId41"/>
+          <w:headerReference w:type="default" r:id="rId39"/>
           <w:pgSz w:w="11920" w:h="16860"/>
           <w:pgMar w:top="1139" w:right="980" w:bottom="280" w:left="599" w:header="752" w:footer="0" w:gutter="0"/>
           <w:cols w:space="720"/>
@@ -10221,7 +10012,7 @@
                     <pic:cNvPicPr/>
                   </pic:nvPicPr>
                   <pic:blipFill>
-                    <a:blip r:embed="rId42"/>
+                    <a:blip r:embed="rId40"/>
                     <a:stretch>
                       <a:fillRect/>
                     </a:stretch>
@@ -10396,7 +10187,7 @@
                     <pic:cNvPicPr/>
                   </pic:nvPicPr>
                   <pic:blipFill>
-                    <a:blip r:embed="rId43"/>
+                    <a:blip r:embed="rId41"/>
                     <a:stretch>
                       <a:fillRect/>
                     </a:stretch>
@@ -10452,7 +10243,7 @@
           <w:szCs w:val="20"/>
         </w:rPr>
         <w:sectPr>
-          <w:headerReference w:type="default" r:id="rId44"/>
+          <w:headerReference w:type="default" r:id="rId42"/>
           <w:pgSz w:w="11920" w:h="16860"/>
           <w:pgMar w:top="1139" w:right="980" w:bottom="280" w:left="599" w:header="752" w:footer="0" w:gutter="0"/>
           <w:cols w:space="720"/>
@@ -10503,7 +10294,7 @@
                     <pic:cNvPicPr preferRelativeResize="0"/>
                   </pic:nvPicPr>
                   <pic:blipFill>
-                    <a:blip r:embed="rId45"/>
+                    <a:blip r:embed="rId43"/>
                     <a:srcRect/>
                     <a:stretch>
                       <a:fillRect/>
@@ -10878,7 +10669,7 @@
           <w:szCs w:val="28"/>
         </w:rPr>
         <w:sectPr>
-          <w:headerReference w:type="default" r:id="rId46"/>
+          <w:headerReference w:type="default" r:id="rId44"/>
           <w:pgSz w:w="11920" w:h="16860"/>
           <w:pgMar w:top="1139" w:right="980" w:bottom="280" w:left="599" w:header="752" w:footer="0" w:gutter="0"/>
           <w:cols w:space="720"/>
@@ -10983,6 +10774,232 @@
                 <pic:pic xmlns:pic="http://schemas.openxmlformats.org/drawingml/2006/picture">
                   <pic:nvPicPr>
                     <pic:cNvPr id="2109757735" name=""/>
+                    <pic:cNvPicPr/>
+                  </pic:nvPicPr>
+                  <pic:blipFill>
+                    <a:blip r:embed="rId45"/>
+                    <a:stretch>
+                      <a:fillRect/>
+                    </a:stretch>
+                  </pic:blipFill>
+                  <pic:spPr>
+                    <a:xfrm>
+                      <a:off x="0" y="0"/>
+                      <a:ext cx="6566535" cy="3693795"/>
+                    </a:xfrm>
+                    <a:prstGeom prst="rect">
+                      <a:avLst/>
+                    </a:prstGeom>
+                  </pic:spPr>
+                </pic:pic>
+              </a:graphicData>
+            </a:graphic>
+          </wp:inline>
+        </w:drawing>
+      </w:r>
+    </w:p>
+    <w:p>
+      <w:pPr>
+        <w:pBdr>
+          <w:top w:val="nil"/>
+          <w:left w:val="nil"/>
+          <w:bottom w:val="nil"/>
+          <w:right w:val="nil"/>
+          <w:between w:val="nil"/>
+        </w:pBdr>
+        <w:rPr>
+          <w:b/>
+          <w:bCs/>
+          <w:color w:val="000000"/>
+          <w:sz w:val="20"/>
+          <w:szCs w:val="20"/>
+        </w:rPr>
+      </w:pPr>
+    </w:p>
+    <w:p>
+      <w:pPr>
+        <w:pBdr>
+          <w:top w:val="nil"/>
+          <w:left w:val="nil"/>
+          <w:bottom w:val="nil"/>
+          <w:right w:val="nil"/>
+          <w:between w:val="nil"/>
+        </w:pBdr>
+        <w:rPr>
+          <w:b/>
+          <w:bCs/>
+          <w:color w:val="000000"/>
+          <w:sz w:val="29"/>
+          <w:szCs w:val="29"/>
+        </w:rPr>
+      </w:pPr>
+    </w:p>
+    <w:p>
+      <w:pPr>
+        <w:pBdr>
+          <w:top w:val="nil"/>
+          <w:left w:val="nil"/>
+          <w:bottom w:val="nil"/>
+          <w:right w:val="nil"/>
+          <w:between w:val="nil"/>
+        </w:pBdr>
+        <w:rPr>
+          <w:b/>
+          <w:bCs/>
+          <w:color w:val="000000"/>
+          <w:sz w:val="28"/>
+          <w:szCs w:val="28"/>
+        </w:rPr>
+      </w:pPr>
+    </w:p>
+    <w:p>
+      <w:pPr>
+        <w:pBdr>
+          <w:top w:val="nil"/>
+          <w:left w:val="nil"/>
+          <w:bottom w:val="nil"/>
+          <w:right w:val="nil"/>
+          <w:between w:val="nil"/>
+        </w:pBdr>
+        <w:rPr>
+          <w:b/>
+          <w:bCs/>
+          <w:color w:val="000000"/>
+          <w:sz w:val="28"/>
+          <w:szCs w:val="28"/>
+        </w:rPr>
+      </w:pPr>
+    </w:p>
+    <w:p>
+      <w:pPr>
+        <w:pBdr>
+          <w:top w:val="nil"/>
+          <w:left w:val="nil"/>
+          <w:bottom w:val="nil"/>
+          <w:right w:val="nil"/>
+          <w:between w:val="nil"/>
+        </w:pBdr>
+        <w:rPr>
+          <w:b/>
+          <w:bCs/>
+          <w:color w:val="000000"/>
+          <w:sz w:val="28"/>
+          <w:szCs w:val="28"/>
+        </w:rPr>
+      </w:pPr>
+    </w:p>
+    <w:p>
+      <w:pPr>
+        <w:pBdr>
+          <w:top w:val="nil"/>
+          <w:left w:val="nil"/>
+          <w:bottom w:val="nil"/>
+          <w:right w:val="nil"/>
+          <w:between w:val="nil"/>
+        </w:pBdr>
+        <w:rPr>
+          <w:b/>
+          <w:bCs/>
+          <w:color w:val="000000"/>
+          <w:sz w:val="28"/>
+          <w:szCs w:val="28"/>
+        </w:rPr>
+      </w:pPr>
+    </w:p>
+    <w:p>
+      <w:pPr>
+        <w:spacing w:before="233"/>
+        <w:ind w:left="379"/>
+        <w:jc w:val="center"/>
+        <w:rPr>
+          <w:b/>
+          <w:bCs/>
+          <w:sz w:val="26"/>
+          <w:szCs w:val="26"/>
+        </w:rPr>
+      </w:pPr>
+    </w:p>
+    <w:p>
+      <w:pPr>
+        <w:spacing w:before="233"/>
+        <w:ind w:left="379"/>
+        <w:jc w:val="center"/>
+        <w:rPr>
+          <w:b/>
+          <w:bCs/>
+          <w:sz w:val="26"/>
+          <w:szCs w:val="26"/>
+        </w:rPr>
+      </w:pPr>
+    </w:p>
+    <w:p>
+      <w:pPr>
+        <w:spacing w:before="233"/>
+        <w:jc w:val="center"/>
+        <w:rPr>
+          <w:b/>
+          <w:bCs/>
+          <w:sz w:val="26"/>
+          <w:szCs w:val="26"/>
+        </w:rPr>
+      </w:pPr>
+      <w:r>
+        <w:rPr>
+          <w:b/>
+          <w:bCs/>
+          <w:sz w:val="26"/>
+          <w:szCs w:val="26"/>
+        </w:rPr>
+        <w:t>Deployment completed Successfully</w:t>
+      </w:r>
+    </w:p>
+    <w:p>
+      <w:pPr>
+        <w:spacing w:before="233"/>
+        <w:jc w:val="center"/>
+        <w:rPr>
+          <w:b/>
+          <w:bCs/>
+          <w:sz w:val="26"/>
+          <w:szCs w:val="26"/>
+        </w:rPr>
+      </w:pPr>
+    </w:p>
+    <w:p>
+      <w:pPr>
+        <w:spacing w:before="233"/>
+        <w:jc w:val="center"/>
+        <w:rPr>
+          <w:b/>
+          <w:bCs/>
+          <w:sz w:val="26"/>
+          <w:szCs w:val="26"/>
+        </w:rPr>
+        <w:sectPr>
+          <w:headerReference w:type="default" r:id="rId46"/>
+          <w:pgSz w:w="11920" w:h="16860"/>
+          <w:pgMar w:top="1139" w:right="980" w:bottom="280" w:left="599" w:header="752" w:footer="0" w:gutter="0"/>
+          <w:cols w:space="720"/>
+        </w:sectPr>
+      </w:pPr>
+      <w:r>
+        <w:rPr>
+          <w:noProof/>
+        </w:rPr>
+        <w:lastRenderedPageBreak/>
+        <w:drawing>
+          <wp:inline distT="0" distB="0" distL="0" distR="0" wp14:anchorId="0F1DE338" wp14:editId="02C4575B">
+            <wp:extent cx="6566535" cy="3693795"/>
+            <wp:effectExtent l="0" t="0" r="5715" b="1905"/>
+            <wp:docPr id="1077629067" name="Picture 1"/>
+            <wp:cNvGraphicFramePr>
+              <a:graphicFrameLocks xmlns:a="http://schemas.openxmlformats.org/drawingml/2006/main" noChangeAspect="1"/>
+            </wp:cNvGraphicFramePr>
+            <a:graphic xmlns:a="http://schemas.openxmlformats.org/drawingml/2006/main">
+              <a:graphicData uri="http://schemas.openxmlformats.org/drawingml/2006/picture">
+                <pic:pic xmlns:pic="http://schemas.openxmlformats.org/drawingml/2006/picture">
+                  <pic:nvPicPr>
+                    <pic:cNvPr id="1077629067" name=""/>
                     <pic:cNvPicPr/>
                   </pic:nvPicPr>
                   <pic:blipFill>
@@ -11016,171 +11033,105 @@
           <w:right w:val="nil"/>
           <w:between w:val="nil"/>
         </w:pBdr>
-        <w:rPr>
-          <w:b/>
-          <w:bCs/>
-          <w:color w:val="000000"/>
-          <w:sz w:val="20"/>
-          <w:szCs w:val="20"/>
-        </w:rPr>
-      </w:pPr>
-    </w:p>
-    <w:p>
-      <w:pPr>
-        <w:pBdr>
-          <w:top w:val="nil"/>
-          <w:left w:val="nil"/>
-          <w:bottom w:val="nil"/>
-          <w:right w:val="nil"/>
-          <w:between w:val="nil"/>
-        </w:pBdr>
-        <w:rPr>
-          <w:b/>
-          <w:bCs/>
-          <w:color w:val="000000"/>
-          <w:sz w:val="29"/>
-          <w:szCs w:val="29"/>
-        </w:rPr>
-      </w:pPr>
-    </w:p>
-    <w:p>
-      <w:pPr>
-        <w:pBdr>
-          <w:top w:val="nil"/>
-          <w:left w:val="nil"/>
-          <w:bottom w:val="nil"/>
-          <w:right w:val="nil"/>
-          <w:between w:val="nil"/>
-        </w:pBdr>
-        <w:rPr>
-          <w:b/>
-          <w:bCs/>
-          <w:color w:val="000000"/>
-          <w:sz w:val="28"/>
-          <w:szCs w:val="28"/>
-        </w:rPr>
-      </w:pPr>
-    </w:p>
-    <w:p>
-      <w:pPr>
-        <w:pBdr>
-          <w:top w:val="nil"/>
-          <w:left w:val="nil"/>
-          <w:bottom w:val="nil"/>
-          <w:right w:val="nil"/>
-          <w:between w:val="nil"/>
-        </w:pBdr>
-        <w:rPr>
-          <w:b/>
-          <w:bCs/>
-          <w:color w:val="000000"/>
-          <w:sz w:val="28"/>
-          <w:szCs w:val="28"/>
-        </w:rPr>
-      </w:pPr>
-    </w:p>
-    <w:p>
-      <w:pPr>
-        <w:pBdr>
-          <w:top w:val="nil"/>
-          <w:left w:val="nil"/>
-          <w:bottom w:val="nil"/>
-          <w:right w:val="nil"/>
-          <w:between w:val="nil"/>
-        </w:pBdr>
-        <w:rPr>
-          <w:b/>
-          <w:bCs/>
-          <w:color w:val="000000"/>
-          <w:sz w:val="28"/>
-          <w:szCs w:val="28"/>
-        </w:rPr>
-      </w:pPr>
-    </w:p>
-    <w:p>
-      <w:pPr>
-        <w:pBdr>
-          <w:top w:val="nil"/>
-          <w:left w:val="nil"/>
-          <w:bottom w:val="nil"/>
-          <w:right w:val="nil"/>
-          <w:between w:val="nil"/>
-        </w:pBdr>
-        <w:rPr>
-          <w:b/>
-          <w:bCs/>
-          <w:color w:val="000000"/>
-          <w:sz w:val="28"/>
-          <w:szCs w:val="28"/>
-        </w:rPr>
-      </w:pPr>
-    </w:p>
-    <w:p>
-      <w:pPr>
-        <w:spacing w:before="233"/>
-        <w:ind w:left="379"/>
-        <w:jc w:val="center"/>
-        <w:rPr>
-          <w:b/>
-          <w:bCs/>
-          <w:sz w:val="26"/>
-          <w:szCs w:val="26"/>
-        </w:rPr>
-      </w:pPr>
-    </w:p>
-    <w:p>
-      <w:pPr>
-        <w:spacing w:before="233"/>
-        <w:ind w:left="379"/>
-        <w:jc w:val="center"/>
-        <w:rPr>
-          <w:b/>
-          <w:bCs/>
-          <w:sz w:val="26"/>
-          <w:szCs w:val="26"/>
-        </w:rPr>
-      </w:pPr>
-    </w:p>
-    <w:p>
-      <w:pPr>
-        <w:spacing w:before="233"/>
-        <w:jc w:val="center"/>
-        <w:rPr>
-          <w:b/>
-          <w:bCs/>
-          <w:sz w:val="26"/>
-          <w:szCs w:val="26"/>
-        </w:rPr>
-      </w:pPr>
-      <w:r>
-        <w:rPr>
-          <w:b/>
-          <w:bCs/>
-          <w:sz w:val="26"/>
-          <w:szCs w:val="26"/>
-        </w:rPr>
-        <w:t>Deployment completed Successfully</w:t>
-      </w:r>
-    </w:p>
-    <w:p>
-      <w:pPr>
-        <w:spacing w:before="233"/>
-        <w:jc w:val="center"/>
-        <w:rPr>
-          <w:b/>
-          <w:bCs/>
-          <w:sz w:val="26"/>
-          <w:szCs w:val="26"/>
-        </w:rPr>
-      </w:pPr>
-    </w:p>
-    <w:p>
-      <w:pPr>
-        <w:spacing w:before="233"/>
-        <w:jc w:val="center"/>
-        <w:rPr>
-          <w:b/>
-          <w:bCs/>
+        <w:spacing w:before="3"/>
+        <w:rPr>
+          <w:b/>
+          <w:bCs/>
+          <w:color w:val="000000"/>
+          <w:sz w:val="18"/>
+          <w:szCs w:val="18"/>
+        </w:rPr>
+      </w:pPr>
+    </w:p>
+    <w:p>
+      <w:pPr>
+        <w:pBdr>
+          <w:top w:val="nil"/>
+          <w:left w:val="nil"/>
+          <w:bottom w:val="nil"/>
+          <w:right w:val="nil"/>
+          <w:between w:val="nil"/>
+        </w:pBdr>
+        <w:tabs>
+          <w:tab w:val="left" w:pos="5128"/>
+        </w:tabs>
+        <w:spacing w:before="89"/>
+        <w:rPr>
+          <w:b/>
+          <w:bCs/>
+          <w:color w:val="000000"/>
+          <w:sz w:val="26"/>
+          <w:szCs w:val="26"/>
+        </w:rPr>
+      </w:pPr>
+      <w:r>
+        <w:rPr>
+          <w:b/>
+          <w:bCs/>
+          <w:color w:val="000000"/>
+          <w:sz w:val="26"/>
+          <w:szCs w:val="26"/>
+        </w:rPr>
+        <w:t xml:space="preserve">                                                                11. Future Scope</w:t>
+      </w:r>
+    </w:p>
+    <w:p>
+      <w:pPr>
+        <w:pBdr>
+          <w:top w:val="nil"/>
+          <w:left w:val="nil"/>
+          <w:bottom w:val="nil"/>
+          <w:right w:val="nil"/>
+          <w:between w:val="nil"/>
+        </w:pBdr>
+        <w:spacing w:before="8"/>
+        <w:rPr>
+          <w:b/>
+          <w:bCs/>
+          <w:color w:val="000000"/>
+          <w:sz w:val="25"/>
+          <w:szCs w:val="25"/>
+        </w:rPr>
+      </w:pPr>
+    </w:p>
+    <w:p>
+      <w:pPr>
+        <w:pBdr>
+          <w:top w:val="nil"/>
+          <w:left w:val="nil"/>
+          <w:bottom w:val="nil"/>
+          <w:right w:val="nil"/>
+          <w:between w:val="nil"/>
+        </w:pBdr>
+        <w:spacing w:before="1"/>
+        <w:ind w:left="480" w:right="134" w:firstLine="720"/>
+        <w:rPr>
+          <w:color w:val="000000"/>
+          <w:sz w:val="26"/>
+          <w:szCs w:val="26"/>
+        </w:rPr>
+      </w:pPr>
+      <w:r>
+        <w:rPr>
+          <w:color w:val="000000"/>
+          <w:sz w:val="26"/>
+          <w:szCs w:val="26"/>
+        </w:rPr>
+        <w:t>DevOps has been a buzzword for a few years now. We simply can’t imagine Future without proper implementation of the DevOps model. Security objectives should be integrated into the software development lifecycle from an early stage, which involves more than just building pipelines. It’s important for people to have the right mindset, understand the shared responsibility model and establish processes that support the methodology and continuous improvement. Organizations must focus on what technology they should be using going forward, and ensure that they are up to date with what the market has to offer.</w:t>
+      </w:r>
+    </w:p>
+    <w:p>
+      <w:pPr>
+        <w:pBdr>
+          <w:top w:val="nil"/>
+          <w:left w:val="nil"/>
+          <w:bottom w:val="nil"/>
+          <w:right w:val="nil"/>
+          <w:between w:val="nil"/>
+        </w:pBdr>
+        <w:ind w:left="480" w:right="780" w:firstLine="720"/>
+        <w:rPr>
+          <w:color w:val="000000"/>
           <w:sz w:val="26"/>
           <w:szCs w:val="26"/>
         </w:rPr>
@@ -11193,166 +11144,6 @@
       </w:pPr>
       <w:r>
         <w:rPr>
-          <w:noProof/>
-        </w:rPr>
-        <w:lastRenderedPageBreak/>
-        <w:drawing>
-          <wp:inline distT="0" distB="0" distL="0" distR="0" wp14:anchorId="0F1DE338" wp14:editId="02C4575B">
-            <wp:extent cx="6566535" cy="3693795"/>
-            <wp:effectExtent l="0" t="0" r="5715" b="1905"/>
-            <wp:docPr id="1077629067" name="Picture 1"/>
-            <wp:cNvGraphicFramePr>
-              <a:graphicFrameLocks xmlns:a="http://schemas.openxmlformats.org/drawingml/2006/main" noChangeAspect="1"/>
-            </wp:cNvGraphicFramePr>
-            <a:graphic xmlns:a="http://schemas.openxmlformats.org/drawingml/2006/main">
-              <a:graphicData uri="http://schemas.openxmlformats.org/drawingml/2006/picture">
-                <pic:pic xmlns:pic="http://schemas.openxmlformats.org/drawingml/2006/picture">
-                  <pic:nvPicPr>
-                    <pic:cNvPr id="1077629067" name=""/>
-                    <pic:cNvPicPr/>
-                  </pic:nvPicPr>
-                  <pic:blipFill>
-                    <a:blip r:embed="rId49"/>
-                    <a:stretch>
-                      <a:fillRect/>
-                    </a:stretch>
-                  </pic:blipFill>
-                  <pic:spPr>
-                    <a:xfrm>
-                      <a:off x="0" y="0"/>
-                      <a:ext cx="6566535" cy="3693795"/>
-                    </a:xfrm>
-                    <a:prstGeom prst="rect">
-                      <a:avLst/>
-                    </a:prstGeom>
-                  </pic:spPr>
-                </pic:pic>
-              </a:graphicData>
-            </a:graphic>
-          </wp:inline>
-        </w:drawing>
-      </w:r>
-    </w:p>
-    <w:p>
-      <w:pPr>
-        <w:pBdr>
-          <w:top w:val="nil"/>
-          <w:left w:val="nil"/>
-          <w:bottom w:val="nil"/>
-          <w:right w:val="nil"/>
-          <w:between w:val="nil"/>
-        </w:pBdr>
-        <w:spacing w:before="3"/>
-        <w:rPr>
-          <w:b/>
-          <w:bCs/>
-          <w:color w:val="000000"/>
-          <w:sz w:val="18"/>
-          <w:szCs w:val="18"/>
-        </w:rPr>
-      </w:pPr>
-    </w:p>
-    <w:p>
-      <w:pPr>
-        <w:pBdr>
-          <w:top w:val="nil"/>
-          <w:left w:val="nil"/>
-          <w:bottom w:val="nil"/>
-          <w:right w:val="nil"/>
-          <w:between w:val="nil"/>
-        </w:pBdr>
-        <w:tabs>
-          <w:tab w:val="left" w:pos="5128"/>
-        </w:tabs>
-        <w:spacing w:before="89"/>
-        <w:rPr>
-          <w:b/>
-          <w:bCs/>
-          <w:color w:val="000000"/>
-          <w:sz w:val="26"/>
-          <w:szCs w:val="26"/>
-        </w:rPr>
-      </w:pPr>
-      <w:r>
-        <w:rPr>
-          <w:b/>
-          <w:bCs/>
-          <w:color w:val="000000"/>
-          <w:sz w:val="26"/>
-          <w:szCs w:val="26"/>
-        </w:rPr>
-        <w:t xml:space="preserve">                                                                11. Future Scope</w:t>
-      </w:r>
-    </w:p>
-    <w:p>
-      <w:pPr>
-        <w:pBdr>
-          <w:top w:val="nil"/>
-          <w:left w:val="nil"/>
-          <w:bottom w:val="nil"/>
-          <w:right w:val="nil"/>
-          <w:between w:val="nil"/>
-        </w:pBdr>
-        <w:spacing w:before="8"/>
-        <w:rPr>
-          <w:b/>
-          <w:bCs/>
-          <w:color w:val="000000"/>
-          <w:sz w:val="25"/>
-          <w:szCs w:val="25"/>
-        </w:rPr>
-      </w:pPr>
-    </w:p>
-    <w:p>
-      <w:pPr>
-        <w:pBdr>
-          <w:top w:val="nil"/>
-          <w:left w:val="nil"/>
-          <w:bottom w:val="nil"/>
-          <w:right w:val="nil"/>
-          <w:between w:val="nil"/>
-        </w:pBdr>
-        <w:spacing w:before="1"/>
-        <w:ind w:left="480" w:right="134" w:firstLine="720"/>
-        <w:rPr>
-          <w:color w:val="000000"/>
-          <w:sz w:val="26"/>
-          <w:szCs w:val="26"/>
-        </w:rPr>
-      </w:pPr>
-      <w:r>
-        <w:rPr>
-          <w:color w:val="000000"/>
-          <w:sz w:val="26"/>
-          <w:szCs w:val="26"/>
-        </w:rPr>
-        <w:t>DevOps has been a buzzword for a few years now. We simply can’t imagine Future without proper implementation of the DevOps model. Security objectives should be integrated into the software development lifecycle from an early stage, which involves more than just building pipelines. It’s important for people to have the right mindset, understand the shared responsibility model and establish processes that support the methodology and continuous improvement. Organizations must focus on what technology they should be using going forward, and ensure that they are up to date with what the market has to offer.</w:t>
-      </w:r>
-    </w:p>
-    <w:p>
-      <w:pPr>
-        <w:pBdr>
-          <w:top w:val="nil"/>
-          <w:left w:val="nil"/>
-          <w:bottom w:val="nil"/>
-          <w:right w:val="nil"/>
-          <w:between w:val="nil"/>
-        </w:pBdr>
-        <w:ind w:left="480" w:right="780" w:firstLine="720"/>
-        <w:rPr>
-          <w:color w:val="000000"/>
-          <w:sz w:val="26"/>
-          <w:szCs w:val="26"/>
-        </w:rPr>
-        <w:sectPr>
-          <w:headerReference w:type="default" r:id="rId50"/>
-          <w:pgSz w:w="11920" w:h="16860"/>
-          <w:pgMar w:top="1139" w:right="980" w:bottom="280" w:left="599" w:header="752" w:footer="0" w:gutter="0"/>
-          <w:cols w:space="720"/>
-        </w:sectPr>
-      </w:pPr>
-      <w:r>
-        <w:rPr>
           <w:color w:val="000000"/>
           <w:sz w:val="26"/>
           <w:szCs w:val="26"/>
@@ -12188,7 +11979,7 @@
           <w:szCs w:val="30"/>
         </w:rPr>
         <w:sectPr>
-          <w:headerReference w:type="default" r:id="rId51"/>
+          <w:headerReference w:type="default" r:id="rId49"/>
           <w:pgSz w:w="11920" w:h="16860"/>
           <w:pgMar w:top="1139" w:right="980" w:bottom="280" w:left="599" w:header="752" w:footer="0" w:gutter="0"/>
           <w:cols w:space="720"/>
@@ -12216,7 +12007,7 @@
                     </pic:cNvPicPr>
                   </pic:nvPicPr>
                   <pic:blipFill>
-                    <a:blip r:embed="rId52" cstate="print">
+                    <a:blip r:embed="rId50" cstate="print">
                       <a:extLst>
                         <a:ext uri="{28A0092B-C50C-407E-A947-70E740481C1C}">
                           <a14:useLocalDpi xmlns:a14="http://schemas.microsoft.com/office/drawing/2010/main" val="0"/>
@@ -12351,7 +12142,7 @@
           <w:szCs w:val="26"/>
         </w:rPr>
       </w:pPr>
-      <w:hyperlink r:id="rId53">
+      <w:hyperlink r:id="rId51">
         <w:r>
           <w:rPr>
             <w:color w:val="0000FF"/>
@@ -12720,7 +12511,7 @@
       </w:pPr>
     </w:p>
     <w:sectPr>
-      <w:headerReference w:type="default" r:id="rId54"/>
+      <w:headerReference w:type="default" r:id="rId52"/>
       <w:pgSz w:w="11920" w:h="16860"/>
       <w:pgMar w:top="1139" w:right="980" w:bottom="280" w:left="599" w:header="752" w:footer="0" w:gutter="0"/>
       <w:cols w:space="720"/>
@@ -12795,7 +12586,7 @@
       <mc:AlternateContent>
         <mc:Choice Requires="wps">
           <w:drawing>
-            <wp:anchor distT="0" distB="0" distL="0" distR="0" simplePos="0" relativeHeight="251682816" behindDoc="1" locked="0" layoutInCell="1" hidden="0" allowOverlap="1" wp14:anchorId="78E9E1CE" wp14:editId="3F889F69">
+            <wp:anchor distT="0" distB="0" distL="0" distR="0" simplePos="0" relativeHeight="251661312" behindDoc="1" locked="0" layoutInCell="1" hidden="0" allowOverlap="1" wp14:anchorId="31A48AC0" wp14:editId="106BAF16">
               <wp:simplePos x="0" y="0"/>
               <wp:positionH relativeFrom="page">
                 <wp:posOffset>325438</wp:posOffset>
@@ -12806,7 +12597,7 @@
               <wp:extent cx="664210" cy="183515"/>
               <wp:effectExtent l="0" t="0" r="0" b="0"/>
               <wp:wrapNone/>
-              <wp:docPr id="62" name="Rectangle 62"/>
+              <wp:docPr id="55" name="Rectangle 55"/>
               <wp:cNvGraphicFramePr/>
               <a:graphic xmlns:a="http://schemas.openxmlformats.org/drawingml/2006/main">
                 <a:graphicData uri="http://schemas.microsoft.com/office/word/2010/wordprocessingShape">
@@ -12858,7 +12649,7 @@
         </mc:Choice>
         <mc:Fallback>
           <w:pict>
-            <v:rect w14:anchorId="78E9E1CE" id="Rectangle 62" o:spid="_x0000_s1026" style="position:absolute;margin-left:25.65pt;margin-top:36.2pt;width:52.3pt;height:14.45pt;z-index:-251633664;visibility:visible;mso-wrap-style:square;mso-wrap-distance-left:0;mso-wrap-distance-top:0;mso-wrap-distance-right:0;mso-wrap-distance-bottom:0;mso-position-horizontal:absolute;mso-position-horizontal-relative:page;mso-position-vertical:absolute;mso-position-vertical-relative:page;v-text-anchor:top" o:gfxdata="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" stroked="f">
+            <v:rect w14:anchorId="31A48AC0" id="Rectangle 55" o:spid="_x0000_s1026" style="position:absolute;margin-left:25.65pt;margin-top:36.2pt;width:52.3pt;height:14.45pt;z-index:-251655168;visibility:visible;mso-wrap-style:square;mso-wrap-distance-left:0;mso-wrap-distance-top:0;mso-wrap-distance-right:0;mso-wrap-distance-bottom:0;mso-position-horizontal:absolute;mso-position-horizontal-relative:page;mso-position-vertical:absolute;mso-position-vertical-relative:page;v-text-anchor:top" o:gfxdata="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" stroked="f">
               <v:fill opacity="0"/>
               <v:textbox inset="0,0,0,0">
                 <w:txbxContent>
@@ -12889,6 +12680,1942 @@
 </file>
 
 <file path=word/header10.xml><?xml version="1.0" encoding="utf-8"?>
+<w:hdr xmlns:wpc="http://schemas.microsoft.com/office/word/2010/wordprocessingCanvas" xmlns:cx="http://schemas.microsoft.com/office/drawing/2014/chartex" xmlns:cx1="http://schemas.microsoft.com/office/drawing/2015/9/8/chartex" xmlns:cx2="http://schemas.microsoft.com/office/drawing/2015/10/21/chartex" xmlns:cx3="http://schemas.microsoft.com/office/drawing/2016/5/9/chartex" xmlns:cx4="http://schemas.microsoft.com/office/drawing/2016/5/10/chartex" xmlns:cx5="http://schemas.microsoft.com/office/drawing/2016/5/11/chartex" xmlns:cx6="http://schemas.microsoft.com/office/drawing/2016/5/12/chartex" xmlns:cx7="http://schemas.microsoft.com/office/drawing/2016/5/13/chartex" xmlns:cx8="http://schemas.microsoft.com/office/drawing/2016/5/14/chartex" xmlns:mc="http://schemas.openxmlformats.org/markup-compatibility/2006" xmlns:aink="http://schemas.microsoft.com/office/drawing/2016/ink" xmlns:am3d="http://schemas.microsoft.com/office/drawing/2017/model3d" xmlns:o="urn:schemas-microsoft-com:office:office" xmlns:oel="http://schemas.microsoft.com/office/2019/extlst" xmlns:r="http://schemas.openxmlformats.org/officeDocument/2006/relationships" xmlns:m="http://schemas.openxmlformats.org/officeDocument/2006/math" xmlns:v="urn:schemas-microsoft-com:vml" xmlns:wp14="http://schemas.microsoft.com/office/word/2010/wordprocessingDrawing" xmlns:wp="http://schemas.openxmlformats.org/drawingml/2006/wordprocessingDrawing" xmlns:w10="urn:schemas-microsoft-com:office:word" xmlns:w="http://schemas.openxmlformats.org/wordprocessingml/2006/main" xmlns:w14="http://schemas.microsoft.com/office/word/2010/wordml" xmlns:w15="http://schemas.microsoft.com/office/word/2012/wordml" xmlns:w16cex="http://schemas.microsoft.com/office/word/2018/wordml/cex" xmlns:w16cid="http://schemas.microsoft.com/office/word/2016/wordml/cid" xmlns:w16="http://schemas.microsoft.com/office/word/2018/wordml" xmlns:w16du="http://schemas.microsoft.com/office/word/2023/wordml/word16du" xmlns:w16sdtdh="http://schemas.microsoft.com/office/word/2020/wordml/sdtdatahash" xmlns:w16sdtfl="http://schemas.microsoft.com/office/word/2024/wordml/sdtformatlock" xmlns:w16se="http://schemas.microsoft.com/office/word/2015/wordml/symex" xmlns:wpg="http://schemas.microsoft.com/office/word/2010/wordprocessingGroup" xmlns:wpi="http://schemas.microsoft.com/office/word/2010/wordprocessingInk" xmlns:wne="http://schemas.microsoft.com/office/word/2006/wordml" xmlns:wps="http://schemas.microsoft.com/office/word/2010/wordprocessingShape" mc:Ignorable="w14 w15 w16se w16cid w16 w16cex w16sdtdh w16sdtfl w16du wp14">
+  <w:p>
+    <w:pPr>
+      <w:pBdr>
+        <w:top w:val="nil"/>
+        <w:left w:val="nil"/>
+        <w:bottom w:val="nil"/>
+        <w:right w:val="nil"/>
+        <w:between w:val="nil"/>
+      </w:pBdr>
+      <w:spacing w:line="14" w:lineRule="auto"/>
+      <w:rPr>
+        <w:color w:val="000000"/>
+        <w:sz w:val="20"/>
+        <w:szCs w:val="20"/>
+      </w:rPr>
+    </w:pPr>
+    <w:r>
+      <w:rPr>
+        <w:noProof/>
+        <w:color w:val="000000"/>
+        <w:sz w:val="26"/>
+        <w:szCs w:val="26"/>
+      </w:rPr>
+      <mc:AlternateContent>
+        <mc:Choice Requires="wps">
+          <w:drawing>
+            <wp:anchor distT="0" distB="0" distL="0" distR="0" simplePos="0" relativeHeight="251670528" behindDoc="1" locked="0" layoutInCell="1" hidden="0" allowOverlap="1" wp14:anchorId="26A01CF7" wp14:editId="678409F1">
+              <wp:simplePos x="0" y="0"/>
+              <wp:positionH relativeFrom="page">
+                <wp:posOffset>325438</wp:posOffset>
+              </wp:positionH>
+              <wp:positionV relativeFrom="page">
+                <wp:posOffset>460057</wp:posOffset>
+              </wp:positionV>
+              <wp:extent cx="664210" cy="183515"/>
+              <wp:effectExtent l="0" t="0" r="0" b="0"/>
+              <wp:wrapNone/>
+              <wp:docPr id="45" name="Rectangle 45"/>
+              <wp:cNvGraphicFramePr/>
+              <a:graphic xmlns:a="http://schemas.openxmlformats.org/drawingml/2006/main">
+                <a:graphicData uri="http://schemas.microsoft.com/office/word/2010/wordprocessingShape">
+                  <wps:wsp>
+                    <wps:cNvSpPr/>
+                    <wps:spPr>
+                      <a:xfrm>
+                        <a:off x="5018658" y="3693005"/>
+                        <a:ext cx="654685" cy="173990"/>
+                      </a:xfrm>
+                      <a:prstGeom prst="rect">
+                        <a:avLst/>
+                      </a:prstGeom>
+                      <a:solidFill>
+                        <a:srgbClr val="FFFFFF">
+                          <a:alpha val="0"/>
+                        </a:srgbClr>
+                      </a:solidFill>
+                      <a:ln>
+                        <a:noFill/>
+                      </a:ln>
+                    </wps:spPr>
+                    <wps:txbx>
+                      <w:txbxContent>
+                        <w:p>
+                          <w:pPr>
+                            <w:spacing w:before="12"/>
+                            <w:ind w:left="20" w:firstLine="20"/>
+                            <w:textDirection w:val="btLr"/>
+                          </w:pPr>
+                          <w:r>
+                            <w:rPr>
+                              <w:color w:val="000000"/>
+                              <w:sz w:val="21"/>
+                            </w:rPr>
+                            <w:t>PG-DITISS</w:t>
+                          </w:r>
+                        </w:p>
+                      </w:txbxContent>
+                    </wps:txbx>
+                    <wps:bodyPr spcFirstLastPara="1" wrap="square" lIns="0" tIns="0" rIns="0" bIns="0" anchor="t" anchorCtr="0">
+                      <a:noAutofit/>
+                    </wps:bodyPr>
+                  </wps:wsp>
+                </a:graphicData>
+              </a:graphic>
+            </wp:anchor>
+          </w:drawing>
+        </mc:Choice>
+        <mc:Fallback>
+          <w:pict>
+            <v:rect w14:anchorId="26A01CF7" id="Rectangle 45" o:spid="_x0000_s1035" style="position:absolute;margin-left:25.65pt;margin-top:36.2pt;width:52.3pt;height:14.45pt;z-index:-251645952;visibility:visible;mso-wrap-style:square;mso-wrap-distance-left:0;mso-wrap-distance-top:0;mso-wrap-distance-right:0;mso-wrap-distance-bottom:0;mso-position-horizontal:absolute;mso-position-horizontal-relative:page;mso-position-vertical:absolute;mso-position-vertical-relative:page;v-text-anchor:top" o:gfxdata="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" stroked="f">
+              <v:fill opacity="0"/>
+              <v:textbox inset="0,0,0,0">
+                <w:txbxContent>
+                  <w:p>
+                    <w:pPr>
+                      <w:spacing w:before="12"/>
+                      <w:ind w:left="20" w:firstLine="20"/>
+                      <w:textDirection w:val="btLr"/>
+                    </w:pPr>
+                    <w:r>
+                      <w:rPr>
+                        <w:color w:val="000000"/>
+                        <w:sz w:val="21"/>
+                      </w:rPr>
+                      <w:t>PG-DITISS</w:t>
+                    </w:r>
+                  </w:p>
+                </w:txbxContent>
+              </v:textbox>
+              <w10:wrap anchorx="page" anchory="page"/>
+            </v:rect>
+          </w:pict>
+        </mc:Fallback>
+      </mc:AlternateContent>
+    </w:r>
+  </w:p>
+</w:hdr>
+</file>
+
+<file path=word/header11.xml><?xml version="1.0" encoding="utf-8"?>
+<w:hdr xmlns:wpc="http://schemas.microsoft.com/office/word/2010/wordprocessingCanvas" xmlns:cx="http://schemas.microsoft.com/office/drawing/2014/chartex" xmlns:cx1="http://schemas.microsoft.com/office/drawing/2015/9/8/chartex" xmlns:cx2="http://schemas.microsoft.com/office/drawing/2015/10/21/chartex" xmlns:cx3="http://schemas.microsoft.com/office/drawing/2016/5/9/chartex" xmlns:cx4="http://schemas.microsoft.com/office/drawing/2016/5/10/chartex" xmlns:cx5="http://schemas.microsoft.com/office/drawing/2016/5/11/chartex" xmlns:cx6="http://schemas.microsoft.com/office/drawing/2016/5/12/chartex" xmlns:cx7="http://schemas.microsoft.com/office/drawing/2016/5/13/chartex" xmlns:cx8="http://schemas.microsoft.com/office/drawing/2016/5/14/chartex" xmlns:mc="http://schemas.openxmlformats.org/markup-compatibility/2006" xmlns:aink="http://schemas.microsoft.com/office/drawing/2016/ink" xmlns:am3d="http://schemas.microsoft.com/office/drawing/2017/model3d" xmlns:o="urn:schemas-microsoft-com:office:office" xmlns:oel="http://schemas.microsoft.com/office/2019/extlst" xmlns:r="http://schemas.openxmlformats.org/officeDocument/2006/relationships" xmlns:m="http://schemas.openxmlformats.org/officeDocument/2006/math" xmlns:v="urn:schemas-microsoft-com:vml" xmlns:wp14="http://schemas.microsoft.com/office/word/2010/wordprocessingDrawing" xmlns:wp="http://schemas.openxmlformats.org/drawingml/2006/wordprocessingDrawing" xmlns:w10="urn:schemas-microsoft-com:office:word" xmlns:w="http://schemas.openxmlformats.org/wordprocessingml/2006/main" xmlns:w14="http://schemas.microsoft.com/office/word/2010/wordml" xmlns:w15="http://schemas.microsoft.com/office/word/2012/wordml" xmlns:w16cex="http://schemas.microsoft.com/office/word/2018/wordml/cex" xmlns:w16cid="http://schemas.microsoft.com/office/word/2016/wordml/cid" xmlns:w16="http://schemas.microsoft.com/office/word/2018/wordml" xmlns:w16du="http://schemas.microsoft.com/office/word/2023/wordml/word16du" xmlns:w16sdtdh="http://schemas.microsoft.com/office/word/2020/wordml/sdtdatahash" xmlns:w16sdtfl="http://schemas.microsoft.com/office/word/2024/wordml/sdtformatlock" xmlns:w16se="http://schemas.microsoft.com/office/word/2015/wordml/symex" xmlns:wpg="http://schemas.microsoft.com/office/word/2010/wordprocessingGroup" xmlns:wpi="http://schemas.microsoft.com/office/word/2010/wordprocessingInk" xmlns:wne="http://schemas.microsoft.com/office/word/2006/wordml" xmlns:wps="http://schemas.microsoft.com/office/word/2010/wordprocessingShape" mc:Ignorable="w14 w15 w16se w16cid w16 w16cex w16sdtdh w16sdtfl w16du wp14">
+  <w:p>
+    <w:pPr>
+      <w:pBdr>
+        <w:top w:val="nil"/>
+        <w:left w:val="nil"/>
+        <w:bottom w:val="nil"/>
+        <w:right w:val="nil"/>
+        <w:between w:val="nil"/>
+      </w:pBdr>
+      <w:spacing w:line="14" w:lineRule="auto"/>
+      <w:rPr>
+        <w:color w:val="000000"/>
+        <w:sz w:val="20"/>
+        <w:szCs w:val="20"/>
+      </w:rPr>
+    </w:pPr>
+    <w:r>
+      <w:rPr>
+        <w:noProof/>
+        <w:color w:val="000000"/>
+        <w:sz w:val="26"/>
+        <w:szCs w:val="26"/>
+      </w:rPr>
+      <mc:AlternateContent>
+        <mc:Choice Requires="wps">
+          <w:drawing>
+            <wp:anchor distT="0" distB="0" distL="0" distR="0" simplePos="0" relativeHeight="251671552" behindDoc="1" locked="0" layoutInCell="1" hidden="0" allowOverlap="1" wp14:anchorId="4F7E5710" wp14:editId="3CDEEBF6">
+              <wp:simplePos x="0" y="0"/>
+              <wp:positionH relativeFrom="page">
+                <wp:posOffset>325438</wp:posOffset>
+              </wp:positionH>
+              <wp:positionV relativeFrom="page">
+                <wp:posOffset>460057</wp:posOffset>
+              </wp:positionV>
+              <wp:extent cx="664210" cy="183515"/>
+              <wp:effectExtent l="0" t="0" r="0" b="0"/>
+              <wp:wrapNone/>
+              <wp:docPr id="44" name="Rectangle 44"/>
+              <wp:cNvGraphicFramePr/>
+              <a:graphic xmlns:a="http://schemas.openxmlformats.org/drawingml/2006/main">
+                <a:graphicData uri="http://schemas.microsoft.com/office/word/2010/wordprocessingShape">
+                  <wps:wsp>
+                    <wps:cNvSpPr/>
+                    <wps:spPr>
+                      <a:xfrm>
+                        <a:off x="5018658" y="3693005"/>
+                        <a:ext cx="654685" cy="173990"/>
+                      </a:xfrm>
+                      <a:prstGeom prst="rect">
+                        <a:avLst/>
+                      </a:prstGeom>
+                      <a:solidFill>
+                        <a:srgbClr val="FFFFFF">
+                          <a:alpha val="0"/>
+                        </a:srgbClr>
+                      </a:solidFill>
+                      <a:ln>
+                        <a:noFill/>
+                      </a:ln>
+                    </wps:spPr>
+                    <wps:txbx>
+                      <w:txbxContent>
+                        <w:p>
+                          <w:pPr>
+                            <w:spacing w:before="12"/>
+                            <w:ind w:left="20" w:firstLine="20"/>
+                            <w:textDirection w:val="btLr"/>
+                          </w:pPr>
+                          <w:r>
+                            <w:rPr>
+                              <w:color w:val="000000"/>
+                              <w:sz w:val="21"/>
+                            </w:rPr>
+                            <w:t>PG-DITISS</w:t>
+                          </w:r>
+                        </w:p>
+                      </w:txbxContent>
+                    </wps:txbx>
+                    <wps:bodyPr spcFirstLastPara="1" wrap="square" lIns="0" tIns="0" rIns="0" bIns="0" anchor="t" anchorCtr="0">
+                      <a:noAutofit/>
+                    </wps:bodyPr>
+                  </wps:wsp>
+                </a:graphicData>
+              </a:graphic>
+            </wp:anchor>
+          </w:drawing>
+        </mc:Choice>
+        <mc:Fallback>
+          <w:pict>
+            <v:rect w14:anchorId="4F7E5710" id="Rectangle 44" o:spid="_x0000_s1036" style="position:absolute;margin-left:25.65pt;margin-top:36.2pt;width:52.3pt;height:14.45pt;z-index:-251644928;visibility:visible;mso-wrap-style:square;mso-wrap-distance-left:0;mso-wrap-distance-top:0;mso-wrap-distance-right:0;mso-wrap-distance-bottom:0;mso-position-horizontal:absolute;mso-position-horizontal-relative:page;mso-position-vertical:absolute;mso-position-vertical-relative:page;v-text-anchor:top" o:gfxdata="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" stroked="f">
+              <v:fill opacity="0"/>
+              <v:textbox inset="0,0,0,0">
+                <w:txbxContent>
+                  <w:p>
+                    <w:pPr>
+                      <w:spacing w:before="12"/>
+                      <w:ind w:left="20" w:firstLine="20"/>
+                      <w:textDirection w:val="btLr"/>
+                    </w:pPr>
+                    <w:r>
+                      <w:rPr>
+                        <w:color w:val="000000"/>
+                        <w:sz w:val="21"/>
+                      </w:rPr>
+                      <w:t>PG-DITISS</w:t>
+                    </w:r>
+                  </w:p>
+                </w:txbxContent>
+              </v:textbox>
+              <w10:wrap anchorx="page" anchory="page"/>
+            </v:rect>
+          </w:pict>
+        </mc:Fallback>
+      </mc:AlternateContent>
+    </w:r>
+  </w:p>
+</w:hdr>
+</file>
+
+<file path=word/header12.xml><?xml version="1.0" encoding="utf-8"?>
+<w:hdr xmlns:wpc="http://schemas.microsoft.com/office/word/2010/wordprocessingCanvas" xmlns:cx="http://schemas.microsoft.com/office/drawing/2014/chartex" xmlns:cx1="http://schemas.microsoft.com/office/drawing/2015/9/8/chartex" xmlns:cx2="http://schemas.microsoft.com/office/drawing/2015/10/21/chartex" xmlns:cx3="http://schemas.microsoft.com/office/drawing/2016/5/9/chartex" xmlns:cx4="http://schemas.microsoft.com/office/drawing/2016/5/10/chartex" xmlns:cx5="http://schemas.microsoft.com/office/drawing/2016/5/11/chartex" xmlns:cx6="http://schemas.microsoft.com/office/drawing/2016/5/12/chartex" xmlns:cx7="http://schemas.microsoft.com/office/drawing/2016/5/13/chartex" xmlns:cx8="http://schemas.microsoft.com/office/drawing/2016/5/14/chartex" xmlns:mc="http://schemas.openxmlformats.org/markup-compatibility/2006" xmlns:aink="http://schemas.microsoft.com/office/drawing/2016/ink" xmlns:am3d="http://schemas.microsoft.com/office/drawing/2017/model3d" xmlns:o="urn:schemas-microsoft-com:office:office" xmlns:oel="http://schemas.microsoft.com/office/2019/extlst" xmlns:r="http://schemas.openxmlformats.org/officeDocument/2006/relationships" xmlns:m="http://schemas.openxmlformats.org/officeDocument/2006/math" xmlns:v="urn:schemas-microsoft-com:vml" xmlns:wp14="http://schemas.microsoft.com/office/word/2010/wordprocessingDrawing" xmlns:wp="http://schemas.openxmlformats.org/drawingml/2006/wordprocessingDrawing" xmlns:w10="urn:schemas-microsoft-com:office:word" xmlns:w="http://schemas.openxmlformats.org/wordprocessingml/2006/main" xmlns:w14="http://schemas.microsoft.com/office/word/2010/wordml" xmlns:w15="http://schemas.microsoft.com/office/word/2012/wordml" xmlns:w16cex="http://schemas.microsoft.com/office/word/2018/wordml/cex" xmlns:w16cid="http://schemas.microsoft.com/office/word/2016/wordml/cid" xmlns:w16="http://schemas.microsoft.com/office/word/2018/wordml" xmlns:w16du="http://schemas.microsoft.com/office/word/2023/wordml/word16du" xmlns:w16sdtdh="http://schemas.microsoft.com/office/word/2020/wordml/sdtdatahash" xmlns:w16sdtfl="http://schemas.microsoft.com/office/word/2024/wordml/sdtformatlock" xmlns:w16se="http://schemas.microsoft.com/office/word/2015/wordml/symex" xmlns:wpg="http://schemas.microsoft.com/office/word/2010/wordprocessingGroup" xmlns:wpi="http://schemas.microsoft.com/office/word/2010/wordprocessingInk" xmlns:wne="http://schemas.microsoft.com/office/word/2006/wordml" xmlns:wps="http://schemas.microsoft.com/office/word/2010/wordprocessingShape" mc:Ignorable="w14 w15 w16se w16cid w16 w16cex w16sdtdh w16sdtfl w16du wp14">
+  <w:p>
+    <w:pPr>
+      <w:pBdr>
+        <w:top w:val="nil"/>
+        <w:left w:val="nil"/>
+        <w:bottom w:val="nil"/>
+        <w:right w:val="nil"/>
+        <w:between w:val="nil"/>
+      </w:pBdr>
+      <w:spacing w:line="14" w:lineRule="auto"/>
+      <w:rPr>
+        <w:color w:val="000000"/>
+        <w:sz w:val="20"/>
+        <w:szCs w:val="20"/>
+      </w:rPr>
+    </w:pPr>
+    <w:r>
+      <w:rPr>
+        <w:noProof/>
+        <w:color w:val="000000"/>
+        <w:sz w:val="26"/>
+        <w:szCs w:val="26"/>
+      </w:rPr>
+      <mc:AlternateContent>
+        <mc:Choice Requires="wps">
+          <w:drawing>
+            <wp:anchor distT="0" distB="0" distL="0" distR="0" simplePos="0" relativeHeight="251672576" behindDoc="1" locked="0" layoutInCell="1" hidden="0" allowOverlap="1" wp14:anchorId="4F0F0C77" wp14:editId="0F5E11BE">
+              <wp:simplePos x="0" y="0"/>
+              <wp:positionH relativeFrom="page">
+                <wp:posOffset>325438</wp:posOffset>
+              </wp:positionH>
+              <wp:positionV relativeFrom="page">
+                <wp:posOffset>460057</wp:posOffset>
+              </wp:positionV>
+              <wp:extent cx="664210" cy="183515"/>
+              <wp:effectExtent l="0" t="0" r="0" b="0"/>
+              <wp:wrapNone/>
+              <wp:docPr id="48" name="Rectangle 48"/>
+              <wp:cNvGraphicFramePr/>
+              <a:graphic xmlns:a="http://schemas.openxmlformats.org/drawingml/2006/main">
+                <a:graphicData uri="http://schemas.microsoft.com/office/word/2010/wordprocessingShape">
+                  <wps:wsp>
+                    <wps:cNvSpPr/>
+                    <wps:spPr>
+                      <a:xfrm>
+                        <a:off x="5018658" y="3693005"/>
+                        <a:ext cx="654685" cy="173990"/>
+                      </a:xfrm>
+                      <a:prstGeom prst="rect">
+                        <a:avLst/>
+                      </a:prstGeom>
+                      <a:solidFill>
+                        <a:srgbClr val="FFFFFF">
+                          <a:alpha val="0"/>
+                        </a:srgbClr>
+                      </a:solidFill>
+                      <a:ln>
+                        <a:noFill/>
+                      </a:ln>
+                    </wps:spPr>
+                    <wps:txbx>
+                      <w:txbxContent>
+                        <w:p>
+                          <w:pPr>
+                            <w:spacing w:before="12"/>
+                            <w:ind w:left="20" w:firstLine="20"/>
+                            <w:textDirection w:val="btLr"/>
+                          </w:pPr>
+                          <w:r>
+                            <w:rPr>
+                              <w:color w:val="000000"/>
+                              <w:sz w:val="21"/>
+                            </w:rPr>
+                            <w:t>PG-DITISS</w:t>
+                          </w:r>
+                        </w:p>
+                      </w:txbxContent>
+                    </wps:txbx>
+                    <wps:bodyPr spcFirstLastPara="1" wrap="square" lIns="0" tIns="0" rIns="0" bIns="0" anchor="t" anchorCtr="0">
+                      <a:noAutofit/>
+                    </wps:bodyPr>
+                  </wps:wsp>
+                </a:graphicData>
+              </a:graphic>
+            </wp:anchor>
+          </w:drawing>
+        </mc:Choice>
+        <mc:Fallback>
+          <w:pict>
+            <v:rect w14:anchorId="4F0F0C77" id="Rectangle 48" o:spid="_x0000_s1037" style="position:absolute;margin-left:25.65pt;margin-top:36.2pt;width:52.3pt;height:14.45pt;z-index:-251643904;visibility:visible;mso-wrap-style:square;mso-wrap-distance-left:0;mso-wrap-distance-top:0;mso-wrap-distance-right:0;mso-wrap-distance-bottom:0;mso-position-horizontal:absolute;mso-position-horizontal-relative:page;mso-position-vertical:absolute;mso-position-vertical-relative:page;v-text-anchor:top" o:gfxdata="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" stroked="f">
+              <v:fill opacity="0"/>
+              <v:textbox inset="0,0,0,0">
+                <w:txbxContent>
+                  <w:p>
+                    <w:pPr>
+                      <w:spacing w:before="12"/>
+                      <w:ind w:left="20" w:firstLine="20"/>
+                      <w:textDirection w:val="btLr"/>
+                    </w:pPr>
+                    <w:r>
+                      <w:rPr>
+                        <w:color w:val="000000"/>
+                        <w:sz w:val="21"/>
+                      </w:rPr>
+                      <w:t>PG-DITISS</w:t>
+                    </w:r>
+                  </w:p>
+                </w:txbxContent>
+              </v:textbox>
+              <w10:wrap anchorx="page" anchory="page"/>
+            </v:rect>
+          </w:pict>
+        </mc:Fallback>
+      </mc:AlternateContent>
+    </w:r>
+  </w:p>
+</w:hdr>
+</file>
+
+<file path=word/header13.xml><?xml version="1.0" encoding="utf-8"?>
+<w:hdr xmlns:wpc="http://schemas.microsoft.com/office/word/2010/wordprocessingCanvas" xmlns:cx="http://schemas.microsoft.com/office/drawing/2014/chartex" xmlns:cx1="http://schemas.microsoft.com/office/drawing/2015/9/8/chartex" xmlns:cx2="http://schemas.microsoft.com/office/drawing/2015/10/21/chartex" xmlns:cx3="http://schemas.microsoft.com/office/drawing/2016/5/9/chartex" xmlns:cx4="http://schemas.microsoft.com/office/drawing/2016/5/10/chartex" xmlns:cx5="http://schemas.microsoft.com/office/drawing/2016/5/11/chartex" xmlns:cx6="http://schemas.microsoft.com/office/drawing/2016/5/12/chartex" xmlns:cx7="http://schemas.microsoft.com/office/drawing/2016/5/13/chartex" xmlns:cx8="http://schemas.microsoft.com/office/drawing/2016/5/14/chartex" xmlns:mc="http://schemas.openxmlformats.org/markup-compatibility/2006" xmlns:aink="http://schemas.microsoft.com/office/drawing/2016/ink" xmlns:am3d="http://schemas.microsoft.com/office/drawing/2017/model3d" xmlns:o="urn:schemas-microsoft-com:office:office" xmlns:oel="http://schemas.microsoft.com/office/2019/extlst" xmlns:r="http://schemas.openxmlformats.org/officeDocument/2006/relationships" xmlns:m="http://schemas.openxmlformats.org/officeDocument/2006/math" xmlns:v="urn:schemas-microsoft-com:vml" xmlns:wp14="http://schemas.microsoft.com/office/word/2010/wordprocessingDrawing" xmlns:wp="http://schemas.openxmlformats.org/drawingml/2006/wordprocessingDrawing" xmlns:w10="urn:schemas-microsoft-com:office:word" xmlns:w="http://schemas.openxmlformats.org/wordprocessingml/2006/main" xmlns:w14="http://schemas.microsoft.com/office/word/2010/wordml" xmlns:w15="http://schemas.microsoft.com/office/word/2012/wordml" xmlns:w16cex="http://schemas.microsoft.com/office/word/2018/wordml/cex" xmlns:w16cid="http://schemas.microsoft.com/office/word/2016/wordml/cid" xmlns:w16="http://schemas.microsoft.com/office/word/2018/wordml" xmlns:w16du="http://schemas.microsoft.com/office/word/2023/wordml/word16du" xmlns:w16sdtdh="http://schemas.microsoft.com/office/word/2020/wordml/sdtdatahash" xmlns:w16sdtfl="http://schemas.microsoft.com/office/word/2024/wordml/sdtformatlock" xmlns:w16se="http://schemas.microsoft.com/office/word/2015/wordml/symex" xmlns:wpg="http://schemas.microsoft.com/office/word/2010/wordprocessingGroup" xmlns:wpi="http://schemas.microsoft.com/office/word/2010/wordprocessingInk" xmlns:wne="http://schemas.microsoft.com/office/word/2006/wordml" xmlns:wps="http://schemas.microsoft.com/office/word/2010/wordprocessingShape" mc:Ignorable="w14 w15 w16se w16cid w16 w16cex w16sdtdh w16sdtfl w16du wp14">
+  <w:p>
+    <w:pPr>
+      <w:pBdr>
+        <w:top w:val="nil"/>
+        <w:left w:val="nil"/>
+        <w:bottom w:val="nil"/>
+        <w:right w:val="nil"/>
+        <w:between w:val="nil"/>
+      </w:pBdr>
+      <w:spacing w:line="14" w:lineRule="auto"/>
+      <w:rPr>
+        <w:color w:val="000000"/>
+        <w:sz w:val="20"/>
+        <w:szCs w:val="20"/>
+      </w:rPr>
+    </w:pPr>
+    <w:r>
+      <w:rPr>
+        <w:noProof/>
+        <w:color w:val="000000"/>
+        <w:sz w:val="26"/>
+        <w:szCs w:val="26"/>
+      </w:rPr>
+      <mc:AlternateContent>
+        <mc:Choice Requires="wps">
+          <w:drawing>
+            <wp:anchor distT="0" distB="0" distL="0" distR="0" simplePos="0" relativeHeight="251673600" behindDoc="1" locked="0" layoutInCell="1" hidden="0" allowOverlap="1" wp14:anchorId="26DB57B4" wp14:editId="47C05847">
+              <wp:simplePos x="0" y="0"/>
+              <wp:positionH relativeFrom="page">
+                <wp:posOffset>325438</wp:posOffset>
+              </wp:positionH>
+              <wp:positionV relativeFrom="page">
+                <wp:posOffset>460057</wp:posOffset>
+              </wp:positionV>
+              <wp:extent cx="664210" cy="183515"/>
+              <wp:effectExtent l="0" t="0" r="0" b="0"/>
+              <wp:wrapNone/>
+              <wp:docPr id="63" name="Rectangle 63"/>
+              <wp:cNvGraphicFramePr/>
+              <a:graphic xmlns:a="http://schemas.openxmlformats.org/drawingml/2006/main">
+                <a:graphicData uri="http://schemas.microsoft.com/office/word/2010/wordprocessingShape">
+                  <wps:wsp>
+                    <wps:cNvSpPr/>
+                    <wps:spPr>
+                      <a:xfrm>
+                        <a:off x="5018658" y="3693005"/>
+                        <a:ext cx="654685" cy="173990"/>
+                      </a:xfrm>
+                      <a:prstGeom prst="rect">
+                        <a:avLst/>
+                      </a:prstGeom>
+                      <a:solidFill>
+                        <a:srgbClr val="FFFFFF">
+                          <a:alpha val="0"/>
+                        </a:srgbClr>
+                      </a:solidFill>
+                      <a:ln>
+                        <a:noFill/>
+                      </a:ln>
+                    </wps:spPr>
+                    <wps:txbx>
+                      <w:txbxContent>
+                        <w:p>
+                          <w:pPr>
+                            <w:spacing w:before="12"/>
+                            <w:ind w:left="20" w:firstLine="20"/>
+                            <w:textDirection w:val="btLr"/>
+                          </w:pPr>
+                          <w:r>
+                            <w:rPr>
+                              <w:color w:val="000000"/>
+                              <w:sz w:val="21"/>
+                            </w:rPr>
+                            <w:t>PG-DITISS</w:t>
+                          </w:r>
+                        </w:p>
+                      </w:txbxContent>
+                    </wps:txbx>
+                    <wps:bodyPr spcFirstLastPara="1" wrap="square" lIns="0" tIns="0" rIns="0" bIns="0" anchor="t" anchorCtr="0">
+                      <a:noAutofit/>
+                    </wps:bodyPr>
+                  </wps:wsp>
+                </a:graphicData>
+              </a:graphic>
+            </wp:anchor>
+          </w:drawing>
+        </mc:Choice>
+        <mc:Fallback>
+          <w:pict>
+            <v:rect w14:anchorId="26DB57B4" id="Rectangle 63" o:spid="_x0000_s1038" style="position:absolute;margin-left:25.65pt;margin-top:36.2pt;width:52.3pt;height:14.45pt;z-index:-251642880;visibility:visible;mso-wrap-style:square;mso-wrap-distance-left:0;mso-wrap-distance-top:0;mso-wrap-distance-right:0;mso-wrap-distance-bottom:0;mso-position-horizontal:absolute;mso-position-horizontal-relative:page;mso-position-vertical:absolute;mso-position-vertical-relative:page;v-text-anchor:top" o:gfxdata="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" stroked="f">
+              <v:fill opacity="0"/>
+              <v:textbox inset="0,0,0,0">
+                <w:txbxContent>
+                  <w:p>
+                    <w:pPr>
+                      <w:spacing w:before="12"/>
+                      <w:ind w:left="20" w:firstLine="20"/>
+                      <w:textDirection w:val="btLr"/>
+                    </w:pPr>
+                    <w:r>
+                      <w:rPr>
+                        <w:color w:val="000000"/>
+                        <w:sz w:val="21"/>
+                      </w:rPr>
+                      <w:t>PG-DITISS</w:t>
+                    </w:r>
+                  </w:p>
+                </w:txbxContent>
+              </v:textbox>
+              <w10:wrap anchorx="page" anchory="page"/>
+            </v:rect>
+          </w:pict>
+        </mc:Fallback>
+      </mc:AlternateContent>
+    </w:r>
+  </w:p>
+</w:hdr>
+</file>
+
+<file path=word/header14.xml><?xml version="1.0" encoding="utf-8"?>
+<w:hdr xmlns:wpc="http://schemas.microsoft.com/office/word/2010/wordprocessingCanvas" xmlns:cx="http://schemas.microsoft.com/office/drawing/2014/chartex" xmlns:cx1="http://schemas.microsoft.com/office/drawing/2015/9/8/chartex" xmlns:cx2="http://schemas.microsoft.com/office/drawing/2015/10/21/chartex" xmlns:cx3="http://schemas.microsoft.com/office/drawing/2016/5/9/chartex" xmlns:cx4="http://schemas.microsoft.com/office/drawing/2016/5/10/chartex" xmlns:cx5="http://schemas.microsoft.com/office/drawing/2016/5/11/chartex" xmlns:cx6="http://schemas.microsoft.com/office/drawing/2016/5/12/chartex" xmlns:cx7="http://schemas.microsoft.com/office/drawing/2016/5/13/chartex" xmlns:cx8="http://schemas.microsoft.com/office/drawing/2016/5/14/chartex" xmlns:mc="http://schemas.openxmlformats.org/markup-compatibility/2006" xmlns:aink="http://schemas.microsoft.com/office/drawing/2016/ink" xmlns:am3d="http://schemas.microsoft.com/office/drawing/2017/model3d" xmlns:o="urn:schemas-microsoft-com:office:office" xmlns:oel="http://schemas.microsoft.com/office/2019/extlst" xmlns:r="http://schemas.openxmlformats.org/officeDocument/2006/relationships" xmlns:m="http://schemas.openxmlformats.org/officeDocument/2006/math" xmlns:v="urn:schemas-microsoft-com:vml" xmlns:wp14="http://schemas.microsoft.com/office/word/2010/wordprocessingDrawing" xmlns:wp="http://schemas.openxmlformats.org/drawingml/2006/wordprocessingDrawing" xmlns:w10="urn:schemas-microsoft-com:office:word" xmlns:w="http://schemas.openxmlformats.org/wordprocessingml/2006/main" xmlns:w14="http://schemas.microsoft.com/office/word/2010/wordml" xmlns:w15="http://schemas.microsoft.com/office/word/2012/wordml" xmlns:w16cex="http://schemas.microsoft.com/office/word/2018/wordml/cex" xmlns:w16cid="http://schemas.microsoft.com/office/word/2016/wordml/cid" xmlns:w16="http://schemas.microsoft.com/office/word/2018/wordml" xmlns:w16du="http://schemas.microsoft.com/office/word/2023/wordml/word16du" xmlns:w16sdtdh="http://schemas.microsoft.com/office/word/2020/wordml/sdtdatahash" xmlns:w16sdtfl="http://schemas.microsoft.com/office/word/2024/wordml/sdtformatlock" xmlns:w16se="http://schemas.microsoft.com/office/word/2015/wordml/symex" xmlns:wpg="http://schemas.microsoft.com/office/word/2010/wordprocessingGroup" xmlns:wpi="http://schemas.microsoft.com/office/word/2010/wordprocessingInk" xmlns:wne="http://schemas.microsoft.com/office/word/2006/wordml" xmlns:wps="http://schemas.microsoft.com/office/word/2010/wordprocessingShape" mc:Ignorable="w14 w15 w16se w16cid w16 w16cex w16sdtdh w16sdtfl w16du wp14">
+  <w:p>
+    <w:pPr>
+      <w:pBdr>
+        <w:top w:val="nil"/>
+        <w:left w:val="nil"/>
+        <w:bottom w:val="nil"/>
+        <w:right w:val="nil"/>
+        <w:between w:val="nil"/>
+      </w:pBdr>
+      <w:spacing w:line="14" w:lineRule="auto"/>
+      <w:rPr>
+        <w:color w:val="000000"/>
+        <w:sz w:val="20"/>
+        <w:szCs w:val="20"/>
+      </w:rPr>
+    </w:pPr>
+    <w:r>
+      <w:rPr>
+        <w:noProof/>
+        <w:color w:val="000000"/>
+        <w:sz w:val="26"/>
+        <w:szCs w:val="26"/>
+      </w:rPr>
+      <mc:AlternateContent>
+        <mc:Choice Requires="wps">
+          <w:drawing>
+            <wp:anchor distT="0" distB="0" distL="0" distR="0" simplePos="0" relativeHeight="251674624" behindDoc="1" locked="0" layoutInCell="1" hidden="0" allowOverlap="1" wp14:anchorId="39076500" wp14:editId="6BBA763B">
+              <wp:simplePos x="0" y="0"/>
+              <wp:positionH relativeFrom="page">
+                <wp:posOffset>325438</wp:posOffset>
+              </wp:positionH>
+              <wp:positionV relativeFrom="page">
+                <wp:posOffset>460057</wp:posOffset>
+              </wp:positionV>
+              <wp:extent cx="664210" cy="183515"/>
+              <wp:effectExtent l="0" t="0" r="0" b="0"/>
+              <wp:wrapNone/>
+              <wp:docPr id="61" name="Rectangle 61"/>
+              <wp:cNvGraphicFramePr/>
+              <a:graphic xmlns:a="http://schemas.openxmlformats.org/drawingml/2006/main">
+                <a:graphicData uri="http://schemas.microsoft.com/office/word/2010/wordprocessingShape">
+                  <wps:wsp>
+                    <wps:cNvSpPr/>
+                    <wps:spPr>
+                      <a:xfrm>
+                        <a:off x="5018658" y="3693005"/>
+                        <a:ext cx="654685" cy="173990"/>
+                      </a:xfrm>
+                      <a:prstGeom prst="rect">
+                        <a:avLst/>
+                      </a:prstGeom>
+                      <a:solidFill>
+                        <a:srgbClr val="FFFFFF">
+                          <a:alpha val="0"/>
+                        </a:srgbClr>
+                      </a:solidFill>
+                      <a:ln>
+                        <a:noFill/>
+                      </a:ln>
+                    </wps:spPr>
+                    <wps:txbx>
+                      <w:txbxContent>
+                        <w:p>
+                          <w:pPr>
+                            <w:spacing w:before="12"/>
+                            <w:ind w:left="20" w:firstLine="20"/>
+                            <w:textDirection w:val="btLr"/>
+                          </w:pPr>
+                          <w:r>
+                            <w:rPr>
+                              <w:color w:val="000000"/>
+                              <w:sz w:val="21"/>
+                            </w:rPr>
+                            <w:t>PG-DITISS</w:t>
+                          </w:r>
+                        </w:p>
+                      </w:txbxContent>
+                    </wps:txbx>
+                    <wps:bodyPr spcFirstLastPara="1" wrap="square" lIns="0" tIns="0" rIns="0" bIns="0" anchor="t" anchorCtr="0">
+                      <a:noAutofit/>
+                    </wps:bodyPr>
+                  </wps:wsp>
+                </a:graphicData>
+              </a:graphic>
+            </wp:anchor>
+          </w:drawing>
+        </mc:Choice>
+        <mc:Fallback>
+          <w:pict>
+            <v:rect w14:anchorId="39076500" id="Rectangle 61" o:spid="_x0000_s1039" style="position:absolute;margin-left:25.65pt;margin-top:36.2pt;width:52.3pt;height:14.45pt;z-index:-251641856;visibility:visible;mso-wrap-style:square;mso-wrap-distance-left:0;mso-wrap-distance-top:0;mso-wrap-distance-right:0;mso-wrap-distance-bottom:0;mso-position-horizontal:absolute;mso-position-horizontal-relative:page;mso-position-vertical:absolute;mso-position-vertical-relative:page;v-text-anchor:top" o:gfxdata="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" stroked="f">
+              <v:fill opacity="0"/>
+              <v:textbox inset="0,0,0,0">
+                <w:txbxContent>
+                  <w:p>
+                    <w:pPr>
+                      <w:spacing w:before="12"/>
+                      <w:ind w:left="20" w:firstLine="20"/>
+                      <w:textDirection w:val="btLr"/>
+                    </w:pPr>
+                    <w:r>
+                      <w:rPr>
+                        <w:color w:val="000000"/>
+                        <w:sz w:val="21"/>
+                      </w:rPr>
+                      <w:t>PG-DITISS</w:t>
+                    </w:r>
+                  </w:p>
+                </w:txbxContent>
+              </v:textbox>
+              <w10:wrap anchorx="page" anchory="page"/>
+            </v:rect>
+          </w:pict>
+        </mc:Fallback>
+      </mc:AlternateContent>
+    </w:r>
+  </w:p>
+</w:hdr>
+</file>
+
+<file path=word/header15.xml><?xml version="1.0" encoding="utf-8"?>
+<w:hdr xmlns:wpc="http://schemas.microsoft.com/office/word/2010/wordprocessingCanvas" xmlns:cx="http://schemas.microsoft.com/office/drawing/2014/chartex" xmlns:cx1="http://schemas.microsoft.com/office/drawing/2015/9/8/chartex" xmlns:cx2="http://schemas.microsoft.com/office/drawing/2015/10/21/chartex" xmlns:cx3="http://schemas.microsoft.com/office/drawing/2016/5/9/chartex" xmlns:cx4="http://schemas.microsoft.com/office/drawing/2016/5/10/chartex" xmlns:cx5="http://schemas.microsoft.com/office/drawing/2016/5/11/chartex" xmlns:cx6="http://schemas.microsoft.com/office/drawing/2016/5/12/chartex" xmlns:cx7="http://schemas.microsoft.com/office/drawing/2016/5/13/chartex" xmlns:cx8="http://schemas.microsoft.com/office/drawing/2016/5/14/chartex" xmlns:mc="http://schemas.openxmlformats.org/markup-compatibility/2006" xmlns:aink="http://schemas.microsoft.com/office/drawing/2016/ink" xmlns:am3d="http://schemas.microsoft.com/office/drawing/2017/model3d" xmlns:o="urn:schemas-microsoft-com:office:office" xmlns:oel="http://schemas.microsoft.com/office/2019/extlst" xmlns:r="http://schemas.openxmlformats.org/officeDocument/2006/relationships" xmlns:m="http://schemas.openxmlformats.org/officeDocument/2006/math" xmlns:v="urn:schemas-microsoft-com:vml" xmlns:wp14="http://schemas.microsoft.com/office/word/2010/wordprocessingDrawing" xmlns:wp="http://schemas.openxmlformats.org/drawingml/2006/wordprocessingDrawing" xmlns:w10="urn:schemas-microsoft-com:office:word" xmlns:w="http://schemas.openxmlformats.org/wordprocessingml/2006/main" xmlns:w14="http://schemas.microsoft.com/office/word/2010/wordml" xmlns:w15="http://schemas.microsoft.com/office/word/2012/wordml" xmlns:w16cex="http://schemas.microsoft.com/office/word/2018/wordml/cex" xmlns:w16cid="http://schemas.microsoft.com/office/word/2016/wordml/cid" xmlns:w16="http://schemas.microsoft.com/office/word/2018/wordml" xmlns:w16du="http://schemas.microsoft.com/office/word/2023/wordml/word16du" xmlns:w16sdtdh="http://schemas.microsoft.com/office/word/2020/wordml/sdtdatahash" xmlns:w16sdtfl="http://schemas.microsoft.com/office/word/2024/wordml/sdtformatlock" xmlns:w16se="http://schemas.microsoft.com/office/word/2015/wordml/symex" xmlns:wpg="http://schemas.microsoft.com/office/word/2010/wordprocessingGroup" xmlns:wpi="http://schemas.microsoft.com/office/word/2010/wordprocessingInk" xmlns:wne="http://schemas.microsoft.com/office/word/2006/wordml" xmlns:wps="http://schemas.microsoft.com/office/word/2010/wordprocessingShape" mc:Ignorable="w14 w15 w16se w16cid w16 w16cex w16sdtdh w16sdtfl w16du wp14">
+  <w:p>
+    <w:pPr>
+      <w:pBdr>
+        <w:top w:val="nil"/>
+        <w:left w:val="nil"/>
+        <w:bottom w:val="nil"/>
+        <w:right w:val="nil"/>
+        <w:between w:val="nil"/>
+      </w:pBdr>
+      <w:spacing w:line="14" w:lineRule="auto"/>
+      <w:rPr>
+        <w:color w:val="000000"/>
+        <w:sz w:val="20"/>
+        <w:szCs w:val="20"/>
+      </w:rPr>
+    </w:pPr>
+    <w:r>
+      <w:rPr>
+        <w:noProof/>
+        <w:color w:val="000000"/>
+        <w:sz w:val="26"/>
+        <w:szCs w:val="26"/>
+      </w:rPr>
+      <mc:AlternateContent>
+        <mc:Choice Requires="wps">
+          <w:drawing>
+            <wp:anchor distT="0" distB="0" distL="0" distR="0" simplePos="0" relativeHeight="251675648" behindDoc="1" locked="0" layoutInCell="1" hidden="0" allowOverlap="1" wp14:anchorId="6B56AF57" wp14:editId="77918AD2">
+              <wp:simplePos x="0" y="0"/>
+              <wp:positionH relativeFrom="page">
+                <wp:posOffset>325438</wp:posOffset>
+              </wp:positionH>
+              <wp:positionV relativeFrom="page">
+                <wp:posOffset>460057</wp:posOffset>
+              </wp:positionV>
+              <wp:extent cx="664210" cy="183515"/>
+              <wp:effectExtent l="0" t="0" r="0" b="0"/>
+              <wp:wrapNone/>
+              <wp:docPr id="50" name="Rectangle 50"/>
+              <wp:cNvGraphicFramePr/>
+              <a:graphic xmlns:a="http://schemas.openxmlformats.org/drawingml/2006/main">
+                <a:graphicData uri="http://schemas.microsoft.com/office/word/2010/wordprocessingShape">
+                  <wps:wsp>
+                    <wps:cNvSpPr/>
+                    <wps:spPr>
+                      <a:xfrm>
+                        <a:off x="5018658" y="3693005"/>
+                        <a:ext cx="654685" cy="173990"/>
+                      </a:xfrm>
+                      <a:prstGeom prst="rect">
+                        <a:avLst/>
+                      </a:prstGeom>
+                      <a:solidFill>
+                        <a:srgbClr val="FFFFFF">
+                          <a:alpha val="0"/>
+                        </a:srgbClr>
+                      </a:solidFill>
+                      <a:ln>
+                        <a:noFill/>
+                      </a:ln>
+                    </wps:spPr>
+                    <wps:txbx>
+                      <w:txbxContent>
+                        <w:p>
+                          <w:pPr>
+                            <w:spacing w:before="12"/>
+                            <w:ind w:left="20" w:firstLine="20"/>
+                            <w:textDirection w:val="btLr"/>
+                          </w:pPr>
+                          <w:r>
+                            <w:rPr>
+                              <w:color w:val="000000"/>
+                              <w:sz w:val="21"/>
+                            </w:rPr>
+                            <w:t>PG-DITISS</w:t>
+                          </w:r>
+                        </w:p>
+                      </w:txbxContent>
+                    </wps:txbx>
+                    <wps:bodyPr spcFirstLastPara="1" wrap="square" lIns="0" tIns="0" rIns="0" bIns="0" anchor="t" anchorCtr="0">
+                      <a:noAutofit/>
+                    </wps:bodyPr>
+                  </wps:wsp>
+                </a:graphicData>
+              </a:graphic>
+            </wp:anchor>
+          </w:drawing>
+        </mc:Choice>
+        <mc:Fallback>
+          <w:pict>
+            <v:rect w14:anchorId="6B56AF57" id="Rectangle 50" o:spid="_x0000_s1040" style="position:absolute;margin-left:25.65pt;margin-top:36.2pt;width:52.3pt;height:14.45pt;z-index:-251640832;visibility:visible;mso-wrap-style:square;mso-wrap-distance-left:0;mso-wrap-distance-top:0;mso-wrap-distance-right:0;mso-wrap-distance-bottom:0;mso-position-horizontal:absolute;mso-position-horizontal-relative:page;mso-position-vertical:absolute;mso-position-vertical-relative:page;v-text-anchor:top" o:gfxdata="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" stroked="f">
+              <v:fill opacity="0"/>
+              <v:textbox inset="0,0,0,0">
+                <w:txbxContent>
+                  <w:p>
+                    <w:pPr>
+                      <w:spacing w:before="12"/>
+                      <w:ind w:left="20" w:firstLine="20"/>
+                      <w:textDirection w:val="btLr"/>
+                    </w:pPr>
+                    <w:r>
+                      <w:rPr>
+                        <w:color w:val="000000"/>
+                        <w:sz w:val="21"/>
+                      </w:rPr>
+                      <w:t>PG-DITISS</w:t>
+                    </w:r>
+                  </w:p>
+                </w:txbxContent>
+              </v:textbox>
+              <w10:wrap anchorx="page" anchory="page"/>
+            </v:rect>
+          </w:pict>
+        </mc:Fallback>
+      </mc:AlternateContent>
+    </w:r>
+  </w:p>
+</w:hdr>
+</file>
+
+<file path=word/header16.xml><?xml version="1.0" encoding="utf-8"?>
+<w:hdr xmlns:wpc="http://schemas.microsoft.com/office/word/2010/wordprocessingCanvas" xmlns:cx="http://schemas.microsoft.com/office/drawing/2014/chartex" xmlns:cx1="http://schemas.microsoft.com/office/drawing/2015/9/8/chartex" xmlns:cx2="http://schemas.microsoft.com/office/drawing/2015/10/21/chartex" xmlns:cx3="http://schemas.microsoft.com/office/drawing/2016/5/9/chartex" xmlns:cx4="http://schemas.microsoft.com/office/drawing/2016/5/10/chartex" xmlns:cx5="http://schemas.microsoft.com/office/drawing/2016/5/11/chartex" xmlns:cx6="http://schemas.microsoft.com/office/drawing/2016/5/12/chartex" xmlns:cx7="http://schemas.microsoft.com/office/drawing/2016/5/13/chartex" xmlns:cx8="http://schemas.microsoft.com/office/drawing/2016/5/14/chartex" xmlns:mc="http://schemas.openxmlformats.org/markup-compatibility/2006" xmlns:aink="http://schemas.microsoft.com/office/drawing/2016/ink" xmlns:am3d="http://schemas.microsoft.com/office/drawing/2017/model3d" xmlns:o="urn:schemas-microsoft-com:office:office" xmlns:oel="http://schemas.microsoft.com/office/2019/extlst" xmlns:r="http://schemas.openxmlformats.org/officeDocument/2006/relationships" xmlns:m="http://schemas.openxmlformats.org/officeDocument/2006/math" xmlns:v="urn:schemas-microsoft-com:vml" xmlns:wp14="http://schemas.microsoft.com/office/word/2010/wordprocessingDrawing" xmlns:wp="http://schemas.openxmlformats.org/drawingml/2006/wordprocessingDrawing" xmlns:w10="urn:schemas-microsoft-com:office:word" xmlns:w="http://schemas.openxmlformats.org/wordprocessingml/2006/main" xmlns:w14="http://schemas.microsoft.com/office/word/2010/wordml" xmlns:w15="http://schemas.microsoft.com/office/word/2012/wordml" xmlns:w16cex="http://schemas.microsoft.com/office/word/2018/wordml/cex" xmlns:w16cid="http://schemas.microsoft.com/office/word/2016/wordml/cid" xmlns:w16="http://schemas.microsoft.com/office/word/2018/wordml" xmlns:w16du="http://schemas.microsoft.com/office/word/2023/wordml/word16du" xmlns:w16sdtdh="http://schemas.microsoft.com/office/word/2020/wordml/sdtdatahash" xmlns:w16sdtfl="http://schemas.microsoft.com/office/word/2024/wordml/sdtformatlock" xmlns:w16se="http://schemas.microsoft.com/office/word/2015/wordml/symex" xmlns:wpg="http://schemas.microsoft.com/office/word/2010/wordprocessingGroup" xmlns:wpi="http://schemas.microsoft.com/office/word/2010/wordprocessingInk" xmlns:wne="http://schemas.microsoft.com/office/word/2006/wordml" xmlns:wps="http://schemas.microsoft.com/office/word/2010/wordprocessingShape" mc:Ignorable="w14 w15 w16se w16cid w16 w16cex w16sdtdh w16sdtfl w16du wp14">
+  <w:p>
+    <w:pPr>
+      <w:pBdr>
+        <w:top w:val="nil"/>
+        <w:left w:val="nil"/>
+        <w:bottom w:val="nil"/>
+        <w:right w:val="nil"/>
+        <w:between w:val="nil"/>
+      </w:pBdr>
+      <w:spacing w:line="14" w:lineRule="auto"/>
+      <w:rPr>
+        <w:color w:val="000000"/>
+        <w:sz w:val="20"/>
+        <w:szCs w:val="20"/>
+      </w:rPr>
+    </w:pPr>
+    <w:r>
+      <w:rPr>
+        <w:noProof/>
+        <w:color w:val="000000"/>
+        <w:sz w:val="26"/>
+        <w:szCs w:val="26"/>
+      </w:rPr>
+      <mc:AlternateContent>
+        <mc:Choice Requires="wps">
+          <w:drawing>
+            <wp:anchor distT="0" distB="0" distL="0" distR="0" simplePos="0" relativeHeight="251676672" behindDoc="1" locked="0" layoutInCell="1" hidden="0" allowOverlap="1" wp14:anchorId="2587A1FC" wp14:editId="5F5E1896">
+              <wp:simplePos x="0" y="0"/>
+              <wp:positionH relativeFrom="page">
+                <wp:posOffset>325438</wp:posOffset>
+              </wp:positionH>
+              <wp:positionV relativeFrom="page">
+                <wp:posOffset>460057</wp:posOffset>
+              </wp:positionV>
+              <wp:extent cx="664210" cy="183515"/>
+              <wp:effectExtent l="0" t="0" r="0" b="0"/>
+              <wp:wrapNone/>
+              <wp:docPr id="43" name="Rectangle 43"/>
+              <wp:cNvGraphicFramePr/>
+              <a:graphic xmlns:a="http://schemas.openxmlformats.org/drawingml/2006/main">
+                <a:graphicData uri="http://schemas.microsoft.com/office/word/2010/wordprocessingShape">
+                  <wps:wsp>
+                    <wps:cNvSpPr/>
+                    <wps:spPr>
+                      <a:xfrm>
+                        <a:off x="5018658" y="3693005"/>
+                        <a:ext cx="654685" cy="173990"/>
+                      </a:xfrm>
+                      <a:prstGeom prst="rect">
+                        <a:avLst/>
+                      </a:prstGeom>
+                      <a:solidFill>
+                        <a:srgbClr val="FFFFFF">
+                          <a:alpha val="0"/>
+                        </a:srgbClr>
+                      </a:solidFill>
+                      <a:ln>
+                        <a:noFill/>
+                      </a:ln>
+                    </wps:spPr>
+                    <wps:txbx>
+                      <w:txbxContent>
+                        <w:p>
+                          <w:pPr>
+                            <w:spacing w:before="12"/>
+                            <w:ind w:left="20" w:firstLine="20"/>
+                            <w:textDirection w:val="btLr"/>
+                          </w:pPr>
+                          <w:r>
+                            <w:rPr>
+                              <w:color w:val="000000"/>
+                              <w:sz w:val="21"/>
+                            </w:rPr>
+                            <w:t>PG-DITISS</w:t>
+                          </w:r>
+                        </w:p>
+                      </w:txbxContent>
+                    </wps:txbx>
+                    <wps:bodyPr spcFirstLastPara="1" wrap="square" lIns="0" tIns="0" rIns="0" bIns="0" anchor="t" anchorCtr="0">
+                      <a:noAutofit/>
+                    </wps:bodyPr>
+                  </wps:wsp>
+                </a:graphicData>
+              </a:graphic>
+            </wp:anchor>
+          </w:drawing>
+        </mc:Choice>
+        <mc:Fallback>
+          <w:pict>
+            <v:rect w14:anchorId="2587A1FC" id="Rectangle 43" o:spid="_x0000_s1041" style="position:absolute;margin-left:25.65pt;margin-top:36.2pt;width:52.3pt;height:14.45pt;z-index:-251639808;visibility:visible;mso-wrap-style:square;mso-wrap-distance-left:0;mso-wrap-distance-top:0;mso-wrap-distance-right:0;mso-wrap-distance-bottom:0;mso-position-horizontal:absolute;mso-position-horizontal-relative:page;mso-position-vertical:absolute;mso-position-vertical-relative:page;v-text-anchor:top" o:gfxdata="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" stroked="f">
+              <v:fill opacity="0"/>
+              <v:textbox inset="0,0,0,0">
+                <w:txbxContent>
+                  <w:p>
+                    <w:pPr>
+                      <w:spacing w:before="12"/>
+                      <w:ind w:left="20" w:firstLine="20"/>
+                      <w:textDirection w:val="btLr"/>
+                    </w:pPr>
+                    <w:r>
+                      <w:rPr>
+                        <w:color w:val="000000"/>
+                        <w:sz w:val="21"/>
+                      </w:rPr>
+                      <w:t>PG-DITISS</w:t>
+                    </w:r>
+                  </w:p>
+                </w:txbxContent>
+              </v:textbox>
+              <w10:wrap anchorx="page" anchory="page"/>
+            </v:rect>
+          </w:pict>
+        </mc:Fallback>
+      </mc:AlternateContent>
+    </w:r>
+  </w:p>
+</w:hdr>
+</file>
+
+<file path=word/header17.xml><?xml version="1.0" encoding="utf-8"?>
+<w:hdr xmlns:wpc="http://schemas.microsoft.com/office/word/2010/wordprocessingCanvas" xmlns:cx="http://schemas.microsoft.com/office/drawing/2014/chartex" xmlns:cx1="http://schemas.microsoft.com/office/drawing/2015/9/8/chartex" xmlns:cx2="http://schemas.microsoft.com/office/drawing/2015/10/21/chartex" xmlns:cx3="http://schemas.microsoft.com/office/drawing/2016/5/9/chartex" xmlns:cx4="http://schemas.microsoft.com/office/drawing/2016/5/10/chartex" xmlns:cx5="http://schemas.microsoft.com/office/drawing/2016/5/11/chartex" xmlns:cx6="http://schemas.microsoft.com/office/drawing/2016/5/12/chartex" xmlns:cx7="http://schemas.microsoft.com/office/drawing/2016/5/13/chartex" xmlns:cx8="http://schemas.microsoft.com/office/drawing/2016/5/14/chartex" xmlns:mc="http://schemas.openxmlformats.org/markup-compatibility/2006" xmlns:aink="http://schemas.microsoft.com/office/drawing/2016/ink" xmlns:am3d="http://schemas.microsoft.com/office/drawing/2017/model3d" xmlns:o="urn:schemas-microsoft-com:office:office" xmlns:oel="http://schemas.microsoft.com/office/2019/extlst" xmlns:r="http://schemas.openxmlformats.org/officeDocument/2006/relationships" xmlns:m="http://schemas.openxmlformats.org/officeDocument/2006/math" xmlns:v="urn:schemas-microsoft-com:vml" xmlns:wp14="http://schemas.microsoft.com/office/word/2010/wordprocessingDrawing" xmlns:wp="http://schemas.openxmlformats.org/drawingml/2006/wordprocessingDrawing" xmlns:w10="urn:schemas-microsoft-com:office:word" xmlns:w="http://schemas.openxmlformats.org/wordprocessingml/2006/main" xmlns:w14="http://schemas.microsoft.com/office/word/2010/wordml" xmlns:w15="http://schemas.microsoft.com/office/word/2012/wordml" xmlns:w16cex="http://schemas.microsoft.com/office/word/2018/wordml/cex" xmlns:w16cid="http://schemas.microsoft.com/office/word/2016/wordml/cid" xmlns:w16="http://schemas.microsoft.com/office/word/2018/wordml" xmlns:w16du="http://schemas.microsoft.com/office/word/2023/wordml/word16du" xmlns:w16sdtdh="http://schemas.microsoft.com/office/word/2020/wordml/sdtdatahash" xmlns:w16sdtfl="http://schemas.microsoft.com/office/word/2024/wordml/sdtformatlock" xmlns:w16se="http://schemas.microsoft.com/office/word/2015/wordml/symex" xmlns:wpg="http://schemas.microsoft.com/office/word/2010/wordprocessingGroup" xmlns:wpi="http://schemas.microsoft.com/office/word/2010/wordprocessingInk" xmlns:wne="http://schemas.microsoft.com/office/word/2006/wordml" xmlns:wps="http://schemas.microsoft.com/office/word/2010/wordprocessingShape" mc:Ignorable="w14 w15 w16se w16cid w16 w16cex w16sdtdh w16sdtfl w16du wp14">
+  <w:p>
+    <w:pPr>
+      <w:pBdr>
+        <w:top w:val="nil"/>
+        <w:left w:val="nil"/>
+        <w:bottom w:val="nil"/>
+        <w:right w:val="nil"/>
+        <w:between w:val="nil"/>
+      </w:pBdr>
+      <w:spacing w:line="14" w:lineRule="auto"/>
+      <w:rPr>
+        <w:color w:val="000000"/>
+        <w:sz w:val="20"/>
+        <w:szCs w:val="20"/>
+      </w:rPr>
+    </w:pPr>
+    <w:r>
+      <w:rPr>
+        <w:noProof/>
+        <w:color w:val="000000"/>
+        <w:sz w:val="26"/>
+        <w:szCs w:val="26"/>
+      </w:rPr>
+      <mc:AlternateContent>
+        <mc:Choice Requires="wps">
+          <w:drawing>
+            <wp:anchor distT="0" distB="0" distL="0" distR="0" simplePos="0" relativeHeight="251678720" behindDoc="1" locked="0" layoutInCell="1" hidden="0" allowOverlap="1" wp14:anchorId="4C1292AB" wp14:editId="7F917DAA">
+              <wp:simplePos x="0" y="0"/>
+              <wp:positionH relativeFrom="page">
+                <wp:posOffset>325438</wp:posOffset>
+              </wp:positionH>
+              <wp:positionV relativeFrom="page">
+                <wp:posOffset>460057</wp:posOffset>
+              </wp:positionV>
+              <wp:extent cx="664210" cy="183515"/>
+              <wp:effectExtent l="0" t="0" r="0" b="0"/>
+              <wp:wrapNone/>
+              <wp:docPr id="59" name="Rectangle 59"/>
+              <wp:cNvGraphicFramePr/>
+              <a:graphic xmlns:a="http://schemas.openxmlformats.org/drawingml/2006/main">
+                <a:graphicData uri="http://schemas.microsoft.com/office/word/2010/wordprocessingShape">
+                  <wps:wsp>
+                    <wps:cNvSpPr/>
+                    <wps:spPr>
+                      <a:xfrm>
+                        <a:off x="5018658" y="3693005"/>
+                        <a:ext cx="654685" cy="173990"/>
+                      </a:xfrm>
+                      <a:prstGeom prst="rect">
+                        <a:avLst/>
+                      </a:prstGeom>
+                      <a:solidFill>
+                        <a:srgbClr val="FFFFFF">
+                          <a:alpha val="0"/>
+                        </a:srgbClr>
+                      </a:solidFill>
+                      <a:ln>
+                        <a:noFill/>
+                      </a:ln>
+                    </wps:spPr>
+                    <wps:txbx>
+                      <w:txbxContent>
+                        <w:p>
+                          <w:pPr>
+                            <w:spacing w:before="12"/>
+                            <w:ind w:left="20" w:firstLine="20"/>
+                            <w:textDirection w:val="btLr"/>
+                          </w:pPr>
+                          <w:r>
+                            <w:rPr>
+                              <w:color w:val="000000"/>
+                              <w:sz w:val="21"/>
+                            </w:rPr>
+                            <w:t>PG-DITISS</w:t>
+                          </w:r>
+                        </w:p>
+                      </w:txbxContent>
+                    </wps:txbx>
+                    <wps:bodyPr spcFirstLastPara="1" wrap="square" lIns="0" tIns="0" rIns="0" bIns="0" anchor="t" anchorCtr="0">
+                      <a:noAutofit/>
+                    </wps:bodyPr>
+                  </wps:wsp>
+                </a:graphicData>
+              </a:graphic>
+            </wp:anchor>
+          </w:drawing>
+        </mc:Choice>
+        <mc:Fallback>
+          <w:pict>
+            <v:rect w14:anchorId="4C1292AB" id="Rectangle 59" o:spid="_x0000_s1042" style="position:absolute;margin-left:25.65pt;margin-top:36.2pt;width:52.3pt;height:14.45pt;z-index:-251637760;visibility:visible;mso-wrap-style:square;mso-wrap-distance-left:0;mso-wrap-distance-top:0;mso-wrap-distance-right:0;mso-wrap-distance-bottom:0;mso-position-horizontal:absolute;mso-position-horizontal-relative:page;mso-position-vertical:absolute;mso-position-vertical-relative:page;v-text-anchor:top" o:gfxdata="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" stroked="f">
+              <v:fill opacity="0"/>
+              <v:textbox inset="0,0,0,0">
+                <w:txbxContent>
+                  <w:p>
+                    <w:pPr>
+                      <w:spacing w:before="12"/>
+                      <w:ind w:left="20" w:firstLine="20"/>
+                      <w:textDirection w:val="btLr"/>
+                    </w:pPr>
+                    <w:r>
+                      <w:rPr>
+                        <w:color w:val="000000"/>
+                        <w:sz w:val="21"/>
+                      </w:rPr>
+                      <w:t>PG-DITISS</w:t>
+                    </w:r>
+                  </w:p>
+                </w:txbxContent>
+              </v:textbox>
+              <w10:wrap anchorx="page" anchory="page"/>
+            </v:rect>
+          </w:pict>
+        </mc:Fallback>
+      </mc:AlternateContent>
+    </w:r>
+  </w:p>
+</w:hdr>
+</file>
+
+<file path=word/header18.xml><?xml version="1.0" encoding="utf-8"?>
+<w:hdr xmlns:wpc="http://schemas.microsoft.com/office/word/2010/wordprocessingCanvas" xmlns:cx="http://schemas.microsoft.com/office/drawing/2014/chartex" xmlns:cx1="http://schemas.microsoft.com/office/drawing/2015/9/8/chartex" xmlns:cx2="http://schemas.microsoft.com/office/drawing/2015/10/21/chartex" xmlns:cx3="http://schemas.microsoft.com/office/drawing/2016/5/9/chartex" xmlns:cx4="http://schemas.microsoft.com/office/drawing/2016/5/10/chartex" xmlns:cx5="http://schemas.microsoft.com/office/drawing/2016/5/11/chartex" xmlns:cx6="http://schemas.microsoft.com/office/drawing/2016/5/12/chartex" xmlns:cx7="http://schemas.microsoft.com/office/drawing/2016/5/13/chartex" xmlns:cx8="http://schemas.microsoft.com/office/drawing/2016/5/14/chartex" xmlns:mc="http://schemas.openxmlformats.org/markup-compatibility/2006" xmlns:aink="http://schemas.microsoft.com/office/drawing/2016/ink" xmlns:am3d="http://schemas.microsoft.com/office/drawing/2017/model3d" xmlns:o="urn:schemas-microsoft-com:office:office" xmlns:oel="http://schemas.microsoft.com/office/2019/extlst" xmlns:r="http://schemas.openxmlformats.org/officeDocument/2006/relationships" xmlns:m="http://schemas.openxmlformats.org/officeDocument/2006/math" xmlns:v="urn:schemas-microsoft-com:vml" xmlns:wp14="http://schemas.microsoft.com/office/word/2010/wordprocessingDrawing" xmlns:wp="http://schemas.openxmlformats.org/drawingml/2006/wordprocessingDrawing" xmlns:w10="urn:schemas-microsoft-com:office:word" xmlns:w="http://schemas.openxmlformats.org/wordprocessingml/2006/main" xmlns:w14="http://schemas.microsoft.com/office/word/2010/wordml" xmlns:w15="http://schemas.microsoft.com/office/word/2012/wordml" xmlns:w16cex="http://schemas.microsoft.com/office/word/2018/wordml/cex" xmlns:w16cid="http://schemas.microsoft.com/office/word/2016/wordml/cid" xmlns:w16="http://schemas.microsoft.com/office/word/2018/wordml" xmlns:w16du="http://schemas.microsoft.com/office/word/2023/wordml/word16du" xmlns:w16sdtdh="http://schemas.microsoft.com/office/word/2020/wordml/sdtdatahash" xmlns:w16sdtfl="http://schemas.microsoft.com/office/word/2024/wordml/sdtformatlock" xmlns:w16se="http://schemas.microsoft.com/office/word/2015/wordml/symex" xmlns:wpg="http://schemas.microsoft.com/office/word/2010/wordprocessingGroup" xmlns:wpi="http://schemas.microsoft.com/office/word/2010/wordprocessingInk" xmlns:wne="http://schemas.microsoft.com/office/word/2006/wordml" xmlns:wps="http://schemas.microsoft.com/office/word/2010/wordprocessingShape" mc:Ignorable="w14 w15 w16se w16cid w16 w16cex w16sdtdh w16sdtfl w16du wp14">
+  <w:p>
+    <w:pPr>
+      <w:pBdr>
+        <w:top w:val="nil"/>
+        <w:left w:val="nil"/>
+        <w:bottom w:val="nil"/>
+        <w:right w:val="nil"/>
+        <w:between w:val="nil"/>
+      </w:pBdr>
+      <w:spacing w:line="14" w:lineRule="auto"/>
+      <w:rPr>
+        <w:color w:val="000000"/>
+        <w:sz w:val="20"/>
+        <w:szCs w:val="20"/>
+      </w:rPr>
+    </w:pPr>
+    <w:r>
+      <w:rPr>
+        <w:noProof/>
+        <w:color w:val="000000"/>
+        <w:sz w:val="26"/>
+        <w:szCs w:val="26"/>
+      </w:rPr>
+      <mc:AlternateContent>
+        <mc:Choice Requires="wps">
+          <w:drawing>
+            <wp:anchor distT="0" distB="0" distL="0" distR="0" simplePos="0" relativeHeight="251679744" behindDoc="1" locked="0" layoutInCell="1" hidden="0" allowOverlap="1" wp14:anchorId="0B8ED0E8" wp14:editId="00F1085C">
+              <wp:simplePos x="0" y="0"/>
+              <wp:positionH relativeFrom="page">
+                <wp:posOffset>325438</wp:posOffset>
+              </wp:positionH>
+              <wp:positionV relativeFrom="page">
+                <wp:posOffset>460057</wp:posOffset>
+              </wp:positionV>
+              <wp:extent cx="664210" cy="183515"/>
+              <wp:effectExtent l="0" t="0" r="0" b="0"/>
+              <wp:wrapNone/>
+              <wp:docPr id="60" name="Rectangle 60"/>
+              <wp:cNvGraphicFramePr/>
+              <a:graphic xmlns:a="http://schemas.openxmlformats.org/drawingml/2006/main">
+                <a:graphicData uri="http://schemas.microsoft.com/office/word/2010/wordprocessingShape">
+                  <wps:wsp>
+                    <wps:cNvSpPr/>
+                    <wps:spPr>
+                      <a:xfrm>
+                        <a:off x="5018658" y="3693005"/>
+                        <a:ext cx="654685" cy="173990"/>
+                      </a:xfrm>
+                      <a:prstGeom prst="rect">
+                        <a:avLst/>
+                      </a:prstGeom>
+                      <a:solidFill>
+                        <a:srgbClr val="FFFFFF">
+                          <a:alpha val="0"/>
+                        </a:srgbClr>
+                      </a:solidFill>
+                      <a:ln>
+                        <a:noFill/>
+                      </a:ln>
+                    </wps:spPr>
+                    <wps:txbx>
+                      <w:txbxContent>
+                        <w:p>
+                          <w:pPr>
+                            <w:spacing w:before="12"/>
+                            <w:ind w:left="20" w:firstLine="20"/>
+                            <w:textDirection w:val="btLr"/>
+                          </w:pPr>
+                          <w:r>
+                            <w:rPr>
+                              <w:color w:val="000000"/>
+                              <w:sz w:val="21"/>
+                            </w:rPr>
+                            <w:t>PG-DITISS</w:t>
+                          </w:r>
+                        </w:p>
+                      </w:txbxContent>
+                    </wps:txbx>
+                    <wps:bodyPr spcFirstLastPara="1" wrap="square" lIns="0" tIns="0" rIns="0" bIns="0" anchor="t" anchorCtr="0">
+                      <a:noAutofit/>
+                    </wps:bodyPr>
+                  </wps:wsp>
+                </a:graphicData>
+              </a:graphic>
+            </wp:anchor>
+          </w:drawing>
+        </mc:Choice>
+        <mc:Fallback>
+          <w:pict>
+            <v:rect w14:anchorId="0B8ED0E8" id="Rectangle 60" o:spid="_x0000_s1043" style="position:absolute;margin-left:25.65pt;margin-top:36.2pt;width:52.3pt;height:14.45pt;z-index:-251636736;visibility:visible;mso-wrap-style:square;mso-wrap-distance-left:0;mso-wrap-distance-top:0;mso-wrap-distance-right:0;mso-wrap-distance-bottom:0;mso-position-horizontal:absolute;mso-position-horizontal-relative:page;mso-position-vertical:absolute;mso-position-vertical-relative:page;v-text-anchor:top" o:gfxdata="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" stroked="f">
+              <v:fill opacity="0"/>
+              <v:textbox inset="0,0,0,0">
+                <w:txbxContent>
+                  <w:p>
+                    <w:pPr>
+                      <w:spacing w:before="12"/>
+                      <w:ind w:left="20" w:firstLine="20"/>
+                      <w:textDirection w:val="btLr"/>
+                    </w:pPr>
+                    <w:r>
+                      <w:rPr>
+                        <w:color w:val="000000"/>
+                        <w:sz w:val="21"/>
+                      </w:rPr>
+                      <w:t>PG-DITISS</w:t>
+                    </w:r>
+                  </w:p>
+                </w:txbxContent>
+              </v:textbox>
+              <w10:wrap anchorx="page" anchory="page"/>
+            </v:rect>
+          </w:pict>
+        </mc:Fallback>
+      </mc:AlternateContent>
+    </w:r>
+  </w:p>
+</w:hdr>
+</file>
+
+<file path=word/header19.xml><?xml version="1.0" encoding="utf-8"?>
+<w:hdr xmlns:wpc="http://schemas.microsoft.com/office/word/2010/wordprocessingCanvas" xmlns:cx="http://schemas.microsoft.com/office/drawing/2014/chartex" xmlns:cx1="http://schemas.microsoft.com/office/drawing/2015/9/8/chartex" xmlns:cx2="http://schemas.microsoft.com/office/drawing/2015/10/21/chartex" xmlns:cx3="http://schemas.microsoft.com/office/drawing/2016/5/9/chartex" xmlns:cx4="http://schemas.microsoft.com/office/drawing/2016/5/10/chartex" xmlns:cx5="http://schemas.microsoft.com/office/drawing/2016/5/11/chartex" xmlns:cx6="http://schemas.microsoft.com/office/drawing/2016/5/12/chartex" xmlns:cx7="http://schemas.microsoft.com/office/drawing/2016/5/13/chartex" xmlns:cx8="http://schemas.microsoft.com/office/drawing/2016/5/14/chartex" xmlns:mc="http://schemas.openxmlformats.org/markup-compatibility/2006" xmlns:aink="http://schemas.microsoft.com/office/drawing/2016/ink" xmlns:am3d="http://schemas.microsoft.com/office/drawing/2017/model3d" xmlns:o="urn:schemas-microsoft-com:office:office" xmlns:oel="http://schemas.microsoft.com/office/2019/extlst" xmlns:r="http://schemas.openxmlformats.org/officeDocument/2006/relationships" xmlns:m="http://schemas.openxmlformats.org/officeDocument/2006/math" xmlns:v="urn:schemas-microsoft-com:vml" xmlns:wp14="http://schemas.microsoft.com/office/word/2010/wordprocessingDrawing" xmlns:wp="http://schemas.openxmlformats.org/drawingml/2006/wordprocessingDrawing" xmlns:w10="urn:schemas-microsoft-com:office:word" xmlns:w="http://schemas.openxmlformats.org/wordprocessingml/2006/main" xmlns:w14="http://schemas.microsoft.com/office/word/2010/wordml" xmlns:w15="http://schemas.microsoft.com/office/word/2012/wordml" xmlns:w16cex="http://schemas.microsoft.com/office/word/2018/wordml/cex" xmlns:w16cid="http://schemas.microsoft.com/office/word/2016/wordml/cid" xmlns:w16="http://schemas.microsoft.com/office/word/2018/wordml" xmlns:w16du="http://schemas.microsoft.com/office/word/2023/wordml/word16du" xmlns:w16sdtdh="http://schemas.microsoft.com/office/word/2020/wordml/sdtdatahash" xmlns:w16sdtfl="http://schemas.microsoft.com/office/word/2024/wordml/sdtformatlock" xmlns:w16se="http://schemas.microsoft.com/office/word/2015/wordml/symex" xmlns:wpg="http://schemas.microsoft.com/office/word/2010/wordprocessingGroup" xmlns:wpi="http://schemas.microsoft.com/office/word/2010/wordprocessingInk" xmlns:wne="http://schemas.microsoft.com/office/word/2006/wordml" xmlns:wps="http://schemas.microsoft.com/office/word/2010/wordprocessingShape" mc:Ignorable="w14 w15 w16se w16cid w16 w16cex w16sdtdh w16sdtfl w16du wp14">
+  <w:p>
+    <w:pPr>
+      <w:pBdr>
+        <w:top w:val="nil"/>
+        <w:left w:val="nil"/>
+        <w:bottom w:val="nil"/>
+        <w:right w:val="nil"/>
+        <w:between w:val="nil"/>
+      </w:pBdr>
+      <w:spacing w:line="14" w:lineRule="auto"/>
+      <w:rPr>
+        <w:color w:val="000000"/>
+        <w:sz w:val="20"/>
+        <w:szCs w:val="20"/>
+      </w:rPr>
+    </w:pPr>
+    <w:r>
+      <w:rPr>
+        <w:noProof/>
+        <w:color w:val="000000"/>
+        <w:sz w:val="26"/>
+        <w:szCs w:val="26"/>
+      </w:rPr>
+      <mc:AlternateContent>
+        <mc:Choice Requires="wps">
+          <w:drawing>
+            <wp:anchor distT="0" distB="0" distL="0" distR="0" simplePos="0" relativeHeight="251680768" behindDoc="1" locked="0" layoutInCell="1" hidden="0" allowOverlap="1" wp14:anchorId="39DA6E1D" wp14:editId="0BBF2D53">
+              <wp:simplePos x="0" y="0"/>
+              <wp:positionH relativeFrom="page">
+                <wp:posOffset>325438</wp:posOffset>
+              </wp:positionH>
+              <wp:positionV relativeFrom="page">
+                <wp:posOffset>460057</wp:posOffset>
+              </wp:positionV>
+              <wp:extent cx="664210" cy="183515"/>
+              <wp:effectExtent l="0" t="0" r="0" b="0"/>
+              <wp:wrapNone/>
+              <wp:docPr id="42" name="Rectangle 42"/>
+              <wp:cNvGraphicFramePr/>
+              <a:graphic xmlns:a="http://schemas.openxmlformats.org/drawingml/2006/main">
+                <a:graphicData uri="http://schemas.microsoft.com/office/word/2010/wordprocessingShape">
+                  <wps:wsp>
+                    <wps:cNvSpPr/>
+                    <wps:spPr>
+                      <a:xfrm>
+                        <a:off x="5018658" y="3693005"/>
+                        <a:ext cx="654685" cy="173990"/>
+                      </a:xfrm>
+                      <a:prstGeom prst="rect">
+                        <a:avLst/>
+                      </a:prstGeom>
+                      <a:solidFill>
+                        <a:srgbClr val="FFFFFF">
+                          <a:alpha val="0"/>
+                        </a:srgbClr>
+                      </a:solidFill>
+                      <a:ln>
+                        <a:noFill/>
+                      </a:ln>
+                    </wps:spPr>
+                    <wps:txbx>
+                      <w:txbxContent>
+                        <w:p>
+                          <w:pPr>
+                            <w:spacing w:before="12"/>
+                            <w:ind w:left="20" w:firstLine="20"/>
+                            <w:textDirection w:val="btLr"/>
+                          </w:pPr>
+                          <w:r>
+                            <w:rPr>
+                              <w:color w:val="000000"/>
+                              <w:sz w:val="21"/>
+                            </w:rPr>
+                            <w:t>PG-DITISS</w:t>
+                          </w:r>
+                        </w:p>
+                      </w:txbxContent>
+                    </wps:txbx>
+                    <wps:bodyPr spcFirstLastPara="1" wrap="square" lIns="0" tIns="0" rIns="0" bIns="0" anchor="t" anchorCtr="0">
+                      <a:noAutofit/>
+                    </wps:bodyPr>
+                  </wps:wsp>
+                </a:graphicData>
+              </a:graphic>
+            </wp:anchor>
+          </w:drawing>
+        </mc:Choice>
+        <mc:Fallback>
+          <w:pict>
+            <v:rect w14:anchorId="39DA6E1D" id="Rectangle 42" o:spid="_x0000_s1044" style="position:absolute;margin-left:25.65pt;margin-top:36.2pt;width:52.3pt;height:14.45pt;z-index:-251635712;visibility:visible;mso-wrap-style:square;mso-wrap-distance-left:0;mso-wrap-distance-top:0;mso-wrap-distance-right:0;mso-wrap-distance-bottom:0;mso-position-horizontal:absolute;mso-position-horizontal-relative:page;mso-position-vertical:absolute;mso-position-vertical-relative:page;v-text-anchor:top" o:gfxdata="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" stroked="f">
+              <v:fill opacity="0"/>
+              <v:textbox inset="0,0,0,0">
+                <w:txbxContent>
+                  <w:p>
+                    <w:pPr>
+                      <w:spacing w:before="12"/>
+                      <w:ind w:left="20" w:firstLine="20"/>
+                      <w:textDirection w:val="btLr"/>
+                    </w:pPr>
+                    <w:r>
+                      <w:rPr>
+                        <w:color w:val="000000"/>
+                        <w:sz w:val="21"/>
+                      </w:rPr>
+                      <w:t>PG-DITISS</w:t>
+                    </w:r>
+                  </w:p>
+                </w:txbxContent>
+              </v:textbox>
+              <w10:wrap anchorx="page" anchory="page"/>
+            </v:rect>
+          </w:pict>
+        </mc:Fallback>
+      </mc:AlternateContent>
+    </w:r>
+  </w:p>
+</w:hdr>
+</file>
+
+<file path=word/header2.xml><?xml version="1.0" encoding="utf-8"?>
+<w:hdr xmlns:wpc="http://schemas.microsoft.com/office/word/2010/wordprocessingCanvas" xmlns:cx="http://schemas.microsoft.com/office/drawing/2014/chartex" xmlns:cx1="http://schemas.microsoft.com/office/drawing/2015/9/8/chartex" xmlns:cx2="http://schemas.microsoft.com/office/drawing/2015/10/21/chartex" xmlns:cx3="http://schemas.microsoft.com/office/drawing/2016/5/9/chartex" xmlns:cx4="http://schemas.microsoft.com/office/drawing/2016/5/10/chartex" xmlns:cx5="http://schemas.microsoft.com/office/drawing/2016/5/11/chartex" xmlns:cx6="http://schemas.microsoft.com/office/drawing/2016/5/12/chartex" xmlns:cx7="http://schemas.microsoft.com/office/drawing/2016/5/13/chartex" xmlns:cx8="http://schemas.microsoft.com/office/drawing/2016/5/14/chartex" xmlns:mc="http://schemas.openxmlformats.org/markup-compatibility/2006" xmlns:aink="http://schemas.microsoft.com/office/drawing/2016/ink" xmlns:am3d="http://schemas.microsoft.com/office/drawing/2017/model3d" xmlns:o="urn:schemas-microsoft-com:office:office" xmlns:oel="http://schemas.microsoft.com/office/2019/extlst" xmlns:r="http://schemas.openxmlformats.org/officeDocument/2006/relationships" xmlns:m="http://schemas.openxmlformats.org/officeDocument/2006/math" xmlns:v="urn:schemas-microsoft-com:vml" xmlns:wp14="http://schemas.microsoft.com/office/word/2010/wordprocessingDrawing" xmlns:wp="http://schemas.openxmlformats.org/drawingml/2006/wordprocessingDrawing" xmlns:w10="urn:schemas-microsoft-com:office:word" xmlns:w="http://schemas.openxmlformats.org/wordprocessingml/2006/main" xmlns:w14="http://schemas.microsoft.com/office/word/2010/wordml" xmlns:w15="http://schemas.microsoft.com/office/word/2012/wordml" xmlns:w16cex="http://schemas.microsoft.com/office/word/2018/wordml/cex" xmlns:w16cid="http://schemas.microsoft.com/office/word/2016/wordml/cid" xmlns:w16="http://schemas.microsoft.com/office/word/2018/wordml" xmlns:w16du="http://schemas.microsoft.com/office/word/2023/wordml/word16du" xmlns:w16sdtdh="http://schemas.microsoft.com/office/word/2020/wordml/sdtdatahash" xmlns:w16sdtfl="http://schemas.microsoft.com/office/word/2024/wordml/sdtformatlock" xmlns:w16se="http://schemas.microsoft.com/office/word/2015/wordml/symex" xmlns:wpg="http://schemas.microsoft.com/office/word/2010/wordprocessingGroup" xmlns:wpi="http://schemas.microsoft.com/office/word/2010/wordprocessingInk" xmlns:wne="http://schemas.microsoft.com/office/word/2006/wordml" xmlns:wps="http://schemas.microsoft.com/office/word/2010/wordprocessingShape" mc:Ignorable="w14 w15 w16se w16cid w16 w16cex w16sdtdh w16sdtfl w16du wp14">
+  <w:p>
+    <w:pPr>
+      <w:pBdr>
+        <w:top w:val="nil"/>
+        <w:left w:val="nil"/>
+        <w:bottom w:val="nil"/>
+        <w:right w:val="nil"/>
+        <w:between w:val="nil"/>
+      </w:pBdr>
+      <w:spacing w:line="14" w:lineRule="auto"/>
+      <w:rPr>
+        <w:color w:val="000000"/>
+        <w:sz w:val="20"/>
+        <w:szCs w:val="20"/>
+      </w:rPr>
+    </w:pPr>
+    <w:r>
+      <w:rPr>
+        <w:noProof/>
+        <w:color w:val="000000"/>
+        <w:sz w:val="26"/>
+        <w:szCs w:val="26"/>
+      </w:rPr>
+      <mc:AlternateContent>
+        <mc:Choice Requires="wps">
+          <w:drawing>
+            <wp:anchor distT="0" distB="0" distL="0" distR="0" simplePos="0" relativeHeight="251662336" behindDoc="1" locked="0" layoutInCell="1" hidden="0" allowOverlap="1" wp14:anchorId="0E288F79" wp14:editId="4514DC70">
+              <wp:simplePos x="0" y="0"/>
+              <wp:positionH relativeFrom="page">
+                <wp:posOffset>325438</wp:posOffset>
+              </wp:positionH>
+              <wp:positionV relativeFrom="page">
+                <wp:posOffset>460057</wp:posOffset>
+              </wp:positionV>
+              <wp:extent cx="664210" cy="183515"/>
+              <wp:effectExtent l="0" t="0" r="0" b="0"/>
+              <wp:wrapNone/>
+              <wp:docPr id="47" name="Rectangle 47"/>
+              <wp:cNvGraphicFramePr/>
+              <a:graphic xmlns:a="http://schemas.openxmlformats.org/drawingml/2006/main">
+                <a:graphicData uri="http://schemas.microsoft.com/office/word/2010/wordprocessingShape">
+                  <wps:wsp>
+                    <wps:cNvSpPr/>
+                    <wps:spPr>
+                      <a:xfrm>
+                        <a:off x="5018658" y="3693005"/>
+                        <a:ext cx="654685" cy="173990"/>
+                      </a:xfrm>
+                      <a:prstGeom prst="rect">
+                        <a:avLst/>
+                      </a:prstGeom>
+                      <a:solidFill>
+                        <a:srgbClr val="FFFFFF">
+                          <a:alpha val="0"/>
+                        </a:srgbClr>
+                      </a:solidFill>
+                      <a:ln>
+                        <a:noFill/>
+                      </a:ln>
+                    </wps:spPr>
+                    <wps:txbx>
+                      <w:txbxContent>
+                        <w:p>
+                          <w:pPr>
+                            <w:spacing w:before="12"/>
+                            <w:ind w:left="20" w:firstLine="20"/>
+                            <w:textDirection w:val="btLr"/>
+                          </w:pPr>
+                          <w:r>
+                            <w:rPr>
+                              <w:color w:val="000000"/>
+                              <w:sz w:val="21"/>
+                            </w:rPr>
+                            <w:t>PG-DITISS</w:t>
+                          </w:r>
+                        </w:p>
+                      </w:txbxContent>
+                    </wps:txbx>
+                    <wps:bodyPr spcFirstLastPara="1" wrap="square" lIns="0" tIns="0" rIns="0" bIns="0" anchor="t" anchorCtr="0">
+                      <a:noAutofit/>
+                    </wps:bodyPr>
+                  </wps:wsp>
+                </a:graphicData>
+              </a:graphic>
+            </wp:anchor>
+          </w:drawing>
+        </mc:Choice>
+        <mc:Fallback>
+          <w:pict>
+            <v:rect w14:anchorId="0E288F79" id="Rectangle 47" o:spid="_x0000_s1027" style="position:absolute;margin-left:25.65pt;margin-top:36.2pt;width:52.3pt;height:14.45pt;z-index:-251654144;visibility:visible;mso-wrap-style:square;mso-wrap-distance-left:0;mso-wrap-distance-top:0;mso-wrap-distance-right:0;mso-wrap-distance-bottom:0;mso-position-horizontal:absolute;mso-position-horizontal-relative:page;mso-position-vertical:absolute;mso-position-vertical-relative:page;v-text-anchor:top" o:gfxdata="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" stroked="f">
+              <v:fill opacity="0"/>
+              <v:textbox inset="0,0,0,0">
+                <w:txbxContent>
+                  <w:p>
+                    <w:pPr>
+                      <w:spacing w:before="12"/>
+                      <w:ind w:left="20" w:firstLine="20"/>
+                      <w:textDirection w:val="btLr"/>
+                    </w:pPr>
+                    <w:r>
+                      <w:rPr>
+                        <w:color w:val="000000"/>
+                        <w:sz w:val="21"/>
+                      </w:rPr>
+                      <w:t>PG-DITISS</w:t>
+                    </w:r>
+                  </w:p>
+                </w:txbxContent>
+              </v:textbox>
+              <w10:wrap anchorx="page" anchory="page"/>
+            </v:rect>
+          </w:pict>
+        </mc:Fallback>
+      </mc:AlternateContent>
+    </w:r>
+  </w:p>
+</w:hdr>
+</file>
+
+<file path=word/header3.xml><?xml version="1.0" encoding="utf-8"?>
+<w:hdr xmlns:wpc="http://schemas.microsoft.com/office/word/2010/wordprocessingCanvas" xmlns:cx="http://schemas.microsoft.com/office/drawing/2014/chartex" xmlns:cx1="http://schemas.microsoft.com/office/drawing/2015/9/8/chartex" xmlns:cx2="http://schemas.microsoft.com/office/drawing/2015/10/21/chartex" xmlns:cx3="http://schemas.microsoft.com/office/drawing/2016/5/9/chartex" xmlns:cx4="http://schemas.microsoft.com/office/drawing/2016/5/10/chartex" xmlns:cx5="http://schemas.microsoft.com/office/drawing/2016/5/11/chartex" xmlns:cx6="http://schemas.microsoft.com/office/drawing/2016/5/12/chartex" xmlns:cx7="http://schemas.microsoft.com/office/drawing/2016/5/13/chartex" xmlns:cx8="http://schemas.microsoft.com/office/drawing/2016/5/14/chartex" xmlns:mc="http://schemas.openxmlformats.org/markup-compatibility/2006" xmlns:aink="http://schemas.microsoft.com/office/drawing/2016/ink" xmlns:am3d="http://schemas.microsoft.com/office/drawing/2017/model3d" xmlns:o="urn:schemas-microsoft-com:office:office" xmlns:oel="http://schemas.microsoft.com/office/2019/extlst" xmlns:r="http://schemas.openxmlformats.org/officeDocument/2006/relationships" xmlns:m="http://schemas.openxmlformats.org/officeDocument/2006/math" xmlns:v="urn:schemas-microsoft-com:vml" xmlns:wp14="http://schemas.microsoft.com/office/word/2010/wordprocessingDrawing" xmlns:wp="http://schemas.openxmlformats.org/drawingml/2006/wordprocessingDrawing" xmlns:w10="urn:schemas-microsoft-com:office:word" xmlns:w="http://schemas.openxmlformats.org/wordprocessingml/2006/main" xmlns:w14="http://schemas.microsoft.com/office/word/2010/wordml" xmlns:w15="http://schemas.microsoft.com/office/word/2012/wordml" xmlns:w16cex="http://schemas.microsoft.com/office/word/2018/wordml/cex" xmlns:w16cid="http://schemas.microsoft.com/office/word/2016/wordml/cid" xmlns:w16="http://schemas.microsoft.com/office/word/2018/wordml" xmlns:w16du="http://schemas.microsoft.com/office/word/2023/wordml/word16du" xmlns:w16sdtdh="http://schemas.microsoft.com/office/word/2020/wordml/sdtdatahash" xmlns:w16sdtfl="http://schemas.microsoft.com/office/word/2024/wordml/sdtformatlock" xmlns:w16se="http://schemas.microsoft.com/office/word/2015/wordml/symex" xmlns:wpg="http://schemas.microsoft.com/office/word/2010/wordprocessingGroup" xmlns:wpi="http://schemas.microsoft.com/office/word/2010/wordprocessingInk" xmlns:wne="http://schemas.microsoft.com/office/word/2006/wordml" xmlns:wps="http://schemas.microsoft.com/office/word/2010/wordprocessingShape" mc:Ignorable="w14 w15 w16se w16cid w16 w16cex w16sdtdh w16sdtfl w16du wp14">
+  <w:p>
+    <w:pPr>
+      <w:pBdr>
+        <w:top w:val="nil"/>
+        <w:left w:val="nil"/>
+        <w:bottom w:val="nil"/>
+        <w:right w:val="nil"/>
+        <w:between w:val="nil"/>
+      </w:pBdr>
+      <w:spacing w:line="14" w:lineRule="auto"/>
+      <w:rPr>
+        <w:color w:val="000000"/>
+        <w:sz w:val="20"/>
+        <w:szCs w:val="20"/>
+      </w:rPr>
+    </w:pPr>
+    <w:r>
+      <w:rPr>
+        <w:noProof/>
+        <w:color w:val="000000"/>
+        <w:sz w:val="26"/>
+        <w:szCs w:val="26"/>
+      </w:rPr>
+      <mc:AlternateContent>
+        <mc:Choice Requires="wps">
+          <w:drawing>
+            <wp:anchor distT="0" distB="0" distL="0" distR="0" simplePos="0" relativeHeight="251663360" behindDoc="1" locked="0" layoutInCell="1" hidden="0" allowOverlap="1" wp14:anchorId="4C599977" wp14:editId="24614FD6">
+              <wp:simplePos x="0" y="0"/>
+              <wp:positionH relativeFrom="page">
+                <wp:posOffset>325438</wp:posOffset>
+              </wp:positionH>
+              <wp:positionV relativeFrom="page">
+                <wp:posOffset>460057</wp:posOffset>
+              </wp:positionV>
+              <wp:extent cx="664210" cy="183515"/>
+              <wp:effectExtent l="0" t="0" r="0" b="0"/>
+              <wp:wrapNone/>
+              <wp:docPr id="52" name="Rectangle 52"/>
+              <wp:cNvGraphicFramePr/>
+              <a:graphic xmlns:a="http://schemas.openxmlformats.org/drawingml/2006/main">
+                <a:graphicData uri="http://schemas.microsoft.com/office/word/2010/wordprocessingShape">
+                  <wps:wsp>
+                    <wps:cNvSpPr/>
+                    <wps:spPr>
+                      <a:xfrm>
+                        <a:off x="5018658" y="3693005"/>
+                        <a:ext cx="654685" cy="173990"/>
+                      </a:xfrm>
+                      <a:prstGeom prst="rect">
+                        <a:avLst/>
+                      </a:prstGeom>
+                      <a:solidFill>
+                        <a:srgbClr val="FFFFFF">
+                          <a:alpha val="0"/>
+                        </a:srgbClr>
+                      </a:solidFill>
+                      <a:ln>
+                        <a:noFill/>
+                      </a:ln>
+                    </wps:spPr>
+                    <wps:txbx>
+                      <w:txbxContent>
+                        <w:p>
+                          <w:pPr>
+                            <w:spacing w:before="12"/>
+                            <w:ind w:left="20" w:firstLine="20"/>
+                            <w:textDirection w:val="btLr"/>
+                          </w:pPr>
+                          <w:r>
+                            <w:rPr>
+                              <w:color w:val="000000"/>
+                              <w:sz w:val="21"/>
+                            </w:rPr>
+                            <w:t>PG-DITISS</w:t>
+                          </w:r>
+                        </w:p>
+                      </w:txbxContent>
+                    </wps:txbx>
+                    <wps:bodyPr spcFirstLastPara="1" wrap="square" lIns="0" tIns="0" rIns="0" bIns="0" anchor="t" anchorCtr="0">
+                      <a:noAutofit/>
+                    </wps:bodyPr>
+                  </wps:wsp>
+                </a:graphicData>
+              </a:graphic>
+            </wp:anchor>
+          </w:drawing>
+        </mc:Choice>
+        <mc:Fallback>
+          <w:pict>
+            <v:rect w14:anchorId="4C599977" id="Rectangle 52" o:spid="_x0000_s1028" style="position:absolute;margin-left:25.65pt;margin-top:36.2pt;width:52.3pt;height:14.45pt;z-index:-251653120;visibility:visible;mso-wrap-style:square;mso-wrap-distance-left:0;mso-wrap-distance-top:0;mso-wrap-distance-right:0;mso-wrap-distance-bottom:0;mso-position-horizontal:absolute;mso-position-horizontal-relative:page;mso-position-vertical:absolute;mso-position-vertical-relative:page;v-text-anchor:top" o:gfxdata="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" stroked="f">
+              <v:fill opacity="0"/>
+              <v:textbox inset="0,0,0,0">
+                <w:txbxContent>
+                  <w:p>
+                    <w:pPr>
+                      <w:spacing w:before="12"/>
+                      <w:ind w:left="20" w:firstLine="20"/>
+                      <w:textDirection w:val="btLr"/>
+                    </w:pPr>
+                    <w:r>
+                      <w:rPr>
+                        <w:color w:val="000000"/>
+                        <w:sz w:val="21"/>
+                      </w:rPr>
+                      <w:t>PG-DITISS</w:t>
+                    </w:r>
+                  </w:p>
+                </w:txbxContent>
+              </v:textbox>
+              <w10:wrap anchorx="page" anchory="page"/>
+            </v:rect>
+          </w:pict>
+        </mc:Fallback>
+      </mc:AlternateContent>
+    </w:r>
+  </w:p>
+</w:hdr>
+</file>
+
+<file path=word/header4.xml><?xml version="1.0" encoding="utf-8"?>
+<w:hdr xmlns:wpc="http://schemas.microsoft.com/office/word/2010/wordprocessingCanvas" xmlns:cx="http://schemas.microsoft.com/office/drawing/2014/chartex" xmlns:cx1="http://schemas.microsoft.com/office/drawing/2015/9/8/chartex" xmlns:cx2="http://schemas.microsoft.com/office/drawing/2015/10/21/chartex" xmlns:cx3="http://schemas.microsoft.com/office/drawing/2016/5/9/chartex" xmlns:cx4="http://schemas.microsoft.com/office/drawing/2016/5/10/chartex" xmlns:cx5="http://schemas.microsoft.com/office/drawing/2016/5/11/chartex" xmlns:cx6="http://schemas.microsoft.com/office/drawing/2016/5/12/chartex" xmlns:cx7="http://schemas.microsoft.com/office/drawing/2016/5/13/chartex" xmlns:cx8="http://schemas.microsoft.com/office/drawing/2016/5/14/chartex" xmlns:mc="http://schemas.openxmlformats.org/markup-compatibility/2006" xmlns:aink="http://schemas.microsoft.com/office/drawing/2016/ink" xmlns:am3d="http://schemas.microsoft.com/office/drawing/2017/model3d" xmlns:o="urn:schemas-microsoft-com:office:office" xmlns:oel="http://schemas.microsoft.com/office/2019/extlst" xmlns:r="http://schemas.openxmlformats.org/officeDocument/2006/relationships" xmlns:m="http://schemas.openxmlformats.org/officeDocument/2006/math" xmlns:v="urn:schemas-microsoft-com:vml" xmlns:wp14="http://schemas.microsoft.com/office/word/2010/wordprocessingDrawing" xmlns:wp="http://schemas.openxmlformats.org/drawingml/2006/wordprocessingDrawing" xmlns:w10="urn:schemas-microsoft-com:office:word" xmlns:w="http://schemas.openxmlformats.org/wordprocessingml/2006/main" xmlns:w14="http://schemas.microsoft.com/office/word/2010/wordml" xmlns:w15="http://schemas.microsoft.com/office/word/2012/wordml" xmlns:w16cex="http://schemas.microsoft.com/office/word/2018/wordml/cex" xmlns:w16cid="http://schemas.microsoft.com/office/word/2016/wordml/cid" xmlns:w16="http://schemas.microsoft.com/office/word/2018/wordml" xmlns:w16du="http://schemas.microsoft.com/office/word/2023/wordml/word16du" xmlns:w16sdtdh="http://schemas.microsoft.com/office/word/2020/wordml/sdtdatahash" xmlns:w16sdtfl="http://schemas.microsoft.com/office/word/2024/wordml/sdtformatlock" xmlns:w16se="http://schemas.microsoft.com/office/word/2015/wordml/symex" xmlns:wpg="http://schemas.microsoft.com/office/word/2010/wordprocessingGroup" xmlns:wpi="http://schemas.microsoft.com/office/word/2010/wordprocessingInk" xmlns:wne="http://schemas.microsoft.com/office/word/2006/wordml" xmlns:wps="http://schemas.microsoft.com/office/word/2010/wordprocessingShape" mc:Ignorable="w14 w15 w16se w16cid w16 w16cex w16sdtdh w16sdtfl w16du wp14">
+  <w:p>
+    <w:pPr>
+      <w:pBdr>
+        <w:top w:val="nil"/>
+        <w:left w:val="nil"/>
+        <w:bottom w:val="nil"/>
+        <w:right w:val="nil"/>
+        <w:between w:val="nil"/>
+      </w:pBdr>
+      <w:spacing w:line="14" w:lineRule="auto"/>
+      <w:rPr>
+        <w:color w:val="000000"/>
+        <w:sz w:val="20"/>
+        <w:szCs w:val="20"/>
+      </w:rPr>
+    </w:pPr>
+    <w:r>
+      <w:rPr>
+        <w:noProof/>
+        <w:color w:val="000000"/>
+        <w:sz w:val="26"/>
+        <w:szCs w:val="26"/>
+      </w:rPr>
+      <mc:AlternateContent>
+        <mc:Choice Requires="wps">
+          <w:drawing>
+            <wp:anchor distT="0" distB="0" distL="0" distR="0" simplePos="0" relativeHeight="251664384" behindDoc="1" locked="0" layoutInCell="1" hidden="0" allowOverlap="1" wp14:anchorId="444083E8" wp14:editId="7A1139D6">
+              <wp:simplePos x="0" y="0"/>
+              <wp:positionH relativeFrom="page">
+                <wp:posOffset>325438</wp:posOffset>
+              </wp:positionH>
+              <wp:positionV relativeFrom="page">
+                <wp:posOffset>460057</wp:posOffset>
+              </wp:positionV>
+              <wp:extent cx="664210" cy="183515"/>
+              <wp:effectExtent l="0" t="0" r="0" b="0"/>
+              <wp:wrapNone/>
+              <wp:docPr id="54" name="Rectangle 54"/>
+              <wp:cNvGraphicFramePr/>
+              <a:graphic xmlns:a="http://schemas.openxmlformats.org/drawingml/2006/main">
+                <a:graphicData uri="http://schemas.microsoft.com/office/word/2010/wordprocessingShape">
+                  <wps:wsp>
+                    <wps:cNvSpPr/>
+                    <wps:spPr>
+                      <a:xfrm>
+                        <a:off x="5018658" y="3693005"/>
+                        <a:ext cx="654685" cy="173990"/>
+                      </a:xfrm>
+                      <a:prstGeom prst="rect">
+                        <a:avLst/>
+                      </a:prstGeom>
+                      <a:solidFill>
+                        <a:srgbClr val="FFFFFF">
+                          <a:alpha val="0"/>
+                        </a:srgbClr>
+                      </a:solidFill>
+                      <a:ln>
+                        <a:noFill/>
+                      </a:ln>
+                    </wps:spPr>
+                    <wps:txbx>
+                      <w:txbxContent>
+                        <w:p>
+                          <w:pPr>
+                            <w:spacing w:before="12"/>
+                            <w:ind w:left="20" w:firstLine="20"/>
+                            <w:textDirection w:val="btLr"/>
+                          </w:pPr>
+                          <w:r>
+                            <w:rPr>
+                              <w:color w:val="000000"/>
+                              <w:sz w:val="21"/>
+                            </w:rPr>
+                            <w:t>PG-DITISS</w:t>
+                          </w:r>
+                        </w:p>
+                      </w:txbxContent>
+                    </wps:txbx>
+                    <wps:bodyPr spcFirstLastPara="1" wrap="square" lIns="0" tIns="0" rIns="0" bIns="0" anchor="t" anchorCtr="0">
+                      <a:noAutofit/>
+                    </wps:bodyPr>
+                  </wps:wsp>
+                </a:graphicData>
+              </a:graphic>
+            </wp:anchor>
+          </w:drawing>
+        </mc:Choice>
+        <mc:Fallback>
+          <w:pict>
+            <v:rect w14:anchorId="444083E8" id="Rectangle 54" o:spid="_x0000_s1029" style="position:absolute;margin-left:25.65pt;margin-top:36.2pt;width:52.3pt;height:14.45pt;z-index:-251652096;visibility:visible;mso-wrap-style:square;mso-wrap-distance-left:0;mso-wrap-distance-top:0;mso-wrap-distance-right:0;mso-wrap-distance-bottom:0;mso-position-horizontal:absolute;mso-position-horizontal-relative:page;mso-position-vertical:absolute;mso-position-vertical-relative:page;v-text-anchor:top" o:gfxdata="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" stroked="f">
+              <v:fill opacity="0"/>
+              <v:textbox inset="0,0,0,0">
+                <w:txbxContent>
+                  <w:p>
+                    <w:pPr>
+                      <w:spacing w:before="12"/>
+                      <w:ind w:left="20" w:firstLine="20"/>
+                      <w:textDirection w:val="btLr"/>
+                    </w:pPr>
+                    <w:r>
+                      <w:rPr>
+                        <w:color w:val="000000"/>
+                        <w:sz w:val="21"/>
+                      </w:rPr>
+                      <w:t>PG-DITISS</w:t>
+                    </w:r>
+                  </w:p>
+                </w:txbxContent>
+              </v:textbox>
+              <w10:wrap anchorx="page" anchory="page"/>
+            </v:rect>
+          </w:pict>
+        </mc:Fallback>
+      </mc:AlternateContent>
+    </w:r>
+  </w:p>
+</w:hdr>
+</file>
+
+<file path=word/header5.xml><?xml version="1.0" encoding="utf-8"?>
+<w:hdr xmlns:wpc="http://schemas.microsoft.com/office/word/2010/wordprocessingCanvas" xmlns:cx="http://schemas.microsoft.com/office/drawing/2014/chartex" xmlns:cx1="http://schemas.microsoft.com/office/drawing/2015/9/8/chartex" xmlns:cx2="http://schemas.microsoft.com/office/drawing/2015/10/21/chartex" xmlns:cx3="http://schemas.microsoft.com/office/drawing/2016/5/9/chartex" xmlns:cx4="http://schemas.microsoft.com/office/drawing/2016/5/10/chartex" xmlns:cx5="http://schemas.microsoft.com/office/drawing/2016/5/11/chartex" xmlns:cx6="http://schemas.microsoft.com/office/drawing/2016/5/12/chartex" xmlns:cx7="http://schemas.microsoft.com/office/drawing/2016/5/13/chartex" xmlns:cx8="http://schemas.microsoft.com/office/drawing/2016/5/14/chartex" xmlns:mc="http://schemas.openxmlformats.org/markup-compatibility/2006" xmlns:aink="http://schemas.microsoft.com/office/drawing/2016/ink" xmlns:am3d="http://schemas.microsoft.com/office/drawing/2017/model3d" xmlns:o="urn:schemas-microsoft-com:office:office" xmlns:oel="http://schemas.microsoft.com/office/2019/extlst" xmlns:r="http://schemas.openxmlformats.org/officeDocument/2006/relationships" xmlns:m="http://schemas.openxmlformats.org/officeDocument/2006/math" xmlns:v="urn:schemas-microsoft-com:vml" xmlns:wp14="http://schemas.microsoft.com/office/word/2010/wordprocessingDrawing" xmlns:wp="http://schemas.openxmlformats.org/drawingml/2006/wordprocessingDrawing" xmlns:w10="urn:schemas-microsoft-com:office:word" xmlns:w="http://schemas.openxmlformats.org/wordprocessingml/2006/main" xmlns:w14="http://schemas.microsoft.com/office/word/2010/wordml" xmlns:w15="http://schemas.microsoft.com/office/word/2012/wordml" xmlns:w16cex="http://schemas.microsoft.com/office/word/2018/wordml/cex" xmlns:w16cid="http://schemas.microsoft.com/office/word/2016/wordml/cid" xmlns:w16="http://schemas.microsoft.com/office/word/2018/wordml" xmlns:w16du="http://schemas.microsoft.com/office/word/2023/wordml/word16du" xmlns:w16sdtdh="http://schemas.microsoft.com/office/word/2020/wordml/sdtdatahash" xmlns:w16sdtfl="http://schemas.microsoft.com/office/word/2024/wordml/sdtformatlock" xmlns:w16se="http://schemas.microsoft.com/office/word/2015/wordml/symex" xmlns:wpg="http://schemas.microsoft.com/office/word/2010/wordprocessingGroup" xmlns:wpi="http://schemas.microsoft.com/office/word/2010/wordprocessingInk" xmlns:wne="http://schemas.microsoft.com/office/word/2006/wordml" xmlns:wps="http://schemas.microsoft.com/office/word/2010/wordprocessingShape" mc:Ignorable="w14 w15 w16se w16cid w16 w16cex w16sdtdh w16sdtfl w16du wp14">
+  <w:p>
+    <w:pPr>
+      <w:pBdr>
+        <w:top w:val="nil"/>
+        <w:left w:val="nil"/>
+        <w:bottom w:val="nil"/>
+        <w:right w:val="nil"/>
+        <w:between w:val="nil"/>
+      </w:pBdr>
+      <w:spacing w:line="14" w:lineRule="auto"/>
+      <w:rPr>
+        <w:color w:val="000000"/>
+        <w:sz w:val="20"/>
+        <w:szCs w:val="20"/>
+      </w:rPr>
+    </w:pPr>
+    <w:r>
+      <w:rPr>
+        <w:noProof/>
+        <w:color w:val="000000"/>
+        <w:sz w:val="26"/>
+        <w:szCs w:val="26"/>
+      </w:rPr>
+      <mc:AlternateContent>
+        <mc:Choice Requires="wps">
+          <w:drawing>
+            <wp:anchor distT="0" distB="0" distL="0" distR="0" simplePos="0" relativeHeight="251665408" behindDoc="1" locked="0" layoutInCell="1" hidden="0" allowOverlap="1" wp14:anchorId="01E4CFCA" wp14:editId="42043467">
+              <wp:simplePos x="0" y="0"/>
+              <wp:positionH relativeFrom="page">
+                <wp:posOffset>325438</wp:posOffset>
+              </wp:positionH>
+              <wp:positionV relativeFrom="page">
+                <wp:posOffset>460057</wp:posOffset>
+              </wp:positionV>
+              <wp:extent cx="664210" cy="183515"/>
+              <wp:effectExtent l="0" t="0" r="0" b="0"/>
+              <wp:wrapNone/>
+              <wp:docPr id="46" name="Rectangle 46"/>
+              <wp:cNvGraphicFramePr/>
+              <a:graphic xmlns:a="http://schemas.openxmlformats.org/drawingml/2006/main">
+                <a:graphicData uri="http://schemas.microsoft.com/office/word/2010/wordprocessingShape">
+                  <wps:wsp>
+                    <wps:cNvSpPr/>
+                    <wps:spPr>
+                      <a:xfrm>
+                        <a:off x="5018658" y="3693005"/>
+                        <a:ext cx="654685" cy="173990"/>
+                      </a:xfrm>
+                      <a:prstGeom prst="rect">
+                        <a:avLst/>
+                      </a:prstGeom>
+                      <a:solidFill>
+                        <a:srgbClr val="FFFFFF">
+                          <a:alpha val="0"/>
+                        </a:srgbClr>
+                      </a:solidFill>
+                      <a:ln>
+                        <a:noFill/>
+                      </a:ln>
+                    </wps:spPr>
+                    <wps:txbx>
+                      <w:txbxContent>
+                        <w:p>
+                          <w:pPr>
+                            <w:spacing w:before="12"/>
+                            <w:ind w:left="20" w:firstLine="20"/>
+                            <w:textDirection w:val="btLr"/>
+                          </w:pPr>
+                          <w:r>
+                            <w:rPr>
+                              <w:color w:val="000000"/>
+                              <w:sz w:val="21"/>
+                            </w:rPr>
+                            <w:t>PG-DITISS</w:t>
+                          </w:r>
+                        </w:p>
+                      </w:txbxContent>
+                    </wps:txbx>
+                    <wps:bodyPr spcFirstLastPara="1" wrap="square" lIns="0" tIns="0" rIns="0" bIns="0" anchor="t" anchorCtr="0">
+                      <a:noAutofit/>
+                    </wps:bodyPr>
+                  </wps:wsp>
+                </a:graphicData>
+              </a:graphic>
+            </wp:anchor>
+          </w:drawing>
+        </mc:Choice>
+        <mc:Fallback>
+          <w:pict>
+            <v:rect w14:anchorId="01E4CFCA" id="Rectangle 46" o:spid="_x0000_s1030" style="position:absolute;margin-left:25.65pt;margin-top:36.2pt;width:52.3pt;height:14.45pt;z-index:-251651072;visibility:visible;mso-wrap-style:square;mso-wrap-distance-left:0;mso-wrap-distance-top:0;mso-wrap-distance-right:0;mso-wrap-distance-bottom:0;mso-position-horizontal:absolute;mso-position-horizontal-relative:page;mso-position-vertical:absolute;mso-position-vertical-relative:page;v-text-anchor:top" o:gfxdata="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" stroked="f">
+              <v:fill opacity="0"/>
+              <v:textbox inset="0,0,0,0">
+                <w:txbxContent>
+                  <w:p>
+                    <w:pPr>
+                      <w:spacing w:before="12"/>
+                      <w:ind w:left="20" w:firstLine="20"/>
+                      <w:textDirection w:val="btLr"/>
+                    </w:pPr>
+                    <w:r>
+                      <w:rPr>
+                        <w:color w:val="000000"/>
+                        <w:sz w:val="21"/>
+                      </w:rPr>
+                      <w:t>PG-DITISS</w:t>
+                    </w:r>
+                  </w:p>
+                </w:txbxContent>
+              </v:textbox>
+              <w10:wrap anchorx="page" anchory="page"/>
+            </v:rect>
+          </w:pict>
+        </mc:Fallback>
+      </mc:AlternateContent>
+    </w:r>
+  </w:p>
+</w:hdr>
+</file>
+
+<file path=word/header6.xml><?xml version="1.0" encoding="utf-8"?>
+<w:hdr xmlns:wpc="http://schemas.microsoft.com/office/word/2010/wordprocessingCanvas" xmlns:cx="http://schemas.microsoft.com/office/drawing/2014/chartex" xmlns:cx1="http://schemas.microsoft.com/office/drawing/2015/9/8/chartex" xmlns:cx2="http://schemas.microsoft.com/office/drawing/2015/10/21/chartex" xmlns:cx3="http://schemas.microsoft.com/office/drawing/2016/5/9/chartex" xmlns:cx4="http://schemas.microsoft.com/office/drawing/2016/5/10/chartex" xmlns:cx5="http://schemas.microsoft.com/office/drawing/2016/5/11/chartex" xmlns:cx6="http://schemas.microsoft.com/office/drawing/2016/5/12/chartex" xmlns:cx7="http://schemas.microsoft.com/office/drawing/2016/5/13/chartex" xmlns:cx8="http://schemas.microsoft.com/office/drawing/2016/5/14/chartex" xmlns:mc="http://schemas.openxmlformats.org/markup-compatibility/2006" xmlns:aink="http://schemas.microsoft.com/office/drawing/2016/ink" xmlns:am3d="http://schemas.microsoft.com/office/drawing/2017/model3d" xmlns:o="urn:schemas-microsoft-com:office:office" xmlns:oel="http://schemas.microsoft.com/office/2019/extlst" xmlns:r="http://schemas.openxmlformats.org/officeDocument/2006/relationships" xmlns:m="http://schemas.openxmlformats.org/officeDocument/2006/math" xmlns:v="urn:schemas-microsoft-com:vml" xmlns:wp14="http://schemas.microsoft.com/office/word/2010/wordprocessingDrawing" xmlns:wp="http://schemas.openxmlformats.org/drawingml/2006/wordprocessingDrawing" xmlns:w10="urn:schemas-microsoft-com:office:word" xmlns:w="http://schemas.openxmlformats.org/wordprocessingml/2006/main" xmlns:w14="http://schemas.microsoft.com/office/word/2010/wordml" xmlns:w15="http://schemas.microsoft.com/office/word/2012/wordml" xmlns:w16cex="http://schemas.microsoft.com/office/word/2018/wordml/cex" xmlns:w16cid="http://schemas.microsoft.com/office/word/2016/wordml/cid" xmlns:w16="http://schemas.microsoft.com/office/word/2018/wordml" xmlns:w16du="http://schemas.microsoft.com/office/word/2023/wordml/word16du" xmlns:w16sdtdh="http://schemas.microsoft.com/office/word/2020/wordml/sdtdatahash" xmlns:w16sdtfl="http://schemas.microsoft.com/office/word/2024/wordml/sdtformatlock" xmlns:w16se="http://schemas.microsoft.com/office/word/2015/wordml/symex" xmlns:wpg="http://schemas.microsoft.com/office/word/2010/wordprocessingGroup" xmlns:wpi="http://schemas.microsoft.com/office/word/2010/wordprocessingInk" xmlns:wne="http://schemas.microsoft.com/office/word/2006/wordml" xmlns:wps="http://schemas.microsoft.com/office/word/2010/wordprocessingShape" mc:Ignorable="w14 w15 w16se w16cid w16 w16cex w16sdtdh w16sdtfl w16du wp14">
+  <w:p>
+    <w:pPr>
+      <w:pBdr>
+        <w:top w:val="nil"/>
+        <w:left w:val="nil"/>
+        <w:bottom w:val="nil"/>
+        <w:right w:val="nil"/>
+        <w:between w:val="nil"/>
+      </w:pBdr>
+      <w:spacing w:line="14" w:lineRule="auto"/>
+      <w:rPr>
+        <w:color w:val="000000"/>
+        <w:sz w:val="20"/>
+        <w:szCs w:val="20"/>
+      </w:rPr>
+    </w:pPr>
+    <w:r>
+      <w:rPr>
+        <w:noProof/>
+        <w:color w:val="000000"/>
+        <w:sz w:val="26"/>
+        <w:szCs w:val="26"/>
+      </w:rPr>
+      <mc:AlternateContent>
+        <mc:Choice Requires="wps">
+          <w:drawing>
+            <wp:anchor distT="0" distB="0" distL="0" distR="0" simplePos="0" relativeHeight="251666432" behindDoc="1" locked="0" layoutInCell="1" hidden="0" allowOverlap="1" wp14:anchorId="365B19DB" wp14:editId="5FFBA725">
+              <wp:simplePos x="0" y="0"/>
+              <wp:positionH relativeFrom="page">
+                <wp:posOffset>325438</wp:posOffset>
+              </wp:positionH>
+              <wp:positionV relativeFrom="page">
+                <wp:posOffset>460057</wp:posOffset>
+              </wp:positionV>
+              <wp:extent cx="664210" cy="183515"/>
+              <wp:effectExtent l="0" t="0" r="0" b="0"/>
+              <wp:wrapNone/>
+              <wp:docPr id="58" name="Rectangle 58"/>
+              <wp:cNvGraphicFramePr/>
+              <a:graphic xmlns:a="http://schemas.openxmlformats.org/drawingml/2006/main">
+                <a:graphicData uri="http://schemas.microsoft.com/office/word/2010/wordprocessingShape">
+                  <wps:wsp>
+                    <wps:cNvSpPr/>
+                    <wps:spPr>
+                      <a:xfrm>
+                        <a:off x="5018658" y="3693005"/>
+                        <a:ext cx="654685" cy="173990"/>
+                      </a:xfrm>
+                      <a:prstGeom prst="rect">
+                        <a:avLst/>
+                      </a:prstGeom>
+                      <a:solidFill>
+                        <a:srgbClr val="FFFFFF">
+                          <a:alpha val="0"/>
+                        </a:srgbClr>
+                      </a:solidFill>
+                      <a:ln>
+                        <a:noFill/>
+                      </a:ln>
+                    </wps:spPr>
+                    <wps:txbx>
+                      <w:txbxContent>
+                        <w:p>
+                          <w:pPr>
+                            <w:spacing w:before="12"/>
+                            <w:ind w:left="20" w:firstLine="20"/>
+                            <w:textDirection w:val="btLr"/>
+                          </w:pPr>
+                          <w:r>
+                            <w:rPr>
+                              <w:color w:val="000000"/>
+                              <w:sz w:val="21"/>
+                            </w:rPr>
+                            <w:t>PG-DITISS</w:t>
+                          </w:r>
+                        </w:p>
+                      </w:txbxContent>
+                    </wps:txbx>
+                    <wps:bodyPr spcFirstLastPara="1" wrap="square" lIns="0" tIns="0" rIns="0" bIns="0" anchor="t" anchorCtr="0">
+                      <a:noAutofit/>
+                    </wps:bodyPr>
+                  </wps:wsp>
+                </a:graphicData>
+              </a:graphic>
+            </wp:anchor>
+          </w:drawing>
+        </mc:Choice>
+        <mc:Fallback>
+          <w:pict>
+            <v:rect w14:anchorId="365B19DB" id="Rectangle 58" o:spid="_x0000_s1031" style="position:absolute;margin-left:25.65pt;margin-top:36.2pt;width:52.3pt;height:14.45pt;z-index:-251650048;visibility:visible;mso-wrap-style:square;mso-wrap-distance-left:0;mso-wrap-distance-top:0;mso-wrap-distance-right:0;mso-wrap-distance-bottom:0;mso-position-horizontal:absolute;mso-position-horizontal-relative:page;mso-position-vertical:absolute;mso-position-vertical-relative:page;v-text-anchor:top" o:gfxdata="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" stroked="f">
+              <v:fill opacity="0"/>
+              <v:textbox inset="0,0,0,0">
+                <w:txbxContent>
+                  <w:p>
+                    <w:pPr>
+                      <w:spacing w:before="12"/>
+                      <w:ind w:left="20" w:firstLine="20"/>
+                      <w:textDirection w:val="btLr"/>
+                    </w:pPr>
+                    <w:r>
+                      <w:rPr>
+                        <w:color w:val="000000"/>
+                        <w:sz w:val="21"/>
+                      </w:rPr>
+                      <w:t>PG-DITISS</w:t>
+                    </w:r>
+                  </w:p>
+                </w:txbxContent>
+              </v:textbox>
+              <w10:wrap anchorx="page" anchory="page"/>
+            </v:rect>
+          </w:pict>
+        </mc:Fallback>
+      </mc:AlternateContent>
+    </w:r>
+  </w:p>
+</w:hdr>
+</file>
+
+<file path=word/header7.xml><?xml version="1.0" encoding="utf-8"?>
+<w:hdr xmlns:wpc="http://schemas.microsoft.com/office/word/2010/wordprocessingCanvas" xmlns:cx="http://schemas.microsoft.com/office/drawing/2014/chartex" xmlns:cx1="http://schemas.microsoft.com/office/drawing/2015/9/8/chartex" xmlns:cx2="http://schemas.microsoft.com/office/drawing/2015/10/21/chartex" xmlns:cx3="http://schemas.microsoft.com/office/drawing/2016/5/9/chartex" xmlns:cx4="http://schemas.microsoft.com/office/drawing/2016/5/10/chartex" xmlns:cx5="http://schemas.microsoft.com/office/drawing/2016/5/11/chartex" xmlns:cx6="http://schemas.microsoft.com/office/drawing/2016/5/12/chartex" xmlns:cx7="http://schemas.microsoft.com/office/drawing/2016/5/13/chartex" xmlns:cx8="http://schemas.microsoft.com/office/drawing/2016/5/14/chartex" xmlns:mc="http://schemas.openxmlformats.org/markup-compatibility/2006" xmlns:aink="http://schemas.microsoft.com/office/drawing/2016/ink" xmlns:am3d="http://schemas.microsoft.com/office/drawing/2017/model3d" xmlns:o="urn:schemas-microsoft-com:office:office" xmlns:oel="http://schemas.microsoft.com/office/2019/extlst" xmlns:r="http://schemas.openxmlformats.org/officeDocument/2006/relationships" xmlns:m="http://schemas.openxmlformats.org/officeDocument/2006/math" xmlns:v="urn:schemas-microsoft-com:vml" xmlns:wp14="http://schemas.microsoft.com/office/word/2010/wordprocessingDrawing" xmlns:wp="http://schemas.openxmlformats.org/drawingml/2006/wordprocessingDrawing" xmlns:w10="urn:schemas-microsoft-com:office:word" xmlns:w="http://schemas.openxmlformats.org/wordprocessingml/2006/main" xmlns:w14="http://schemas.microsoft.com/office/word/2010/wordml" xmlns:w15="http://schemas.microsoft.com/office/word/2012/wordml" xmlns:w16cex="http://schemas.microsoft.com/office/word/2018/wordml/cex" xmlns:w16cid="http://schemas.microsoft.com/office/word/2016/wordml/cid" xmlns:w16="http://schemas.microsoft.com/office/word/2018/wordml" xmlns:w16du="http://schemas.microsoft.com/office/word/2023/wordml/word16du" xmlns:w16sdtdh="http://schemas.microsoft.com/office/word/2020/wordml/sdtdatahash" xmlns:w16sdtfl="http://schemas.microsoft.com/office/word/2024/wordml/sdtformatlock" xmlns:w16se="http://schemas.microsoft.com/office/word/2015/wordml/symex" xmlns:wpg="http://schemas.microsoft.com/office/word/2010/wordprocessingGroup" xmlns:wpi="http://schemas.microsoft.com/office/word/2010/wordprocessingInk" xmlns:wne="http://schemas.microsoft.com/office/word/2006/wordml" xmlns:wps="http://schemas.microsoft.com/office/word/2010/wordprocessingShape" mc:Ignorable="w14 w15 w16se w16cid w16 w16cex w16sdtdh w16sdtfl w16du wp14">
+  <w:p>
+    <w:pPr>
+      <w:pBdr>
+        <w:top w:val="nil"/>
+        <w:left w:val="nil"/>
+        <w:bottom w:val="nil"/>
+        <w:right w:val="nil"/>
+        <w:between w:val="nil"/>
+      </w:pBdr>
+      <w:spacing w:line="14" w:lineRule="auto"/>
+      <w:rPr>
+        <w:color w:val="000000"/>
+        <w:sz w:val="20"/>
+        <w:szCs w:val="20"/>
+      </w:rPr>
+    </w:pPr>
+    <w:r>
+      <w:rPr>
+        <w:noProof/>
+        <w:color w:val="000000"/>
+        <w:sz w:val="26"/>
+        <w:szCs w:val="26"/>
+      </w:rPr>
+      <mc:AlternateContent>
+        <mc:Choice Requires="wps">
+          <w:drawing>
+            <wp:anchor distT="0" distB="0" distL="0" distR="0" simplePos="0" relativeHeight="251667456" behindDoc="1" locked="0" layoutInCell="1" hidden="0" allowOverlap="1" wp14:anchorId="5448264F" wp14:editId="6EF285CE">
+              <wp:simplePos x="0" y="0"/>
+              <wp:positionH relativeFrom="page">
+                <wp:posOffset>325438</wp:posOffset>
+              </wp:positionH>
+              <wp:positionV relativeFrom="page">
+                <wp:posOffset>460057</wp:posOffset>
+              </wp:positionV>
+              <wp:extent cx="664210" cy="183515"/>
+              <wp:effectExtent l="0" t="0" r="0" b="0"/>
+              <wp:wrapNone/>
+              <wp:docPr id="56" name="Rectangle 56"/>
+              <wp:cNvGraphicFramePr/>
+              <a:graphic xmlns:a="http://schemas.openxmlformats.org/drawingml/2006/main">
+                <a:graphicData uri="http://schemas.microsoft.com/office/word/2010/wordprocessingShape">
+                  <wps:wsp>
+                    <wps:cNvSpPr/>
+                    <wps:spPr>
+                      <a:xfrm>
+                        <a:off x="5018658" y="3693005"/>
+                        <a:ext cx="654685" cy="173990"/>
+                      </a:xfrm>
+                      <a:prstGeom prst="rect">
+                        <a:avLst/>
+                      </a:prstGeom>
+                      <a:solidFill>
+                        <a:srgbClr val="FFFFFF">
+                          <a:alpha val="0"/>
+                        </a:srgbClr>
+                      </a:solidFill>
+                      <a:ln>
+                        <a:noFill/>
+                      </a:ln>
+                    </wps:spPr>
+                    <wps:txbx>
+                      <w:txbxContent>
+                        <w:p>
+                          <w:pPr>
+                            <w:spacing w:before="12"/>
+                            <w:ind w:left="20" w:firstLine="20"/>
+                            <w:textDirection w:val="btLr"/>
+                          </w:pPr>
+                          <w:r>
+                            <w:rPr>
+                              <w:color w:val="000000"/>
+                              <w:sz w:val="21"/>
+                            </w:rPr>
+                            <w:t>PG-DITISS</w:t>
+                          </w:r>
+                        </w:p>
+                      </w:txbxContent>
+                    </wps:txbx>
+                    <wps:bodyPr spcFirstLastPara="1" wrap="square" lIns="0" tIns="0" rIns="0" bIns="0" anchor="t" anchorCtr="0">
+                      <a:noAutofit/>
+                    </wps:bodyPr>
+                  </wps:wsp>
+                </a:graphicData>
+              </a:graphic>
+            </wp:anchor>
+          </w:drawing>
+        </mc:Choice>
+        <mc:Fallback>
+          <w:pict>
+            <v:rect w14:anchorId="5448264F" id="Rectangle 56" o:spid="_x0000_s1032" style="position:absolute;margin-left:25.65pt;margin-top:36.2pt;width:52.3pt;height:14.45pt;z-index:-251649024;visibility:visible;mso-wrap-style:square;mso-wrap-distance-left:0;mso-wrap-distance-top:0;mso-wrap-distance-right:0;mso-wrap-distance-bottom:0;mso-position-horizontal:absolute;mso-position-horizontal-relative:page;mso-position-vertical:absolute;mso-position-vertical-relative:page;v-text-anchor:top" o:gfxdata="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" stroked="f">
+              <v:fill opacity="0"/>
+              <v:textbox inset="0,0,0,0">
+                <w:txbxContent>
+                  <w:p>
+                    <w:pPr>
+                      <w:spacing w:before="12"/>
+                      <w:ind w:left="20" w:firstLine="20"/>
+                      <w:textDirection w:val="btLr"/>
+                    </w:pPr>
+                    <w:r>
+                      <w:rPr>
+                        <w:color w:val="000000"/>
+                        <w:sz w:val="21"/>
+                      </w:rPr>
+                      <w:t>PG-DITISS</w:t>
+                    </w:r>
+                  </w:p>
+                </w:txbxContent>
+              </v:textbox>
+              <w10:wrap anchorx="page" anchory="page"/>
+            </v:rect>
+          </w:pict>
+        </mc:Fallback>
+      </mc:AlternateContent>
+    </w:r>
+  </w:p>
+</w:hdr>
+</file>
+
+<file path=word/header8.xml><?xml version="1.0" encoding="utf-8"?>
 <w:hdr xmlns:wpc="http://schemas.microsoft.com/office/word/2010/wordprocessingCanvas" xmlns:cx="http://schemas.microsoft.com/office/drawing/2014/chartex" xmlns:cx1="http://schemas.microsoft.com/office/drawing/2015/9/8/chartex" xmlns:cx2="http://schemas.microsoft.com/office/drawing/2015/10/21/chartex" xmlns:cx3="http://schemas.microsoft.com/office/drawing/2016/5/9/chartex" xmlns:cx4="http://schemas.microsoft.com/office/drawing/2016/5/10/chartex" xmlns:cx5="http://schemas.microsoft.com/office/drawing/2016/5/11/chartex" xmlns:cx6="http://schemas.microsoft.com/office/drawing/2016/5/12/chartex" xmlns:cx7="http://schemas.microsoft.com/office/drawing/2016/5/13/chartex" xmlns:cx8="http://schemas.microsoft.com/office/drawing/2016/5/14/chartex" xmlns:mc="http://schemas.openxmlformats.org/markup-compatibility/2006" xmlns:aink="http://schemas.microsoft.com/office/drawing/2016/ink" xmlns:am3d="http://schemas.microsoft.com/office/drawing/2017/model3d" xmlns:o="urn:schemas-microsoft-com:office:office" xmlns:oel="http://schemas.microsoft.com/office/2019/extlst" xmlns:r="http://schemas.openxmlformats.org/officeDocument/2006/relationships" xmlns:m="http://schemas.openxmlformats.org/officeDocument/2006/math" xmlns:v="urn:schemas-microsoft-com:vml" xmlns:wp14="http://schemas.microsoft.com/office/word/2010/wordprocessingDrawing" xmlns:wp="http://schemas.openxmlformats.org/drawingml/2006/wordprocessingDrawing" xmlns:w10="urn:schemas-microsoft-com:office:word" xmlns:w="http://schemas.openxmlformats.org/wordprocessingml/2006/main" xmlns:w14="http://schemas.microsoft.com/office/word/2010/wordml" xmlns:w15="http://schemas.microsoft.com/office/word/2012/wordml" xmlns:w16cex="http://schemas.microsoft.com/office/word/2018/wordml/cex" xmlns:w16cid="http://schemas.microsoft.com/office/word/2016/wordml/cid" xmlns:w16="http://schemas.microsoft.com/office/word/2018/wordml" xmlns:w16du="http://schemas.microsoft.com/office/word/2023/wordml/word16du" xmlns:w16sdtdh="http://schemas.microsoft.com/office/word/2020/wordml/sdtdatahash" xmlns:w16sdtfl="http://schemas.microsoft.com/office/word/2024/wordml/sdtformatlock" xmlns:w16se="http://schemas.microsoft.com/office/word/2015/wordml/symex" xmlns:wpg="http://schemas.microsoft.com/office/word/2010/wordprocessingGroup" xmlns:wpi="http://schemas.microsoft.com/office/word/2010/wordprocessingInk" xmlns:wne="http://schemas.microsoft.com/office/word/2006/wordml" xmlns:wps="http://schemas.microsoft.com/office/word/2010/wordprocessingShape" mc:Ignorable="w14 w15 w16se w16cid w16 w16cex w16sdtdh w16sdtfl w16du wp14">
   <w:p>
     <w:pPr>
@@ -12979,7 +14706,7 @@
         </mc:Choice>
         <mc:Fallback>
           <w:pict>
-            <v:rect w14:anchorId="69041942" id="Rectangle 64" o:spid="_x0000_s1035" style="position:absolute;margin-left:25.65pt;margin-top:36.2pt;width:52.3pt;height:14.45pt;z-index:-251648000;visibility:visible;mso-wrap-style:square;mso-wrap-distance-left:0;mso-wrap-distance-top:0;mso-wrap-distance-right:0;mso-wrap-distance-bottom:0;mso-position-horizontal:absolute;mso-position-horizontal-relative:page;mso-position-vertical:absolute;mso-position-vertical-relative:page;v-text-anchor:top" o:gfxdata="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" stroked="f">
+            <v:rect w14:anchorId="69041942" id="Rectangle 64" o:spid="_x0000_s1033" style="position:absolute;margin-left:25.65pt;margin-top:36.2pt;width:52.3pt;height:14.45pt;z-index:-251648000;visibility:visible;mso-wrap-style:square;mso-wrap-distance-left:0;mso-wrap-distance-top:0;mso-wrap-distance-right:0;mso-wrap-distance-bottom:0;mso-position-horizontal:absolute;mso-position-horizontal-relative:page;mso-position-vertical:absolute;mso-position-vertical-relative:page;v-text-anchor:top" o:gfxdata="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" stroked="f">
               <v:fill opacity="0"/>
               <v:textbox inset="0,0,0,0">
                 <w:txbxContent>
@@ -13009,7 +14736,7 @@
 </w:hdr>
 </file>
 
-<file path=word/header11.xml><?xml version="1.0" encoding="utf-8"?>
+<file path=word/header9.xml><?xml version="1.0" encoding="utf-8"?>
 <w:hdr xmlns:wpc="http://schemas.microsoft.com/office/word/2010/wordprocessingCanvas" xmlns:cx="http://schemas.microsoft.com/office/drawing/2014/chartex" xmlns:cx1="http://schemas.microsoft.com/office/drawing/2015/9/8/chartex" xmlns:cx2="http://schemas.microsoft.com/office/drawing/2015/10/21/chartex" xmlns:cx3="http://schemas.microsoft.com/office/drawing/2016/5/9/chartex" xmlns:cx4="http://schemas.microsoft.com/office/drawing/2016/5/10/chartex" xmlns:cx5="http://schemas.microsoft.com/office/drawing/2016/5/11/chartex" xmlns:cx6="http://schemas.microsoft.com/office/drawing/2016/5/12/chartex" xmlns:cx7="http://schemas.microsoft.com/office/drawing/2016/5/13/chartex" xmlns:cx8="http://schemas.microsoft.com/office/drawing/2016/5/14/chartex" xmlns:mc="http://schemas.openxmlformats.org/markup-compatibility/2006" xmlns:aink="http://schemas.microsoft.com/office/drawing/2016/ink" xmlns:am3d="http://schemas.microsoft.com/office/drawing/2017/model3d" xmlns:o="urn:schemas-microsoft-com:office:office" xmlns:oel="http://schemas.microsoft.com/office/2019/extlst" xmlns:r="http://schemas.openxmlformats.org/officeDocument/2006/relationships" xmlns:m="http://schemas.openxmlformats.org/officeDocument/2006/math" xmlns:v="urn:schemas-microsoft-com:vml" xmlns:wp14="http://schemas.microsoft.com/office/word/2010/wordprocessingDrawing" xmlns:wp="http://schemas.openxmlformats.org/drawingml/2006/wordprocessingDrawing" xmlns:w10="urn:schemas-microsoft-com:office:word" xmlns:w="http://schemas.openxmlformats.org/wordprocessingml/2006/main" xmlns:w14="http://schemas.microsoft.com/office/word/2010/wordml" xmlns:w15="http://schemas.microsoft.com/office/word/2012/wordml" xmlns:w16cex="http://schemas.microsoft.com/office/word/2018/wordml/cex" xmlns:w16cid="http://schemas.microsoft.com/office/word/2016/wordml/cid" xmlns:w16="http://schemas.microsoft.com/office/word/2018/wordml" xmlns:w16du="http://schemas.microsoft.com/office/word/2023/wordml/word16du" xmlns:w16sdtdh="http://schemas.microsoft.com/office/word/2020/wordml/sdtdatahash" xmlns:w16sdtfl="http://schemas.microsoft.com/office/word/2024/wordml/sdtformatlock" xmlns:w16se="http://schemas.microsoft.com/office/word/2015/wordml/symex" xmlns:wpg="http://schemas.microsoft.com/office/word/2010/wordprocessingGroup" xmlns:wpi="http://schemas.microsoft.com/office/word/2010/wordprocessingInk" xmlns:wne="http://schemas.microsoft.com/office/word/2006/wordml" xmlns:wps="http://schemas.microsoft.com/office/word/2010/wordprocessingShape" mc:Ignorable="w14 w15 w16se w16cid w16 w16cex w16sdtdh w16sdtfl w16du wp14">
   <w:p>
     <w:pPr>
@@ -13100,2185 +14827,7 @@
         </mc:Choice>
         <mc:Fallback>
           <w:pict>
-            <v:rect w14:anchorId="7770C7D5" id="Rectangle 49" o:spid="_x0000_s1036" style="position:absolute;margin-left:25.65pt;margin-top:36.2pt;width:52.3pt;height:14.45pt;z-index:-251646976;visibility:visible;mso-wrap-style:square;mso-wrap-distance-left:0;mso-wrap-distance-top:0;mso-wrap-distance-right:0;mso-wrap-distance-bottom:0;mso-position-horizontal:absolute;mso-position-horizontal-relative:page;mso-position-vertical:absolute;mso-position-vertical-relative:page;v-text-anchor:top" o:gfxdata="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" stroked="f">
-              <v:fill opacity="0"/>
-              <v:textbox inset="0,0,0,0">
-                <w:txbxContent>
-                  <w:p>
-                    <w:pPr>
-                      <w:spacing w:before="12"/>
-                      <w:ind w:left="20" w:firstLine="20"/>
-                      <w:textDirection w:val="btLr"/>
-                    </w:pPr>
-                    <w:r>
-                      <w:rPr>
-                        <w:color w:val="000000"/>
-                        <w:sz w:val="21"/>
-                      </w:rPr>
-                      <w:t>PG-DITISS</w:t>
-                    </w:r>
-                  </w:p>
-                </w:txbxContent>
-              </v:textbox>
-              <w10:wrap anchorx="page" anchory="page"/>
-            </v:rect>
-          </w:pict>
-        </mc:Fallback>
-      </mc:AlternateContent>
-    </w:r>
-  </w:p>
-</w:hdr>
-</file>
-
-<file path=word/header12.xml><?xml version="1.0" encoding="utf-8"?>
-<w:hdr xmlns:wpc="http://schemas.microsoft.com/office/word/2010/wordprocessingCanvas" xmlns:cx="http://schemas.microsoft.com/office/drawing/2014/chartex" xmlns:cx1="http://schemas.microsoft.com/office/drawing/2015/9/8/chartex" xmlns:cx2="http://schemas.microsoft.com/office/drawing/2015/10/21/chartex" xmlns:cx3="http://schemas.microsoft.com/office/drawing/2016/5/9/chartex" xmlns:cx4="http://schemas.microsoft.com/office/drawing/2016/5/10/chartex" xmlns:cx5="http://schemas.microsoft.com/office/drawing/2016/5/11/chartex" xmlns:cx6="http://schemas.microsoft.com/office/drawing/2016/5/12/chartex" xmlns:cx7="http://schemas.microsoft.com/office/drawing/2016/5/13/chartex" xmlns:cx8="http://schemas.microsoft.com/office/drawing/2016/5/14/chartex" xmlns:mc="http://schemas.openxmlformats.org/markup-compatibility/2006" xmlns:aink="http://schemas.microsoft.com/office/drawing/2016/ink" xmlns:am3d="http://schemas.microsoft.com/office/drawing/2017/model3d" xmlns:o="urn:schemas-microsoft-com:office:office" xmlns:oel="http://schemas.microsoft.com/office/2019/extlst" xmlns:r="http://schemas.openxmlformats.org/officeDocument/2006/relationships" xmlns:m="http://schemas.openxmlformats.org/officeDocument/2006/math" xmlns:v="urn:schemas-microsoft-com:vml" xmlns:wp14="http://schemas.microsoft.com/office/word/2010/wordprocessingDrawing" xmlns:wp="http://schemas.openxmlformats.org/drawingml/2006/wordprocessingDrawing" xmlns:w10="urn:schemas-microsoft-com:office:word" xmlns:w="http://schemas.openxmlformats.org/wordprocessingml/2006/main" xmlns:w14="http://schemas.microsoft.com/office/word/2010/wordml" xmlns:w15="http://schemas.microsoft.com/office/word/2012/wordml" xmlns:w16cex="http://schemas.microsoft.com/office/word/2018/wordml/cex" xmlns:w16cid="http://schemas.microsoft.com/office/word/2016/wordml/cid" xmlns:w16="http://schemas.microsoft.com/office/word/2018/wordml" xmlns:w16du="http://schemas.microsoft.com/office/word/2023/wordml/word16du" xmlns:w16sdtdh="http://schemas.microsoft.com/office/word/2020/wordml/sdtdatahash" xmlns:w16sdtfl="http://schemas.microsoft.com/office/word/2024/wordml/sdtformatlock" xmlns:w16se="http://schemas.microsoft.com/office/word/2015/wordml/symex" xmlns:wpg="http://schemas.microsoft.com/office/word/2010/wordprocessingGroup" xmlns:wpi="http://schemas.microsoft.com/office/word/2010/wordprocessingInk" xmlns:wne="http://schemas.microsoft.com/office/word/2006/wordml" xmlns:wps="http://schemas.microsoft.com/office/word/2010/wordprocessingShape" mc:Ignorable="w14 w15 w16se w16cid w16 w16cex w16sdtdh w16sdtfl w16du wp14">
-  <w:p>
-    <w:pPr>
-      <w:pBdr>
-        <w:top w:val="nil"/>
-        <w:left w:val="nil"/>
-        <w:bottom w:val="nil"/>
-        <w:right w:val="nil"/>
-        <w:between w:val="nil"/>
-      </w:pBdr>
-      <w:spacing w:line="14" w:lineRule="auto"/>
-      <w:rPr>
-        <w:color w:val="000000"/>
-        <w:sz w:val="20"/>
-        <w:szCs w:val="20"/>
-      </w:rPr>
-    </w:pPr>
-    <w:r>
-      <w:rPr>
-        <w:noProof/>
-        <w:color w:val="000000"/>
-        <w:sz w:val="26"/>
-        <w:szCs w:val="26"/>
-      </w:rPr>
-      <mc:AlternateContent>
-        <mc:Choice Requires="wps">
-          <w:drawing>
-            <wp:anchor distT="0" distB="0" distL="0" distR="0" simplePos="0" relativeHeight="251670528" behindDoc="1" locked="0" layoutInCell="1" hidden="0" allowOverlap="1" wp14:anchorId="26A01CF7" wp14:editId="678409F1">
-              <wp:simplePos x="0" y="0"/>
-              <wp:positionH relativeFrom="page">
-                <wp:posOffset>325438</wp:posOffset>
-              </wp:positionH>
-              <wp:positionV relativeFrom="page">
-                <wp:posOffset>460057</wp:posOffset>
-              </wp:positionV>
-              <wp:extent cx="664210" cy="183515"/>
-              <wp:effectExtent l="0" t="0" r="0" b="0"/>
-              <wp:wrapNone/>
-              <wp:docPr id="45" name="Rectangle 45"/>
-              <wp:cNvGraphicFramePr/>
-              <a:graphic xmlns:a="http://schemas.openxmlformats.org/drawingml/2006/main">
-                <a:graphicData uri="http://schemas.microsoft.com/office/word/2010/wordprocessingShape">
-                  <wps:wsp>
-                    <wps:cNvSpPr/>
-                    <wps:spPr>
-                      <a:xfrm>
-                        <a:off x="5018658" y="3693005"/>
-                        <a:ext cx="654685" cy="173990"/>
-                      </a:xfrm>
-                      <a:prstGeom prst="rect">
-                        <a:avLst/>
-                      </a:prstGeom>
-                      <a:solidFill>
-                        <a:srgbClr val="FFFFFF">
-                          <a:alpha val="0"/>
-                        </a:srgbClr>
-                      </a:solidFill>
-                      <a:ln>
-                        <a:noFill/>
-                      </a:ln>
-                    </wps:spPr>
-                    <wps:txbx>
-                      <w:txbxContent>
-                        <w:p>
-                          <w:pPr>
-                            <w:spacing w:before="12"/>
-                            <w:ind w:left="20" w:firstLine="20"/>
-                            <w:textDirection w:val="btLr"/>
-                          </w:pPr>
-                          <w:r>
-                            <w:rPr>
-                              <w:color w:val="000000"/>
-                              <w:sz w:val="21"/>
-                            </w:rPr>
-                            <w:t>PG-DITISS</w:t>
-                          </w:r>
-                        </w:p>
-                      </w:txbxContent>
-                    </wps:txbx>
-                    <wps:bodyPr spcFirstLastPara="1" wrap="square" lIns="0" tIns="0" rIns="0" bIns="0" anchor="t" anchorCtr="0">
-                      <a:noAutofit/>
-                    </wps:bodyPr>
-                  </wps:wsp>
-                </a:graphicData>
-              </a:graphic>
-            </wp:anchor>
-          </w:drawing>
-        </mc:Choice>
-        <mc:Fallback>
-          <w:pict>
-            <v:rect w14:anchorId="26A01CF7" id="Rectangle 45" o:spid="_x0000_s1037" style="position:absolute;margin-left:25.65pt;margin-top:36.2pt;width:52.3pt;height:14.45pt;z-index:-251645952;visibility:visible;mso-wrap-style:square;mso-wrap-distance-left:0;mso-wrap-distance-top:0;mso-wrap-distance-right:0;mso-wrap-distance-bottom:0;mso-position-horizontal:absolute;mso-position-horizontal-relative:page;mso-position-vertical:absolute;mso-position-vertical-relative:page;v-text-anchor:top" o:gfxdata="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" stroked="f">
-              <v:fill opacity="0"/>
-              <v:textbox inset="0,0,0,0">
-                <w:txbxContent>
-                  <w:p>
-                    <w:pPr>
-                      <w:spacing w:before="12"/>
-                      <w:ind w:left="20" w:firstLine="20"/>
-                      <w:textDirection w:val="btLr"/>
-                    </w:pPr>
-                    <w:r>
-                      <w:rPr>
-                        <w:color w:val="000000"/>
-                        <w:sz w:val="21"/>
-                      </w:rPr>
-                      <w:t>PG-DITISS</w:t>
-                    </w:r>
-                  </w:p>
-                </w:txbxContent>
-              </v:textbox>
-              <w10:wrap anchorx="page" anchory="page"/>
-            </v:rect>
-          </w:pict>
-        </mc:Fallback>
-      </mc:AlternateContent>
-    </w:r>
-  </w:p>
-</w:hdr>
-</file>
-
-<file path=word/header13.xml><?xml version="1.0" encoding="utf-8"?>
-<w:hdr xmlns:wpc="http://schemas.microsoft.com/office/word/2010/wordprocessingCanvas" xmlns:cx="http://schemas.microsoft.com/office/drawing/2014/chartex" xmlns:cx1="http://schemas.microsoft.com/office/drawing/2015/9/8/chartex" xmlns:cx2="http://schemas.microsoft.com/office/drawing/2015/10/21/chartex" xmlns:cx3="http://schemas.microsoft.com/office/drawing/2016/5/9/chartex" xmlns:cx4="http://schemas.microsoft.com/office/drawing/2016/5/10/chartex" xmlns:cx5="http://schemas.microsoft.com/office/drawing/2016/5/11/chartex" xmlns:cx6="http://schemas.microsoft.com/office/drawing/2016/5/12/chartex" xmlns:cx7="http://schemas.microsoft.com/office/drawing/2016/5/13/chartex" xmlns:cx8="http://schemas.microsoft.com/office/drawing/2016/5/14/chartex" xmlns:mc="http://schemas.openxmlformats.org/markup-compatibility/2006" xmlns:aink="http://schemas.microsoft.com/office/drawing/2016/ink" xmlns:am3d="http://schemas.microsoft.com/office/drawing/2017/model3d" xmlns:o="urn:schemas-microsoft-com:office:office" xmlns:oel="http://schemas.microsoft.com/office/2019/extlst" xmlns:r="http://schemas.openxmlformats.org/officeDocument/2006/relationships" xmlns:m="http://schemas.openxmlformats.org/officeDocument/2006/math" xmlns:v="urn:schemas-microsoft-com:vml" xmlns:wp14="http://schemas.microsoft.com/office/word/2010/wordprocessingDrawing" xmlns:wp="http://schemas.openxmlformats.org/drawingml/2006/wordprocessingDrawing" xmlns:w10="urn:schemas-microsoft-com:office:word" xmlns:w="http://schemas.openxmlformats.org/wordprocessingml/2006/main" xmlns:w14="http://schemas.microsoft.com/office/word/2010/wordml" xmlns:w15="http://schemas.microsoft.com/office/word/2012/wordml" xmlns:w16cex="http://schemas.microsoft.com/office/word/2018/wordml/cex" xmlns:w16cid="http://schemas.microsoft.com/office/word/2016/wordml/cid" xmlns:w16="http://schemas.microsoft.com/office/word/2018/wordml" xmlns:w16du="http://schemas.microsoft.com/office/word/2023/wordml/word16du" xmlns:w16sdtdh="http://schemas.microsoft.com/office/word/2020/wordml/sdtdatahash" xmlns:w16sdtfl="http://schemas.microsoft.com/office/word/2024/wordml/sdtformatlock" xmlns:w16se="http://schemas.microsoft.com/office/word/2015/wordml/symex" xmlns:wpg="http://schemas.microsoft.com/office/word/2010/wordprocessingGroup" xmlns:wpi="http://schemas.microsoft.com/office/word/2010/wordprocessingInk" xmlns:wne="http://schemas.microsoft.com/office/word/2006/wordml" xmlns:wps="http://schemas.microsoft.com/office/word/2010/wordprocessingShape" mc:Ignorable="w14 w15 w16se w16cid w16 w16cex w16sdtdh w16sdtfl w16du wp14">
-  <w:p>
-    <w:pPr>
-      <w:pBdr>
-        <w:top w:val="nil"/>
-        <w:left w:val="nil"/>
-        <w:bottom w:val="nil"/>
-        <w:right w:val="nil"/>
-        <w:between w:val="nil"/>
-      </w:pBdr>
-      <w:spacing w:line="14" w:lineRule="auto"/>
-      <w:rPr>
-        <w:color w:val="000000"/>
-        <w:sz w:val="20"/>
-        <w:szCs w:val="20"/>
-      </w:rPr>
-    </w:pPr>
-    <w:r>
-      <w:rPr>
-        <w:noProof/>
-        <w:color w:val="000000"/>
-        <w:sz w:val="26"/>
-        <w:szCs w:val="26"/>
-      </w:rPr>
-      <mc:AlternateContent>
-        <mc:Choice Requires="wps">
-          <w:drawing>
-            <wp:anchor distT="0" distB="0" distL="0" distR="0" simplePos="0" relativeHeight="251671552" behindDoc="1" locked="0" layoutInCell="1" hidden="0" allowOverlap="1" wp14:anchorId="4F7E5710" wp14:editId="3CDEEBF6">
-              <wp:simplePos x="0" y="0"/>
-              <wp:positionH relativeFrom="page">
-                <wp:posOffset>325438</wp:posOffset>
-              </wp:positionH>
-              <wp:positionV relativeFrom="page">
-                <wp:posOffset>460057</wp:posOffset>
-              </wp:positionV>
-              <wp:extent cx="664210" cy="183515"/>
-              <wp:effectExtent l="0" t="0" r="0" b="0"/>
-              <wp:wrapNone/>
-              <wp:docPr id="44" name="Rectangle 44"/>
-              <wp:cNvGraphicFramePr/>
-              <a:graphic xmlns:a="http://schemas.openxmlformats.org/drawingml/2006/main">
-                <a:graphicData uri="http://schemas.microsoft.com/office/word/2010/wordprocessingShape">
-                  <wps:wsp>
-                    <wps:cNvSpPr/>
-                    <wps:spPr>
-                      <a:xfrm>
-                        <a:off x="5018658" y="3693005"/>
-                        <a:ext cx="654685" cy="173990"/>
-                      </a:xfrm>
-                      <a:prstGeom prst="rect">
-                        <a:avLst/>
-                      </a:prstGeom>
-                      <a:solidFill>
-                        <a:srgbClr val="FFFFFF">
-                          <a:alpha val="0"/>
-                        </a:srgbClr>
-                      </a:solidFill>
-                      <a:ln>
-                        <a:noFill/>
-                      </a:ln>
-                    </wps:spPr>
-                    <wps:txbx>
-                      <w:txbxContent>
-                        <w:p>
-                          <w:pPr>
-                            <w:spacing w:before="12"/>
-                            <w:ind w:left="20" w:firstLine="20"/>
-                            <w:textDirection w:val="btLr"/>
-                          </w:pPr>
-                          <w:r>
-                            <w:rPr>
-                              <w:color w:val="000000"/>
-                              <w:sz w:val="21"/>
-                            </w:rPr>
-                            <w:t>PG-DITISS</w:t>
-                          </w:r>
-                        </w:p>
-                      </w:txbxContent>
-                    </wps:txbx>
-                    <wps:bodyPr spcFirstLastPara="1" wrap="square" lIns="0" tIns="0" rIns="0" bIns="0" anchor="t" anchorCtr="0">
-                      <a:noAutofit/>
-                    </wps:bodyPr>
-                  </wps:wsp>
-                </a:graphicData>
-              </a:graphic>
-            </wp:anchor>
-          </w:drawing>
-        </mc:Choice>
-        <mc:Fallback>
-          <w:pict>
-            <v:rect w14:anchorId="4F7E5710" id="Rectangle 44" o:spid="_x0000_s1038" style="position:absolute;margin-left:25.65pt;margin-top:36.2pt;width:52.3pt;height:14.45pt;z-index:-251644928;visibility:visible;mso-wrap-style:square;mso-wrap-distance-left:0;mso-wrap-distance-top:0;mso-wrap-distance-right:0;mso-wrap-distance-bottom:0;mso-position-horizontal:absolute;mso-position-horizontal-relative:page;mso-position-vertical:absolute;mso-position-vertical-relative:page;v-text-anchor:top" o:gfxdata="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" stroked="f">
-              <v:fill opacity="0"/>
-              <v:textbox inset="0,0,0,0">
-                <w:txbxContent>
-                  <w:p>
-                    <w:pPr>
-                      <w:spacing w:before="12"/>
-                      <w:ind w:left="20" w:firstLine="20"/>
-                      <w:textDirection w:val="btLr"/>
-                    </w:pPr>
-                    <w:r>
-                      <w:rPr>
-                        <w:color w:val="000000"/>
-                        <w:sz w:val="21"/>
-                      </w:rPr>
-                      <w:t>PG-DITISS</w:t>
-                    </w:r>
-                  </w:p>
-                </w:txbxContent>
-              </v:textbox>
-              <w10:wrap anchorx="page" anchory="page"/>
-            </v:rect>
-          </w:pict>
-        </mc:Fallback>
-      </mc:AlternateContent>
-    </w:r>
-  </w:p>
-</w:hdr>
-</file>
-
-<file path=word/header14.xml><?xml version="1.0" encoding="utf-8"?>
-<w:hdr xmlns:wpc="http://schemas.microsoft.com/office/word/2010/wordprocessingCanvas" xmlns:cx="http://schemas.microsoft.com/office/drawing/2014/chartex" xmlns:cx1="http://schemas.microsoft.com/office/drawing/2015/9/8/chartex" xmlns:cx2="http://schemas.microsoft.com/office/drawing/2015/10/21/chartex" xmlns:cx3="http://schemas.microsoft.com/office/drawing/2016/5/9/chartex" xmlns:cx4="http://schemas.microsoft.com/office/drawing/2016/5/10/chartex" xmlns:cx5="http://schemas.microsoft.com/office/drawing/2016/5/11/chartex" xmlns:cx6="http://schemas.microsoft.com/office/drawing/2016/5/12/chartex" xmlns:cx7="http://schemas.microsoft.com/office/drawing/2016/5/13/chartex" xmlns:cx8="http://schemas.microsoft.com/office/drawing/2016/5/14/chartex" xmlns:mc="http://schemas.openxmlformats.org/markup-compatibility/2006" xmlns:aink="http://schemas.microsoft.com/office/drawing/2016/ink" xmlns:am3d="http://schemas.microsoft.com/office/drawing/2017/model3d" xmlns:o="urn:schemas-microsoft-com:office:office" xmlns:oel="http://schemas.microsoft.com/office/2019/extlst" xmlns:r="http://schemas.openxmlformats.org/officeDocument/2006/relationships" xmlns:m="http://schemas.openxmlformats.org/officeDocument/2006/math" xmlns:v="urn:schemas-microsoft-com:vml" xmlns:wp14="http://schemas.microsoft.com/office/word/2010/wordprocessingDrawing" xmlns:wp="http://schemas.openxmlformats.org/drawingml/2006/wordprocessingDrawing" xmlns:w10="urn:schemas-microsoft-com:office:word" xmlns:w="http://schemas.openxmlformats.org/wordprocessingml/2006/main" xmlns:w14="http://schemas.microsoft.com/office/word/2010/wordml" xmlns:w15="http://schemas.microsoft.com/office/word/2012/wordml" xmlns:w16cex="http://schemas.microsoft.com/office/word/2018/wordml/cex" xmlns:w16cid="http://schemas.microsoft.com/office/word/2016/wordml/cid" xmlns:w16="http://schemas.microsoft.com/office/word/2018/wordml" xmlns:w16du="http://schemas.microsoft.com/office/word/2023/wordml/word16du" xmlns:w16sdtdh="http://schemas.microsoft.com/office/word/2020/wordml/sdtdatahash" xmlns:w16sdtfl="http://schemas.microsoft.com/office/word/2024/wordml/sdtformatlock" xmlns:w16se="http://schemas.microsoft.com/office/word/2015/wordml/symex" xmlns:wpg="http://schemas.microsoft.com/office/word/2010/wordprocessingGroup" xmlns:wpi="http://schemas.microsoft.com/office/word/2010/wordprocessingInk" xmlns:wne="http://schemas.microsoft.com/office/word/2006/wordml" xmlns:wps="http://schemas.microsoft.com/office/word/2010/wordprocessingShape" mc:Ignorable="w14 w15 w16se w16cid w16 w16cex w16sdtdh w16sdtfl w16du wp14">
-  <w:p>
-    <w:pPr>
-      <w:pBdr>
-        <w:top w:val="nil"/>
-        <w:left w:val="nil"/>
-        <w:bottom w:val="nil"/>
-        <w:right w:val="nil"/>
-        <w:between w:val="nil"/>
-      </w:pBdr>
-      <w:spacing w:line="14" w:lineRule="auto"/>
-      <w:rPr>
-        <w:color w:val="000000"/>
-        <w:sz w:val="20"/>
-        <w:szCs w:val="20"/>
-      </w:rPr>
-    </w:pPr>
-    <w:r>
-      <w:rPr>
-        <w:noProof/>
-        <w:color w:val="000000"/>
-        <w:sz w:val="26"/>
-        <w:szCs w:val="26"/>
-      </w:rPr>
-      <mc:AlternateContent>
-        <mc:Choice Requires="wps">
-          <w:drawing>
-            <wp:anchor distT="0" distB="0" distL="0" distR="0" simplePos="0" relativeHeight="251672576" behindDoc="1" locked="0" layoutInCell="1" hidden="0" allowOverlap="1" wp14:anchorId="4F0F0C77" wp14:editId="0F5E11BE">
-              <wp:simplePos x="0" y="0"/>
-              <wp:positionH relativeFrom="page">
-                <wp:posOffset>325438</wp:posOffset>
-              </wp:positionH>
-              <wp:positionV relativeFrom="page">
-                <wp:posOffset>460057</wp:posOffset>
-              </wp:positionV>
-              <wp:extent cx="664210" cy="183515"/>
-              <wp:effectExtent l="0" t="0" r="0" b="0"/>
-              <wp:wrapNone/>
-              <wp:docPr id="48" name="Rectangle 48"/>
-              <wp:cNvGraphicFramePr/>
-              <a:graphic xmlns:a="http://schemas.openxmlformats.org/drawingml/2006/main">
-                <a:graphicData uri="http://schemas.microsoft.com/office/word/2010/wordprocessingShape">
-                  <wps:wsp>
-                    <wps:cNvSpPr/>
-                    <wps:spPr>
-                      <a:xfrm>
-                        <a:off x="5018658" y="3693005"/>
-                        <a:ext cx="654685" cy="173990"/>
-                      </a:xfrm>
-                      <a:prstGeom prst="rect">
-                        <a:avLst/>
-                      </a:prstGeom>
-                      <a:solidFill>
-                        <a:srgbClr val="FFFFFF">
-                          <a:alpha val="0"/>
-                        </a:srgbClr>
-                      </a:solidFill>
-                      <a:ln>
-                        <a:noFill/>
-                      </a:ln>
-                    </wps:spPr>
-                    <wps:txbx>
-                      <w:txbxContent>
-                        <w:p>
-                          <w:pPr>
-                            <w:spacing w:before="12"/>
-                            <w:ind w:left="20" w:firstLine="20"/>
-                            <w:textDirection w:val="btLr"/>
-                          </w:pPr>
-                          <w:r>
-                            <w:rPr>
-                              <w:color w:val="000000"/>
-                              <w:sz w:val="21"/>
-                            </w:rPr>
-                            <w:t>PG-DITISS</w:t>
-                          </w:r>
-                        </w:p>
-                      </w:txbxContent>
-                    </wps:txbx>
-                    <wps:bodyPr spcFirstLastPara="1" wrap="square" lIns="0" tIns="0" rIns="0" bIns="0" anchor="t" anchorCtr="0">
-                      <a:noAutofit/>
-                    </wps:bodyPr>
-                  </wps:wsp>
-                </a:graphicData>
-              </a:graphic>
-            </wp:anchor>
-          </w:drawing>
-        </mc:Choice>
-        <mc:Fallback>
-          <w:pict>
-            <v:rect w14:anchorId="4F0F0C77" id="Rectangle 48" o:spid="_x0000_s1039" style="position:absolute;margin-left:25.65pt;margin-top:36.2pt;width:52.3pt;height:14.45pt;z-index:-251643904;visibility:visible;mso-wrap-style:square;mso-wrap-distance-left:0;mso-wrap-distance-top:0;mso-wrap-distance-right:0;mso-wrap-distance-bottom:0;mso-position-horizontal:absolute;mso-position-horizontal-relative:page;mso-position-vertical:absolute;mso-position-vertical-relative:page;v-text-anchor:top" o:gfxdata="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" stroked="f">
-              <v:fill opacity="0"/>
-              <v:textbox inset="0,0,0,0">
-                <w:txbxContent>
-                  <w:p>
-                    <w:pPr>
-                      <w:spacing w:before="12"/>
-                      <w:ind w:left="20" w:firstLine="20"/>
-                      <w:textDirection w:val="btLr"/>
-                    </w:pPr>
-                    <w:r>
-                      <w:rPr>
-                        <w:color w:val="000000"/>
-                        <w:sz w:val="21"/>
-                      </w:rPr>
-                      <w:t>PG-DITISS</w:t>
-                    </w:r>
-                  </w:p>
-                </w:txbxContent>
-              </v:textbox>
-              <w10:wrap anchorx="page" anchory="page"/>
-            </v:rect>
-          </w:pict>
-        </mc:Fallback>
-      </mc:AlternateContent>
-    </w:r>
-  </w:p>
-</w:hdr>
-</file>
-
-<file path=word/header15.xml><?xml version="1.0" encoding="utf-8"?>
-<w:hdr xmlns:wpc="http://schemas.microsoft.com/office/word/2010/wordprocessingCanvas" xmlns:cx="http://schemas.microsoft.com/office/drawing/2014/chartex" xmlns:cx1="http://schemas.microsoft.com/office/drawing/2015/9/8/chartex" xmlns:cx2="http://schemas.microsoft.com/office/drawing/2015/10/21/chartex" xmlns:cx3="http://schemas.microsoft.com/office/drawing/2016/5/9/chartex" xmlns:cx4="http://schemas.microsoft.com/office/drawing/2016/5/10/chartex" xmlns:cx5="http://schemas.microsoft.com/office/drawing/2016/5/11/chartex" xmlns:cx6="http://schemas.microsoft.com/office/drawing/2016/5/12/chartex" xmlns:cx7="http://schemas.microsoft.com/office/drawing/2016/5/13/chartex" xmlns:cx8="http://schemas.microsoft.com/office/drawing/2016/5/14/chartex" xmlns:mc="http://schemas.openxmlformats.org/markup-compatibility/2006" xmlns:aink="http://schemas.microsoft.com/office/drawing/2016/ink" xmlns:am3d="http://schemas.microsoft.com/office/drawing/2017/model3d" xmlns:o="urn:schemas-microsoft-com:office:office" xmlns:oel="http://schemas.microsoft.com/office/2019/extlst" xmlns:r="http://schemas.openxmlformats.org/officeDocument/2006/relationships" xmlns:m="http://schemas.openxmlformats.org/officeDocument/2006/math" xmlns:v="urn:schemas-microsoft-com:vml" xmlns:wp14="http://schemas.microsoft.com/office/word/2010/wordprocessingDrawing" xmlns:wp="http://schemas.openxmlformats.org/drawingml/2006/wordprocessingDrawing" xmlns:w10="urn:schemas-microsoft-com:office:word" xmlns:w="http://schemas.openxmlformats.org/wordprocessingml/2006/main" xmlns:w14="http://schemas.microsoft.com/office/word/2010/wordml" xmlns:w15="http://schemas.microsoft.com/office/word/2012/wordml" xmlns:w16cex="http://schemas.microsoft.com/office/word/2018/wordml/cex" xmlns:w16cid="http://schemas.microsoft.com/office/word/2016/wordml/cid" xmlns:w16="http://schemas.microsoft.com/office/word/2018/wordml" xmlns:w16du="http://schemas.microsoft.com/office/word/2023/wordml/word16du" xmlns:w16sdtdh="http://schemas.microsoft.com/office/word/2020/wordml/sdtdatahash" xmlns:w16sdtfl="http://schemas.microsoft.com/office/word/2024/wordml/sdtformatlock" xmlns:w16se="http://schemas.microsoft.com/office/word/2015/wordml/symex" xmlns:wpg="http://schemas.microsoft.com/office/word/2010/wordprocessingGroup" xmlns:wpi="http://schemas.microsoft.com/office/word/2010/wordprocessingInk" xmlns:wne="http://schemas.microsoft.com/office/word/2006/wordml" xmlns:wps="http://schemas.microsoft.com/office/word/2010/wordprocessingShape" mc:Ignorable="w14 w15 w16se w16cid w16 w16cex w16sdtdh w16sdtfl w16du wp14">
-  <w:p>
-    <w:pPr>
-      <w:pBdr>
-        <w:top w:val="nil"/>
-        <w:left w:val="nil"/>
-        <w:bottom w:val="nil"/>
-        <w:right w:val="nil"/>
-        <w:between w:val="nil"/>
-      </w:pBdr>
-      <w:spacing w:line="14" w:lineRule="auto"/>
-      <w:rPr>
-        <w:color w:val="000000"/>
-        <w:sz w:val="20"/>
-        <w:szCs w:val="20"/>
-      </w:rPr>
-    </w:pPr>
-    <w:r>
-      <w:rPr>
-        <w:noProof/>
-        <w:color w:val="000000"/>
-        <w:sz w:val="26"/>
-        <w:szCs w:val="26"/>
-      </w:rPr>
-      <mc:AlternateContent>
-        <mc:Choice Requires="wps">
-          <w:drawing>
-            <wp:anchor distT="0" distB="0" distL="0" distR="0" simplePos="0" relativeHeight="251673600" behindDoc="1" locked="0" layoutInCell="1" hidden="0" allowOverlap="1" wp14:anchorId="26DB57B4" wp14:editId="47C05847">
-              <wp:simplePos x="0" y="0"/>
-              <wp:positionH relativeFrom="page">
-                <wp:posOffset>325438</wp:posOffset>
-              </wp:positionH>
-              <wp:positionV relativeFrom="page">
-                <wp:posOffset>460057</wp:posOffset>
-              </wp:positionV>
-              <wp:extent cx="664210" cy="183515"/>
-              <wp:effectExtent l="0" t="0" r="0" b="0"/>
-              <wp:wrapNone/>
-              <wp:docPr id="63" name="Rectangle 63"/>
-              <wp:cNvGraphicFramePr/>
-              <a:graphic xmlns:a="http://schemas.openxmlformats.org/drawingml/2006/main">
-                <a:graphicData uri="http://schemas.microsoft.com/office/word/2010/wordprocessingShape">
-                  <wps:wsp>
-                    <wps:cNvSpPr/>
-                    <wps:spPr>
-                      <a:xfrm>
-                        <a:off x="5018658" y="3693005"/>
-                        <a:ext cx="654685" cy="173990"/>
-                      </a:xfrm>
-                      <a:prstGeom prst="rect">
-                        <a:avLst/>
-                      </a:prstGeom>
-                      <a:solidFill>
-                        <a:srgbClr val="FFFFFF">
-                          <a:alpha val="0"/>
-                        </a:srgbClr>
-                      </a:solidFill>
-                      <a:ln>
-                        <a:noFill/>
-                      </a:ln>
-                    </wps:spPr>
-                    <wps:txbx>
-                      <w:txbxContent>
-                        <w:p>
-                          <w:pPr>
-                            <w:spacing w:before="12"/>
-                            <w:ind w:left="20" w:firstLine="20"/>
-                            <w:textDirection w:val="btLr"/>
-                          </w:pPr>
-                          <w:r>
-                            <w:rPr>
-                              <w:color w:val="000000"/>
-                              <w:sz w:val="21"/>
-                            </w:rPr>
-                            <w:t>PG-DITISS</w:t>
-                          </w:r>
-                        </w:p>
-                      </w:txbxContent>
-                    </wps:txbx>
-                    <wps:bodyPr spcFirstLastPara="1" wrap="square" lIns="0" tIns="0" rIns="0" bIns="0" anchor="t" anchorCtr="0">
-                      <a:noAutofit/>
-                    </wps:bodyPr>
-                  </wps:wsp>
-                </a:graphicData>
-              </a:graphic>
-            </wp:anchor>
-          </w:drawing>
-        </mc:Choice>
-        <mc:Fallback>
-          <w:pict>
-            <v:rect w14:anchorId="26DB57B4" id="Rectangle 63" o:spid="_x0000_s1040" style="position:absolute;margin-left:25.65pt;margin-top:36.2pt;width:52.3pt;height:14.45pt;z-index:-251642880;visibility:visible;mso-wrap-style:square;mso-wrap-distance-left:0;mso-wrap-distance-top:0;mso-wrap-distance-right:0;mso-wrap-distance-bottom:0;mso-position-horizontal:absolute;mso-position-horizontal-relative:page;mso-position-vertical:absolute;mso-position-vertical-relative:page;v-text-anchor:top" o:gfxdata="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" stroked="f">
-              <v:fill opacity="0"/>
-              <v:textbox inset="0,0,0,0">
-                <w:txbxContent>
-                  <w:p>
-                    <w:pPr>
-                      <w:spacing w:before="12"/>
-                      <w:ind w:left="20" w:firstLine="20"/>
-                      <w:textDirection w:val="btLr"/>
-                    </w:pPr>
-                    <w:r>
-                      <w:rPr>
-                        <w:color w:val="000000"/>
-                        <w:sz w:val="21"/>
-                      </w:rPr>
-                      <w:t>PG-DITISS</w:t>
-                    </w:r>
-                  </w:p>
-                </w:txbxContent>
-              </v:textbox>
-              <w10:wrap anchorx="page" anchory="page"/>
-            </v:rect>
-          </w:pict>
-        </mc:Fallback>
-      </mc:AlternateContent>
-    </w:r>
-  </w:p>
-</w:hdr>
-</file>
-
-<file path=word/header16.xml><?xml version="1.0" encoding="utf-8"?>
-<w:hdr xmlns:wpc="http://schemas.microsoft.com/office/word/2010/wordprocessingCanvas" xmlns:cx="http://schemas.microsoft.com/office/drawing/2014/chartex" xmlns:cx1="http://schemas.microsoft.com/office/drawing/2015/9/8/chartex" xmlns:cx2="http://schemas.microsoft.com/office/drawing/2015/10/21/chartex" xmlns:cx3="http://schemas.microsoft.com/office/drawing/2016/5/9/chartex" xmlns:cx4="http://schemas.microsoft.com/office/drawing/2016/5/10/chartex" xmlns:cx5="http://schemas.microsoft.com/office/drawing/2016/5/11/chartex" xmlns:cx6="http://schemas.microsoft.com/office/drawing/2016/5/12/chartex" xmlns:cx7="http://schemas.microsoft.com/office/drawing/2016/5/13/chartex" xmlns:cx8="http://schemas.microsoft.com/office/drawing/2016/5/14/chartex" xmlns:mc="http://schemas.openxmlformats.org/markup-compatibility/2006" xmlns:aink="http://schemas.microsoft.com/office/drawing/2016/ink" xmlns:am3d="http://schemas.microsoft.com/office/drawing/2017/model3d" xmlns:o="urn:schemas-microsoft-com:office:office" xmlns:oel="http://schemas.microsoft.com/office/2019/extlst" xmlns:r="http://schemas.openxmlformats.org/officeDocument/2006/relationships" xmlns:m="http://schemas.openxmlformats.org/officeDocument/2006/math" xmlns:v="urn:schemas-microsoft-com:vml" xmlns:wp14="http://schemas.microsoft.com/office/word/2010/wordprocessingDrawing" xmlns:wp="http://schemas.openxmlformats.org/drawingml/2006/wordprocessingDrawing" xmlns:w10="urn:schemas-microsoft-com:office:word" xmlns:w="http://schemas.openxmlformats.org/wordprocessingml/2006/main" xmlns:w14="http://schemas.microsoft.com/office/word/2010/wordml" xmlns:w15="http://schemas.microsoft.com/office/word/2012/wordml" xmlns:w16cex="http://schemas.microsoft.com/office/word/2018/wordml/cex" xmlns:w16cid="http://schemas.microsoft.com/office/word/2016/wordml/cid" xmlns:w16="http://schemas.microsoft.com/office/word/2018/wordml" xmlns:w16du="http://schemas.microsoft.com/office/word/2023/wordml/word16du" xmlns:w16sdtdh="http://schemas.microsoft.com/office/word/2020/wordml/sdtdatahash" xmlns:w16sdtfl="http://schemas.microsoft.com/office/word/2024/wordml/sdtformatlock" xmlns:w16se="http://schemas.microsoft.com/office/word/2015/wordml/symex" xmlns:wpg="http://schemas.microsoft.com/office/word/2010/wordprocessingGroup" xmlns:wpi="http://schemas.microsoft.com/office/word/2010/wordprocessingInk" xmlns:wne="http://schemas.microsoft.com/office/word/2006/wordml" xmlns:wps="http://schemas.microsoft.com/office/word/2010/wordprocessingShape" mc:Ignorable="w14 w15 w16se w16cid w16 w16cex w16sdtdh w16sdtfl w16du wp14">
-  <w:p>
-    <w:pPr>
-      <w:pBdr>
-        <w:top w:val="nil"/>
-        <w:left w:val="nil"/>
-        <w:bottom w:val="nil"/>
-        <w:right w:val="nil"/>
-        <w:between w:val="nil"/>
-      </w:pBdr>
-      <w:spacing w:line="14" w:lineRule="auto"/>
-      <w:rPr>
-        <w:color w:val="000000"/>
-        <w:sz w:val="20"/>
-        <w:szCs w:val="20"/>
-      </w:rPr>
-    </w:pPr>
-    <w:r>
-      <w:rPr>
-        <w:noProof/>
-        <w:color w:val="000000"/>
-        <w:sz w:val="26"/>
-        <w:szCs w:val="26"/>
-      </w:rPr>
-      <mc:AlternateContent>
-        <mc:Choice Requires="wps">
-          <w:drawing>
-            <wp:anchor distT="0" distB="0" distL="0" distR="0" simplePos="0" relativeHeight="251674624" behindDoc="1" locked="0" layoutInCell="1" hidden="0" allowOverlap="1" wp14:anchorId="39076500" wp14:editId="6BBA763B">
-              <wp:simplePos x="0" y="0"/>
-              <wp:positionH relativeFrom="page">
-                <wp:posOffset>325438</wp:posOffset>
-              </wp:positionH>
-              <wp:positionV relativeFrom="page">
-                <wp:posOffset>460057</wp:posOffset>
-              </wp:positionV>
-              <wp:extent cx="664210" cy="183515"/>
-              <wp:effectExtent l="0" t="0" r="0" b="0"/>
-              <wp:wrapNone/>
-              <wp:docPr id="61" name="Rectangle 61"/>
-              <wp:cNvGraphicFramePr/>
-              <a:graphic xmlns:a="http://schemas.openxmlformats.org/drawingml/2006/main">
-                <a:graphicData uri="http://schemas.microsoft.com/office/word/2010/wordprocessingShape">
-                  <wps:wsp>
-                    <wps:cNvSpPr/>
-                    <wps:spPr>
-                      <a:xfrm>
-                        <a:off x="5018658" y="3693005"/>
-                        <a:ext cx="654685" cy="173990"/>
-                      </a:xfrm>
-                      <a:prstGeom prst="rect">
-                        <a:avLst/>
-                      </a:prstGeom>
-                      <a:solidFill>
-                        <a:srgbClr val="FFFFFF">
-                          <a:alpha val="0"/>
-                        </a:srgbClr>
-                      </a:solidFill>
-                      <a:ln>
-                        <a:noFill/>
-                      </a:ln>
-                    </wps:spPr>
-                    <wps:txbx>
-                      <w:txbxContent>
-                        <w:p>
-                          <w:pPr>
-                            <w:spacing w:before="12"/>
-                            <w:ind w:left="20" w:firstLine="20"/>
-                            <w:textDirection w:val="btLr"/>
-                          </w:pPr>
-                          <w:r>
-                            <w:rPr>
-                              <w:color w:val="000000"/>
-                              <w:sz w:val="21"/>
-                            </w:rPr>
-                            <w:t>PG-DITISS</w:t>
-                          </w:r>
-                        </w:p>
-                      </w:txbxContent>
-                    </wps:txbx>
-                    <wps:bodyPr spcFirstLastPara="1" wrap="square" lIns="0" tIns="0" rIns="0" bIns="0" anchor="t" anchorCtr="0">
-                      <a:noAutofit/>
-                    </wps:bodyPr>
-                  </wps:wsp>
-                </a:graphicData>
-              </a:graphic>
-            </wp:anchor>
-          </w:drawing>
-        </mc:Choice>
-        <mc:Fallback>
-          <w:pict>
-            <v:rect w14:anchorId="39076500" id="Rectangle 61" o:spid="_x0000_s1041" style="position:absolute;margin-left:25.65pt;margin-top:36.2pt;width:52.3pt;height:14.45pt;z-index:-251641856;visibility:visible;mso-wrap-style:square;mso-wrap-distance-left:0;mso-wrap-distance-top:0;mso-wrap-distance-right:0;mso-wrap-distance-bottom:0;mso-position-horizontal:absolute;mso-position-horizontal-relative:page;mso-position-vertical:absolute;mso-position-vertical-relative:page;v-text-anchor:top" o:gfxdata="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" stroked="f">
-              <v:fill opacity="0"/>
-              <v:textbox inset="0,0,0,0">
-                <w:txbxContent>
-                  <w:p>
-                    <w:pPr>
-                      <w:spacing w:before="12"/>
-                      <w:ind w:left="20" w:firstLine="20"/>
-                      <w:textDirection w:val="btLr"/>
-                    </w:pPr>
-                    <w:r>
-                      <w:rPr>
-                        <w:color w:val="000000"/>
-                        <w:sz w:val="21"/>
-                      </w:rPr>
-                      <w:t>PG-DITISS</w:t>
-                    </w:r>
-                  </w:p>
-                </w:txbxContent>
-              </v:textbox>
-              <w10:wrap anchorx="page" anchory="page"/>
-            </v:rect>
-          </w:pict>
-        </mc:Fallback>
-      </mc:AlternateContent>
-    </w:r>
-  </w:p>
-</w:hdr>
-</file>
-
-<file path=word/header17.xml><?xml version="1.0" encoding="utf-8"?>
-<w:hdr xmlns:wpc="http://schemas.microsoft.com/office/word/2010/wordprocessingCanvas" xmlns:cx="http://schemas.microsoft.com/office/drawing/2014/chartex" xmlns:cx1="http://schemas.microsoft.com/office/drawing/2015/9/8/chartex" xmlns:cx2="http://schemas.microsoft.com/office/drawing/2015/10/21/chartex" xmlns:cx3="http://schemas.microsoft.com/office/drawing/2016/5/9/chartex" xmlns:cx4="http://schemas.microsoft.com/office/drawing/2016/5/10/chartex" xmlns:cx5="http://schemas.microsoft.com/office/drawing/2016/5/11/chartex" xmlns:cx6="http://schemas.microsoft.com/office/drawing/2016/5/12/chartex" xmlns:cx7="http://schemas.microsoft.com/office/drawing/2016/5/13/chartex" xmlns:cx8="http://schemas.microsoft.com/office/drawing/2016/5/14/chartex" xmlns:mc="http://schemas.openxmlformats.org/markup-compatibility/2006" xmlns:aink="http://schemas.microsoft.com/office/drawing/2016/ink" xmlns:am3d="http://schemas.microsoft.com/office/drawing/2017/model3d" xmlns:o="urn:schemas-microsoft-com:office:office" xmlns:oel="http://schemas.microsoft.com/office/2019/extlst" xmlns:r="http://schemas.openxmlformats.org/officeDocument/2006/relationships" xmlns:m="http://schemas.openxmlformats.org/officeDocument/2006/math" xmlns:v="urn:schemas-microsoft-com:vml" xmlns:wp14="http://schemas.microsoft.com/office/word/2010/wordprocessingDrawing" xmlns:wp="http://schemas.openxmlformats.org/drawingml/2006/wordprocessingDrawing" xmlns:w10="urn:schemas-microsoft-com:office:word" xmlns:w="http://schemas.openxmlformats.org/wordprocessingml/2006/main" xmlns:w14="http://schemas.microsoft.com/office/word/2010/wordml" xmlns:w15="http://schemas.microsoft.com/office/word/2012/wordml" xmlns:w16cex="http://schemas.microsoft.com/office/word/2018/wordml/cex" xmlns:w16cid="http://schemas.microsoft.com/office/word/2016/wordml/cid" xmlns:w16="http://schemas.microsoft.com/office/word/2018/wordml" xmlns:w16du="http://schemas.microsoft.com/office/word/2023/wordml/word16du" xmlns:w16sdtdh="http://schemas.microsoft.com/office/word/2020/wordml/sdtdatahash" xmlns:w16sdtfl="http://schemas.microsoft.com/office/word/2024/wordml/sdtformatlock" xmlns:w16se="http://schemas.microsoft.com/office/word/2015/wordml/symex" xmlns:wpg="http://schemas.microsoft.com/office/word/2010/wordprocessingGroup" xmlns:wpi="http://schemas.microsoft.com/office/word/2010/wordprocessingInk" xmlns:wne="http://schemas.microsoft.com/office/word/2006/wordml" xmlns:wps="http://schemas.microsoft.com/office/word/2010/wordprocessingShape" mc:Ignorable="w14 w15 w16se w16cid w16 w16cex w16sdtdh w16sdtfl w16du wp14">
-  <w:p>
-    <w:pPr>
-      <w:pBdr>
-        <w:top w:val="nil"/>
-        <w:left w:val="nil"/>
-        <w:bottom w:val="nil"/>
-        <w:right w:val="nil"/>
-        <w:between w:val="nil"/>
-      </w:pBdr>
-      <w:spacing w:line="14" w:lineRule="auto"/>
-      <w:rPr>
-        <w:color w:val="000000"/>
-        <w:sz w:val="20"/>
-        <w:szCs w:val="20"/>
-      </w:rPr>
-    </w:pPr>
-    <w:r>
-      <w:rPr>
-        <w:noProof/>
-        <w:color w:val="000000"/>
-        <w:sz w:val="26"/>
-        <w:szCs w:val="26"/>
-      </w:rPr>
-      <mc:AlternateContent>
-        <mc:Choice Requires="wps">
-          <w:drawing>
-            <wp:anchor distT="0" distB="0" distL="0" distR="0" simplePos="0" relativeHeight="251675648" behindDoc="1" locked="0" layoutInCell="1" hidden="0" allowOverlap="1" wp14:anchorId="6B56AF57" wp14:editId="77918AD2">
-              <wp:simplePos x="0" y="0"/>
-              <wp:positionH relativeFrom="page">
-                <wp:posOffset>325438</wp:posOffset>
-              </wp:positionH>
-              <wp:positionV relativeFrom="page">
-                <wp:posOffset>460057</wp:posOffset>
-              </wp:positionV>
-              <wp:extent cx="664210" cy="183515"/>
-              <wp:effectExtent l="0" t="0" r="0" b="0"/>
-              <wp:wrapNone/>
-              <wp:docPr id="50" name="Rectangle 50"/>
-              <wp:cNvGraphicFramePr/>
-              <a:graphic xmlns:a="http://schemas.openxmlformats.org/drawingml/2006/main">
-                <a:graphicData uri="http://schemas.microsoft.com/office/word/2010/wordprocessingShape">
-                  <wps:wsp>
-                    <wps:cNvSpPr/>
-                    <wps:spPr>
-                      <a:xfrm>
-                        <a:off x="5018658" y="3693005"/>
-                        <a:ext cx="654685" cy="173990"/>
-                      </a:xfrm>
-                      <a:prstGeom prst="rect">
-                        <a:avLst/>
-                      </a:prstGeom>
-                      <a:solidFill>
-                        <a:srgbClr val="FFFFFF">
-                          <a:alpha val="0"/>
-                        </a:srgbClr>
-                      </a:solidFill>
-                      <a:ln>
-                        <a:noFill/>
-                      </a:ln>
-                    </wps:spPr>
-                    <wps:txbx>
-                      <w:txbxContent>
-                        <w:p>
-                          <w:pPr>
-                            <w:spacing w:before="12"/>
-                            <w:ind w:left="20" w:firstLine="20"/>
-                            <w:textDirection w:val="btLr"/>
-                          </w:pPr>
-                          <w:r>
-                            <w:rPr>
-                              <w:color w:val="000000"/>
-                              <w:sz w:val="21"/>
-                            </w:rPr>
-                            <w:t>PG-DITISS</w:t>
-                          </w:r>
-                        </w:p>
-                      </w:txbxContent>
-                    </wps:txbx>
-                    <wps:bodyPr spcFirstLastPara="1" wrap="square" lIns="0" tIns="0" rIns="0" bIns="0" anchor="t" anchorCtr="0">
-                      <a:noAutofit/>
-                    </wps:bodyPr>
-                  </wps:wsp>
-                </a:graphicData>
-              </a:graphic>
-            </wp:anchor>
-          </w:drawing>
-        </mc:Choice>
-        <mc:Fallback>
-          <w:pict>
-            <v:rect w14:anchorId="6B56AF57" id="Rectangle 50" o:spid="_x0000_s1042" style="position:absolute;margin-left:25.65pt;margin-top:36.2pt;width:52.3pt;height:14.45pt;z-index:-251640832;visibility:visible;mso-wrap-style:square;mso-wrap-distance-left:0;mso-wrap-distance-top:0;mso-wrap-distance-right:0;mso-wrap-distance-bottom:0;mso-position-horizontal:absolute;mso-position-horizontal-relative:page;mso-position-vertical:absolute;mso-position-vertical-relative:page;v-text-anchor:top" o:gfxdata="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" stroked="f">
-              <v:fill opacity="0"/>
-              <v:textbox inset="0,0,0,0">
-                <w:txbxContent>
-                  <w:p>
-                    <w:pPr>
-                      <w:spacing w:before="12"/>
-                      <w:ind w:left="20" w:firstLine="20"/>
-                      <w:textDirection w:val="btLr"/>
-                    </w:pPr>
-                    <w:r>
-                      <w:rPr>
-                        <w:color w:val="000000"/>
-                        <w:sz w:val="21"/>
-                      </w:rPr>
-                      <w:t>PG-DITISS</w:t>
-                    </w:r>
-                  </w:p>
-                </w:txbxContent>
-              </v:textbox>
-              <w10:wrap anchorx="page" anchory="page"/>
-            </v:rect>
-          </w:pict>
-        </mc:Fallback>
-      </mc:AlternateContent>
-    </w:r>
-  </w:p>
-</w:hdr>
-</file>
-
-<file path=word/header18.xml><?xml version="1.0" encoding="utf-8"?>
-<w:hdr xmlns:wpc="http://schemas.microsoft.com/office/word/2010/wordprocessingCanvas" xmlns:cx="http://schemas.microsoft.com/office/drawing/2014/chartex" xmlns:cx1="http://schemas.microsoft.com/office/drawing/2015/9/8/chartex" xmlns:cx2="http://schemas.microsoft.com/office/drawing/2015/10/21/chartex" xmlns:cx3="http://schemas.microsoft.com/office/drawing/2016/5/9/chartex" xmlns:cx4="http://schemas.microsoft.com/office/drawing/2016/5/10/chartex" xmlns:cx5="http://schemas.microsoft.com/office/drawing/2016/5/11/chartex" xmlns:cx6="http://schemas.microsoft.com/office/drawing/2016/5/12/chartex" xmlns:cx7="http://schemas.microsoft.com/office/drawing/2016/5/13/chartex" xmlns:cx8="http://schemas.microsoft.com/office/drawing/2016/5/14/chartex" xmlns:mc="http://schemas.openxmlformats.org/markup-compatibility/2006" xmlns:aink="http://schemas.microsoft.com/office/drawing/2016/ink" xmlns:am3d="http://schemas.microsoft.com/office/drawing/2017/model3d" xmlns:o="urn:schemas-microsoft-com:office:office" xmlns:oel="http://schemas.microsoft.com/office/2019/extlst" xmlns:r="http://schemas.openxmlformats.org/officeDocument/2006/relationships" xmlns:m="http://schemas.openxmlformats.org/officeDocument/2006/math" xmlns:v="urn:schemas-microsoft-com:vml" xmlns:wp14="http://schemas.microsoft.com/office/word/2010/wordprocessingDrawing" xmlns:wp="http://schemas.openxmlformats.org/drawingml/2006/wordprocessingDrawing" xmlns:w10="urn:schemas-microsoft-com:office:word" xmlns:w="http://schemas.openxmlformats.org/wordprocessingml/2006/main" xmlns:w14="http://schemas.microsoft.com/office/word/2010/wordml" xmlns:w15="http://schemas.microsoft.com/office/word/2012/wordml" xmlns:w16cex="http://schemas.microsoft.com/office/word/2018/wordml/cex" xmlns:w16cid="http://schemas.microsoft.com/office/word/2016/wordml/cid" xmlns:w16="http://schemas.microsoft.com/office/word/2018/wordml" xmlns:w16du="http://schemas.microsoft.com/office/word/2023/wordml/word16du" xmlns:w16sdtdh="http://schemas.microsoft.com/office/word/2020/wordml/sdtdatahash" xmlns:w16sdtfl="http://schemas.microsoft.com/office/word/2024/wordml/sdtformatlock" xmlns:w16se="http://schemas.microsoft.com/office/word/2015/wordml/symex" xmlns:wpg="http://schemas.microsoft.com/office/word/2010/wordprocessingGroup" xmlns:wpi="http://schemas.microsoft.com/office/word/2010/wordprocessingInk" xmlns:wne="http://schemas.microsoft.com/office/word/2006/wordml" xmlns:wps="http://schemas.microsoft.com/office/word/2010/wordprocessingShape" mc:Ignorable="w14 w15 w16se w16cid w16 w16cex w16sdtdh w16sdtfl w16du wp14">
-  <w:p>
-    <w:pPr>
-      <w:pBdr>
-        <w:top w:val="nil"/>
-        <w:left w:val="nil"/>
-        <w:bottom w:val="nil"/>
-        <w:right w:val="nil"/>
-        <w:between w:val="nil"/>
-      </w:pBdr>
-      <w:spacing w:line="14" w:lineRule="auto"/>
-      <w:rPr>
-        <w:color w:val="000000"/>
-        <w:sz w:val="20"/>
-        <w:szCs w:val="20"/>
-      </w:rPr>
-    </w:pPr>
-    <w:r>
-      <w:rPr>
-        <w:noProof/>
-        <w:color w:val="000000"/>
-        <w:sz w:val="26"/>
-        <w:szCs w:val="26"/>
-      </w:rPr>
-      <mc:AlternateContent>
-        <mc:Choice Requires="wps">
-          <w:drawing>
-            <wp:anchor distT="0" distB="0" distL="0" distR="0" simplePos="0" relativeHeight="251676672" behindDoc="1" locked="0" layoutInCell="1" hidden="0" allowOverlap="1" wp14:anchorId="2587A1FC" wp14:editId="5F5E1896">
-              <wp:simplePos x="0" y="0"/>
-              <wp:positionH relativeFrom="page">
-                <wp:posOffset>325438</wp:posOffset>
-              </wp:positionH>
-              <wp:positionV relativeFrom="page">
-                <wp:posOffset>460057</wp:posOffset>
-              </wp:positionV>
-              <wp:extent cx="664210" cy="183515"/>
-              <wp:effectExtent l="0" t="0" r="0" b="0"/>
-              <wp:wrapNone/>
-              <wp:docPr id="43" name="Rectangle 43"/>
-              <wp:cNvGraphicFramePr/>
-              <a:graphic xmlns:a="http://schemas.openxmlformats.org/drawingml/2006/main">
-                <a:graphicData uri="http://schemas.microsoft.com/office/word/2010/wordprocessingShape">
-                  <wps:wsp>
-                    <wps:cNvSpPr/>
-                    <wps:spPr>
-                      <a:xfrm>
-                        <a:off x="5018658" y="3693005"/>
-                        <a:ext cx="654685" cy="173990"/>
-                      </a:xfrm>
-                      <a:prstGeom prst="rect">
-                        <a:avLst/>
-                      </a:prstGeom>
-                      <a:solidFill>
-                        <a:srgbClr val="FFFFFF">
-                          <a:alpha val="0"/>
-                        </a:srgbClr>
-                      </a:solidFill>
-                      <a:ln>
-                        <a:noFill/>
-                      </a:ln>
-                    </wps:spPr>
-                    <wps:txbx>
-                      <w:txbxContent>
-                        <w:p>
-                          <w:pPr>
-                            <w:spacing w:before="12"/>
-                            <w:ind w:left="20" w:firstLine="20"/>
-                            <w:textDirection w:val="btLr"/>
-                          </w:pPr>
-                          <w:r>
-                            <w:rPr>
-                              <w:color w:val="000000"/>
-                              <w:sz w:val="21"/>
-                            </w:rPr>
-                            <w:t>PG-DITISS</w:t>
-                          </w:r>
-                        </w:p>
-                      </w:txbxContent>
-                    </wps:txbx>
-                    <wps:bodyPr spcFirstLastPara="1" wrap="square" lIns="0" tIns="0" rIns="0" bIns="0" anchor="t" anchorCtr="0">
-                      <a:noAutofit/>
-                    </wps:bodyPr>
-                  </wps:wsp>
-                </a:graphicData>
-              </a:graphic>
-            </wp:anchor>
-          </w:drawing>
-        </mc:Choice>
-        <mc:Fallback>
-          <w:pict>
-            <v:rect w14:anchorId="2587A1FC" id="Rectangle 43" o:spid="_x0000_s1043" style="position:absolute;margin-left:25.65pt;margin-top:36.2pt;width:52.3pt;height:14.45pt;z-index:-251639808;visibility:visible;mso-wrap-style:square;mso-wrap-distance-left:0;mso-wrap-distance-top:0;mso-wrap-distance-right:0;mso-wrap-distance-bottom:0;mso-position-horizontal:absolute;mso-position-horizontal-relative:page;mso-position-vertical:absolute;mso-position-vertical-relative:page;v-text-anchor:top" o:gfxdata="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" stroked="f">
-              <v:fill opacity="0"/>
-              <v:textbox inset="0,0,0,0">
-                <w:txbxContent>
-                  <w:p>
-                    <w:pPr>
-                      <w:spacing w:before="12"/>
-                      <w:ind w:left="20" w:firstLine="20"/>
-                      <w:textDirection w:val="btLr"/>
-                    </w:pPr>
-                    <w:r>
-                      <w:rPr>
-                        <w:color w:val="000000"/>
-                        <w:sz w:val="21"/>
-                      </w:rPr>
-                      <w:t>PG-DITISS</w:t>
-                    </w:r>
-                  </w:p>
-                </w:txbxContent>
-              </v:textbox>
-              <w10:wrap anchorx="page" anchory="page"/>
-            </v:rect>
-          </w:pict>
-        </mc:Fallback>
-      </mc:AlternateContent>
-    </w:r>
-  </w:p>
-</w:hdr>
-</file>
-
-<file path=word/header19.xml><?xml version="1.0" encoding="utf-8"?>
-<w:hdr xmlns:wpc="http://schemas.microsoft.com/office/word/2010/wordprocessingCanvas" xmlns:cx="http://schemas.microsoft.com/office/drawing/2014/chartex" xmlns:cx1="http://schemas.microsoft.com/office/drawing/2015/9/8/chartex" xmlns:cx2="http://schemas.microsoft.com/office/drawing/2015/10/21/chartex" xmlns:cx3="http://schemas.microsoft.com/office/drawing/2016/5/9/chartex" xmlns:cx4="http://schemas.microsoft.com/office/drawing/2016/5/10/chartex" xmlns:cx5="http://schemas.microsoft.com/office/drawing/2016/5/11/chartex" xmlns:cx6="http://schemas.microsoft.com/office/drawing/2016/5/12/chartex" xmlns:cx7="http://schemas.microsoft.com/office/drawing/2016/5/13/chartex" xmlns:cx8="http://schemas.microsoft.com/office/drawing/2016/5/14/chartex" xmlns:mc="http://schemas.openxmlformats.org/markup-compatibility/2006" xmlns:aink="http://schemas.microsoft.com/office/drawing/2016/ink" xmlns:am3d="http://schemas.microsoft.com/office/drawing/2017/model3d" xmlns:o="urn:schemas-microsoft-com:office:office" xmlns:oel="http://schemas.microsoft.com/office/2019/extlst" xmlns:r="http://schemas.openxmlformats.org/officeDocument/2006/relationships" xmlns:m="http://schemas.openxmlformats.org/officeDocument/2006/math" xmlns:v="urn:schemas-microsoft-com:vml" xmlns:wp14="http://schemas.microsoft.com/office/word/2010/wordprocessingDrawing" xmlns:wp="http://schemas.openxmlformats.org/drawingml/2006/wordprocessingDrawing" xmlns:w10="urn:schemas-microsoft-com:office:word" xmlns:w="http://schemas.openxmlformats.org/wordprocessingml/2006/main" xmlns:w14="http://schemas.microsoft.com/office/word/2010/wordml" xmlns:w15="http://schemas.microsoft.com/office/word/2012/wordml" xmlns:w16cex="http://schemas.microsoft.com/office/word/2018/wordml/cex" xmlns:w16cid="http://schemas.microsoft.com/office/word/2016/wordml/cid" xmlns:w16="http://schemas.microsoft.com/office/word/2018/wordml" xmlns:w16du="http://schemas.microsoft.com/office/word/2023/wordml/word16du" xmlns:w16sdtdh="http://schemas.microsoft.com/office/word/2020/wordml/sdtdatahash" xmlns:w16sdtfl="http://schemas.microsoft.com/office/word/2024/wordml/sdtformatlock" xmlns:w16se="http://schemas.microsoft.com/office/word/2015/wordml/symex" xmlns:wpg="http://schemas.microsoft.com/office/word/2010/wordprocessingGroup" xmlns:wpi="http://schemas.microsoft.com/office/word/2010/wordprocessingInk" xmlns:wne="http://schemas.microsoft.com/office/word/2006/wordml" xmlns:wps="http://schemas.microsoft.com/office/word/2010/wordprocessingShape" mc:Ignorable="w14 w15 w16se w16cid w16 w16cex w16sdtdh w16sdtfl w16du wp14">
-  <w:p>
-    <w:pPr>
-      <w:pBdr>
-        <w:top w:val="nil"/>
-        <w:left w:val="nil"/>
-        <w:bottom w:val="nil"/>
-        <w:right w:val="nil"/>
-        <w:between w:val="nil"/>
-      </w:pBdr>
-      <w:spacing w:line="14" w:lineRule="auto"/>
-      <w:rPr>
-        <w:color w:val="000000"/>
-        <w:sz w:val="20"/>
-        <w:szCs w:val="20"/>
-      </w:rPr>
-    </w:pPr>
-    <w:r>
-      <w:rPr>
-        <w:noProof/>
-        <w:color w:val="000000"/>
-        <w:sz w:val="26"/>
-        <w:szCs w:val="26"/>
-      </w:rPr>
-      <mc:AlternateContent>
-        <mc:Choice Requires="wps">
-          <w:drawing>
-            <wp:anchor distT="0" distB="0" distL="0" distR="0" simplePos="0" relativeHeight="251678720" behindDoc="1" locked="0" layoutInCell="1" hidden="0" allowOverlap="1" wp14:anchorId="4C1292AB" wp14:editId="7F917DAA">
-              <wp:simplePos x="0" y="0"/>
-              <wp:positionH relativeFrom="page">
-                <wp:posOffset>325438</wp:posOffset>
-              </wp:positionH>
-              <wp:positionV relativeFrom="page">
-                <wp:posOffset>460057</wp:posOffset>
-              </wp:positionV>
-              <wp:extent cx="664210" cy="183515"/>
-              <wp:effectExtent l="0" t="0" r="0" b="0"/>
-              <wp:wrapNone/>
-              <wp:docPr id="59" name="Rectangle 59"/>
-              <wp:cNvGraphicFramePr/>
-              <a:graphic xmlns:a="http://schemas.openxmlformats.org/drawingml/2006/main">
-                <a:graphicData uri="http://schemas.microsoft.com/office/word/2010/wordprocessingShape">
-                  <wps:wsp>
-                    <wps:cNvSpPr/>
-                    <wps:spPr>
-                      <a:xfrm>
-                        <a:off x="5018658" y="3693005"/>
-                        <a:ext cx="654685" cy="173990"/>
-                      </a:xfrm>
-                      <a:prstGeom prst="rect">
-                        <a:avLst/>
-                      </a:prstGeom>
-                      <a:solidFill>
-                        <a:srgbClr val="FFFFFF">
-                          <a:alpha val="0"/>
-                        </a:srgbClr>
-                      </a:solidFill>
-                      <a:ln>
-                        <a:noFill/>
-                      </a:ln>
-                    </wps:spPr>
-                    <wps:txbx>
-                      <w:txbxContent>
-                        <w:p>
-                          <w:pPr>
-                            <w:spacing w:before="12"/>
-                            <w:ind w:left="20" w:firstLine="20"/>
-                            <w:textDirection w:val="btLr"/>
-                          </w:pPr>
-                          <w:r>
-                            <w:rPr>
-                              <w:color w:val="000000"/>
-                              <w:sz w:val="21"/>
-                            </w:rPr>
-                            <w:t>PG-DITISS</w:t>
-                          </w:r>
-                        </w:p>
-                      </w:txbxContent>
-                    </wps:txbx>
-                    <wps:bodyPr spcFirstLastPara="1" wrap="square" lIns="0" tIns="0" rIns="0" bIns="0" anchor="t" anchorCtr="0">
-                      <a:noAutofit/>
-                    </wps:bodyPr>
-                  </wps:wsp>
-                </a:graphicData>
-              </a:graphic>
-            </wp:anchor>
-          </w:drawing>
-        </mc:Choice>
-        <mc:Fallback>
-          <w:pict>
-            <v:rect w14:anchorId="4C1292AB" id="Rectangle 59" o:spid="_x0000_s1044" style="position:absolute;margin-left:25.65pt;margin-top:36.2pt;width:52.3pt;height:14.45pt;z-index:-251637760;visibility:visible;mso-wrap-style:square;mso-wrap-distance-left:0;mso-wrap-distance-top:0;mso-wrap-distance-right:0;mso-wrap-distance-bottom:0;mso-position-horizontal:absolute;mso-position-horizontal-relative:page;mso-position-vertical:absolute;mso-position-vertical-relative:page;v-text-anchor:top" o:gfxdata="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" stroked="f">
-              <v:fill opacity="0"/>
-              <v:textbox inset="0,0,0,0">
-                <w:txbxContent>
-                  <w:p>
-                    <w:pPr>
-                      <w:spacing w:before="12"/>
-                      <w:ind w:left="20" w:firstLine="20"/>
-                      <w:textDirection w:val="btLr"/>
-                    </w:pPr>
-                    <w:r>
-                      <w:rPr>
-                        <w:color w:val="000000"/>
-                        <w:sz w:val="21"/>
-                      </w:rPr>
-                      <w:t>PG-DITISS</w:t>
-                    </w:r>
-                  </w:p>
-                </w:txbxContent>
-              </v:textbox>
-              <w10:wrap anchorx="page" anchory="page"/>
-            </v:rect>
-          </w:pict>
-        </mc:Fallback>
-      </mc:AlternateContent>
-    </w:r>
-  </w:p>
-</w:hdr>
-</file>
-
-<file path=word/header2.xml><?xml version="1.0" encoding="utf-8"?>
-<w:hdr xmlns:wpc="http://schemas.microsoft.com/office/word/2010/wordprocessingCanvas" xmlns:cx="http://schemas.microsoft.com/office/drawing/2014/chartex" xmlns:cx1="http://schemas.microsoft.com/office/drawing/2015/9/8/chartex" xmlns:cx2="http://schemas.microsoft.com/office/drawing/2015/10/21/chartex" xmlns:cx3="http://schemas.microsoft.com/office/drawing/2016/5/9/chartex" xmlns:cx4="http://schemas.microsoft.com/office/drawing/2016/5/10/chartex" xmlns:cx5="http://schemas.microsoft.com/office/drawing/2016/5/11/chartex" xmlns:cx6="http://schemas.microsoft.com/office/drawing/2016/5/12/chartex" xmlns:cx7="http://schemas.microsoft.com/office/drawing/2016/5/13/chartex" xmlns:cx8="http://schemas.microsoft.com/office/drawing/2016/5/14/chartex" xmlns:mc="http://schemas.openxmlformats.org/markup-compatibility/2006" xmlns:aink="http://schemas.microsoft.com/office/drawing/2016/ink" xmlns:am3d="http://schemas.microsoft.com/office/drawing/2017/model3d" xmlns:o="urn:schemas-microsoft-com:office:office" xmlns:oel="http://schemas.microsoft.com/office/2019/extlst" xmlns:r="http://schemas.openxmlformats.org/officeDocument/2006/relationships" xmlns:m="http://schemas.openxmlformats.org/officeDocument/2006/math" xmlns:v="urn:schemas-microsoft-com:vml" xmlns:wp14="http://schemas.microsoft.com/office/word/2010/wordprocessingDrawing" xmlns:wp="http://schemas.openxmlformats.org/drawingml/2006/wordprocessingDrawing" xmlns:w10="urn:schemas-microsoft-com:office:word" xmlns:w="http://schemas.openxmlformats.org/wordprocessingml/2006/main" xmlns:w14="http://schemas.microsoft.com/office/word/2010/wordml" xmlns:w15="http://schemas.microsoft.com/office/word/2012/wordml" xmlns:w16cex="http://schemas.microsoft.com/office/word/2018/wordml/cex" xmlns:w16cid="http://schemas.microsoft.com/office/word/2016/wordml/cid" xmlns:w16="http://schemas.microsoft.com/office/word/2018/wordml" xmlns:w16du="http://schemas.microsoft.com/office/word/2023/wordml/word16du" xmlns:w16sdtdh="http://schemas.microsoft.com/office/word/2020/wordml/sdtdatahash" xmlns:w16sdtfl="http://schemas.microsoft.com/office/word/2024/wordml/sdtformatlock" xmlns:w16se="http://schemas.microsoft.com/office/word/2015/wordml/symex" xmlns:wpg="http://schemas.microsoft.com/office/word/2010/wordprocessingGroup" xmlns:wpi="http://schemas.microsoft.com/office/word/2010/wordprocessingInk" xmlns:wne="http://schemas.microsoft.com/office/word/2006/wordml" xmlns:wps="http://schemas.microsoft.com/office/word/2010/wordprocessingShape" mc:Ignorable="w14 w15 w16se w16cid w16 w16cex w16sdtdh w16sdtfl w16du wp14">
-  <w:p>
-    <w:pPr>
-      <w:pBdr>
-        <w:top w:val="nil"/>
-        <w:left w:val="nil"/>
-        <w:bottom w:val="nil"/>
-        <w:right w:val="nil"/>
-        <w:between w:val="nil"/>
-      </w:pBdr>
-      <w:spacing w:line="14" w:lineRule="auto"/>
-      <w:rPr>
-        <w:color w:val="000000"/>
-        <w:sz w:val="20"/>
-        <w:szCs w:val="20"/>
-      </w:rPr>
-    </w:pPr>
-    <w:r>
-      <w:rPr>
-        <w:noProof/>
-        <w:color w:val="000000"/>
-        <w:sz w:val="26"/>
-        <w:szCs w:val="26"/>
-      </w:rPr>
-      <mc:AlternateContent>
-        <mc:Choice Requires="wps">
-          <w:drawing>
-            <wp:anchor distT="0" distB="0" distL="0" distR="0" simplePos="0" relativeHeight="251658240" behindDoc="1" locked="0" layoutInCell="1" hidden="0" allowOverlap="1" wp14:anchorId="0685E27C" wp14:editId="594E56C2">
-              <wp:simplePos x="0" y="0"/>
-              <wp:positionH relativeFrom="page">
-                <wp:posOffset>325438</wp:posOffset>
-              </wp:positionH>
-              <wp:positionV relativeFrom="page">
-                <wp:posOffset>460057</wp:posOffset>
-              </wp:positionV>
-              <wp:extent cx="664210" cy="183515"/>
-              <wp:effectExtent l="0" t="0" r="0" b="0"/>
-              <wp:wrapNone/>
-              <wp:docPr id="53" name="Rectangle 53"/>
-              <wp:cNvGraphicFramePr/>
-              <a:graphic xmlns:a="http://schemas.openxmlformats.org/drawingml/2006/main">
-                <a:graphicData uri="http://schemas.microsoft.com/office/word/2010/wordprocessingShape">
-                  <wps:wsp>
-                    <wps:cNvSpPr/>
-                    <wps:spPr>
-                      <a:xfrm>
-                        <a:off x="5018658" y="3693005"/>
-                        <a:ext cx="654685" cy="173990"/>
-                      </a:xfrm>
-                      <a:prstGeom prst="rect">
-                        <a:avLst/>
-                      </a:prstGeom>
-                      <a:solidFill>
-                        <a:srgbClr val="FFFFFF">
-                          <a:alpha val="0"/>
-                        </a:srgbClr>
-                      </a:solidFill>
-                      <a:ln>
-                        <a:noFill/>
-                      </a:ln>
-                    </wps:spPr>
-                    <wps:txbx>
-                      <w:txbxContent>
-                        <w:p>
-                          <w:pPr>
-                            <w:spacing w:before="12"/>
-                            <w:ind w:left="20" w:firstLine="20"/>
-                            <w:textDirection w:val="btLr"/>
-                          </w:pPr>
-                          <w:r>
-                            <w:rPr>
-                              <w:color w:val="000000"/>
-                              <w:sz w:val="21"/>
-                            </w:rPr>
-                            <w:t>PG-DITISS</w:t>
-                          </w:r>
-                        </w:p>
-                      </w:txbxContent>
-                    </wps:txbx>
-                    <wps:bodyPr spcFirstLastPara="1" wrap="square" lIns="0" tIns="0" rIns="0" bIns="0" anchor="t" anchorCtr="0">
-                      <a:noAutofit/>
-                    </wps:bodyPr>
-                  </wps:wsp>
-                </a:graphicData>
-              </a:graphic>
-            </wp:anchor>
-          </w:drawing>
-        </mc:Choice>
-        <mc:Fallback>
-          <w:pict>
-            <v:rect w14:anchorId="0685E27C" id="Rectangle 53" o:spid="_x0000_s1027" style="position:absolute;margin-left:25.65pt;margin-top:36.2pt;width:52.3pt;height:14.45pt;z-index:-251658240;visibility:visible;mso-wrap-style:square;mso-wrap-distance-left:0;mso-wrap-distance-top:0;mso-wrap-distance-right:0;mso-wrap-distance-bottom:0;mso-position-horizontal:absolute;mso-position-horizontal-relative:page;mso-position-vertical:absolute;mso-position-vertical-relative:page;v-text-anchor:top" o:gfxdata="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" stroked="f">
-              <v:fill opacity="0"/>
-              <v:textbox inset="0,0,0,0">
-                <w:txbxContent>
-                  <w:p>
-                    <w:pPr>
-                      <w:spacing w:before="12"/>
-                      <w:ind w:left="20" w:firstLine="20"/>
-                      <w:textDirection w:val="btLr"/>
-                    </w:pPr>
-                    <w:r>
-                      <w:rPr>
-                        <w:color w:val="000000"/>
-                        <w:sz w:val="21"/>
-                      </w:rPr>
-                      <w:t>PG-DITISS</w:t>
-                    </w:r>
-                  </w:p>
-                </w:txbxContent>
-              </v:textbox>
-              <w10:wrap anchorx="page" anchory="page"/>
-            </v:rect>
-          </w:pict>
-        </mc:Fallback>
-      </mc:AlternateContent>
-    </w:r>
-  </w:p>
-</w:hdr>
-</file>
-
-<file path=word/header20.xml><?xml version="1.0" encoding="utf-8"?>
-<w:hdr xmlns:wpc="http://schemas.microsoft.com/office/word/2010/wordprocessingCanvas" xmlns:cx="http://schemas.microsoft.com/office/drawing/2014/chartex" xmlns:cx1="http://schemas.microsoft.com/office/drawing/2015/9/8/chartex" xmlns:cx2="http://schemas.microsoft.com/office/drawing/2015/10/21/chartex" xmlns:cx3="http://schemas.microsoft.com/office/drawing/2016/5/9/chartex" xmlns:cx4="http://schemas.microsoft.com/office/drawing/2016/5/10/chartex" xmlns:cx5="http://schemas.microsoft.com/office/drawing/2016/5/11/chartex" xmlns:cx6="http://schemas.microsoft.com/office/drawing/2016/5/12/chartex" xmlns:cx7="http://schemas.microsoft.com/office/drawing/2016/5/13/chartex" xmlns:cx8="http://schemas.microsoft.com/office/drawing/2016/5/14/chartex" xmlns:mc="http://schemas.openxmlformats.org/markup-compatibility/2006" xmlns:aink="http://schemas.microsoft.com/office/drawing/2016/ink" xmlns:am3d="http://schemas.microsoft.com/office/drawing/2017/model3d" xmlns:o="urn:schemas-microsoft-com:office:office" xmlns:oel="http://schemas.microsoft.com/office/2019/extlst" xmlns:r="http://schemas.openxmlformats.org/officeDocument/2006/relationships" xmlns:m="http://schemas.openxmlformats.org/officeDocument/2006/math" xmlns:v="urn:schemas-microsoft-com:vml" xmlns:wp14="http://schemas.microsoft.com/office/word/2010/wordprocessingDrawing" xmlns:wp="http://schemas.openxmlformats.org/drawingml/2006/wordprocessingDrawing" xmlns:w10="urn:schemas-microsoft-com:office:word" xmlns:w="http://schemas.openxmlformats.org/wordprocessingml/2006/main" xmlns:w14="http://schemas.microsoft.com/office/word/2010/wordml" xmlns:w15="http://schemas.microsoft.com/office/word/2012/wordml" xmlns:w16cex="http://schemas.microsoft.com/office/word/2018/wordml/cex" xmlns:w16cid="http://schemas.microsoft.com/office/word/2016/wordml/cid" xmlns:w16="http://schemas.microsoft.com/office/word/2018/wordml" xmlns:w16du="http://schemas.microsoft.com/office/word/2023/wordml/word16du" xmlns:w16sdtdh="http://schemas.microsoft.com/office/word/2020/wordml/sdtdatahash" xmlns:w16sdtfl="http://schemas.microsoft.com/office/word/2024/wordml/sdtformatlock" xmlns:w16se="http://schemas.microsoft.com/office/word/2015/wordml/symex" xmlns:wpg="http://schemas.microsoft.com/office/word/2010/wordprocessingGroup" xmlns:wpi="http://schemas.microsoft.com/office/word/2010/wordprocessingInk" xmlns:wne="http://schemas.microsoft.com/office/word/2006/wordml" xmlns:wps="http://schemas.microsoft.com/office/word/2010/wordprocessingShape" mc:Ignorable="w14 w15 w16se w16cid w16 w16cex w16sdtdh w16sdtfl w16du wp14">
-  <w:p>
-    <w:pPr>
-      <w:pBdr>
-        <w:top w:val="nil"/>
-        <w:left w:val="nil"/>
-        <w:bottom w:val="nil"/>
-        <w:right w:val="nil"/>
-        <w:between w:val="nil"/>
-      </w:pBdr>
-      <w:spacing w:line="14" w:lineRule="auto"/>
-      <w:rPr>
-        <w:color w:val="000000"/>
-        <w:sz w:val="20"/>
-        <w:szCs w:val="20"/>
-      </w:rPr>
-    </w:pPr>
-    <w:r>
-      <w:rPr>
-        <w:noProof/>
-        <w:color w:val="000000"/>
-        <w:sz w:val="26"/>
-        <w:szCs w:val="26"/>
-      </w:rPr>
-      <mc:AlternateContent>
-        <mc:Choice Requires="wps">
-          <w:drawing>
-            <wp:anchor distT="0" distB="0" distL="0" distR="0" simplePos="0" relativeHeight="251679744" behindDoc="1" locked="0" layoutInCell="1" hidden="0" allowOverlap="1" wp14:anchorId="0B8ED0E8" wp14:editId="00F1085C">
-              <wp:simplePos x="0" y="0"/>
-              <wp:positionH relativeFrom="page">
-                <wp:posOffset>325438</wp:posOffset>
-              </wp:positionH>
-              <wp:positionV relativeFrom="page">
-                <wp:posOffset>460057</wp:posOffset>
-              </wp:positionV>
-              <wp:extent cx="664210" cy="183515"/>
-              <wp:effectExtent l="0" t="0" r="0" b="0"/>
-              <wp:wrapNone/>
-              <wp:docPr id="60" name="Rectangle 60"/>
-              <wp:cNvGraphicFramePr/>
-              <a:graphic xmlns:a="http://schemas.openxmlformats.org/drawingml/2006/main">
-                <a:graphicData uri="http://schemas.microsoft.com/office/word/2010/wordprocessingShape">
-                  <wps:wsp>
-                    <wps:cNvSpPr/>
-                    <wps:spPr>
-                      <a:xfrm>
-                        <a:off x="5018658" y="3693005"/>
-                        <a:ext cx="654685" cy="173990"/>
-                      </a:xfrm>
-                      <a:prstGeom prst="rect">
-                        <a:avLst/>
-                      </a:prstGeom>
-                      <a:solidFill>
-                        <a:srgbClr val="FFFFFF">
-                          <a:alpha val="0"/>
-                        </a:srgbClr>
-                      </a:solidFill>
-                      <a:ln>
-                        <a:noFill/>
-                      </a:ln>
-                    </wps:spPr>
-                    <wps:txbx>
-                      <w:txbxContent>
-                        <w:p>
-                          <w:pPr>
-                            <w:spacing w:before="12"/>
-                            <w:ind w:left="20" w:firstLine="20"/>
-                            <w:textDirection w:val="btLr"/>
-                          </w:pPr>
-                          <w:r>
-                            <w:rPr>
-                              <w:color w:val="000000"/>
-                              <w:sz w:val="21"/>
-                            </w:rPr>
-                            <w:t>PG-DITISS</w:t>
-                          </w:r>
-                        </w:p>
-                      </w:txbxContent>
-                    </wps:txbx>
-                    <wps:bodyPr spcFirstLastPara="1" wrap="square" lIns="0" tIns="0" rIns="0" bIns="0" anchor="t" anchorCtr="0">
-                      <a:noAutofit/>
-                    </wps:bodyPr>
-                  </wps:wsp>
-                </a:graphicData>
-              </a:graphic>
-            </wp:anchor>
-          </w:drawing>
-        </mc:Choice>
-        <mc:Fallback>
-          <w:pict>
-            <v:rect w14:anchorId="0B8ED0E8" id="Rectangle 60" o:spid="_x0000_s1045" style="position:absolute;margin-left:25.65pt;margin-top:36.2pt;width:52.3pt;height:14.45pt;z-index:-251636736;visibility:visible;mso-wrap-style:square;mso-wrap-distance-left:0;mso-wrap-distance-top:0;mso-wrap-distance-right:0;mso-wrap-distance-bottom:0;mso-position-horizontal:absolute;mso-position-horizontal-relative:page;mso-position-vertical:absolute;mso-position-vertical-relative:page;v-text-anchor:top" o:gfxdata="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" stroked="f">
-              <v:fill opacity="0"/>
-              <v:textbox inset="0,0,0,0">
-                <w:txbxContent>
-                  <w:p>
-                    <w:pPr>
-                      <w:spacing w:before="12"/>
-                      <w:ind w:left="20" w:firstLine="20"/>
-                      <w:textDirection w:val="btLr"/>
-                    </w:pPr>
-                    <w:r>
-                      <w:rPr>
-                        <w:color w:val="000000"/>
-                        <w:sz w:val="21"/>
-                      </w:rPr>
-                      <w:t>PG-DITISS</w:t>
-                    </w:r>
-                  </w:p>
-                </w:txbxContent>
-              </v:textbox>
-              <w10:wrap anchorx="page" anchory="page"/>
-            </v:rect>
-          </w:pict>
-        </mc:Fallback>
-      </mc:AlternateContent>
-    </w:r>
-  </w:p>
-</w:hdr>
-</file>
-
-<file path=word/header21.xml><?xml version="1.0" encoding="utf-8"?>
-<w:hdr xmlns:wpc="http://schemas.microsoft.com/office/word/2010/wordprocessingCanvas" xmlns:cx="http://schemas.microsoft.com/office/drawing/2014/chartex" xmlns:cx1="http://schemas.microsoft.com/office/drawing/2015/9/8/chartex" xmlns:cx2="http://schemas.microsoft.com/office/drawing/2015/10/21/chartex" xmlns:cx3="http://schemas.microsoft.com/office/drawing/2016/5/9/chartex" xmlns:cx4="http://schemas.microsoft.com/office/drawing/2016/5/10/chartex" xmlns:cx5="http://schemas.microsoft.com/office/drawing/2016/5/11/chartex" xmlns:cx6="http://schemas.microsoft.com/office/drawing/2016/5/12/chartex" xmlns:cx7="http://schemas.microsoft.com/office/drawing/2016/5/13/chartex" xmlns:cx8="http://schemas.microsoft.com/office/drawing/2016/5/14/chartex" xmlns:mc="http://schemas.openxmlformats.org/markup-compatibility/2006" xmlns:aink="http://schemas.microsoft.com/office/drawing/2016/ink" xmlns:am3d="http://schemas.microsoft.com/office/drawing/2017/model3d" xmlns:o="urn:schemas-microsoft-com:office:office" xmlns:oel="http://schemas.microsoft.com/office/2019/extlst" xmlns:r="http://schemas.openxmlformats.org/officeDocument/2006/relationships" xmlns:m="http://schemas.openxmlformats.org/officeDocument/2006/math" xmlns:v="urn:schemas-microsoft-com:vml" xmlns:wp14="http://schemas.microsoft.com/office/word/2010/wordprocessingDrawing" xmlns:wp="http://schemas.openxmlformats.org/drawingml/2006/wordprocessingDrawing" xmlns:w10="urn:schemas-microsoft-com:office:word" xmlns:w="http://schemas.openxmlformats.org/wordprocessingml/2006/main" xmlns:w14="http://schemas.microsoft.com/office/word/2010/wordml" xmlns:w15="http://schemas.microsoft.com/office/word/2012/wordml" xmlns:w16cex="http://schemas.microsoft.com/office/word/2018/wordml/cex" xmlns:w16cid="http://schemas.microsoft.com/office/word/2016/wordml/cid" xmlns:w16="http://schemas.microsoft.com/office/word/2018/wordml" xmlns:w16du="http://schemas.microsoft.com/office/word/2023/wordml/word16du" xmlns:w16sdtdh="http://schemas.microsoft.com/office/word/2020/wordml/sdtdatahash" xmlns:w16sdtfl="http://schemas.microsoft.com/office/word/2024/wordml/sdtformatlock" xmlns:w16se="http://schemas.microsoft.com/office/word/2015/wordml/symex" xmlns:wpg="http://schemas.microsoft.com/office/word/2010/wordprocessingGroup" xmlns:wpi="http://schemas.microsoft.com/office/word/2010/wordprocessingInk" xmlns:wne="http://schemas.microsoft.com/office/word/2006/wordml" xmlns:wps="http://schemas.microsoft.com/office/word/2010/wordprocessingShape" mc:Ignorable="w14 w15 w16se w16cid w16 w16cex w16sdtdh w16sdtfl w16du wp14">
-  <w:p>
-    <w:pPr>
-      <w:pBdr>
-        <w:top w:val="nil"/>
-        <w:left w:val="nil"/>
-        <w:bottom w:val="nil"/>
-        <w:right w:val="nil"/>
-        <w:between w:val="nil"/>
-      </w:pBdr>
-      <w:spacing w:line="14" w:lineRule="auto"/>
-      <w:rPr>
-        <w:color w:val="000000"/>
-        <w:sz w:val="20"/>
-        <w:szCs w:val="20"/>
-      </w:rPr>
-    </w:pPr>
-    <w:r>
-      <w:rPr>
-        <w:noProof/>
-        <w:color w:val="000000"/>
-        <w:sz w:val="26"/>
-        <w:szCs w:val="26"/>
-      </w:rPr>
-      <mc:AlternateContent>
-        <mc:Choice Requires="wps">
-          <w:drawing>
-            <wp:anchor distT="0" distB="0" distL="0" distR="0" simplePos="0" relativeHeight="251680768" behindDoc="1" locked="0" layoutInCell="1" hidden="0" allowOverlap="1" wp14:anchorId="39DA6E1D" wp14:editId="0BBF2D53">
-              <wp:simplePos x="0" y="0"/>
-              <wp:positionH relativeFrom="page">
-                <wp:posOffset>325438</wp:posOffset>
-              </wp:positionH>
-              <wp:positionV relativeFrom="page">
-                <wp:posOffset>460057</wp:posOffset>
-              </wp:positionV>
-              <wp:extent cx="664210" cy="183515"/>
-              <wp:effectExtent l="0" t="0" r="0" b="0"/>
-              <wp:wrapNone/>
-              <wp:docPr id="42" name="Rectangle 42"/>
-              <wp:cNvGraphicFramePr/>
-              <a:graphic xmlns:a="http://schemas.openxmlformats.org/drawingml/2006/main">
-                <a:graphicData uri="http://schemas.microsoft.com/office/word/2010/wordprocessingShape">
-                  <wps:wsp>
-                    <wps:cNvSpPr/>
-                    <wps:spPr>
-                      <a:xfrm>
-                        <a:off x="5018658" y="3693005"/>
-                        <a:ext cx="654685" cy="173990"/>
-                      </a:xfrm>
-                      <a:prstGeom prst="rect">
-                        <a:avLst/>
-                      </a:prstGeom>
-                      <a:solidFill>
-                        <a:srgbClr val="FFFFFF">
-                          <a:alpha val="0"/>
-                        </a:srgbClr>
-                      </a:solidFill>
-                      <a:ln>
-                        <a:noFill/>
-                      </a:ln>
-                    </wps:spPr>
-                    <wps:txbx>
-                      <w:txbxContent>
-                        <w:p>
-                          <w:pPr>
-                            <w:spacing w:before="12"/>
-                            <w:ind w:left="20" w:firstLine="20"/>
-                            <w:textDirection w:val="btLr"/>
-                          </w:pPr>
-                          <w:r>
-                            <w:rPr>
-                              <w:color w:val="000000"/>
-                              <w:sz w:val="21"/>
-                            </w:rPr>
-                            <w:t>PG-DITISS</w:t>
-                          </w:r>
-                        </w:p>
-                      </w:txbxContent>
-                    </wps:txbx>
-                    <wps:bodyPr spcFirstLastPara="1" wrap="square" lIns="0" tIns="0" rIns="0" bIns="0" anchor="t" anchorCtr="0">
-                      <a:noAutofit/>
-                    </wps:bodyPr>
-                  </wps:wsp>
-                </a:graphicData>
-              </a:graphic>
-            </wp:anchor>
-          </w:drawing>
-        </mc:Choice>
-        <mc:Fallback>
-          <w:pict>
-            <v:rect w14:anchorId="39DA6E1D" id="Rectangle 42" o:spid="_x0000_s1046" style="position:absolute;margin-left:25.65pt;margin-top:36.2pt;width:52.3pt;height:14.45pt;z-index:-251635712;visibility:visible;mso-wrap-style:square;mso-wrap-distance-left:0;mso-wrap-distance-top:0;mso-wrap-distance-right:0;mso-wrap-distance-bottom:0;mso-position-horizontal:absolute;mso-position-horizontal-relative:page;mso-position-vertical:absolute;mso-position-vertical-relative:page;v-text-anchor:top" o:gfxdata="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" stroked="f">
-              <v:fill opacity="0"/>
-              <v:textbox inset="0,0,0,0">
-                <w:txbxContent>
-                  <w:p>
-                    <w:pPr>
-                      <w:spacing w:before="12"/>
-                      <w:ind w:left="20" w:firstLine="20"/>
-                      <w:textDirection w:val="btLr"/>
-                    </w:pPr>
-                    <w:r>
-                      <w:rPr>
-                        <w:color w:val="000000"/>
-                        <w:sz w:val="21"/>
-                      </w:rPr>
-                      <w:t>PG-DITISS</w:t>
-                    </w:r>
-                  </w:p>
-                </w:txbxContent>
-              </v:textbox>
-              <w10:wrap anchorx="page" anchory="page"/>
-            </v:rect>
-          </w:pict>
-        </mc:Fallback>
-      </mc:AlternateContent>
-    </w:r>
-  </w:p>
-</w:hdr>
-</file>
-
-<file path=word/header3.xml><?xml version="1.0" encoding="utf-8"?>
-<w:hdr xmlns:wpc="http://schemas.microsoft.com/office/word/2010/wordprocessingCanvas" xmlns:cx="http://schemas.microsoft.com/office/drawing/2014/chartex" xmlns:cx1="http://schemas.microsoft.com/office/drawing/2015/9/8/chartex" xmlns:cx2="http://schemas.microsoft.com/office/drawing/2015/10/21/chartex" xmlns:cx3="http://schemas.microsoft.com/office/drawing/2016/5/9/chartex" xmlns:cx4="http://schemas.microsoft.com/office/drawing/2016/5/10/chartex" xmlns:cx5="http://schemas.microsoft.com/office/drawing/2016/5/11/chartex" xmlns:cx6="http://schemas.microsoft.com/office/drawing/2016/5/12/chartex" xmlns:cx7="http://schemas.microsoft.com/office/drawing/2016/5/13/chartex" xmlns:cx8="http://schemas.microsoft.com/office/drawing/2016/5/14/chartex" xmlns:mc="http://schemas.openxmlformats.org/markup-compatibility/2006" xmlns:aink="http://schemas.microsoft.com/office/drawing/2016/ink" xmlns:am3d="http://schemas.microsoft.com/office/drawing/2017/model3d" xmlns:o="urn:schemas-microsoft-com:office:office" xmlns:oel="http://schemas.microsoft.com/office/2019/extlst" xmlns:r="http://schemas.openxmlformats.org/officeDocument/2006/relationships" xmlns:m="http://schemas.openxmlformats.org/officeDocument/2006/math" xmlns:v="urn:schemas-microsoft-com:vml" xmlns:wp14="http://schemas.microsoft.com/office/word/2010/wordprocessingDrawing" xmlns:wp="http://schemas.openxmlformats.org/drawingml/2006/wordprocessingDrawing" xmlns:w10="urn:schemas-microsoft-com:office:word" xmlns:w="http://schemas.openxmlformats.org/wordprocessingml/2006/main" xmlns:w14="http://schemas.microsoft.com/office/word/2010/wordml" xmlns:w15="http://schemas.microsoft.com/office/word/2012/wordml" xmlns:w16cex="http://schemas.microsoft.com/office/word/2018/wordml/cex" xmlns:w16cid="http://schemas.microsoft.com/office/word/2016/wordml/cid" xmlns:w16="http://schemas.microsoft.com/office/word/2018/wordml" xmlns:w16du="http://schemas.microsoft.com/office/word/2023/wordml/word16du" xmlns:w16sdtdh="http://schemas.microsoft.com/office/word/2020/wordml/sdtdatahash" xmlns:w16sdtfl="http://schemas.microsoft.com/office/word/2024/wordml/sdtformatlock" xmlns:w16se="http://schemas.microsoft.com/office/word/2015/wordml/symex" xmlns:wpg="http://schemas.microsoft.com/office/word/2010/wordprocessingGroup" xmlns:wpi="http://schemas.microsoft.com/office/word/2010/wordprocessingInk" xmlns:wne="http://schemas.microsoft.com/office/word/2006/wordml" xmlns:wps="http://schemas.microsoft.com/office/word/2010/wordprocessingShape" mc:Ignorable="w14 w15 w16se w16cid w16 w16cex w16sdtdh w16sdtfl w16du wp14">
-  <w:p>
-    <w:pPr>
-      <w:pBdr>
-        <w:top w:val="nil"/>
-        <w:left w:val="nil"/>
-        <w:bottom w:val="nil"/>
-        <w:right w:val="nil"/>
-        <w:between w:val="nil"/>
-      </w:pBdr>
-      <w:spacing w:line="14" w:lineRule="auto"/>
-      <w:rPr>
-        <w:color w:val="000000"/>
-        <w:sz w:val="20"/>
-        <w:szCs w:val="20"/>
-      </w:rPr>
-    </w:pPr>
-    <w:r>
-      <w:rPr>
-        <w:noProof/>
-        <w:color w:val="000000"/>
-        <w:sz w:val="26"/>
-        <w:szCs w:val="26"/>
-      </w:rPr>
-      <mc:AlternateContent>
-        <mc:Choice Requires="wps">
-          <w:drawing>
-            <wp:anchor distT="0" distB="0" distL="0" distR="0" simplePos="0" relativeHeight="251661312" behindDoc="1" locked="0" layoutInCell="1" hidden="0" allowOverlap="1" wp14:anchorId="31A48AC0" wp14:editId="106BAF16">
-              <wp:simplePos x="0" y="0"/>
-              <wp:positionH relativeFrom="page">
-                <wp:posOffset>325438</wp:posOffset>
-              </wp:positionH>
-              <wp:positionV relativeFrom="page">
-                <wp:posOffset>460057</wp:posOffset>
-              </wp:positionV>
-              <wp:extent cx="664210" cy="183515"/>
-              <wp:effectExtent l="0" t="0" r="0" b="0"/>
-              <wp:wrapNone/>
-              <wp:docPr id="55" name="Rectangle 55"/>
-              <wp:cNvGraphicFramePr/>
-              <a:graphic xmlns:a="http://schemas.openxmlformats.org/drawingml/2006/main">
-                <a:graphicData uri="http://schemas.microsoft.com/office/word/2010/wordprocessingShape">
-                  <wps:wsp>
-                    <wps:cNvSpPr/>
-                    <wps:spPr>
-                      <a:xfrm>
-                        <a:off x="5018658" y="3693005"/>
-                        <a:ext cx="654685" cy="173990"/>
-                      </a:xfrm>
-                      <a:prstGeom prst="rect">
-                        <a:avLst/>
-                      </a:prstGeom>
-                      <a:solidFill>
-                        <a:srgbClr val="FFFFFF">
-                          <a:alpha val="0"/>
-                        </a:srgbClr>
-                      </a:solidFill>
-                      <a:ln>
-                        <a:noFill/>
-                      </a:ln>
-                    </wps:spPr>
-                    <wps:txbx>
-                      <w:txbxContent>
-                        <w:p>
-                          <w:pPr>
-                            <w:spacing w:before="12"/>
-                            <w:ind w:left="20" w:firstLine="20"/>
-                            <w:textDirection w:val="btLr"/>
-                          </w:pPr>
-                          <w:r>
-                            <w:rPr>
-                              <w:color w:val="000000"/>
-                              <w:sz w:val="21"/>
-                            </w:rPr>
-                            <w:t>PG-DITISS</w:t>
-                          </w:r>
-                        </w:p>
-                      </w:txbxContent>
-                    </wps:txbx>
-                    <wps:bodyPr spcFirstLastPara="1" wrap="square" lIns="0" tIns="0" rIns="0" bIns="0" anchor="t" anchorCtr="0">
-                      <a:noAutofit/>
-                    </wps:bodyPr>
-                  </wps:wsp>
-                </a:graphicData>
-              </a:graphic>
-            </wp:anchor>
-          </w:drawing>
-        </mc:Choice>
-        <mc:Fallback>
-          <w:pict>
-            <v:rect w14:anchorId="31A48AC0" id="Rectangle 55" o:spid="_x0000_s1028" style="position:absolute;margin-left:25.65pt;margin-top:36.2pt;width:52.3pt;height:14.45pt;z-index:-251655168;visibility:visible;mso-wrap-style:square;mso-wrap-distance-left:0;mso-wrap-distance-top:0;mso-wrap-distance-right:0;mso-wrap-distance-bottom:0;mso-position-horizontal:absolute;mso-position-horizontal-relative:page;mso-position-vertical:absolute;mso-position-vertical-relative:page;v-text-anchor:top" o:gfxdata="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" stroked="f">
-              <v:fill opacity="0"/>
-              <v:textbox inset="0,0,0,0">
-                <w:txbxContent>
-                  <w:p>
-                    <w:pPr>
-                      <w:spacing w:before="12"/>
-                      <w:ind w:left="20" w:firstLine="20"/>
-                      <w:textDirection w:val="btLr"/>
-                    </w:pPr>
-                    <w:r>
-                      <w:rPr>
-                        <w:color w:val="000000"/>
-                        <w:sz w:val="21"/>
-                      </w:rPr>
-                      <w:t>PG-DITISS</w:t>
-                    </w:r>
-                  </w:p>
-                </w:txbxContent>
-              </v:textbox>
-              <w10:wrap anchorx="page" anchory="page"/>
-            </v:rect>
-          </w:pict>
-        </mc:Fallback>
-      </mc:AlternateContent>
-    </w:r>
-  </w:p>
-</w:hdr>
-</file>
-
-<file path=word/header4.xml><?xml version="1.0" encoding="utf-8"?>
-<w:hdr xmlns:wpc="http://schemas.microsoft.com/office/word/2010/wordprocessingCanvas" xmlns:cx="http://schemas.microsoft.com/office/drawing/2014/chartex" xmlns:cx1="http://schemas.microsoft.com/office/drawing/2015/9/8/chartex" xmlns:cx2="http://schemas.microsoft.com/office/drawing/2015/10/21/chartex" xmlns:cx3="http://schemas.microsoft.com/office/drawing/2016/5/9/chartex" xmlns:cx4="http://schemas.microsoft.com/office/drawing/2016/5/10/chartex" xmlns:cx5="http://schemas.microsoft.com/office/drawing/2016/5/11/chartex" xmlns:cx6="http://schemas.microsoft.com/office/drawing/2016/5/12/chartex" xmlns:cx7="http://schemas.microsoft.com/office/drawing/2016/5/13/chartex" xmlns:cx8="http://schemas.microsoft.com/office/drawing/2016/5/14/chartex" xmlns:mc="http://schemas.openxmlformats.org/markup-compatibility/2006" xmlns:aink="http://schemas.microsoft.com/office/drawing/2016/ink" xmlns:am3d="http://schemas.microsoft.com/office/drawing/2017/model3d" xmlns:o="urn:schemas-microsoft-com:office:office" xmlns:oel="http://schemas.microsoft.com/office/2019/extlst" xmlns:r="http://schemas.openxmlformats.org/officeDocument/2006/relationships" xmlns:m="http://schemas.openxmlformats.org/officeDocument/2006/math" xmlns:v="urn:schemas-microsoft-com:vml" xmlns:wp14="http://schemas.microsoft.com/office/word/2010/wordprocessingDrawing" xmlns:wp="http://schemas.openxmlformats.org/drawingml/2006/wordprocessingDrawing" xmlns:w10="urn:schemas-microsoft-com:office:word" xmlns:w="http://schemas.openxmlformats.org/wordprocessingml/2006/main" xmlns:w14="http://schemas.microsoft.com/office/word/2010/wordml" xmlns:w15="http://schemas.microsoft.com/office/word/2012/wordml" xmlns:w16cex="http://schemas.microsoft.com/office/word/2018/wordml/cex" xmlns:w16cid="http://schemas.microsoft.com/office/word/2016/wordml/cid" xmlns:w16="http://schemas.microsoft.com/office/word/2018/wordml" xmlns:w16du="http://schemas.microsoft.com/office/word/2023/wordml/word16du" xmlns:w16sdtdh="http://schemas.microsoft.com/office/word/2020/wordml/sdtdatahash" xmlns:w16sdtfl="http://schemas.microsoft.com/office/word/2024/wordml/sdtformatlock" xmlns:w16se="http://schemas.microsoft.com/office/word/2015/wordml/symex" xmlns:wpg="http://schemas.microsoft.com/office/word/2010/wordprocessingGroup" xmlns:wpi="http://schemas.microsoft.com/office/word/2010/wordprocessingInk" xmlns:wne="http://schemas.microsoft.com/office/word/2006/wordml" xmlns:wps="http://schemas.microsoft.com/office/word/2010/wordprocessingShape" mc:Ignorable="w14 w15 w16se w16cid w16 w16cex w16sdtdh w16sdtfl w16du wp14">
-  <w:p>
-    <w:pPr>
-      <w:pBdr>
-        <w:top w:val="nil"/>
-        <w:left w:val="nil"/>
-        <w:bottom w:val="nil"/>
-        <w:right w:val="nil"/>
-        <w:between w:val="nil"/>
-      </w:pBdr>
-      <w:spacing w:line="14" w:lineRule="auto"/>
-      <w:rPr>
-        <w:color w:val="000000"/>
-        <w:sz w:val="20"/>
-        <w:szCs w:val="20"/>
-      </w:rPr>
-    </w:pPr>
-    <w:r>
-      <w:rPr>
-        <w:noProof/>
-        <w:color w:val="000000"/>
-        <w:sz w:val="26"/>
-        <w:szCs w:val="26"/>
-      </w:rPr>
-      <mc:AlternateContent>
-        <mc:Choice Requires="wps">
-          <w:drawing>
-            <wp:anchor distT="0" distB="0" distL="0" distR="0" simplePos="0" relativeHeight="251662336" behindDoc="1" locked="0" layoutInCell="1" hidden="0" allowOverlap="1" wp14:anchorId="0E288F79" wp14:editId="4514DC70">
-              <wp:simplePos x="0" y="0"/>
-              <wp:positionH relativeFrom="page">
-                <wp:posOffset>325438</wp:posOffset>
-              </wp:positionH>
-              <wp:positionV relativeFrom="page">
-                <wp:posOffset>460057</wp:posOffset>
-              </wp:positionV>
-              <wp:extent cx="664210" cy="183515"/>
-              <wp:effectExtent l="0" t="0" r="0" b="0"/>
-              <wp:wrapNone/>
-              <wp:docPr id="47" name="Rectangle 47"/>
-              <wp:cNvGraphicFramePr/>
-              <a:graphic xmlns:a="http://schemas.openxmlformats.org/drawingml/2006/main">
-                <a:graphicData uri="http://schemas.microsoft.com/office/word/2010/wordprocessingShape">
-                  <wps:wsp>
-                    <wps:cNvSpPr/>
-                    <wps:spPr>
-                      <a:xfrm>
-                        <a:off x="5018658" y="3693005"/>
-                        <a:ext cx="654685" cy="173990"/>
-                      </a:xfrm>
-                      <a:prstGeom prst="rect">
-                        <a:avLst/>
-                      </a:prstGeom>
-                      <a:solidFill>
-                        <a:srgbClr val="FFFFFF">
-                          <a:alpha val="0"/>
-                        </a:srgbClr>
-                      </a:solidFill>
-                      <a:ln>
-                        <a:noFill/>
-                      </a:ln>
-                    </wps:spPr>
-                    <wps:txbx>
-                      <w:txbxContent>
-                        <w:p>
-                          <w:pPr>
-                            <w:spacing w:before="12"/>
-                            <w:ind w:left="20" w:firstLine="20"/>
-                            <w:textDirection w:val="btLr"/>
-                          </w:pPr>
-                          <w:r>
-                            <w:rPr>
-                              <w:color w:val="000000"/>
-                              <w:sz w:val="21"/>
-                            </w:rPr>
-                            <w:t>PG-DITISS</w:t>
-                          </w:r>
-                        </w:p>
-                      </w:txbxContent>
-                    </wps:txbx>
-                    <wps:bodyPr spcFirstLastPara="1" wrap="square" lIns="0" tIns="0" rIns="0" bIns="0" anchor="t" anchorCtr="0">
-                      <a:noAutofit/>
-                    </wps:bodyPr>
-                  </wps:wsp>
-                </a:graphicData>
-              </a:graphic>
-            </wp:anchor>
-          </w:drawing>
-        </mc:Choice>
-        <mc:Fallback>
-          <w:pict>
-            <v:rect w14:anchorId="0E288F79" id="Rectangle 47" o:spid="_x0000_s1029" style="position:absolute;margin-left:25.65pt;margin-top:36.2pt;width:52.3pt;height:14.45pt;z-index:-251654144;visibility:visible;mso-wrap-style:square;mso-wrap-distance-left:0;mso-wrap-distance-top:0;mso-wrap-distance-right:0;mso-wrap-distance-bottom:0;mso-position-horizontal:absolute;mso-position-horizontal-relative:page;mso-position-vertical:absolute;mso-position-vertical-relative:page;v-text-anchor:top" o:gfxdata="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" stroked="f">
-              <v:fill opacity="0"/>
-              <v:textbox inset="0,0,0,0">
-                <w:txbxContent>
-                  <w:p>
-                    <w:pPr>
-                      <w:spacing w:before="12"/>
-                      <w:ind w:left="20" w:firstLine="20"/>
-                      <w:textDirection w:val="btLr"/>
-                    </w:pPr>
-                    <w:r>
-                      <w:rPr>
-                        <w:color w:val="000000"/>
-                        <w:sz w:val="21"/>
-                      </w:rPr>
-                      <w:t>PG-DITISS</w:t>
-                    </w:r>
-                  </w:p>
-                </w:txbxContent>
-              </v:textbox>
-              <w10:wrap anchorx="page" anchory="page"/>
-            </v:rect>
-          </w:pict>
-        </mc:Fallback>
-      </mc:AlternateContent>
-    </w:r>
-  </w:p>
-</w:hdr>
-</file>
-
-<file path=word/header5.xml><?xml version="1.0" encoding="utf-8"?>
-<w:hdr xmlns:wpc="http://schemas.microsoft.com/office/word/2010/wordprocessingCanvas" xmlns:cx="http://schemas.microsoft.com/office/drawing/2014/chartex" xmlns:cx1="http://schemas.microsoft.com/office/drawing/2015/9/8/chartex" xmlns:cx2="http://schemas.microsoft.com/office/drawing/2015/10/21/chartex" xmlns:cx3="http://schemas.microsoft.com/office/drawing/2016/5/9/chartex" xmlns:cx4="http://schemas.microsoft.com/office/drawing/2016/5/10/chartex" xmlns:cx5="http://schemas.microsoft.com/office/drawing/2016/5/11/chartex" xmlns:cx6="http://schemas.microsoft.com/office/drawing/2016/5/12/chartex" xmlns:cx7="http://schemas.microsoft.com/office/drawing/2016/5/13/chartex" xmlns:cx8="http://schemas.microsoft.com/office/drawing/2016/5/14/chartex" xmlns:mc="http://schemas.openxmlformats.org/markup-compatibility/2006" xmlns:aink="http://schemas.microsoft.com/office/drawing/2016/ink" xmlns:am3d="http://schemas.microsoft.com/office/drawing/2017/model3d" xmlns:o="urn:schemas-microsoft-com:office:office" xmlns:oel="http://schemas.microsoft.com/office/2019/extlst" xmlns:r="http://schemas.openxmlformats.org/officeDocument/2006/relationships" xmlns:m="http://schemas.openxmlformats.org/officeDocument/2006/math" xmlns:v="urn:schemas-microsoft-com:vml" xmlns:wp14="http://schemas.microsoft.com/office/word/2010/wordprocessingDrawing" xmlns:wp="http://schemas.openxmlformats.org/drawingml/2006/wordprocessingDrawing" xmlns:w10="urn:schemas-microsoft-com:office:word" xmlns:w="http://schemas.openxmlformats.org/wordprocessingml/2006/main" xmlns:w14="http://schemas.microsoft.com/office/word/2010/wordml" xmlns:w15="http://schemas.microsoft.com/office/word/2012/wordml" xmlns:w16cex="http://schemas.microsoft.com/office/word/2018/wordml/cex" xmlns:w16cid="http://schemas.microsoft.com/office/word/2016/wordml/cid" xmlns:w16="http://schemas.microsoft.com/office/word/2018/wordml" xmlns:w16du="http://schemas.microsoft.com/office/word/2023/wordml/word16du" xmlns:w16sdtdh="http://schemas.microsoft.com/office/word/2020/wordml/sdtdatahash" xmlns:w16sdtfl="http://schemas.microsoft.com/office/word/2024/wordml/sdtformatlock" xmlns:w16se="http://schemas.microsoft.com/office/word/2015/wordml/symex" xmlns:wpg="http://schemas.microsoft.com/office/word/2010/wordprocessingGroup" xmlns:wpi="http://schemas.microsoft.com/office/word/2010/wordprocessingInk" xmlns:wne="http://schemas.microsoft.com/office/word/2006/wordml" xmlns:wps="http://schemas.microsoft.com/office/word/2010/wordprocessingShape" mc:Ignorable="w14 w15 w16se w16cid w16 w16cex w16sdtdh w16sdtfl w16du wp14">
-  <w:p>
-    <w:pPr>
-      <w:pBdr>
-        <w:top w:val="nil"/>
-        <w:left w:val="nil"/>
-        <w:bottom w:val="nil"/>
-        <w:right w:val="nil"/>
-        <w:between w:val="nil"/>
-      </w:pBdr>
-      <w:spacing w:line="14" w:lineRule="auto"/>
-      <w:rPr>
-        <w:color w:val="000000"/>
-        <w:sz w:val="20"/>
-        <w:szCs w:val="20"/>
-      </w:rPr>
-    </w:pPr>
-    <w:r>
-      <w:rPr>
-        <w:noProof/>
-        <w:color w:val="000000"/>
-        <w:sz w:val="26"/>
-        <w:szCs w:val="26"/>
-      </w:rPr>
-      <mc:AlternateContent>
-        <mc:Choice Requires="wps">
-          <w:drawing>
-            <wp:anchor distT="0" distB="0" distL="0" distR="0" simplePos="0" relativeHeight="251663360" behindDoc="1" locked="0" layoutInCell="1" hidden="0" allowOverlap="1" wp14:anchorId="4C599977" wp14:editId="24614FD6">
-              <wp:simplePos x="0" y="0"/>
-              <wp:positionH relativeFrom="page">
-                <wp:posOffset>325438</wp:posOffset>
-              </wp:positionH>
-              <wp:positionV relativeFrom="page">
-                <wp:posOffset>460057</wp:posOffset>
-              </wp:positionV>
-              <wp:extent cx="664210" cy="183515"/>
-              <wp:effectExtent l="0" t="0" r="0" b="0"/>
-              <wp:wrapNone/>
-              <wp:docPr id="52" name="Rectangle 52"/>
-              <wp:cNvGraphicFramePr/>
-              <a:graphic xmlns:a="http://schemas.openxmlformats.org/drawingml/2006/main">
-                <a:graphicData uri="http://schemas.microsoft.com/office/word/2010/wordprocessingShape">
-                  <wps:wsp>
-                    <wps:cNvSpPr/>
-                    <wps:spPr>
-                      <a:xfrm>
-                        <a:off x="5018658" y="3693005"/>
-                        <a:ext cx="654685" cy="173990"/>
-                      </a:xfrm>
-                      <a:prstGeom prst="rect">
-                        <a:avLst/>
-                      </a:prstGeom>
-                      <a:solidFill>
-                        <a:srgbClr val="FFFFFF">
-                          <a:alpha val="0"/>
-                        </a:srgbClr>
-                      </a:solidFill>
-                      <a:ln>
-                        <a:noFill/>
-                      </a:ln>
-                    </wps:spPr>
-                    <wps:txbx>
-                      <w:txbxContent>
-                        <w:p>
-                          <w:pPr>
-                            <w:spacing w:before="12"/>
-                            <w:ind w:left="20" w:firstLine="20"/>
-                            <w:textDirection w:val="btLr"/>
-                          </w:pPr>
-                          <w:r>
-                            <w:rPr>
-                              <w:color w:val="000000"/>
-                              <w:sz w:val="21"/>
-                            </w:rPr>
-                            <w:t>PG-DITISS</w:t>
-                          </w:r>
-                        </w:p>
-                      </w:txbxContent>
-                    </wps:txbx>
-                    <wps:bodyPr spcFirstLastPara="1" wrap="square" lIns="0" tIns="0" rIns="0" bIns="0" anchor="t" anchorCtr="0">
-                      <a:noAutofit/>
-                    </wps:bodyPr>
-                  </wps:wsp>
-                </a:graphicData>
-              </a:graphic>
-            </wp:anchor>
-          </w:drawing>
-        </mc:Choice>
-        <mc:Fallback>
-          <w:pict>
-            <v:rect w14:anchorId="4C599977" id="Rectangle 52" o:spid="_x0000_s1030" style="position:absolute;margin-left:25.65pt;margin-top:36.2pt;width:52.3pt;height:14.45pt;z-index:-251653120;visibility:visible;mso-wrap-style:square;mso-wrap-distance-left:0;mso-wrap-distance-top:0;mso-wrap-distance-right:0;mso-wrap-distance-bottom:0;mso-position-horizontal:absolute;mso-position-horizontal-relative:page;mso-position-vertical:absolute;mso-position-vertical-relative:page;v-text-anchor:top" o:gfxdata="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" stroked="f">
-              <v:fill opacity="0"/>
-              <v:textbox inset="0,0,0,0">
-                <w:txbxContent>
-                  <w:p>
-                    <w:pPr>
-                      <w:spacing w:before="12"/>
-                      <w:ind w:left="20" w:firstLine="20"/>
-                      <w:textDirection w:val="btLr"/>
-                    </w:pPr>
-                    <w:r>
-                      <w:rPr>
-                        <w:color w:val="000000"/>
-                        <w:sz w:val="21"/>
-                      </w:rPr>
-                      <w:t>PG-DITISS</w:t>
-                    </w:r>
-                  </w:p>
-                </w:txbxContent>
-              </v:textbox>
-              <w10:wrap anchorx="page" anchory="page"/>
-            </v:rect>
-          </w:pict>
-        </mc:Fallback>
-      </mc:AlternateContent>
-    </w:r>
-  </w:p>
-</w:hdr>
-</file>
-
-<file path=word/header6.xml><?xml version="1.0" encoding="utf-8"?>
-<w:hdr xmlns:wpc="http://schemas.microsoft.com/office/word/2010/wordprocessingCanvas" xmlns:cx="http://schemas.microsoft.com/office/drawing/2014/chartex" xmlns:cx1="http://schemas.microsoft.com/office/drawing/2015/9/8/chartex" xmlns:cx2="http://schemas.microsoft.com/office/drawing/2015/10/21/chartex" xmlns:cx3="http://schemas.microsoft.com/office/drawing/2016/5/9/chartex" xmlns:cx4="http://schemas.microsoft.com/office/drawing/2016/5/10/chartex" xmlns:cx5="http://schemas.microsoft.com/office/drawing/2016/5/11/chartex" xmlns:cx6="http://schemas.microsoft.com/office/drawing/2016/5/12/chartex" xmlns:cx7="http://schemas.microsoft.com/office/drawing/2016/5/13/chartex" xmlns:cx8="http://schemas.microsoft.com/office/drawing/2016/5/14/chartex" xmlns:mc="http://schemas.openxmlformats.org/markup-compatibility/2006" xmlns:aink="http://schemas.microsoft.com/office/drawing/2016/ink" xmlns:am3d="http://schemas.microsoft.com/office/drawing/2017/model3d" xmlns:o="urn:schemas-microsoft-com:office:office" xmlns:oel="http://schemas.microsoft.com/office/2019/extlst" xmlns:r="http://schemas.openxmlformats.org/officeDocument/2006/relationships" xmlns:m="http://schemas.openxmlformats.org/officeDocument/2006/math" xmlns:v="urn:schemas-microsoft-com:vml" xmlns:wp14="http://schemas.microsoft.com/office/word/2010/wordprocessingDrawing" xmlns:wp="http://schemas.openxmlformats.org/drawingml/2006/wordprocessingDrawing" xmlns:w10="urn:schemas-microsoft-com:office:word" xmlns:w="http://schemas.openxmlformats.org/wordprocessingml/2006/main" xmlns:w14="http://schemas.microsoft.com/office/word/2010/wordml" xmlns:w15="http://schemas.microsoft.com/office/word/2012/wordml" xmlns:w16cex="http://schemas.microsoft.com/office/word/2018/wordml/cex" xmlns:w16cid="http://schemas.microsoft.com/office/word/2016/wordml/cid" xmlns:w16="http://schemas.microsoft.com/office/word/2018/wordml" xmlns:w16du="http://schemas.microsoft.com/office/word/2023/wordml/word16du" xmlns:w16sdtdh="http://schemas.microsoft.com/office/word/2020/wordml/sdtdatahash" xmlns:w16sdtfl="http://schemas.microsoft.com/office/word/2024/wordml/sdtformatlock" xmlns:w16se="http://schemas.microsoft.com/office/word/2015/wordml/symex" xmlns:wpg="http://schemas.microsoft.com/office/word/2010/wordprocessingGroup" xmlns:wpi="http://schemas.microsoft.com/office/word/2010/wordprocessingInk" xmlns:wne="http://schemas.microsoft.com/office/word/2006/wordml" xmlns:wps="http://schemas.microsoft.com/office/word/2010/wordprocessingShape" mc:Ignorable="w14 w15 w16se w16cid w16 w16cex w16sdtdh w16sdtfl w16du wp14">
-  <w:p>
-    <w:pPr>
-      <w:pBdr>
-        <w:top w:val="nil"/>
-        <w:left w:val="nil"/>
-        <w:bottom w:val="nil"/>
-        <w:right w:val="nil"/>
-        <w:between w:val="nil"/>
-      </w:pBdr>
-      <w:spacing w:line="14" w:lineRule="auto"/>
-      <w:rPr>
-        <w:color w:val="000000"/>
-        <w:sz w:val="20"/>
-        <w:szCs w:val="20"/>
-      </w:rPr>
-    </w:pPr>
-    <w:r>
-      <w:rPr>
-        <w:noProof/>
-        <w:color w:val="000000"/>
-        <w:sz w:val="26"/>
-        <w:szCs w:val="26"/>
-      </w:rPr>
-      <mc:AlternateContent>
-        <mc:Choice Requires="wps">
-          <w:drawing>
-            <wp:anchor distT="0" distB="0" distL="0" distR="0" simplePos="0" relativeHeight="251664384" behindDoc="1" locked="0" layoutInCell="1" hidden="0" allowOverlap="1" wp14:anchorId="444083E8" wp14:editId="7A1139D6">
-              <wp:simplePos x="0" y="0"/>
-              <wp:positionH relativeFrom="page">
-                <wp:posOffset>325438</wp:posOffset>
-              </wp:positionH>
-              <wp:positionV relativeFrom="page">
-                <wp:posOffset>460057</wp:posOffset>
-              </wp:positionV>
-              <wp:extent cx="664210" cy="183515"/>
-              <wp:effectExtent l="0" t="0" r="0" b="0"/>
-              <wp:wrapNone/>
-              <wp:docPr id="54" name="Rectangle 54"/>
-              <wp:cNvGraphicFramePr/>
-              <a:graphic xmlns:a="http://schemas.openxmlformats.org/drawingml/2006/main">
-                <a:graphicData uri="http://schemas.microsoft.com/office/word/2010/wordprocessingShape">
-                  <wps:wsp>
-                    <wps:cNvSpPr/>
-                    <wps:spPr>
-                      <a:xfrm>
-                        <a:off x="5018658" y="3693005"/>
-                        <a:ext cx="654685" cy="173990"/>
-                      </a:xfrm>
-                      <a:prstGeom prst="rect">
-                        <a:avLst/>
-                      </a:prstGeom>
-                      <a:solidFill>
-                        <a:srgbClr val="FFFFFF">
-                          <a:alpha val="0"/>
-                        </a:srgbClr>
-                      </a:solidFill>
-                      <a:ln>
-                        <a:noFill/>
-                      </a:ln>
-                    </wps:spPr>
-                    <wps:txbx>
-                      <w:txbxContent>
-                        <w:p>
-                          <w:pPr>
-                            <w:spacing w:before="12"/>
-                            <w:ind w:left="20" w:firstLine="20"/>
-                            <w:textDirection w:val="btLr"/>
-                          </w:pPr>
-                          <w:r>
-                            <w:rPr>
-                              <w:color w:val="000000"/>
-                              <w:sz w:val="21"/>
-                            </w:rPr>
-                            <w:t>PG-DITISS</w:t>
-                          </w:r>
-                        </w:p>
-                      </w:txbxContent>
-                    </wps:txbx>
-                    <wps:bodyPr spcFirstLastPara="1" wrap="square" lIns="0" tIns="0" rIns="0" bIns="0" anchor="t" anchorCtr="0">
-                      <a:noAutofit/>
-                    </wps:bodyPr>
-                  </wps:wsp>
-                </a:graphicData>
-              </a:graphic>
-            </wp:anchor>
-          </w:drawing>
-        </mc:Choice>
-        <mc:Fallback>
-          <w:pict>
-            <v:rect w14:anchorId="444083E8" id="Rectangle 54" o:spid="_x0000_s1031" style="position:absolute;margin-left:25.65pt;margin-top:36.2pt;width:52.3pt;height:14.45pt;z-index:-251652096;visibility:visible;mso-wrap-style:square;mso-wrap-distance-left:0;mso-wrap-distance-top:0;mso-wrap-distance-right:0;mso-wrap-distance-bottom:0;mso-position-horizontal:absolute;mso-position-horizontal-relative:page;mso-position-vertical:absolute;mso-position-vertical-relative:page;v-text-anchor:top" o:gfxdata="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" stroked="f">
-              <v:fill opacity="0"/>
-              <v:textbox inset="0,0,0,0">
-                <w:txbxContent>
-                  <w:p>
-                    <w:pPr>
-                      <w:spacing w:before="12"/>
-                      <w:ind w:left="20" w:firstLine="20"/>
-                      <w:textDirection w:val="btLr"/>
-                    </w:pPr>
-                    <w:r>
-                      <w:rPr>
-                        <w:color w:val="000000"/>
-                        <w:sz w:val="21"/>
-                      </w:rPr>
-                      <w:t>PG-DITISS</w:t>
-                    </w:r>
-                  </w:p>
-                </w:txbxContent>
-              </v:textbox>
-              <w10:wrap anchorx="page" anchory="page"/>
-            </v:rect>
-          </w:pict>
-        </mc:Fallback>
-      </mc:AlternateContent>
-    </w:r>
-  </w:p>
-</w:hdr>
-</file>
-
-<file path=word/header7.xml><?xml version="1.0" encoding="utf-8"?>
-<w:hdr xmlns:wpc="http://schemas.microsoft.com/office/word/2010/wordprocessingCanvas" xmlns:cx="http://schemas.microsoft.com/office/drawing/2014/chartex" xmlns:cx1="http://schemas.microsoft.com/office/drawing/2015/9/8/chartex" xmlns:cx2="http://schemas.microsoft.com/office/drawing/2015/10/21/chartex" xmlns:cx3="http://schemas.microsoft.com/office/drawing/2016/5/9/chartex" xmlns:cx4="http://schemas.microsoft.com/office/drawing/2016/5/10/chartex" xmlns:cx5="http://schemas.microsoft.com/office/drawing/2016/5/11/chartex" xmlns:cx6="http://schemas.microsoft.com/office/drawing/2016/5/12/chartex" xmlns:cx7="http://schemas.microsoft.com/office/drawing/2016/5/13/chartex" xmlns:cx8="http://schemas.microsoft.com/office/drawing/2016/5/14/chartex" xmlns:mc="http://schemas.openxmlformats.org/markup-compatibility/2006" xmlns:aink="http://schemas.microsoft.com/office/drawing/2016/ink" xmlns:am3d="http://schemas.microsoft.com/office/drawing/2017/model3d" xmlns:o="urn:schemas-microsoft-com:office:office" xmlns:oel="http://schemas.microsoft.com/office/2019/extlst" xmlns:r="http://schemas.openxmlformats.org/officeDocument/2006/relationships" xmlns:m="http://schemas.openxmlformats.org/officeDocument/2006/math" xmlns:v="urn:schemas-microsoft-com:vml" xmlns:wp14="http://schemas.microsoft.com/office/word/2010/wordprocessingDrawing" xmlns:wp="http://schemas.openxmlformats.org/drawingml/2006/wordprocessingDrawing" xmlns:w10="urn:schemas-microsoft-com:office:word" xmlns:w="http://schemas.openxmlformats.org/wordprocessingml/2006/main" xmlns:w14="http://schemas.microsoft.com/office/word/2010/wordml" xmlns:w15="http://schemas.microsoft.com/office/word/2012/wordml" xmlns:w16cex="http://schemas.microsoft.com/office/word/2018/wordml/cex" xmlns:w16cid="http://schemas.microsoft.com/office/word/2016/wordml/cid" xmlns:w16="http://schemas.microsoft.com/office/word/2018/wordml" xmlns:w16du="http://schemas.microsoft.com/office/word/2023/wordml/word16du" xmlns:w16sdtdh="http://schemas.microsoft.com/office/word/2020/wordml/sdtdatahash" xmlns:w16sdtfl="http://schemas.microsoft.com/office/word/2024/wordml/sdtformatlock" xmlns:w16se="http://schemas.microsoft.com/office/word/2015/wordml/symex" xmlns:wpg="http://schemas.microsoft.com/office/word/2010/wordprocessingGroup" xmlns:wpi="http://schemas.microsoft.com/office/word/2010/wordprocessingInk" xmlns:wne="http://schemas.microsoft.com/office/word/2006/wordml" xmlns:wps="http://schemas.microsoft.com/office/word/2010/wordprocessingShape" mc:Ignorable="w14 w15 w16se w16cid w16 w16cex w16sdtdh w16sdtfl w16du wp14">
-  <w:p>
-    <w:pPr>
-      <w:pBdr>
-        <w:top w:val="nil"/>
-        <w:left w:val="nil"/>
-        <w:bottom w:val="nil"/>
-        <w:right w:val="nil"/>
-        <w:between w:val="nil"/>
-      </w:pBdr>
-      <w:spacing w:line="14" w:lineRule="auto"/>
-      <w:rPr>
-        <w:color w:val="000000"/>
-        <w:sz w:val="20"/>
-        <w:szCs w:val="20"/>
-      </w:rPr>
-    </w:pPr>
-    <w:r>
-      <w:rPr>
-        <w:noProof/>
-        <w:color w:val="000000"/>
-        <w:sz w:val="26"/>
-        <w:szCs w:val="26"/>
-      </w:rPr>
-      <mc:AlternateContent>
-        <mc:Choice Requires="wps">
-          <w:drawing>
-            <wp:anchor distT="0" distB="0" distL="0" distR="0" simplePos="0" relativeHeight="251665408" behindDoc="1" locked="0" layoutInCell="1" hidden="0" allowOverlap="1" wp14:anchorId="01E4CFCA" wp14:editId="42043467">
-              <wp:simplePos x="0" y="0"/>
-              <wp:positionH relativeFrom="page">
-                <wp:posOffset>325438</wp:posOffset>
-              </wp:positionH>
-              <wp:positionV relativeFrom="page">
-                <wp:posOffset>460057</wp:posOffset>
-              </wp:positionV>
-              <wp:extent cx="664210" cy="183515"/>
-              <wp:effectExtent l="0" t="0" r="0" b="0"/>
-              <wp:wrapNone/>
-              <wp:docPr id="46" name="Rectangle 46"/>
-              <wp:cNvGraphicFramePr/>
-              <a:graphic xmlns:a="http://schemas.openxmlformats.org/drawingml/2006/main">
-                <a:graphicData uri="http://schemas.microsoft.com/office/word/2010/wordprocessingShape">
-                  <wps:wsp>
-                    <wps:cNvSpPr/>
-                    <wps:spPr>
-                      <a:xfrm>
-                        <a:off x="5018658" y="3693005"/>
-                        <a:ext cx="654685" cy="173990"/>
-                      </a:xfrm>
-                      <a:prstGeom prst="rect">
-                        <a:avLst/>
-                      </a:prstGeom>
-                      <a:solidFill>
-                        <a:srgbClr val="FFFFFF">
-                          <a:alpha val="0"/>
-                        </a:srgbClr>
-                      </a:solidFill>
-                      <a:ln>
-                        <a:noFill/>
-                      </a:ln>
-                    </wps:spPr>
-                    <wps:txbx>
-                      <w:txbxContent>
-                        <w:p>
-                          <w:pPr>
-                            <w:spacing w:before="12"/>
-                            <w:ind w:left="20" w:firstLine="20"/>
-                            <w:textDirection w:val="btLr"/>
-                          </w:pPr>
-                          <w:r>
-                            <w:rPr>
-                              <w:color w:val="000000"/>
-                              <w:sz w:val="21"/>
-                            </w:rPr>
-                            <w:t>PG-DITISS</w:t>
-                          </w:r>
-                        </w:p>
-                      </w:txbxContent>
-                    </wps:txbx>
-                    <wps:bodyPr spcFirstLastPara="1" wrap="square" lIns="0" tIns="0" rIns="0" bIns="0" anchor="t" anchorCtr="0">
-                      <a:noAutofit/>
-                    </wps:bodyPr>
-                  </wps:wsp>
-                </a:graphicData>
-              </a:graphic>
-            </wp:anchor>
-          </w:drawing>
-        </mc:Choice>
-        <mc:Fallback>
-          <w:pict>
-            <v:rect w14:anchorId="01E4CFCA" id="Rectangle 46" o:spid="_x0000_s1032" style="position:absolute;margin-left:25.65pt;margin-top:36.2pt;width:52.3pt;height:14.45pt;z-index:-251651072;visibility:visible;mso-wrap-style:square;mso-wrap-distance-left:0;mso-wrap-distance-top:0;mso-wrap-distance-right:0;mso-wrap-distance-bottom:0;mso-position-horizontal:absolute;mso-position-horizontal-relative:page;mso-position-vertical:absolute;mso-position-vertical-relative:page;v-text-anchor:top" o:gfxdata="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" stroked="f">
-              <v:fill opacity="0"/>
-              <v:textbox inset="0,0,0,0">
-                <w:txbxContent>
-                  <w:p>
-                    <w:pPr>
-                      <w:spacing w:before="12"/>
-                      <w:ind w:left="20" w:firstLine="20"/>
-                      <w:textDirection w:val="btLr"/>
-                    </w:pPr>
-                    <w:r>
-                      <w:rPr>
-                        <w:color w:val="000000"/>
-                        <w:sz w:val="21"/>
-                      </w:rPr>
-                      <w:t>PG-DITISS</w:t>
-                    </w:r>
-                  </w:p>
-                </w:txbxContent>
-              </v:textbox>
-              <w10:wrap anchorx="page" anchory="page"/>
-            </v:rect>
-          </w:pict>
-        </mc:Fallback>
-      </mc:AlternateContent>
-    </w:r>
-  </w:p>
-</w:hdr>
-</file>
-
-<file path=word/header8.xml><?xml version="1.0" encoding="utf-8"?>
-<w:hdr xmlns:wpc="http://schemas.microsoft.com/office/word/2010/wordprocessingCanvas" xmlns:cx="http://schemas.microsoft.com/office/drawing/2014/chartex" xmlns:cx1="http://schemas.microsoft.com/office/drawing/2015/9/8/chartex" xmlns:cx2="http://schemas.microsoft.com/office/drawing/2015/10/21/chartex" xmlns:cx3="http://schemas.microsoft.com/office/drawing/2016/5/9/chartex" xmlns:cx4="http://schemas.microsoft.com/office/drawing/2016/5/10/chartex" xmlns:cx5="http://schemas.microsoft.com/office/drawing/2016/5/11/chartex" xmlns:cx6="http://schemas.microsoft.com/office/drawing/2016/5/12/chartex" xmlns:cx7="http://schemas.microsoft.com/office/drawing/2016/5/13/chartex" xmlns:cx8="http://schemas.microsoft.com/office/drawing/2016/5/14/chartex" xmlns:mc="http://schemas.openxmlformats.org/markup-compatibility/2006" xmlns:aink="http://schemas.microsoft.com/office/drawing/2016/ink" xmlns:am3d="http://schemas.microsoft.com/office/drawing/2017/model3d" xmlns:o="urn:schemas-microsoft-com:office:office" xmlns:oel="http://schemas.microsoft.com/office/2019/extlst" xmlns:r="http://schemas.openxmlformats.org/officeDocument/2006/relationships" xmlns:m="http://schemas.openxmlformats.org/officeDocument/2006/math" xmlns:v="urn:schemas-microsoft-com:vml" xmlns:wp14="http://schemas.microsoft.com/office/word/2010/wordprocessingDrawing" xmlns:wp="http://schemas.openxmlformats.org/drawingml/2006/wordprocessingDrawing" xmlns:w10="urn:schemas-microsoft-com:office:word" xmlns:w="http://schemas.openxmlformats.org/wordprocessingml/2006/main" xmlns:w14="http://schemas.microsoft.com/office/word/2010/wordml" xmlns:w15="http://schemas.microsoft.com/office/word/2012/wordml" xmlns:w16cex="http://schemas.microsoft.com/office/word/2018/wordml/cex" xmlns:w16cid="http://schemas.microsoft.com/office/word/2016/wordml/cid" xmlns:w16="http://schemas.microsoft.com/office/word/2018/wordml" xmlns:w16du="http://schemas.microsoft.com/office/word/2023/wordml/word16du" xmlns:w16sdtdh="http://schemas.microsoft.com/office/word/2020/wordml/sdtdatahash" xmlns:w16sdtfl="http://schemas.microsoft.com/office/word/2024/wordml/sdtformatlock" xmlns:w16se="http://schemas.microsoft.com/office/word/2015/wordml/symex" xmlns:wpg="http://schemas.microsoft.com/office/word/2010/wordprocessingGroup" xmlns:wpi="http://schemas.microsoft.com/office/word/2010/wordprocessingInk" xmlns:wne="http://schemas.microsoft.com/office/word/2006/wordml" xmlns:wps="http://schemas.microsoft.com/office/word/2010/wordprocessingShape" mc:Ignorable="w14 w15 w16se w16cid w16 w16cex w16sdtdh w16sdtfl w16du wp14">
-  <w:p>
-    <w:pPr>
-      <w:pBdr>
-        <w:top w:val="nil"/>
-        <w:left w:val="nil"/>
-        <w:bottom w:val="nil"/>
-        <w:right w:val="nil"/>
-        <w:between w:val="nil"/>
-      </w:pBdr>
-      <w:spacing w:line="14" w:lineRule="auto"/>
-      <w:rPr>
-        <w:color w:val="000000"/>
-        <w:sz w:val="20"/>
-        <w:szCs w:val="20"/>
-      </w:rPr>
-    </w:pPr>
-    <w:r>
-      <w:rPr>
-        <w:noProof/>
-        <w:color w:val="000000"/>
-        <w:sz w:val="26"/>
-        <w:szCs w:val="26"/>
-      </w:rPr>
-      <mc:AlternateContent>
-        <mc:Choice Requires="wps">
-          <w:drawing>
-            <wp:anchor distT="0" distB="0" distL="0" distR="0" simplePos="0" relativeHeight="251666432" behindDoc="1" locked="0" layoutInCell="1" hidden="0" allowOverlap="1" wp14:anchorId="365B19DB" wp14:editId="5FFBA725">
-              <wp:simplePos x="0" y="0"/>
-              <wp:positionH relativeFrom="page">
-                <wp:posOffset>325438</wp:posOffset>
-              </wp:positionH>
-              <wp:positionV relativeFrom="page">
-                <wp:posOffset>460057</wp:posOffset>
-              </wp:positionV>
-              <wp:extent cx="664210" cy="183515"/>
-              <wp:effectExtent l="0" t="0" r="0" b="0"/>
-              <wp:wrapNone/>
-              <wp:docPr id="58" name="Rectangle 58"/>
-              <wp:cNvGraphicFramePr/>
-              <a:graphic xmlns:a="http://schemas.openxmlformats.org/drawingml/2006/main">
-                <a:graphicData uri="http://schemas.microsoft.com/office/word/2010/wordprocessingShape">
-                  <wps:wsp>
-                    <wps:cNvSpPr/>
-                    <wps:spPr>
-                      <a:xfrm>
-                        <a:off x="5018658" y="3693005"/>
-                        <a:ext cx="654685" cy="173990"/>
-                      </a:xfrm>
-                      <a:prstGeom prst="rect">
-                        <a:avLst/>
-                      </a:prstGeom>
-                      <a:solidFill>
-                        <a:srgbClr val="FFFFFF">
-                          <a:alpha val="0"/>
-                        </a:srgbClr>
-                      </a:solidFill>
-                      <a:ln>
-                        <a:noFill/>
-                      </a:ln>
-                    </wps:spPr>
-                    <wps:txbx>
-                      <w:txbxContent>
-                        <w:p>
-                          <w:pPr>
-                            <w:spacing w:before="12"/>
-                            <w:ind w:left="20" w:firstLine="20"/>
-                            <w:textDirection w:val="btLr"/>
-                          </w:pPr>
-                          <w:r>
-                            <w:rPr>
-                              <w:color w:val="000000"/>
-                              <w:sz w:val="21"/>
-                            </w:rPr>
-                            <w:t>PG-DITISS</w:t>
-                          </w:r>
-                        </w:p>
-                      </w:txbxContent>
-                    </wps:txbx>
-                    <wps:bodyPr spcFirstLastPara="1" wrap="square" lIns="0" tIns="0" rIns="0" bIns="0" anchor="t" anchorCtr="0">
-                      <a:noAutofit/>
-                    </wps:bodyPr>
-                  </wps:wsp>
-                </a:graphicData>
-              </a:graphic>
-            </wp:anchor>
-          </w:drawing>
-        </mc:Choice>
-        <mc:Fallback>
-          <w:pict>
-            <v:rect w14:anchorId="365B19DB" id="Rectangle 58" o:spid="_x0000_s1033" style="position:absolute;margin-left:25.65pt;margin-top:36.2pt;width:52.3pt;height:14.45pt;z-index:-251650048;visibility:visible;mso-wrap-style:square;mso-wrap-distance-left:0;mso-wrap-distance-top:0;mso-wrap-distance-right:0;mso-wrap-distance-bottom:0;mso-position-horizontal:absolute;mso-position-horizontal-relative:page;mso-position-vertical:absolute;mso-position-vertical-relative:page;v-text-anchor:top" o:gfxdata="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" stroked="f">
-              <v:fill opacity="0"/>
-              <v:textbox inset="0,0,0,0">
-                <w:txbxContent>
-                  <w:p>
-                    <w:pPr>
-                      <w:spacing w:before="12"/>
-                      <w:ind w:left="20" w:firstLine="20"/>
-                      <w:textDirection w:val="btLr"/>
-                    </w:pPr>
-                    <w:r>
-                      <w:rPr>
-                        <w:color w:val="000000"/>
-                        <w:sz w:val="21"/>
-                      </w:rPr>
-                      <w:t>PG-DITISS</w:t>
-                    </w:r>
-                  </w:p>
-                </w:txbxContent>
-              </v:textbox>
-              <w10:wrap anchorx="page" anchory="page"/>
-            </v:rect>
-          </w:pict>
-        </mc:Fallback>
-      </mc:AlternateContent>
-    </w:r>
-  </w:p>
-</w:hdr>
-</file>
-
-<file path=word/header9.xml><?xml version="1.0" encoding="utf-8"?>
-<w:hdr xmlns:wpc="http://schemas.microsoft.com/office/word/2010/wordprocessingCanvas" xmlns:cx="http://schemas.microsoft.com/office/drawing/2014/chartex" xmlns:cx1="http://schemas.microsoft.com/office/drawing/2015/9/8/chartex" xmlns:cx2="http://schemas.microsoft.com/office/drawing/2015/10/21/chartex" xmlns:cx3="http://schemas.microsoft.com/office/drawing/2016/5/9/chartex" xmlns:cx4="http://schemas.microsoft.com/office/drawing/2016/5/10/chartex" xmlns:cx5="http://schemas.microsoft.com/office/drawing/2016/5/11/chartex" xmlns:cx6="http://schemas.microsoft.com/office/drawing/2016/5/12/chartex" xmlns:cx7="http://schemas.microsoft.com/office/drawing/2016/5/13/chartex" xmlns:cx8="http://schemas.microsoft.com/office/drawing/2016/5/14/chartex" xmlns:mc="http://schemas.openxmlformats.org/markup-compatibility/2006" xmlns:aink="http://schemas.microsoft.com/office/drawing/2016/ink" xmlns:am3d="http://schemas.microsoft.com/office/drawing/2017/model3d" xmlns:o="urn:schemas-microsoft-com:office:office" xmlns:oel="http://schemas.microsoft.com/office/2019/extlst" xmlns:r="http://schemas.openxmlformats.org/officeDocument/2006/relationships" xmlns:m="http://schemas.openxmlformats.org/officeDocument/2006/math" xmlns:v="urn:schemas-microsoft-com:vml" xmlns:wp14="http://schemas.microsoft.com/office/word/2010/wordprocessingDrawing" xmlns:wp="http://schemas.openxmlformats.org/drawingml/2006/wordprocessingDrawing" xmlns:w10="urn:schemas-microsoft-com:office:word" xmlns:w="http://schemas.openxmlformats.org/wordprocessingml/2006/main" xmlns:w14="http://schemas.microsoft.com/office/word/2010/wordml" xmlns:w15="http://schemas.microsoft.com/office/word/2012/wordml" xmlns:w16cex="http://schemas.microsoft.com/office/word/2018/wordml/cex" xmlns:w16cid="http://schemas.microsoft.com/office/word/2016/wordml/cid" xmlns:w16="http://schemas.microsoft.com/office/word/2018/wordml" xmlns:w16du="http://schemas.microsoft.com/office/word/2023/wordml/word16du" xmlns:w16sdtdh="http://schemas.microsoft.com/office/word/2020/wordml/sdtdatahash" xmlns:w16sdtfl="http://schemas.microsoft.com/office/word/2024/wordml/sdtformatlock" xmlns:w16se="http://schemas.microsoft.com/office/word/2015/wordml/symex" xmlns:wpg="http://schemas.microsoft.com/office/word/2010/wordprocessingGroup" xmlns:wpi="http://schemas.microsoft.com/office/word/2010/wordprocessingInk" xmlns:wne="http://schemas.microsoft.com/office/word/2006/wordml" xmlns:wps="http://schemas.microsoft.com/office/word/2010/wordprocessingShape" mc:Ignorable="w14 w15 w16se w16cid w16 w16cex w16sdtdh w16sdtfl w16du wp14">
-  <w:p>
-    <w:pPr>
-      <w:pBdr>
-        <w:top w:val="nil"/>
-        <w:left w:val="nil"/>
-        <w:bottom w:val="nil"/>
-        <w:right w:val="nil"/>
-        <w:between w:val="nil"/>
-      </w:pBdr>
-      <w:spacing w:line="14" w:lineRule="auto"/>
-      <w:rPr>
-        <w:color w:val="000000"/>
-        <w:sz w:val="20"/>
-        <w:szCs w:val="20"/>
-      </w:rPr>
-    </w:pPr>
-    <w:r>
-      <w:rPr>
-        <w:noProof/>
-        <w:color w:val="000000"/>
-        <w:sz w:val="26"/>
-        <w:szCs w:val="26"/>
-      </w:rPr>
-      <mc:AlternateContent>
-        <mc:Choice Requires="wps">
-          <w:drawing>
-            <wp:anchor distT="0" distB="0" distL="0" distR="0" simplePos="0" relativeHeight="251667456" behindDoc="1" locked="0" layoutInCell="1" hidden="0" allowOverlap="1" wp14:anchorId="5448264F" wp14:editId="6EF285CE">
-              <wp:simplePos x="0" y="0"/>
-              <wp:positionH relativeFrom="page">
-                <wp:posOffset>325438</wp:posOffset>
-              </wp:positionH>
-              <wp:positionV relativeFrom="page">
-                <wp:posOffset>460057</wp:posOffset>
-              </wp:positionV>
-              <wp:extent cx="664210" cy="183515"/>
-              <wp:effectExtent l="0" t="0" r="0" b="0"/>
-              <wp:wrapNone/>
-              <wp:docPr id="56" name="Rectangle 56"/>
-              <wp:cNvGraphicFramePr/>
-              <a:graphic xmlns:a="http://schemas.openxmlformats.org/drawingml/2006/main">
-                <a:graphicData uri="http://schemas.microsoft.com/office/word/2010/wordprocessingShape">
-                  <wps:wsp>
-                    <wps:cNvSpPr/>
-                    <wps:spPr>
-                      <a:xfrm>
-                        <a:off x="5018658" y="3693005"/>
-                        <a:ext cx="654685" cy="173990"/>
-                      </a:xfrm>
-                      <a:prstGeom prst="rect">
-                        <a:avLst/>
-                      </a:prstGeom>
-                      <a:solidFill>
-                        <a:srgbClr val="FFFFFF">
-                          <a:alpha val="0"/>
-                        </a:srgbClr>
-                      </a:solidFill>
-                      <a:ln>
-                        <a:noFill/>
-                      </a:ln>
-                    </wps:spPr>
-                    <wps:txbx>
-                      <w:txbxContent>
-                        <w:p>
-                          <w:pPr>
-                            <w:spacing w:before="12"/>
-                            <w:ind w:left="20" w:firstLine="20"/>
-                            <w:textDirection w:val="btLr"/>
-                          </w:pPr>
-                          <w:r>
-                            <w:rPr>
-                              <w:color w:val="000000"/>
-                              <w:sz w:val="21"/>
-                            </w:rPr>
-                            <w:t>PG-DITISS</w:t>
-                          </w:r>
-                        </w:p>
-                      </w:txbxContent>
-                    </wps:txbx>
-                    <wps:bodyPr spcFirstLastPara="1" wrap="square" lIns="0" tIns="0" rIns="0" bIns="0" anchor="t" anchorCtr="0">
-                      <a:noAutofit/>
-                    </wps:bodyPr>
-                  </wps:wsp>
-                </a:graphicData>
-              </a:graphic>
-            </wp:anchor>
-          </w:drawing>
-        </mc:Choice>
-        <mc:Fallback>
-          <w:pict>
-            <v:rect w14:anchorId="5448264F" id="Rectangle 56" o:spid="_x0000_s1034" style="position:absolute;margin-left:25.65pt;margin-top:36.2pt;width:52.3pt;height:14.45pt;z-index:-251649024;visibility:visible;mso-wrap-style:square;mso-wrap-distance-left:0;mso-wrap-distance-top:0;mso-wrap-distance-right:0;mso-wrap-distance-bottom:0;mso-position-horizontal:absolute;mso-position-horizontal-relative:page;mso-position-vertical:absolute;mso-position-vertical-relative:page;v-text-anchor:top" o:gfxdata="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" stroked="f">
+            <v:rect w14:anchorId="7770C7D5" id="Rectangle 49" o:spid="_x0000_s1034" style="position:absolute;margin-left:25.65pt;margin-top:36.2pt;width:52.3pt;height:14.45pt;z-index:-251646976;visibility:visible;mso-wrap-style:square;mso-wrap-distance-left:0;mso-wrap-distance-top:0;mso-wrap-distance-right:0;mso-wrap-distance-bottom:0;mso-position-horizontal:absolute;mso-position-horizontal-relative:page;mso-position-vertical:absolute;mso-position-vertical-relative:page;v-text-anchor:top" o:gfxdata="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" stroked="f">
               <v:fill opacity="0"/>
               <v:textbox inset="0,0,0,0">
                 <w:txbxContent>
@@ -16168,7 +15717,6 @@
   <w:style w:type="character" w:default="1" w:styleId="DefaultParagraphFont">
     <w:name w:val="Default Paragraph Font"/>
     <w:uiPriority w:val="1"/>
-    <w:semiHidden/>
     <w:unhideWhenUsed/>
   </w:style>
   <w:style w:type="table" w:default="1" w:styleId="TableNormal">
